--- a/plano-de-estudo/BACK-END_JAVASCRIPT_QUESTIONARIO-FASE1_SEMANA3.docx
+++ b/plano-de-estudo/BACK-END_JAVASCRIPT_QUESTIONARIO-FASE1_SEMANA3.docx
@@ -485,37 +485,7 @@
           <w:szCs w:val="20"/>
           <w:u w:val="none"/>
         </w:rPr>
-        <w:t xml:space="preserve">QUESTIONÁRIO FASE </w:t>
-      </w:r>
-      <w:r>
-        <w:rPr>
-          <w:rFonts w:ascii="Segoe UI Black" w:hAnsi="Segoe UI Black"/>
-          <w:color w:val="333333"/>
-          <w:sz w:val="20"/>
-          <w:szCs w:val="20"/>
-          <w:u w:val="none"/>
-        </w:rPr>
-        <w:t>1</w:t>
-      </w:r>
-      <w:r>
-        <w:rPr>
-          <w:rFonts w:ascii="Segoe UI Black" w:hAnsi="Segoe UI Black"/>
-          <w:color w:val="333333"/>
-          <w:sz w:val="20"/>
-          <w:szCs w:val="20"/>
-          <w:u w:val="none"/>
-        </w:rPr>
-        <w:t xml:space="preserve">  - SEMANA </w:t>
-      </w:r>
-      <w:r>
-        <w:rPr>
-          <w:rFonts w:ascii="Segoe UI Black" w:hAnsi="Segoe UI Black"/>
-          <w:color w:val="333333"/>
-          <w:sz w:val="20"/>
-          <w:szCs w:val="20"/>
-          <w:u w:val="none"/>
-        </w:rPr>
-        <w:t>3</w:t>
+        <w:t>QUESTIONÁRIO FASE 1  - SEMANA 3</w:t>
       </w:r>
       <w:r>
         <w:br w:type="page"/>
@@ -661,7 +631,7 @@
       </w:r>
       <w:r>
         <w:rPr>
-          <w:rStyle w:val="Cdigo-fonte"/>
+          <w:rStyle w:val="Cdigo-fonteuser"/>
           <w:rFonts w:ascii="Segoe UI Black" w:hAnsi="Segoe UI Black"/>
           <w:color w:val="666666"/>
           <w:sz w:val="20"/>
@@ -680,7 +650,7 @@
       </w:r>
       <w:r>
         <w:rPr>
-          <w:rStyle w:val="Cdigo-fonte"/>
+          <w:rStyle w:val="Cdigo-fonteuser"/>
           <w:rFonts w:ascii="Segoe UI Black" w:hAnsi="Segoe UI Black"/>
           <w:color w:val="666666"/>
           <w:sz w:val="20"/>
@@ -699,7 +669,7 @@
       </w:r>
       <w:r>
         <w:rPr>
-          <w:rStyle w:val="Cdigo-fonte"/>
+          <w:rStyle w:val="Cdigo-fonteuser"/>
           <w:rFonts w:ascii="Segoe UI Black" w:hAnsi="Segoe UI Black"/>
           <w:color w:val="666666"/>
           <w:sz w:val="20"/>
@@ -748,7 +718,7 @@
       </w:r>
       <w:r>
         <w:rPr>
-          <w:rStyle w:val="Cdigo-fonte"/>
+          <w:rStyle w:val="Cdigo-fonteuser"/>
           <w:rFonts w:ascii="Segoe UI Black" w:hAnsi="Segoe UI Black"/>
           <w:color w:val="666666"/>
           <w:sz w:val="20"/>
@@ -797,7 +767,7 @@
       </w:r>
       <w:r>
         <w:rPr>
-          <w:rStyle w:val="Cdigo-fonte"/>
+          <w:rStyle w:val="Cdigo-fonteuser"/>
           <w:rFonts w:ascii="Segoe UI Black" w:hAnsi="Segoe UI Black"/>
           <w:color w:val="666666"/>
           <w:sz w:val="20"/>
@@ -978,7 +948,16 @@
           <w:sz w:val="18"/>
           <w:szCs w:val="18"/>
         </w:rPr>
-        <w:t>Responda:</w:t>
+        <w:t xml:space="preserve">Responda: </w:t>
+      </w:r>
+      <w:r>
+        <w:rPr>
+          <w:rFonts w:ascii="Segoe UI Semibold" w:hAnsi="Segoe UI Semibold"/>
+          <w:color w:val="333333"/>
+          <w:sz w:val="18"/>
+          <w:szCs w:val="18"/>
+        </w:rPr>
+        <w:t>São estruturas que permitem repetir um bloco de código várias vezes de acordo com uma condição específica ou quantidade de elemento de uma coleção.</w:t>
       </w:r>
     </w:p>
     <w:p>
@@ -1023,7 +1002,7 @@
       </w:r>
       <w:r>
         <w:rPr>
-          <w:rStyle w:val="Cdigo-fonte"/>
+          <w:rStyle w:val="Cdigo-fonteuser"/>
           <w:rFonts w:ascii="Segoe UI Black" w:hAnsi="Segoe UI Black"/>
           <w:color w:val="666666"/>
           <w:sz w:val="18"/>
@@ -1042,7 +1021,7 @@
       </w:r>
       <w:r>
         <w:rPr>
-          <w:rStyle w:val="Cdigo-fonte"/>
+          <w:rStyle w:val="Cdigo-fonteuser"/>
           <w:rFonts w:ascii="Segoe UI Black" w:hAnsi="Segoe UI Black"/>
           <w:color w:val="666666"/>
           <w:sz w:val="18"/>
@@ -1078,7 +1057,16 @@
           <w:sz w:val="18"/>
           <w:szCs w:val="18"/>
         </w:rPr>
-        <w:t>Responda:</w:t>
+        <w:t xml:space="preserve">Responda: </w:t>
+      </w:r>
+      <w:r>
+        <w:rPr>
+          <w:rFonts w:ascii="Segoe UI Semibold" w:hAnsi="Segoe UI Semibold"/>
+          <w:color w:val="333333"/>
+          <w:sz w:val="18"/>
+          <w:szCs w:val="18"/>
+        </w:rPr>
+        <w:t xml:space="preserve">for é melhor aplicado quando sabemos quantas vezes precisamos repetir o código, enquanto while é melhor aplicado quando não temos uma noção de quantas vezes precisaremos avaliar a condição. </w:t>
       </w:r>
     </w:p>
     <w:p>
@@ -1123,7 +1111,7 @@
       </w:r>
       <w:r>
         <w:rPr>
-          <w:rStyle w:val="Cdigo-fonte"/>
+          <w:rStyle w:val="Cdigo-fonteuser"/>
           <w:rFonts w:ascii="Segoe UI Black" w:hAnsi="Segoe UI Black"/>
           <w:color w:val="666666"/>
           <w:sz w:val="18"/>
@@ -1159,7 +1147,16 @@
           <w:sz w:val="18"/>
           <w:szCs w:val="18"/>
         </w:rPr>
-        <w:t>Responda:</w:t>
+        <w:t xml:space="preserve">Responda: </w:t>
+      </w:r>
+      <w:r>
+        <w:rPr>
+          <w:rFonts w:ascii="Segoe UI Semibold" w:hAnsi="Segoe UI Semibold"/>
+          <w:color w:val="333333"/>
+          <w:sz w:val="18"/>
+          <w:szCs w:val="18"/>
+        </w:rPr>
+        <w:t>Quando precisamos que suas instruções sejam executadas pelo menos uma vez.</w:t>
       </w:r>
     </w:p>
     <w:p>
@@ -1204,7 +1201,7 @@
       </w:r>
       <w:r>
         <w:rPr>
-          <w:rStyle w:val="Cdigo-fonte"/>
+          <w:rStyle w:val="Cdigo-fonteuser"/>
           <w:rFonts w:ascii="Segoe UI Black" w:hAnsi="Segoe UI Black"/>
           <w:color w:val="666666"/>
           <w:sz w:val="18"/>
@@ -1240,7 +1237,52 @@
           <w:sz w:val="18"/>
           <w:szCs w:val="18"/>
         </w:rPr>
-        <w:t>Responda:</w:t>
+        <w:t xml:space="preserve">Responda: </w:t>
+      </w:r>
+      <w:r>
+        <w:rPr>
+          <w:rFonts w:ascii="Segoe UI Semibold" w:hAnsi="Segoe UI Semibold"/>
+          <w:color w:val="333333"/>
+          <w:sz w:val="18"/>
+          <w:szCs w:val="18"/>
+        </w:rPr>
+        <w:t xml:space="preserve">Declarado com a palavra-chave “for” e logo depois a abertura fechamento de parênteses “(”, “)”, dentro dos parênteses serão passadas 3 expressões, a primeira será a declamação da variável </w:t>
+      </w:r>
+      <w:r>
+        <w:rPr>
+          <w:rFonts w:ascii="Segoe UI Semibold" w:hAnsi="Segoe UI Semibold"/>
+          <w:color w:val="333333"/>
+          <w:sz w:val="18"/>
+          <w:szCs w:val="18"/>
+        </w:rPr>
+        <w:t>de controle</w:t>
+      </w:r>
+      <w:r>
+        <w:rPr>
+          <w:rFonts w:ascii="Segoe UI Semibold" w:hAnsi="Segoe UI Semibold"/>
+          <w:color w:val="333333"/>
+          <w:sz w:val="18"/>
+          <w:szCs w:val="18"/>
+        </w:rPr>
+        <w:t xml:space="preserve">, a segunda será uma condição booleana, e terceira a incrementação da variável </w:t>
+      </w:r>
+      <w:r>
+        <w:rPr>
+          <w:rFonts w:ascii="Segoe UI Semibold" w:hAnsi="Segoe UI Semibold"/>
+          <w:color w:val="333333"/>
+          <w:sz w:val="18"/>
+          <w:szCs w:val="18"/>
+        </w:rPr>
+        <w:t>de controle</w:t>
+      </w:r>
+      <w:r>
+        <w:rPr>
+          <w:rFonts w:ascii="Segoe UI Semibold" w:hAnsi="Segoe UI Semibold"/>
+          <w:color w:val="333333"/>
+          <w:sz w:val="18"/>
+          <w:szCs w:val="18"/>
+        </w:rPr>
+        <w:t>, essas expressões são separadas por “;”, após os parênteses será a abertura e fechamento de chaves “{“, “}”, dentro delas estará suas instruções.</w:t>
       </w:r>
     </w:p>
     <w:p>
@@ -1306,7 +1348,7 @@
       </w:pPr>
       <w:r>
         <w:rPr>
-          <w:rStyle w:val="Cdigo-fonte"/>
+          <w:rStyle w:val="Cdigo-fonteuser"/>
           <w:rFonts w:ascii="Segoe UI Black" w:hAnsi="Segoe UI Black"/>
           <w:color w:val="666666"/>
           <w:sz w:val="18"/>
@@ -1346,7 +1388,7 @@
       </w:pPr>
       <w:r>
         <w:rPr>
-          <w:rStyle w:val="Cdigo-fonte"/>
+          <w:rStyle w:val="Cdigo-fonteuser"/>
           <w:rFonts w:ascii="Segoe UI Black" w:hAnsi="Segoe UI Black"/>
           <w:color w:val="666666"/>
           <w:sz w:val="18"/>
@@ -1382,27 +1424,16 @@
           <w:sz w:val="18"/>
           <w:szCs w:val="18"/>
         </w:rPr>
-        <w:t>Responda:</w:t>
-      </w:r>
-    </w:p>
-    <w:p>
-      <w:pPr>
-        <w:pStyle w:val="BodyText"/>
-        <w:spacing w:lineRule="auto" w:line="240" w:before="0" w:after="0"/>
-        <w:rPr>
-          <w:rFonts w:ascii="Segoe UI Semibold" w:hAnsi="Segoe UI Semibold"/>
-          <w:color w:val="333333"/>
-          <w:sz w:val="18"/>
-          <w:szCs w:val="18"/>
-        </w:rPr>
-      </w:pPr>
-      <w:r>
-        <w:rPr>
-          <w:rFonts w:ascii="Segoe UI Semibold" w:hAnsi="Segoe UI Semibold"/>
-          <w:color w:val="333333"/>
-          <w:sz w:val="18"/>
-          <w:szCs w:val="18"/>
-        </w:rPr>
+        <w:t xml:space="preserve">Responda: </w:t>
+      </w:r>
+      <w:r>
+        <w:rPr>
+          <w:rFonts w:ascii="Segoe UI Semibold" w:hAnsi="Segoe UI Semibold"/>
+          <w:color w:val="333333"/>
+          <w:sz w:val="18"/>
+          <w:szCs w:val="18"/>
+        </w:rPr>
+        <w:t>for of varre objetos iteráveis, e retorna seus valores um a cada iteração. for in varre propriedades enumeráveis de um objeto, retornando suas chaves.</w:t>
       </w:r>
     </w:p>
     <w:p>
@@ -1444,7 +1475,34 @@
           <w:sz w:val="18"/>
           <w:szCs w:val="18"/>
         </w:rPr>
-        <w:t>Responda:</w:t>
+        <w:t xml:space="preserve">Responda: </w:t>
+      </w:r>
+      <w:r>
+        <w:rPr>
+          <w:rFonts w:ascii="Segoe UI Semibold" w:hAnsi="Segoe UI Semibold"/>
+          <w:color w:val="333333"/>
+          <w:sz w:val="18"/>
+          <w:szCs w:val="18"/>
+        </w:rPr>
+        <w:t xml:space="preserve">loop infinito é quando </w:t>
+      </w:r>
+      <w:r>
+        <w:rPr>
+          <w:rFonts w:ascii="Segoe UI Semibold" w:hAnsi="Segoe UI Semibold"/>
+          <w:color w:val="333333"/>
+          <w:sz w:val="18"/>
+          <w:szCs w:val="18"/>
+        </w:rPr>
+        <w:t xml:space="preserve">a estrutura de repetição continua sendo executada indefinidamente por que sua condição nunca se trona falsa, para evita-la é necessário garantir de que a condição possa ser alterada durante </w:t>
+      </w:r>
+      <w:r>
+        <w:rPr>
+          <w:rFonts w:ascii="Segoe UI Semibold" w:hAnsi="Segoe UI Semibold"/>
+          <w:color w:val="333333"/>
+          <w:sz w:val="18"/>
+          <w:szCs w:val="18"/>
+        </w:rPr>
+        <w:t>a execução ou utilizar o break.</w:t>
       </w:r>
     </w:p>
     <w:p>
@@ -1489,7 +1547,7 @@
       </w:r>
       <w:r>
         <w:rPr>
-          <w:rStyle w:val="Cdigo-fonte"/>
+          <w:rStyle w:val="Cdigo-fonteuser"/>
           <w:rFonts w:ascii="Segoe UI Black" w:hAnsi="Segoe UI Black"/>
           <w:color w:val="666666"/>
           <w:sz w:val="18"/>
@@ -1525,7 +1583,52 @@
           <w:sz w:val="18"/>
           <w:szCs w:val="18"/>
         </w:rPr>
-        <w:t>Responda:</w:t>
+        <w:t xml:space="preserve">Responda: </w:t>
+      </w:r>
+      <w:r>
+        <w:rPr>
+          <w:rFonts w:ascii="Segoe UI Semibold" w:hAnsi="Segoe UI Semibold"/>
+          <w:color w:val="333333"/>
+          <w:sz w:val="18"/>
+          <w:szCs w:val="18"/>
+        </w:rPr>
+        <w:t xml:space="preserve">Quando precisamos força a parada da </w:t>
+      </w:r>
+      <w:r>
+        <w:rPr>
+          <w:rFonts w:ascii="Segoe UI Semibold" w:hAnsi="Segoe UI Semibold"/>
+          <w:color w:val="333333"/>
+          <w:sz w:val="18"/>
+          <w:szCs w:val="18"/>
+        </w:rPr>
+        <w:t>do laço</w:t>
+      </w:r>
+      <w:r>
+        <w:rPr>
+          <w:rFonts w:ascii="Segoe UI Semibold" w:hAnsi="Segoe UI Semibold"/>
+          <w:color w:val="333333"/>
+          <w:sz w:val="18"/>
+          <w:szCs w:val="18"/>
+        </w:rPr>
+        <w:t xml:space="preserve"> e seguir para a próxima linha do código </w:t>
+      </w:r>
+      <w:r>
+        <w:rPr>
+          <w:rFonts w:ascii="Segoe UI Semibold" w:hAnsi="Segoe UI Semibold"/>
+          <w:color w:val="333333"/>
+          <w:sz w:val="18"/>
+          <w:szCs w:val="18"/>
+        </w:rPr>
+        <w:t>após ele</w:t>
+      </w:r>
+      <w:r>
+        <w:rPr>
+          <w:rFonts w:ascii="Segoe UI Semibold" w:hAnsi="Segoe UI Semibold"/>
+          <w:color w:val="333333"/>
+          <w:sz w:val="18"/>
+          <w:szCs w:val="18"/>
+        </w:rPr>
+        <w:t>.</w:t>
       </w:r>
     </w:p>
     <w:p>
@@ -1570,7 +1673,7 @@
       </w:r>
       <w:r>
         <w:rPr>
-          <w:rStyle w:val="Cdigo-fonte"/>
+          <w:rStyle w:val="Cdigo-fonteuser"/>
           <w:rFonts w:ascii="Segoe UI Black" w:hAnsi="Segoe UI Black"/>
           <w:color w:val="666666"/>
           <w:sz w:val="18"/>
@@ -1606,7 +1709,16 @@
           <w:sz w:val="18"/>
           <w:szCs w:val="18"/>
         </w:rPr>
-        <w:t>Responda:</w:t>
+        <w:t xml:space="preserve">Responda: </w:t>
+      </w:r>
+      <w:r>
+        <w:rPr>
+          <w:rFonts w:ascii="Segoe UI Semibold" w:hAnsi="Segoe UI Semibold"/>
+          <w:color w:val="333333"/>
+          <w:sz w:val="18"/>
+          <w:szCs w:val="18"/>
+        </w:rPr>
+        <w:t>Quado precisamos pular uma iteração.</w:t>
       </w:r>
     </w:p>
     <w:p>
@@ -1668,7 +1780,16 @@
           <w:sz w:val="18"/>
           <w:szCs w:val="18"/>
         </w:rPr>
-        <w:t>Responda:</w:t>
+        <w:t xml:space="preserve">Responda: </w:t>
+      </w:r>
+      <w:r>
+        <w:rPr>
+          <w:rFonts w:ascii="Segoe UI Semibold" w:hAnsi="Segoe UI Semibold"/>
+          <w:color w:val="333333"/>
+          <w:sz w:val="18"/>
+          <w:szCs w:val="18"/>
+        </w:rPr>
+        <w:t>A variável de controle acompanha o estado da repetição e pode ser utilizada para determinar quando o laço deve continuar ou terminar.</w:t>
       </w:r>
     </w:p>
     <w:p>
@@ -1730,7 +1851,176 @@
           <w:sz w:val="18"/>
           <w:szCs w:val="18"/>
         </w:rPr>
-        <w:t>Responda:</w:t>
+        <w:t xml:space="preserve">Responda: </w:t>
+      </w:r>
+      <w:r>
+        <w:rPr>
+          <w:rFonts w:ascii="Segoe UI Semibold" w:hAnsi="Segoe UI Semibold"/>
+          <w:color w:val="333333"/>
+          <w:sz w:val="18"/>
+          <w:szCs w:val="18"/>
+        </w:rPr>
+        <w:t>for, devido seu corpo compacto, facilitando o entendimento do código.</w:t>
+      </w:r>
+    </w:p>
+    <w:p>
+      <w:pPr>
+        <w:pStyle w:val="BodyText"/>
+        <w:spacing w:lineRule="auto" w:line="240" w:before="0" w:after="0"/>
+        <w:rPr>
+          <w:rFonts w:ascii="Segoe UI Semibold" w:hAnsi="Segoe UI Semibold"/>
+          <w:color w:val="333333"/>
+          <w:sz w:val="18"/>
+          <w:szCs w:val="18"/>
+        </w:rPr>
+      </w:pPr>
+      <w:r>
+        <w:rPr>
+          <w:rFonts w:ascii="Segoe UI Semibold" w:hAnsi="Segoe UI Semibold"/>
+          <w:color w:val="333333"/>
+          <w:sz w:val="18"/>
+          <w:szCs w:val="18"/>
+        </w:rPr>
+      </w:r>
+    </w:p>
+    <w:p>
+      <w:pPr>
+        <w:pStyle w:val="BodyText"/>
+        <w:spacing w:lineRule="auto" w:line="240" w:before="0" w:after="0"/>
+        <w:rPr>
+          <w:rFonts w:ascii="Segoe UI Semibold" w:hAnsi="Segoe UI Semibold"/>
+          <w:color w:val="333333"/>
+          <w:sz w:val="18"/>
+          <w:szCs w:val="18"/>
+        </w:rPr>
+      </w:pPr>
+      <w:r>
+        <w:rPr>
+          <w:rFonts w:ascii="Segoe UI Semibold" w:hAnsi="Segoe UI Semibold"/>
+          <w:color w:val="333333"/>
+          <w:sz w:val="18"/>
+          <w:szCs w:val="18"/>
+        </w:rPr>
+      </w:r>
+    </w:p>
+    <w:p>
+      <w:pPr>
+        <w:pStyle w:val="BodyText"/>
+        <w:spacing w:lineRule="auto" w:line="240" w:before="0" w:after="0"/>
+        <w:rPr>
+          <w:rFonts w:ascii="Segoe UI Semibold" w:hAnsi="Segoe UI Semibold"/>
+          <w:color w:val="333333"/>
+          <w:sz w:val="18"/>
+          <w:szCs w:val="18"/>
+        </w:rPr>
+      </w:pPr>
+      <w:r>
+        <w:rPr>
+          <w:rFonts w:ascii="Segoe UI Semibold" w:hAnsi="Segoe UI Semibold"/>
+          <w:color w:val="333333"/>
+          <w:sz w:val="18"/>
+          <w:szCs w:val="18"/>
+        </w:rPr>
+      </w:r>
+    </w:p>
+    <w:p>
+      <w:pPr>
+        <w:pStyle w:val="BodyText"/>
+        <w:spacing w:lineRule="auto" w:line="240" w:before="0" w:after="0"/>
+        <w:rPr>
+          <w:rFonts w:ascii="Segoe UI Semibold" w:hAnsi="Segoe UI Semibold"/>
+          <w:color w:val="333333"/>
+          <w:sz w:val="18"/>
+          <w:szCs w:val="18"/>
+        </w:rPr>
+      </w:pPr>
+      <w:r>
+        <w:rPr>
+          <w:rFonts w:ascii="Segoe UI Semibold" w:hAnsi="Segoe UI Semibold"/>
+          <w:color w:val="333333"/>
+          <w:sz w:val="18"/>
+          <w:szCs w:val="18"/>
+        </w:rPr>
+      </w:r>
+    </w:p>
+    <w:p>
+      <w:pPr>
+        <w:pStyle w:val="BodyText"/>
+        <w:spacing w:lineRule="auto" w:line="240" w:before="0" w:after="0"/>
+        <w:rPr>
+          <w:rFonts w:ascii="Segoe UI Semibold" w:hAnsi="Segoe UI Semibold"/>
+          <w:color w:val="333333"/>
+          <w:sz w:val="18"/>
+          <w:szCs w:val="18"/>
+        </w:rPr>
+      </w:pPr>
+      <w:r>
+        <w:rPr>
+          <w:rFonts w:ascii="Segoe UI Semibold" w:hAnsi="Segoe UI Semibold"/>
+          <w:color w:val="333333"/>
+          <w:sz w:val="18"/>
+          <w:szCs w:val="18"/>
+        </w:rPr>
+      </w:r>
+    </w:p>
+    <w:p>
+      <w:pPr>
+        <w:pStyle w:val="BodyText"/>
+        <w:spacing w:lineRule="auto" w:line="240" w:before="0" w:after="0"/>
+        <w:rPr>
+          <w:rFonts w:ascii="Segoe UI Semibold" w:hAnsi="Segoe UI Semibold"/>
+          <w:color w:val="333333"/>
+          <w:sz w:val="18"/>
+          <w:szCs w:val="18"/>
+        </w:rPr>
+      </w:pPr>
+      <w:r>
+        <w:rPr>
+          <w:rFonts w:ascii="Segoe UI Semibold" w:hAnsi="Segoe UI Semibold"/>
+          <w:color w:val="333333"/>
+          <w:sz w:val="18"/>
+          <w:szCs w:val="18"/>
+        </w:rPr>
+      </w:r>
+    </w:p>
+    <w:p>
+      <w:pPr>
+        <w:pStyle w:val="BodyText"/>
+        <w:spacing w:lineRule="auto" w:line="240" w:before="0" w:after="0"/>
+        <w:rPr>
+          <w:rFonts w:ascii="Segoe UI Semibold" w:hAnsi="Segoe UI Semibold"/>
+          <w:color w:val="333333"/>
+          <w:sz w:val="18"/>
+          <w:szCs w:val="18"/>
+        </w:rPr>
+      </w:pPr>
+      <w:r>
+        <w:rPr>
+          <w:rFonts w:ascii="Segoe UI Semibold" w:hAnsi="Segoe UI Semibold"/>
+          <w:color w:val="333333"/>
+          <w:sz w:val="18"/>
+          <w:szCs w:val="18"/>
+        </w:rPr>
+      </w:r>
+    </w:p>
+    <w:p>
+      <w:pPr>
+        <w:pStyle w:val="BodyText"/>
+        <w:spacing w:lineRule="auto" w:line="240" w:before="0" w:after="0"/>
+        <w:rPr>
+          <w:rFonts w:ascii="Segoe UI Semibold" w:hAnsi="Segoe UI Semibold"/>
+          <w:color w:val="333333"/>
+          <w:sz w:val="18"/>
+          <w:szCs w:val="18"/>
+        </w:rPr>
+      </w:pPr>
+      <w:r>
+        <w:rPr>
+          <w:rFonts w:ascii="Segoe UI Semibold" w:hAnsi="Segoe UI Semibold"/>
+          <w:color w:val="333333"/>
+          <w:sz w:val="18"/>
+          <w:szCs w:val="18"/>
+        </w:rPr>
       </w:r>
     </w:p>
     <w:p>
@@ -1813,7 +2103,7 @@
     <w:p>
       <w:pPr>
         <w:pStyle w:val="Heading1"/>
-        <w:spacing w:lineRule="auto" w:line="240" w:before="285" w:after="285"/>
+        <w:spacing w:lineRule="auto" w:line="240" w:before="0" w:after="285"/>
         <w:jc w:val="center"/>
         <w:rPr>
           <w:rFonts w:ascii="Segoe UI Black" w:hAnsi="Segoe UI Black"/>
@@ -1847,7 +2137,6 @@
           <w:type w:val="continuous"/>
           <w:pgSz w:w="11906" w:h="16838"/>
           <w:pgMar w:left="1134" w:right="1134" w:gutter="0" w:header="0" w:top="1134" w:footer="0" w:bottom="1134"/>
-          <w:pgNumType w:fmt="decimal"/>
           <w:formProt w:val="false"/>
           <w:textDirection w:val="lrTb"/>
           <w:docGrid w:type="default" w:linePitch="100" w:charSpace="0"/>
@@ -1865,7 +2154,7 @@
       </w:pPr>
       <w:r>
         <w:rPr>
-          <w:rStyle w:val="Cdigo-fonte"/>
+          <w:rStyle w:val="Cdigo-fonteuser"/>
           <w:rFonts w:ascii="Segoe UI Black" w:hAnsi="Segoe UI Black"/>
           <w:color w:val="666666"/>
           <w:sz w:val="18"/>
@@ -1885,7 +2174,7 @@
       </w:pPr>
       <w:r>
         <w:rPr>
-          <w:rStyle w:val="Cdigo-fonte"/>
+          <w:rStyle w:val="Cdigo-fonteuser"/>
           <w:rFonts w:ascii="Miriam Mono CLM" w:hAnsi="Miriam Mono CLM"/>
           <w:b/>
           <w:bCs/>
@@ -1907,7 +2196,7 @@
       </w:pPr>
       <w:r>
         <w:rPr>
-          <w:rStyle w:val="Cdigo-fonte"/>
+          <w:rStyle w:val="Cdigo-fonteuser"/>
           <w:rFonts w:ascii="Miriam Mono CLM" w:hAnsi="Miriam Mono CLM"/>
           <w:b/>
           <w:bCs/>
@@ -1919,7 +2208,7 @@
       </w:r>
       <w:r>
         <w:rPr>
-          <w:rStyle w:val="Cdigo-fonte"/>
+          <w:rStyle w:val="Cdigo-fonteuser"/>
           <w:rFonts w:ascii="Miriam Mono CLM" w:hAnsi="Miriam Mono CLM"/>
           <w:b/>
           <w:bCs/>
@@ -1941,7 +2230,7 @@
       </w:pPr>
       <w:r>
         <w:rPr>
-          <w:rStyle w:val="Cdigo-fonte"/>
+          <w:rStyle w:val="Cdigo-fonteuser"/>
           <w:rFonts w:ascii="Miriam Mono CLM" w:hAnsi="Miriam Mono CLM"/>
           <w:b/>
           <w:bCs/>
@@ -1958,12 +2247,227 @@
         <w:spacing w:lineRule="auto" w:line="240" w:before="0" w:after="0"/>
         <w:rPr>
           <w:rFonts w:ascii="Segoe UI Black" w:hAnsi="Segoe UI Black"/>
-          <w:color w:val="333333"/>
-        </w:rPr>
-      </w:pPr>
-      <w:r>
-        <w:rPr>
-          <w:rStyle w:val="Cdigo-fonte"/>
+          <w:b w:val="false"/>
+          <w:bCs w:val="false"/>
+          <w:color w:val="333333"/>
+        </w:rPr>
+      </w:pPr>
+      <w:r>
+        <w:rPr>
+          <w:rStyle w:val="Cdigo-fonteuser"/>
+          <w:rFonts w:ascii="Segoe UI Semibold" w:hAnsi="Segoe UI Semibold"/>
+          <w:b/>
+          <w:bCs/>
+          <w:color w:val="333333"/>
+          <w:sz w:val="18"/>
+          <w:szCs w:val="18"/>
+        </w:rPr>
+        <w:t xml:space="preserve">Responda: </w:t>
+      </w:r>
+      <w:r>
+        <w:rPr>
+          <w:rStyle w:val="Cdigo-fonteuser"/>
+          <w:rFonts w:ascii="Segoe UI Semibold" w:hAnsi="Segoe UI Semibold"/>
+          <w:b w:val="false"/>
+          <w:bCs w:val="false"/>
+          <w:color w:val="333333"/>
+          <w:sz w:val="18"/>
+          <w:szCs w:val="18"/>
+        </w:rPr>
+        <w:t>1, 2, 3, 4, 5.</w:t>
+      </w:r>
+    </w:p>
+    <w:p>
+      <w:pPr>
+        <w:pStyle w:val="BodyText"/>
+        <w:spacing w:lineRule="auto" w:line="240" w:before="0" w:after="0"/>
+        <w:rPr>
+          <w:rStyle w:val="Cdigo-fonteuser"/>
+          <w:rFonts w:ascii="Segoe UI Semibold" w:hAnsi="Segoe UI Semibold"/>
+          <w:b/>
+          <w:bCs/>
+          <w:color w:val="333333"/>
+          <w:sz w:val="18"/>
+          <w:szCs w:val="18"/>
+        </w:rPr>
+      </w:pPr>
+      <w:r>
+        <w:rPr>
+          <w:rFonts w:ascii="Segoe UI Semibold" w:hAnsi="Segoe UI Semibold"/>
+          <w:b/>
+          <w:bCs/>
+          <w:color w:val="333333"/>
+          <w:sz w:val="18"/>
+          <w:szCs w:val="18"/>
+        </w:rPr>
+      </w:r>
+    </w:p>
+    <w:p>
+      <w:pPr>
+        <w:pStyle w:val="BodyText"/>
+        <w:spacing w:lineRule="auto" w:line="240" w:before="0" w:after="0"/>
+        <w:rPr>
+          <w:rFonts w:ascii="Segoe UI Black" w:hAnsi="Segoe UI Black"/>
+          <w:color w:val="333333"/>
+        </w:rPr>
+      </w:pPr>
+      <w:r>
+        <w:rPr>
+          <w:rStyle w:val="Cdigo-fonteuser"/>
+          <w:rFonts w:ascii="Segoe UI Black" w:hAnsi="Segoe UI Black"/>
+          <w:color w:val="666666"/>
+          <w:sz w:val="18"/>
+          <w:szCs w:val="18"/>
+        </w:rPr>
+        <w:t>2. Qual será a saída?</w:t>
+      </w:r>
+    </w:p>
+    <w:p>
+      <w:pPr>
+        <w:pStyle w:val="BodyText"/>
+        <w:spacing w:lineRule="auto" w:line="240" w:before="0" w:after="0"/>
+        <w:rPr>
+          <w:rFonts w:ascii="Segoe UI Black" w:hAnsi="Segoe UI Black"/>
+          <w:color w:val="333333"/>
+        </w:rPr>
+      </w:pPr>
+      <w:r>
+        <w:rPr>
+          <w:rStyle w:val="Cdigo-fonteuser"/>
+          <w:rFonts w:ascii="Miriam Mono CLM" w:hAnsi="Miriam Mono CLM"/>
+          <w:b/>
+          <w:bCs/>
+          <w:color w:val="333333"/>
+          <w:sz w:val="18"/>
+          <w:szCs w:val="18"/>
+        </w:rPr>
+        <w:t>let i = 1;</w:t>
+      </w:r>
+    </w:p>
+    <w:p>
+      <w:pPr>
+        <w:pStyle w:val="BodyText"/>
+        <w:spacing w:lineRule="auto" w:line="240" w:before="0" w:after="0"/>
+        <w:rPr>
+          <w:rFonts w:ascii="Segoe UI Black" w:hAnsi="Segoe UI Black"/>
+          <w:color w:val="333333"/>
+        </w:rPr>
+      </w:pPr>
+      <w:r>
+        <w:rPr>
+          <w:rStyle w:val="Cdigo-fonteuser"/>
+          <w:rFonts w:ascii="Miriam Mono CLM" w:hAnsi="Miriam Mono CLM"/>
+          <w:b/>
+          <w:bCs/>
+          <w:color w:val="333333"/>
+          <w:sz w:val="18"/>
+          <w:szCs w:val="18"/>
+        </w:rPr>
+        <w:t>while (i &lt;= 3) {</w:t>
+      </w:r>
+    </w:p>
+    <w:p>
+      <w:pPr>
+        <w:pStyle w:val="BodyText"/>
+        <w:spacing w:lineRule="auto" w:line="240" w:before="0" w:after="0"/>
+        <w:rPr>
+          <w:rFonts w:ascii="Segoe UI Black" w:hAnsi="Segoe UI Black"/>
+          <w:color w:val="333333"/>
+        </w:rPr>
+      </w:pPr>
+      <w:r>
+        <w:rPr>
+          <w:rStyle w:val="Cdigo-fonteuser"/>
+          <w:rFonts w:ascii="Miriam Mono CLM" w:hAnsi="Miriam Mono CLM"/>
+          <w:b/>
+          <w:bCs/>
+          <w:color w:val="333333"/>
+          <w:sz w:val="18"/>
+          <w:szCs w:val="18"/>
+        </w:rPr>
+        <w:t xml:space="preserve">    </w:t>
+      </w:r>
+      <w:r>
+        <w:rPr>
+          <w:rStyle w:val="Cdigo-fonteuser"/>
+          <w:rFonts w:ascii="Miriam Mono CLM" w:hAnsi="Miriam Mono CLM"/>
+          <w:b/>
+          <w:bCs/>
+          <w:color w:val="333333"/>
+          <w:sz w:val="18"/>
+          <w:szCs w:val="18"/>
+        </w:rPr>
+        <w:t>console.log(i);</w:t>
+      </w:r>
+    </w:p>
+    <w:p>
+      <w:pPr>
+        <w:pStyle w:val="BodyText"/>
+        <w:spacing w:lineRule="auto" w:line="240" w:before="0" w:after="0"/>
+        <w:rPr>
+          <w:rFonts w:ascii="Segoe UI Black" w:hAnsi="Segoe UI Black"/>
+          <w:color w:val="333333"/>
+        </w:rPr>
+      </w:pPr>
+      <w:r>
+        <w:rPr>
+          <w:rStyle w:val="Cdigo-fonteuser"/>
+          <w:rFonts w:ascii="Miriam Mono CLM" w:hAnsi="Miriam Mono CLM"/>
+          <w:b/>
+          <w:bCs/>
+          <w:color w:val="333333"/>
+          <w:sz w:val="18"/>
+          <w:szCs w:val="18"/>
+        </w:rPr>
+        <w:t xml:space="preserve">    </w:t>
+      </w:r>
+      <w:r>
+        <w:rPr>
+          <w:rStyle w:val="Cdigo-fonteuser"/>
+          <w:rFonts w:ascii="Miriam Mono CLM" w:hAnsi="Miriam Mono CLM"/>
+          <w:b/>
+          <w:bCs/>
+          <w:color w:val="333333"/>
+          <w:sz w:val="18"/>
+          <w:szCs w:val="18"/>
+        </w:rPr>
+        <w:t>i++;</w:t>
+      </w:r>
+    </w:p>
+    <w:p>
+      <w:pPr>
+        <w:pStyle w:val="BodyText"/>
+        <w:spacing w:lineRule="auto" w:line="240" w:before="0" w:after="0"/>
+        <w:rPr>
+          <w:rFonts w:ascii="Segoe UI Black" w:hAnsi="Segoe UI Black"/>
+          <w:color w:val="333333"/>
+        </w:rPr>
+      </w:pPr>
+      <w:r>
+        <w:rPr>
+          <w:rStyle w:val="Cdigo-fonteuser"/>
+          <w:rFonts w:ascii="Miriam Mono CLM" w:hAnsi="Miriam Mono CLM"/>
+          <w:b/>
+          <w:bCs/>
+          <w:color w:val="333333"/>
+          <w:sz w:val="18"/>
+          <w:szCs w:val="18"/>
+        </w:rPr>
+        <w:t>};</w:t>
+      </w:r>
+    </w:p>
+    <w:p>
+      <w:pPr>
+        <w:pStyle w:val="BodyText"/>
+        <w:spacing w:lineRule="auto" w:line="240" w:before="0" w:after="0"/>
+        <w:rPr>
+          <w:rFonts w:ascii="Segoe UI Black" w:hAnsi="Segoe UI Black"/>
+          <w:color w:val="333333"/>
+        </w:rPr>
+      </w:pPr>
+      <w:r>
+        <w:rPr>
+          <w:rStyle w:val="Cdigo-fonteuser"/>
           <w:rFonts w:ascii="Segoe UI Semibold" w:hAnsi="Segoe UI Semibold"/>
           <w:b/>
           <w:bCs/>
@@ -1973,104 +2477,144 @@
         </w:rPr>
         <w:t>Responda:</w:t>
       </w:r>
-    </w:p>
-    <w:p>
-      <w:pPr>
-        <w:pStyle w:val="BodyText"/>
-        <w:spacing w:lineRule="auto" w:line="240" w:before="0" w:after="0"/>
-        <w:rPr>
-          <w:rStyle w:val="Cdigo-fonte"/>
-          <w:rFonts w:ascii="Segoe UI Semibold" w:hAnsi="Segoe UI Semibold"/>
-          <w:b/>
-          <w:bCs/>
-          <w:color w:val="333333"/>
-          <w:sz w:val="18"/>
-          <w:szCs w:val="18"/>
-        </w:rPr>
-      </w:pPr>
-      <w:r>
-        <w:rPr>
-          <w:rFonts w:ascii="Segoe UI Black" w:hAnsi="Segoe UI Black"/>
-          <w:color w:val="333333"/>
-        </w:rPr>
-      </w:r>
-    </w:p>
-    <w:p>
-      <w:pPr>
-        <w:pStyle w:val="BodyText"/>
-        <w:spacing w:lineRule="auto" w:line="240" w:before="0" w:after="0"/>
-        <w:rPr>
-          <w:rFonts w:ascii="Segoe UI Black" w:hAnsi="Segoe UI Black"/>
-          <w:color w:val="333333"/>
-        </w:rPr>
-      </w:pPr>
-      <w:r>
-        <w:rPr>
-          <w:rStyle w:val="Cdigo-fonte"/>
-          <w:rFonts w:ascii="Segoe UI Black" w:hAnsi="Segoe UI Black"/>
-          <w:color w:val="666666"/>
-          <w:sz w:val="18"/>
-          <w:szCs w:val="18"/>
-        </w:rPr>
-        <w:t>2. Qual será a saída?</w:t>
-      </w:r>
-    </w:p>
-    <w:p>
-      <w:pPr>
-        <w:pStyle w:val="BodyText"/>
-        <w:spacing w:lineRule="auto" w:line="240" w:before="0" w:after="0"/>
-        <w:rPr>
-          <w:rFonts w:ascii="Segoe UI Black" w:hAnsi="Segoe UI Black"/>
-          <w:color w:val="333333"/>
-        </w:rPr>
-      </w:pPr>
-      <w:r>
-        <w:rPr>
-          <w:rStyle w:val="Cdigo-fonte"/>
-          <w:rFonts w:ascii="Miriam Mono CLM" w:hAnsi="Miriam Mono CLM"/>
-          <w:b/>
-          <w:bCs/>
-          <w:color w:val="333333"/>
-          <w:sz w:val="18"/>
-          <w:szCs w:val="18"/>
-        </w:rPr>
-        <w:t>let i = 1;</w:t>
-      </w:r>
-    </w:p>
-    <w:p>
-      <w:pPr>
-        <w:pStyle w:val="BodyText"/>
-        <w:spacing w:lineRule="auto" w:line="240" w:before="0" w:after="0"/>
-        <w:rPr>
-          <w:rFonts w:ascii="Segoe UI Black" w:hAnsi="Segoe UI Black"/>
-          <w:color w:val="333333"/>
-        </w:rPr>
-      </w:pPr>
-      <w:r>
-        <w:rPr>
-          <w:rStyle w:val="Cdigo-fonte"/>
-          <w:rFonts w:ascii="Miriam Mono CLM" w:hAnsi="Miriam Mono CLM"/>
-          <w:b/>
-          <w:bCs/>
-          <w:color w:val="333333"/>
-          <w:sz w:val="18"/>
-          <w:szCs w:val="18"/>
-        </w:rPr>
-        <w:t>while (i &lt;= 3) {</w:t>
-      </w:r>
-    </w:p>
-    <w:p>
-      <w:pPr>
-        <w:pStyle w:val="BodyText"/>
-        <w:spacing w:lineRule="auto" w:line="240" w:before="0" w:after="0"/>
-        <w:rPr>
-          <w:rFonts w:ascii="Segoe UI Black" w:hAnsi="Segoe UI Black"/>
-          <w:color w:val="333333"/>
-        </w:rPr>
-      </w:pPr>
-      <w:r>
-        <w:rPr>
-          <w:rStyle w:val="Cdigo-fonte"/>
+      <w:r>
+        <w:rPr>
+          <w:rStyle w:val="Cdigo-fonteuser"/>
+          <w:rFonts w:ascii="Segoe UI Semibold" w:hAnsi="Segoe UI Semibold"/>
+          <w:b w:val="false"/>
+          <w:bCs w:val="false"/>
+          <w:color w:val="333333"/>
+          <w:sz w:val="18"/>
+          <w:szCs w:val="18"/>
+        </w:rPr>
+        <w:t xml:space="preserve"> </w:t>
+      </w:r>
+      <w:r>
+        <w:rPr>
+          <w:rStyle w:val="Cdigo-fonteuser"/>
+          <w:rFonts w:ascii="Segoe UI Semibold" w:hAnsi="Segoe UI Semibold"/>
+          <w:b w:val="false"/>
+          <w:bCs w:val="false"/>
+          <w:color w:val="333333"/>
+          <w:sz w:val="18"/>
+          <w:szCs w:val="18"/>
+        </w:rPr>
+        <w:t>1, 2, 3.</w:t>
+      </w:r>
+      <w:r>
+        <w:rPr>
+          <w:rStyle w:val="Cdigo-fonteuser"/>
+          <w:rFonts w:ascii="Segoe UI Black" w:hAnsi="Segoe UI Black"/>
+          <w:b/>
+          <w:bCs/>
+          <w:color w:val="333333"/>
+          <w:sz w:val="18"/>
+          <w:szCs w:val="18"/>
+        </w:rPr>
+        <w:t xml:space="preserve"> </w:t>
+      </w:r>
+    </w:p>
+    <w:p>
+      <w:pPr>
+        <w:pStyle w:val="BodyText"/>
+        <w:spacing w:lineRule="auto" w:line="240" w:before="0" w:after="0"/>
+        <w:rPr>
+          <w:rStyle w:val="Cdigo-fonteuser"/>
+          <w:rFonts w:ascii="Segoe UI Black" w:hAnsi="Segoe UI Black"/>
+          <w:b/>
+          <w:bCs/>
+          <w:color w:val="333333"/>
+          <w:sz w:val="18"/>
+          <w:szCs w:val="18"/>
+        </w:rPr>
+      </w:pPr>
+      <w:r>
+        <w:rPr>
+          <w:rFonts w:ascii="Segoe UI Black" w:hAnsi="Segoe UI Black"/>
+          <w:b/>
+          <w:bCs/>
+          <w:color w:val="333333"/>
+          <w:sz w:val="18"/>
+          <w:szCs w:val="18"/>
+        </w:rPr>
+      </w:r>
+    </w:p>
+    <w:p>
+      <w:pPr>
+        <w:pStyle w:val="BodyText"/>
+        <w:spacing w:lineRule="auto" w:line="240" w:before="0" w:after="0"/>
+        <w:rPr>
+          <w:rFonts w:ascii="Segoe UI Black" w:hAnsi="Segoe UI Black"/>
+          <w:color w:val="333333"/>
+        </w:rPr>
+      </w:pPr>
+      <w:r>
+        <w:rPr>
+          <w:rStyle w:val="Cdigo-fonteuser"/>
+          <w:rFonts w:ascii="Segoe UI Black" w:hAnsi="Segoe UI Black"/>
+          <w:color w:val="666666"/>
+          <w:sz w:val="18"/>
+          <w:szCs w:val="18"/>
+        </w:rPr>
+        <w:t>3. Explique por que esse código imprime um valor.</w:t>
+      </w:r>
+    </w:p>
+    <w:p>
+      <w:pPr>
+        <w:pStyle w:val="BodyText"/>
+        <w:spacing w:lineRule="auto" w:line="240" w:before="0" w:after="0"/>
+        <w:rPr>
+          <w:rFonts w:ascii="Segoe UI Black" w:hAnsi="Segoe UI Black"/>
+          <w:color w:val="333333"/>
+        </w:rPr>
+      </w:pPr>
+      <w:r>
+        <w:rPr>
+          <w:rStyle w:val="Cdigo-fonteuser"/>
+          <w:rFonts w:ascii="Miriam Mono CLM" w:hAnsi="Miriam Mono CLM"/>
+          <w:b/>
+          <w:bCs/>
+          <w:color w:val="333333"/>
+          <w:sz w:val="18"/>
+          <w:szCs w:val="18"/>
+        </w:rPr>
+        <w:t>let i = 5;</w:t>
+      </w:r>
+    </w:p>
+    <w:p>
+      <w:pPr>
+        <w:pStyle w:val="BodyText"/>
+        <w:spacing w:lineRule="auto" w:line="240" w:before="0" w:after="0"/>
+        <w:rPr>
+          <w:rFonts w:ascii="Segoe UI Black" w:hAnsi="Segoe UI Black"/>
+          <w:color w:val="333333"/>
+        </w:rPr>
+      </w:pPr>
+      <w:r>
+        <w:rPr>
+          <w:rStyle w:val="Cdigo-fonteuser"/>
+          <w:rFonts w:ascii="Miriam Mono CLM" w:hAnsi="Miriam Mono CLM"/>
+          <w:b/>
+          <w:bCs/>
+          <w:color w:val="333333"/>
+          <w:sz w:val="18"/>
+          <w:szCs w:val="18"/>
+        </w:rPr>
+        <w:t>do {</w:t>
+      </w:r>
+    </w:p>
+    <w:p>
+      <w:pPr>
+        <w:pStyle w:val="BodyText"/>
+        <w:spacing w:lineRule="auto" w:line="240" w:before="0" w:after="0"/>
+        <w:rPr>
+          <w:rFonts w:ascii="Segoe UI Black" w:hAnsi="Segoe UI Black"/>
+          <w:color w:val="333333"/>
+        </w:rPr>
+      </w:pPr>
+      <w:r>
+        <w:rPr>
+          <w:rStyle w:val="Cdigo-fonteuser"/>
           <w:rFonts w:ascii="Miriam Mono CLM" w:hAnsi="Miriam Mono CLM"/>
           <w:b/>
           <w:bCs/>
@@ -2082,7 +2626,7 @@
       </w:r>
       <w:r>
         <w:rPr>
-          <w:rStyle w:val="Cdigo-fonte"/>
+          <w:rStyle w:val="Cdigo-fonteuser"/>
           <w:rFonts w:ascii="Miriam Mono CLM" w:hAnsi="Miriam Mono CLM"/>
           <w:b/>
           <w:bCs/>
@@ -2104,7 +2648,7 @@
       </w:pPr>
       <w:r>
         <w:rPr>
-          <w:rStyle w:val="Cdigo-fonte"/>
+          <w:rStyle w:val="Cdigo-fonteuser"/>
           <w:rFonts w:ascii="Miriam Mono CLM" w:hAnsi="Miriam Mono CLM"/>
           <w:b/>
           <w:bCs/>
@@ -2116,7 +2660,7 @@
       </w:r>
       <w:r>
         <w:rPr>
-          <w:rStyle w:val="Cdigo-fonte"/>
+          <w:rStyle w:val="Cdigo-fonteuser"/>
           <w:rFonts w:ascii="Miriam Mono CLM" w:hAnsi="Miriam Mono CLM"/>
           <w:b/>
           <w:bCs/>
@@ -2138,7 +2682,200 @@
       </w:pPr>
       <w:r>
         <w:rPr>
-          <w:rStyle w:val="Cdigo-fonte"/>
+          <w:rStyle w:val="Cdigo-fonteuser"/>
+          <w:rFonts w:ascii="Miriam Mono CLM" w:hAnsi="Miriam Mono CLM"/>
+          <w:b/>
+          <w:bCs/>
+          <w:color w:val="333333"/>
+          <w:sz w:val="18"/>
+          <w:szCs w:val="18"/>
+        </w:rPr>
+        <w:t>} while (i &lt; 5);</w:t>
+      </w:r>
+    </w:p>
+    <w:p>
+      <w:pPr>
+        <w:pStyle w:val="BodyText"/>
+        <w:spacing w:lineRule="auto" w:line="240" w:before="0" w:after="0"/>
+        <w:rPr>
+          <w:rFonts w:ascii="Segoe UI Black" w:hAnsi="Segoe UI Black"/>
+          <w:b w:val="false"/>
+          <w:bCs w:val="false"/>
+          <w:color w:val="333333"/>
+        </w:rPr>
+      </w:pPr>
+      <w:r>
+        <w:rPr>
+          <w:rStyle w:val="Cdigo-fonteuser"/>
+          <w:rFonts w:ascii="Segoe UI Semibold" w:hAnsi="Segoe UI Semibold"/>
+          <w:b/>
+          <w:bCs/>
+          <w:color w:val="333333"/>
+          <w:sz w:val="18"/>
+          <w:szCs w:val="18"/>
+        </w:rPr>
+        <w:t xml:space="preserve">Responda: </w:t>
+      </w:r>
+      <w:r>
+        <w:rPr>
+          <w:rStyle w:val="Cdigo-fonteuser"/>
+          <w:rFonts w:ascii="Segoe UI Semibold" w:hAnsi="Segoe UI Semibold"/>
+          <w:b/>
+          <w:bCs/>
+          <w:color w:val="333333"/>
+          <w:sz w:val="18"/>
+          <w:szCs w:val="18"/>
+        </w:rPr>
+        <w:t>Devido a</w:t>
+      </w:r>
+      <w:r>
+        <w:rPr>
+          <w:rStyle w:val="Cdigo-fonteuser"/>
+          <w:rFonts w:ascii="Segoe UI Semibold" w:hAnsi="Segoe UI Semibold"/>
+          <w:b w:val="false"/>
+          <w:bCs w:val="false"/>
+          <w:color w:val="333333"/>
+          <w:sz w:val="18"/>
+          <w:szCs w:val="18"/>
+        </w:rPr>
+        <w:t xml:space="preserve"> estrutura do while, primeiro ela executa suas instruções e no final de iteração valida a condição.</w:t>
+      </w:r>
+    </w:p>
+    <w:p>
+      <w:pPr>
+        <w:pStyle w:val="BodyText"/>
+        <w:spacing w:lineRule="auto" w:line="240" w:before="0" w:after="0"/>
+        <w:rPr>
+          <w:rStyle w:val="Cdigo-fonteuser"/>
+          <w:rFonts w:ascii="Segoe UI Black" w:hAnsi="Segoe UI Black"/>
+          <w:b/>
+          <w:bCs/>
+          <w:color w:val="333333"/>
+          <w:sz w:val="18"/>
+          <w:szCs w:val="18"/>
+        </w:rPr>
+      </w:pPr>
+      <w:r>
+        <w:rPr>
+          <w:rFonts w:ascii="Segoe UI Black" w:hAnsi="Segoe UI Black"/>
+          <w:b/>
+          <w:bCs/>
+          <w:color w:val="333333"/>
+          <w:sz w:val="18"/>
+          <w:szCs w:val="18"/>
+        </w:rPr>
+      </w:r>
+    </w:p>
+    <w:p>
+      <w:pPr>
+        <w:pStyle w:val="BodyText"/>
+        <w:spacing w:lineRule="auto" w:line="240" w:before="0" w:after="0"/>
+        <w:rPr>
+          <w:rFonts w:ascii="Segoe UI Black" w:hAnsi="Segoe UI Black"/>
+          <w:color w:val="333333"/>
+        </w:rPr>
+      </w:pPr>
+      <w:r>
+        <w:rPr>
+          <w:rStyle w:val="Cdigo-fonteuser"/>
+          <w:rFonts w:ascii="Segoe UI Black" w:hAnsi="Segoe UI Black"/>
+          <w:color w:val="666666"/>
+          <w:sz w:val="18"/>
+          <w:szCs w:val="18"/>
+        </w:rPr>
+        <w:t>4. O que será exibido?</w:t>
+      </w:r>
+    </w:p>
+    <w:p>
+      <w:pPr>
+        <w:pStyle w:val="BodyText"/>
+        <w:spacing w:lineRule="auto" w:line="240" w:before="0" w:after="0"/>
+        <w:rPr>
+          <w:rFonts w:ascii="Segoe UI Black" w:hAnsi="Segoe UI Black"/>
+          <w:color w:val="333333"/>
+        </w:rPr>
+      </w:pPr>
+      <w:r>
+        <w:rPr>
+          <w:rStyle w:val="Cdigo-fonteuser"/>
+          <w:rFonts w:ascii="Miriam Mono CLM" w:hAnsi="Miriam Mono CLM"/>
+          <w:b/>
+          <w:bCs/>
+          <w:color w:val="333333"/>
+          <w:sz w:val="18"/>
+          <w:szCs w:val="18"/>
+        </w:rPr>
+        <w:t>const linguagens = ["JavaScript", "Python", "Java"];</w:t>
+      </w:r>
+    </w:p>
+    <w:p>
+      <w:pPr>
+        <w:pStyle w:val="BodyText"/>
+        <w:spacing w:lineRule="auto" w:line="240" w:before="0" w:after="0"/>
+        <w:rPr>
+          <w:rFonts w:ascii="Segoe UI Black" w:hAnsi="Segoe UI Black"/>
+          <w:color w:val="333333"/>
+        </w:rPr>
+      </w:pPr>
+      <w:r>
+        <w:rPr>
+          <w:rStyle w:val="Cdigo-fonteuser"/>
+          <w:rFonts w:ascii="Miriam Mono CLM" w:hAnsi="Miriam Mono CLM"/>
+          <w:b/>
+          <w:bCs/>
+          <w:color w:val="333333"/>
+          <w:sz w:val="18"/>
+          <w:szCs w:val="18"/>
+        </w:rPr>
+        <w:t>for (const linguagem of linguagens) {</w:t>
+      </w:r>
+    </w:p>
+    <w:p>
+      <w:pPr>
+        <w:pStyle w:val="BodyText"/>
+        <w:spacing w:lineRule="auto" w:line="240" w:before="0" w:after="0"/>
+        <w:rPr>
+          <w:rFonts w:ascii="Segoe UI Black" w:hAnsi="Segoe UI Black"/>
+          <w:color w:val="333333"/>
+        </w:rPr>
+      </w:pPr>
+      <w:r>
+        <w:rPr>
+          <w:rStyle w:val="Cdigo-fonteuser"/>
+          <w:rFonts w:ascii="Miriam Mono CLM" w:hAnsi="Miriam Mono CLM"/>
+          <w:b/>
+          <w:bCs/>
+          <w:color w:val="333333"/>
+          <w:sz w:val="18"/>
+          <w:szCs w:val="18"/>
+        </w:rPr>
+        <w:t xml:space="preserve">    </w:t>
+      </w:r>
+      <w:r>
+        <w:rPr>
+          <w:rStyle w:val="Cdigo-fonteuser"/>
+          <w:rFonts w:ascii="Miriam Mono CLM" w:hAnsi="Miriam Mono CLM"/>
+          <w:b/>
+          <w:bCs/>
+          <w:color w:val="333333"/>
+          <w:sz w:val="18"/>
+          <w:szCs w:val="18"/>
+        </w:rPr>
+        <w:t>console.log(linguagem);</w:t>
+      </w:r>
+    </w:p>
+    <w:p>
+      <w:pPr>
+        <w:pStyle w:val="BodyText"/>
+        <w:spacing w:lineRule="auto" w:line="240" w:before="0" w:after="0"/>
+        <w:rPr>
+          <w:rFonts w:ascii="Segoe UI Black" w:hAnsi="Segoe UI Black"/>
+          <w:color w:val="333333"/>
+        </w:rPr>
+      </w:pPr>
+      <w:r>
+        <w:rPr>
+          <w:rStyle w:val="Cdigo-fonteuser"/>
           <w:rFonts w:ascii="Miriam Mono CLM" w:hAnsi="Miriam Mono CLM"/>
           <w:b/>
           <w:bCs/>
@@ -2155,12 +2892,554 @@
         <w:spacing w:lineRule="auto" w:line="240" w:before="0" w:after="0"/>
         <w:rPr>
           <w:rFonts w:ascii="Segoe UI Black" w:hAnsi="Segoe UI Black"/>
-          <w:color w:val="333333"/>
-        </w:rPr>
-      </w:pPr>
-      <w:r>
-        <w:rPr>
-          <w:rStyle w:val="Cdigo-fonte"/>
+          <w:b w:val="false"/>
+          <w:bCs w:val="false"/>
+          <w:color w:val="333333"/>
+        </w:rPr>
+      </w:pPr>
+      <w:r>
+        <w:rPr>
+          <w:rStyle w:val="Cdigo-fonteuser"/>
+          <w:rFonts w:ascii="Segoe UI Semibold" w:hAnsi="Segoe UI Semibold"/>
+          <w:b/>
+          <w:bCs/>
+          <w:color w:val="333333"/>
+          <w:sz w:val="18"/>
+          <w:szCs w:val="18"/>
+        </w:rPr>
+        <w:t xml:space="preserve">Responda: </w:t>
+      </w:r>
+      <w:r>
+        <w:rPr>
+          <w:rStyle w:val="Cdigo-fonteuser"/>
+          <w:rFonts w:ascii="Segoe UI Semibold" w:hAnsi="Segoe UI Semibold"/>
+          <w:b w:val="false"/>
+          <w:bCs w:val="false"/>
+          <w:color w:val="333333"/>
+          <w:sz w:val="18"/>
+          <w:szCs w:val="18"/>
+        </w:rPr>
+        <w:t>JavaScript, Python, Java.</w:t>
+      </w:r>
+    </w:p>
+    <w:p>
+      <w:pPr>
+        <w:pStyle w:val="BodyText"/>
+        <w:spacing w:lineRule="auto" w:line="240" w:before="0" w:after="0"/>
+        <w:rPr>
+          <w:rStyle w:val="Cdigo-fonteuser"/>
+          <w:rFonts w:ascii="Segoe UI Black" w:hAnsi="Segoe UI Black"/>
+          <w:b/>
+          <w:bCs/>
+          <w:color w:val="333333"/>
+          <w:sz w:val="18"/>
+          <w:szCs w:val="18"/>
+        </w:rPr>
+      </w:pPr>
+      <w:r>
+        <w:rPr>
+          <w:rFonts w:ascii="Segoe UI Black" w:hAnsi="Segoe UI Black"/>
+          <w:b/>
+          <w:bCs/>
+          <w:color w:val="333333"/>
+          <w:sz w:val="18"/>
+          <w:szCs w:val="18"/>
+        </w:rPr>
+      </w:r>
+    </w:p>
+    <w:p>
+      <w:pPr>
+        <w:pStyle w:val="BodyText"/>
+        <w:spacing w:lineRule="auto" w:line="240" w:before="0" w:after="0"/>
+        <w:rPr>
+          <w:rFonts w:ascii="Segoe UI Black" w:hAnsi="Segoe UI Black"/>
+          <w:color w:val="333333"/>
+        </w:rPr>
+      </w:pPr>
+      <w:r>
+        <w:rPr>
+          <w:rStyle w:val="Cdigo-fonteuser"/>
+          <w:rFonts w:ascii="Segoe UI Black" w:hAnsi="Segoe UI Black"/>
+          <w:color w:val="666666"/>
+          <w:sz w:val="18"/>
+          <w:szCs w:val="18"/>
+        </w:rPr>
+        <w:t>5. Qual será a saída?</w:t>
+      </w:r>
+    </w:p>
+    <w:p>
+      <w:pPr>
+        <w:pStyle w:val="BodyText"/>
+        <w:spacing w:lineRule="auto" w:line="240" w:before="0" w:after="0"/>
+        <w:rPr>
+          <w:rFonts w:ascii="Segoe UI Black" w:hAnsi="Segoe UI Black"/>
+          <w:color w:val="333333"/>
+        </w:rPr>
+      </w:pPr>
+      <w:r>
+        <w:rPr>
+          <w:rStyle w:val="Cdigo-fonteuser"/>
+          <w:rFonts w:ascii="Miriam Mono CLM" w:hAnsi="Miriam Mono CLM"/>
+          <w:b/>
+          <w:bCs/>
+          <w:color w:val="333333"/>
+          <w:sz w:val="18"/>
+          <w:szCs w:val="18"/>
+        </w:rPr>
+        <w:t>const usuario = {</w:t>
+      </w:r>
+    </w:p>
+    <w:p>
+      <w:pPr>
+        <w:pStyle w:val="BodyText"/>
+        <w:spacing w:lineRule="auto" w:line="240" w:before="0" w:after="0"/>
+        <w:rPr>
+          <w:rFonts w:ascii="Segoe UI Black" w:hAnsi="Segoe UI Black"/>
+          <w:color w:val="333333"/>
+        </w:rPr>
+      </w:pPr>
+      <w:r>
+        <w:rPr>
+          <w:rStyle w:val="Cdigo-fonteuser"/>
+          <w:rFonts w:ascii="Miriam Mono CLM" w:hAnsi="Miriam Mono CLM"/>
+          <w:b/>
+          <w:bCs/>
+          <w:color w:val="333333"/>
+          <w:sz w:val="18"/>
+          <w:szCs w:val="18"/>
+        </w:rPr>
+        <w:t xml:space="preserve">    </w:t>
+      </w:r>
+      <w:r>
+        <w:rPr>
+          <w:rStyle w:val="Cdigo-fonteuser"/>
+          <w:rFonts w:ascii="Miriam Mono CLM" w:hAnsi="Miriam Mono CLM"/>
+          <w:b/>
+          <w:bCs/>
+          <w:color w:val="333333"/>
+          <w:sz w:val="18"/>
+          <w:szCs w:val="18"/>
+        </w:rPr>
+        <w:t>nome: "Moisés",</w:t>
+      </w:r>
+    </w:p>
+    <w:p>
+      <w:pPr>
+        <w:pStyle w:val="BodyText"/>
+        <w:spacing w:lineRule="auto" w:line="240" w:before="0" w:after="0"/>
+        <w:rPr>
+          <w:rFonts w:ascii="Segoe UI Black" w:hAnsi="Segoe UI Black"/>
+          <w:color w:val="333333"/>
+        </w:rPr>
+      </w:pPr>
+      <w:r>
+        <w:rPr>
+          <w:rStyle w:val="Cdigo-fonteuser"/>
+          <w:rFonts w:ascii="Miriam Mono CLM" w:hAnsi="Miriam Mono CLM"/>
+          <w:b/>
+          <w:bCs/>
+          <w:color w:val="333333"/>
+          <w:sz w:val="18"/>
+          <w:szCs w:val="18"/>
+        </w:rPr>
+        <w:t xml:space="preserve">    </w:t>
+      </w:r>
+      <w:r>
+        <w:rPr>
+          <w:rStyle w:val="Cdigo-fonteuser"/>
+          <w:rFonts w:ascii="Miriam Mono CLM" w:hAnsi="Miriam Mono CLM"/>
+          <w:b/>
+          <w:bCs/>
+          <w:color w:val="333333"/>
+          <w:sz w:val="18"/>
+          <w:szCs w:val="18"/>
+        </w:rPr>
+        <w:t>idade: 25</w:t>
+      </w:r>
+    </w:p>
+    <w:p>
+      <w:pPr>
+        <w:pStyle w:val="BodyText"/>
+        <w:spacing w:lineRule="auto" w:line="240" w:before="0" w:after="0"/>
+        <w:rPr>
+          <w:rFonts w:ascii="Segoe UI Black" w:hAnsi="Segoe UI Black"/>
+          <w:color w:val="333333"/>
+        </w:rPr>
+      </w:pPr>
+      <w:r>
+        <w:rPr>
+          <w:rStyle w:val="Cdigo-fonteuser"/>
+          <w:rFonts w:ascii="Miriam Mono CLM" w:hAnsi="Miriam Mono CLM"/>
+          <w:b/>
+          <w:bCs/>
+          <w:color w:val="333333"/>
+          <w:sz w:val="18"/>
+          <w:szCs w:val="18"/>
+        </w:rPr>
+        <w:t>};</w:t>
+      </w:r>
+    </w:p>
+    <w:p>
+      <w:pPr>
+        <w:pStyle w:val="BodyText"/>
+        <w:spacing w:lineRule="auto" w:line="240" w:before="0" w:after="0"/>
+        <w:rPr>
+          <w:rFonts w:ascii="Segoe UI Black" w:hAnsi="Segoe UI Black"/>
+          <w:color w:val="333333"/>
+        </w:rPr>
+      </w:pPr>
+      <w:r>
+        <w:rPr>
+          <w:rStyle w:val="Cdigo-fonteuser"/>
+          <w:rFonts w:ascii="Miriam Mono CLM" w:hAnsi="Miriam Mono CLM"/>
+          <w:b/>
+          <w:bCs/>
+          <w:color w:val="333333"/>
+          <w:sz w:val="18"/>
+          <w:szCs w:val="18"/>
+        </w:rPr>
+        <w:t>for (const chave in usuario) {</w:t>
+      </w:r>
+    </w:p>
+    <w:p>
+      <w:pPr>
+        <w:pStyle w:val="BodyText"/>
+        <w:spacing w:lineRule="auto" w:line="240" w:before="0" w:after="0"/>
+        <w:rPr>
+          <w:rFonts w:ascii="Segoe UI Black" w:hAnsi="Segoe UI Black"/>
+          <w:color w:val="333333"/>
+        </w:rPr>
+      </w:pPr>
+      <w:r>
+        <w:rPr>
+          <w:rStyle w:val="Cdigo-fonteuser"/>
+          <w:rFonts w:ascii="Miriam Mono CLM" w:hAnsi="Miriam Mono CLM"/>
+          <w:b/>
+          <w:bCs/>
+          <w:color w:val="333333"/>
+          <w:sz w:val="18"/>
+          <w:szCs w:val="18"/>
+        </w:rPr>
+        <w:t xml:space="preserve">    </w:t>
+      </w:r>
+      <w:r>
+        <w:rPr>
+          <w:rStyle w:val="Cdigo-fonteuser"/>
+          <w:rFonts w:ascii="Miriam Mono CLM" w:hAnsi="Miriam Mono CLM"/>
+          <w:b/>
+          <w:bCs/>
+          <w:color w:val="333333"/>
+          <w:sz w:val="18"/>
+          <w:szCs w:val="18"/>
+        </w:rPr>
+        <w:t>console.log(chave);</w:t>
+      </w:r>
+    </w:p>
+    <w:p>
+      <w:pPr>
+        <w:pStyle w:val="BodyText"/>
+        <w:spacing w:lineRule="auto" w:line="240" w:before="0" w:after="0"/>
+        <w:rPr>
+          <w:rFonts w:ascii="Segoe UI Black" w:hAnsi="Segoe UI Black"/>
+          <w:color w:val="333333"/>
+        </w:rPr>
+      </w:pPr>
+      <w:r>
+        <w:rPr>
+          <w:rStyle w:val="Cdigo-fonteuser"/>
+          <w:rFonts w:ascii="Miriam Mono CLM" w:hAnsi="Miriam Mono CLM"/>
+          <w:b/>
+          <w:bCs/>
+          <w:color w:val="333333"/>
+          <w:sz w:val="18"/>
+          <w:szCs w:val="18"/>
+        </w:rPr>
+        <w:t>};</w:t>
+      </w:r>
+    </w:p>
+    <w:p>
+      <w:pPr>
+        <w:pStyle w:val="BodyText"/>
+        <w:spacing w:lineRule="auto" w:line="240" w:before="0" w:after="0"/>
+        <w:rPr>
+          <w:rFonts w:ascii="Segoe UI Black" w:hAnsi="Segoe UI Black"/>
+          <w:color w:val="333333"/>
+        </w:rPr>
+      </w:pPr>
+      <w:r>
+        <w:rPr>
+          <w:rStyle w:val="Cdigo-fonteuser"/>
+          <w:rFonts w:ascii="Segoe UI Semibold" w:hAnsi="Segoe UI Semibold"/>
+          <w:b/>
+          <w:bCs/>
+          <w:color w:val="333333"/>
+          <w:sz w:val="18"/>
+          <w:szCs w:val="18"/>
+        </w:rPr>
+        <w:t xml:space="preserve">Responda: </w:t>
+      </w:r>
+      <w:r>
+        <w:rPr>
+          <w:rStyle w:val="Cdigo-fonteuser"/>
+          <w:rFonts w:ascii="Segoe UI Semibold" w:hAnsi="Segoe UI Semibold"/>
+          <w:b/>
+          <w:bCs/>
+          <w:color w:val="333333"/>
+          <w:sz w:val="18"/>
+          <w:szCs w:val="18"/>
+        </w:rPr>
+        <w:t>nome, idade.</w:t>
+      </w:r>
+    </w:p>
+    <w:p>
+      <w:pPr>
+        <w:pStyle w:val="BodyText"/>
+        <w:spacing w:lineRule="auto" w:line="240" w:before="0" w:after="0"/>
+        <w:rPr>
+          <w:rStyle w:val="Cdigo-fonteuser"/>
+          <w:rFonts w:ascii="Segoe UI Black" w:hAnsi="Segoe UI Black"/>
+          <w:b/>
+          <w:bCs/>
+          <w:color w:val="333333"/>
+          <w:sz w:val="18"/>
+          <w:szCs w:val="18"/>
+        </w:rPr>
+      </w:pPr>
+      <w:r>
+        <w:rPr>
+          <w:rFonts w:ascii="Segoe UI Black" w:hAnsi="Segoe UI Black"/>
+          <w:b/>
+          <w:bCs/>
+          <w:color w:val="333333"/>
+          <w:sz w:val="18"/>
+          <w:szCs w:val="18"/>
+        </w:rPr>
+      </w:r>
+    </w:p>
+    <w:p>
+      <w:pPr>
+        <w:pStyle w:val="BodyText"/>
+        <w:spacing w:lineRule="auto" w:line="240" w:before="0" w:after="0"/>
+        <w:rPr>
+          <w:rFonts w:ascii="Segoe UI Black" w:hAnsi="Segoe UI Black"/>
+          <w:color w:val="333333"/>
+        </w:rPr>
+      </w:pPr>
+      <w:r>
+        <w:rPr>
+          <w:rStyle w:val="Cdigo-fonteuser"/>
+          <w:rFonts w:ascii="Segoe UI Black" w:hAnsi="Segoe UI Black"/>
+          <w:color w:val="666666"/>
+          <w:sz w:val="18"/>
+          <w:szCs w:val="18"/>
+        </w:rPr>
+        <w:t>6. Explique o resultado.</w:t>
+      </w:r>
+    </w:p>
+    <w:p>
+      <w:pPr>
+        <w:pStyle w:val="BodyText"/>
+        <w:spacing w:lineRule="auto" w:line="240" w:before="0" w:after="0"/>
+        <w:rPr>
+          <w:rFonts w:ascii="Segoe UI Black" w:hAnsi="Segoe UI Black"/>
+          <w:color w:val="333333"/>
+        </w:rPr>
+      </w:pPr>
+      <w:r>
+        <w:rPr>
+          <w:rStyle w:val="Cdigo-fonteuser"/>
+          <w:rFonts w:ascii="Segoe UI Black" w:hAnsi="Segoe UI Black"/>
+          <w:color w:val="333333"/>
+          <w:sz w:val="18"/>
+          <w:szCs w:val="18"/>
+        </w:rPr>
+        <w:t>f</w:t>
+      </w:r>
+      <w:r>
+        <w:rPr>
+          <w:rStyle w:val="Cdigo-fonteuser"/>
+          <w:rFonts w:ascii="Miriam Mono CLM" w:hAnsi="Miriam Mono CLM"/>
+          <w:b/>
+          <w:bCs/>
+          <w:color w:val="333333"/>
+          <w:sz w:val="18"/>
+          <w:szCs w:val="18"/>
+        </w:rPr>
+        <w:t>or (let i = 1; i &lt;= 5; i++) {</w:t>
+      </w:r>
+    </w:p>
+    <w:p>
+      <w:pPr>
+        <w:pStyle w:val="BodyText"/>
+        <w:spacing w:lineRule="auto" w:line="240" w:before="0" w:after="0"/>
+        <w:rPr>
+          <w:rFonts w:ascii="Segoe UI Black" w:hAnsi="Segoe UI Black"/>
+          <w:color w:val="333333"/>
+        </w:rPr>
+      </w:pPr>
+      <w:r>
+        <w:rPr>
+          <w:rStyle w:val="Cdigo-fonteuser"/>
+          <w:rFonts w:ascii="Miriam Mono CLM" w:hAnsi="Miriam Mono CLM"/>
+          <w:b/>
+          <w:bCs/>
+          <w:color w:val="333333"/>
+          <w:sz w:val="18"/>
+          <w:szCs w:val="18"/>
+        </w:rPr>
+        <w:t xml:space="preserve">    </w:t>
+      </w:r>
+      <w:r>
+        <w:rPr>
+          <w:rStyle w:val="Cdigo-fonteuser"/>
+          <w:rFonts w:ascii="Miriam Mono CLM" w:hAnsi="Miriam Mono CLM"/>
+          <w:b/>
+          <w:bCs/>
+          <w:color w:val="333333"/>
+          <w:sz w:val="18"/>
+          <w:szCs w:val="18"/>
+        </w:rPr>
+        <w:t>if (i === 3) {</w:t>
+      </w:r>
+    </w:p>
+    <w:p>
+      <w:pPr>
+        <w:pStyle w:val="BodyText"/>
+        <w:spacing w:lineRule="auto" w:line="240" w:before="0" w:after="0"/>
+        <w:rPr>
+          <w:rFonts w:ascii="Segoe UI Black" w:hAnsi="Segoe UI Black"/>
+          <w:color w:val="333333"/>
+        </w:rPr>
+      </w:pPr>
+      <w:r>
+        <w:rPr>
+          <w:rStyle w:val="Cdigo-fonteuser"/>
+          <w:rFonts w:ascii="Miriam Mono CLM" w:hAnsi="Miriam Mono CLM"/>
+          <w:b/>
+          <w:bCs/>
+          <w:color w:val="333333"/>
+          <w:sz w:val="18"/>
+          <w:szCs w:val="18"/>
+        </w:rPr>
+        <w:t xml:space="preserve">        </w:t>
+      </w:r>
+      <w:r>
+        <w:rPr>
+          <w:rStyle w:val="Cdigo-fonteuser"/>
+          <w:rFonts w:ascii="Miriam Mono CLM" w:hAnsi="Miriam Mono CLM"/>
+          <w:b/>
+          <w:bCs/>
+          <w:color w:val="333333"/>
+          <w:sz w:val="18"/>
+          <w:szCs w:val="18"/>
+        </w:rPr>
+        <w:t>break;</w:t>
+      </w:r>
+    </w:p>
+    <w:p>
+      <w:pPr>
+        <w:pStyle w:val="BodyText"/>
+        <w:spacing w:lineRule="auto" w:line="240" w:before="0" w:after="0"/>
+        <w:rPr>
+          <w:rFonts w:ascii="Segoe UI Black" w:hAnsi="Segoe UI Black"/>
+          <w:color w:val="333333"/>
+        </w:rPr>
+      </w:pPr>
+      <w:r>
+        <w:rPr>
+          <w:rStyle w:val="Cdigo-fonteuser"/>
+          <w:rFonts w:ascii="Miriam Mono CLM" w:hAnsi="Miriam Mono CLM"/>
+          <w:b/>
+          <w:bCs/>
+          <w:color w:val="333333"/>
+          <w:sz w:val="18"/>
+          <w:szCs w:val="18"/>
+        </w:rPr>
+        <w:t xml:space="preserve">    </w:t>
+      </w:r>
+      <w:r>
+        <w:rPr>
+          <w:rStyle w:val="Cdigo-fonteuser"/>
+          <w:rFonts w:ascii="Miriam Mono CLM" w:hAnsi="Miriam Mono CLM"/>
+          <w:b/>
+          <w:bCs/>
+          <w:color w:val="333333"/>
+          <w:sz w:val="18"/>
+          <w:szCs w:val="18"/>
+        </w:rPr>
+        <w:t>}</w:t>
+      </w:r>
+    </w:p>
+    <w:p>
+      <w:pPr>
+        <w:pStyle w:val="BodyText"/>
+        <w:spacing w:lineRule="auto" w:line="240" w:before="0" w:after="0"/>
+        <w:rPr>
+          <w:rFonts w:ascii="Segoe UI Black" w:hAnsi="Segoe UI Black"/>
+          <w:color w:val="333333"/>
+        </w:rPr>
+      </w:pPr>
+      <w:r>
+        <w:rPr>
+          <w:rStyle w:val="Cdigo-fonteuser"/>
+          <w:rFonts w:ascii="Miriam Mono CLM" w:hAnsi="Miriam Mono CLM"/>
+          <w:b/>
+          <w:bCs/>
+          <w:color w:val="333333"/>
+          <w:sz w:val="18"/>
+          <w:szCs w:val="18"/>
+        </w:rPr>
+        <w:t xml:space="preserve">    </w:t>
+      </w:r>
+      <w:r>
+        <w:rPr>
+          <w:rStyle w:val="Cdigo-fonteuser"/>
+          <w:rFonts w:ascii="Miriam Mono CLM" w:hAnsi="Miriam Mono CLM"/>
+          <w:b/>
+          <w:bCs/>
+          <w:color w:val="333333"/>
+          <w:sz w:val="18"/>
+          <w:szCs w:val="18"/>
+        </w:rPr>
+        <w:t>console.log(i);</w:t>
+      </w:r>
+    </w:p>
+    <w:p>
+      <w:pPr>
+        <w:pStyle w:val="BodyText"/>
+        <w:spacing w:lineRule="auto" w:line="240" w:before="0" w:after="0"/>
+        <w:rPr>
+          <w:rFonts w:ascii="Segoe UI Black" w:hAnsi="Segoe UI Black"/>
+          <w:color w:val="333333"/>
+        </w:rPr>
+      </w:pPr>
+      <w:r>
+        <w:rPr>
+          <w:rStyle w:val="Cdigo-fonteuser"/>
+          <w:rFonts w:ascii="Miriam Mono CLM" w:hAnsi="Miriam Mono CLM"/>
+          <w:b/>
+          <w:bCs/>
+          <w:color w:val="333333"/>
+          <w:sz w:val="18"/>
+          <w:szCs w:val="18"/>
+        </w:rPr>
+        <w:t>};</w:t>
+      </w:r>
+    </w:p>
+    <w:p>
+      <w:pPr>
+        <w:pStyle w:val="BodyText"/>
+        <w:spacing w:lineRule="auto" w:line="240" w:before="0" w:after="0"/>
+        <w:rPr>
+          <w:rFonts w:ascii="Segoe UI Black" w:hAnsi="Segoe UI Black"/>
+          <w:b w:val="false"/>
+          <w:bCs w:val="false"/>
+          <w:color w:val="333333"/>
+        </w:rPr>
+      </w:pPr>
+      <w:r>
+        <w:rPr>
+          <w:rStyle w:val="Cdigo-fonteuser"/>
           <w:rFonts w:ascii="Segoe UI Semibold" w:hAnsi="Segoe UI Semibold"/>
           <w:b/>
           <w:bCs/>
@@ -2170,104 +3449,85 @@
         </w:rPr>
         <w:t>Responda:</w:t>
       </w:r>
-    </w:p>
-    <w:p>
-      <w:pPr>
-        <w:pStyle w:val="BodyText"/>
-        <w:spacing w:lineRule="auto" w:line="240" w:before="0" w:after="0"/>
-        <w:rPr>
-          <w:rStyle w:val="Cdigo-fonte"/>
-          <w:rFonts w:ascii="Segoe UI Black" w:hAnsi="Segoe UI Black"/>
-          <w:b/>
-          <w:bCs/>
-          <w:color w:val="333333"/>
-          <w:sz w:val="18"/>
-          <w:szCs w:val="18"/>
-        </w:rPr>
-      </w:pPr>
-      <w:r>
-        <w:rPr>
-          <w:rFonts w:ascii="Segoe UI Black" w:hAnsi="Segoe UI Black"/>
-          <w:color w:val="333333"/>
-        </w:rPr>
-      </w:r>
-    </w:p>
-    <w:p>
-      <w:pPr>
-        <w:pStyle w:val="BodyText"/>
-        <w:spacing w:lineRule="auto" w:line="240" w:before="0" w:after="0"/>
-        <w:rPr>
-          <w:rFonts w:ascii="Segoe UI Black" w:hAnsi="Segoe UI Black"/>
-          <w:color w:val="333333"/>
-        </w:rPr>
-      </w:pPr>
-      <w:r>
-        <w:rPr>
-          <w:rStyle w:val="Cdigo-fonte"/>
-          <w:rFonts w:ascii="Segoe UI Black" w:hAnsi="Segoe UI Black"/>
-          <w:color w:val="666666"/>
-          <w:sz w:val="18"/>
-          <w:szCs w:val="18"/>
-        </w:rPr>
-        <w:t>3. Explique por que esse código imprime um valor.</w:t>
-      </w:r>
-    </w:p>
-    <w:p>
-      <w:pPr>
-        <w:pStyle w:val="BodyText"/>
-        <w:spacing w:lineRule="auto" w:line="240" w:before="0" w:after="0"/>
-        <w:rPr>
-          <w:rFonts w:ascii="Segoe UI Black" w:hAnsi="Segoe UI Black"/>
-          <w:color w:val="333333"/>
-        </w:rPr>
-      </w:pPr>
-      <w:r>
-        <w:rPr>
-          <w:rStyle w:val="Cdigo-fonte"/>
-          <w:rFonts w:ascii="Miriam Mono CLM" w:hAnsi="Miriam Mono CLM"/>
-          <w:b/>
-          <w:bCs/>
-          <w:color w:val="333333"/>
-          <w:sz w:val="18"/>
-          <w:szCs w:val="18"/>
-        </w:rPr>
-        <w:t>let i = 5;</w:t>
-      </w:r>
-    </w:p>
-    <w:p>
-      <w:pPr>
-        <w:pStyle w:val="BodyText"/>
-        <w:spacing w:lineRule="auto" w:line="240" w:before="0" w:after="0"/>
-        <w:rPr>
-          <w:rFonts w:ascii="Segoe UI Black" w:hAnsi="Segoe UI Black"/>
-          <w:color w:val="333333"/>
-        </w:rPr>
-      </w:pPr>
-      <w:r>
-        <w:rPr>
-          <w:rStyle w:val="Cdigo-fonte"/>
-          <w:rFonts w:ascii="Miriam Mono CLM" w:hAnsi="Miriam Mono CLM"/>
-          <w:b/>
-          <w:bCs/>
-          <w:color w:val="333333"/>
-          <w:sz w:val="18"/>
-          <w:szCs w:val="18"/>
-        </w:rPr>
-        <w:t>do {</w:t>
-      </w:r>
-    </w:p>
-    <w:p>
-      <w:pPr>
-        <w:pStyle w:val="BodyText"/>
-        <w:spacing w:lineRule="auto" w:line="240" w:before="0" w:after="0"/>
-        <w:rPr>
-          <w:rFonts w:ascii="Segoe UI Black" w:hAnsi="Segoe UI Black"/>
-          <w:color w:val="333333"/>
-        </w:rPr>
-      </w:pPr>
-      <w:r>
-        <w:rPr>
-          <w:rStyle w:val="Cdigo-fonte"/>
+      <w:r>
+        <w:rPr>
+          <w:rStyle w:val="Cdigo-fonteuser"/>
+          <w:rFonts w:ascii="Segoe UI Semibold" w:hAnsi="Segoe UI Semibold"/>
+          <w:b w:val="false"/>
+          <w:bCs w:val="false"/>
+          <w:color w:val="333333"/>
+          <w:sz w:val="18"/>
+          <w:szCs w:val="18"/>
+        </w:rPr>
+        <w:t xml:space="preserve"> </w:t>
+      </w:r>
+      <w:r>
+        <w:rPr>
+          <w:rStyle w:val="Cdigo-fonteuser"/>
+          <w:rFonts w:ascii="Segoe UI Semibold" w:hAnsi="Segoe UI Semibold"/>
+          <w:b w:val="false"/>
+          <w:bCs w:val="false"/>
+          <w:color w:val="333333"/>
+          <w:sz w:val="18"/>
+          <w:szCs w:val="18"/>
+        </w:rPr>
+        <w:t>1, 2, pois quando a variação recebe 3 a condição de if se torna verdadeira e chama break encerrando o laço.</w:t>
+      </w:r>
+    </w:p>
+    <w:p>
+      <w:pPr>
+        <w:pStyle w:val="BodyText"/>
+        <w:spacing w:lineRule="auto" w:line="240" w:before="0" w:after="0"/>
+        <w:rPr>
+          <w:rFonts w:ascii="Segoe UI Black" w:hAnsi="Segoe UI Black"/>
+          <w:color w:val="333333"/>
+        </w:rPr>
+      </w:pPr>
+      <w:r>
+        <w:rPr>
+          <w:rStyle w:val="Cdigo-fonteuser"/>
+          <w:rFonts w:ascii="Segoe UI Black" w:hAnsi="Segoe UI Black"/>
+          <w:color w:val="666666"/>
+          <w:sz w:val="18"/>
+          <w:szCs w:val="18"/>
+        </w:rPr>
+        <w:t>7. O que muda em relação ao exercício anterior?</w:t>
+      </w:r>
+    </w:p>
+    <w:p>
+      <w:pPr>
+        <w:pStyle w:val="BodyText"/>
+        <w:spacing w:lineRule="auto" w:line="240" w:before="0" w:after="0"/>
+        <w:rPr>
+          <w:rFonts w:ascii="Segoe UI Black" w:hAnsi="Segoe UI Black"/>
+          <w:color w:val="333333"/>
+        </w:rPr>
+      </w:pPr>
+      <w:r>
+        <w:rPr>
+          <w:rStyle w:val="Cdigo-fonteuser"/>
+          <w:rFonts w:ascii="Miriam Mono CLM" w:hAnsi="Miriam Mono CLM"/>
+          <w:b/>
+          <w:bCs/>
+          <w:color w:val="333333"/>
+          <w:sz w:val="18"/>
+          <w:szCs w:val="18"/>
+        </w:rPr>
+        <w:t>for (let i = 1; i &lt;= 5; i++) {</w:t>
+      </w:r>
+    </w:p>
+    <w:p>
+      <w:pPr>
+        <w:pStyle w:val="BodyText"/>
+        <w:spacing w:lineRule="auto" w:line="240" w:before="0" w:after="0"/>
+        <w:rPr>
+          <w:rFonts w:ascii="Segoe UI Black" w:hAnsi="Segoe UI Black"/>
+          <w:color w:val="333333"/>
+        </w:rPr>
+      </w:pPr>
+      <w:r>
+        <w:rPr>
+          <w:rStyle w:val="Cdigo-fonteuser"/>
           <w:rFonts w:ascii="Miriam Mono CLM" w:hAnsi="Miriam Mono CLM"/>
           <w:b/>
           <w:bCs/>
@@ -2279,7 +3539,109 @@
       </w:r>
       <w:r>
         <w:rPr>
-          <w:rStyle w:val="Cdigo-fonte"/>
+          <w:rStyle w:val="Cdigo-fonteuser"/>
+          <w:rFonts w:ascii="Miriam Mono CLM" w:hAnsi="Miriam Mono CLM"/>
+          <w:b/>
+          <w:bCs/>
+          <w:color w:val="333333"/>
+          <w:sz w:val="18"/>
+          <w:szCs w:val="18"/>
+        </w:rPr>
+        <w:t>if (i === 3) {</w:t>
+      </w:r>
+    </w:p>
+    <w:p>
+      <w:pPr>
+        <w:pStyle w:val="BodyText"/>
+        <w:spacing w:lineRule="auto" w:line="240" w:before="0" w:after="0"/>
+        <w:rPr>
+          <w:rFonts w:ascii="Segoe UI Black" w:hAnsi="Segoe UI Black"/>
+          <w:color w:val="333333"/>
+        </w:rPr>
+      </w:pPr>
+      <w:r>
+        <w:rPr>
+          <w:rStyle w:val="Cdigo-fonteuser"/>
+          <w:rFonts w:ascii="Miriam Mono CLM" w:hAnsi="Miriam Mono CLM"/>
+          <w:b/>
+          <w:bCs/>
+          <w:color w:val="333333"/>
+          <w:sz w:val="18"/>
+          <w:szCs w:val="18"/>
+        </w:rPr>
+        <w:t xml:space="preserve">        </w:t>
+      </w:r>
+      <w:r>
+        <w:rPr>
+          <w:rStyle w:val="Cdigo-fonteuser"/>
+          <w:rFonts w:ascii="Miriam Mono CLM" w:hAnsi="Miriam Mono CLM"/>
+          <w:b/>
+          <w:bCs/>
+          <w:color w:val="333333"/>
+          <w:sz w:val="18"/>
+          <w:szCs w:val="18"/>
+        </w:rPr>
+        <w:t>continue;</w:t>
+      </w:r>
+    </w:p>
+    <w:p>
+      <w:pPr>
+        <w:pStyle w:val="BodyText"/>
+        <w:spacing w:lineRule="auto" w:line="240" w:before="0" w:after="0"/>
+        <w:rPr>
+          <w:rFonts w:ascii="Segoe UI Black" w:hAnsi="Segoe UI Black"/>
+          <w:color w:val="333333"/>
+        </w:rPr>
+      </w:pPr>
+      <w:r>
+        <w:rPr>
+          <w:rStyle w:val="Cdigo-fonteuser"/>
+          <w:rFonts w:ascii="Miriam Mono CLM" w:hAnsi="Miriam Mono CLM"/>
+          <w:b/>
+          <w:bCs/>
+          <w:color w:val="333333"/>
+          <w:sz w:val="18"/>
+          <w:szCs w:val="18"/>
+        </w:rPr>
+        <w:t xml:space="preserve">    </w:t>
+      </w:r>
+      <w:r>
+        <w:rPr>
+          <w:rStyle w:val="Cdigo-fonteuser"/>
+          <w:rFonts w:ascii="Miriam Mono CLM" w:hAnsi="Miriam Mono CLM"/>
+          <w:b/>
+          <w:bCs/>
+          <w:color w:val="333333"/>
+          <w:sz w:val="18"/>
+          <w:szCs w:val="18"/>
+        </w:rPr>
+        <w:t>}</w:t>
+      </w:r>
+    </w:p>
+    <w:p>
+      <w:pPr>
+        <w:pStyle w:val="BodyText"/>
+        <w:spacing w:lineRule="auto" w:line="240" w:before="0" w:after="0"/>
+        <w:rPr>
+          <w:rFonts w:ascii="Segoe UI Black" w:hAnsi="Segoe UI Black"/>
+          <w:color w:val="333333"/>
+        </w:rPr>
+      </w:pPr>
+      <w:r>
+        <w:rPr>
+          <w:rStyle w:val="Cdigo-fonteuser"/>
+          <w:rFonts w:ascii="Miriam Mono CLM" w:hAnsi="Miriam Mono CLM"/>
+          <w:b/>
+          <w:bCs/>
+          <w:color w:val="333333"/>
+          <w:sz w:val="18"/>
+          <w:szCs w:val="18"/>
+        </w:rPr>
+        <w:t xml:space="preserve">    </w:t>
+      </w:r>
+      <w:r>
+        <w:rPr>
+          <w:rStyle w:val="Cdigo-fonteuser"/>
           <w:rFonts w:ascii="Miriam Mono CLM" w:hAnsi="Miriam Mono CLM"/>
           <w:b/>
           <w:bCs/>
@@ -2301,7 +3663,154 @@
       </w:pPr>
       <w:r>
         <w:rPr>
-          <w:rStyle w:val="Cdigo-fonte"/>
+          <w:rStyle w:val="Cdigo-fonteuser"/>
+          <w:rFonts w:ascii="Miriam Mono CLM" w:hAnsi="Miriam Mono CLM"/>
+          <w:b/>
+          <w:bCs/>
+          <w:color w:val="333333"/>
+          <w:sz w:val="18"/>
+          <w:szCs w:val="18"/>
+        </w:rPr>
+        <w:t>};</w:t>
+      </w:r>
+    </w:p>
+    <w:p>
+      <w:pPr>
+        <w:pStyle w:val="BodyText"/>
+        <w:spacing w:lineRule="auto" w:line="240" w:before="0" w:after="0"/>
+        <w:rPr>
+          <w:rFonts w:ascii="Segoe UI Black" w:hAnsi="Segoe UI Black"/>
+          <w:b w:val="false"/>
+          <w:bCs w:val="false"/>
+          <w:color w:val="333333"/>
+        </w:rPr>
+      </w:pPr>
+      <w:r>
+        <w:rPr>
+          <w:rStyle w:val="Cdigo-fonteuser"/>
+          <w:rFonts w:ascii="Segoe UI Semibold" w:hAnsi="Segoe UI Semibold"/>
+          <w:b/>
+          <w:bCs/>
+          <w:color w:val="333333"/>
+          <w:sz w:val="18"/>
+          <w:szCs w:val="18"/>
+        </w:rPr>
+        <w:t xml:space="preserve">Responda: </w:t>
+      </w:r>
+      <w:r>
+        <w:rPr>
+          <w:rStyle w:val="Cdigo-fonteuser"/>
+          <w:rFonts w:ascii="Segoe UI Semibold" w:hAnsi="Segoe UI Semibold"/>
+          <w:b w:val="false"/>
+          <w:bCs w:val="false"/>
+          <w:color w:val="333333"/>
+          <w:sz w:val="18"/>
+          <w:szCs w:val="18"/>
+        </w:rPr>
+        <w:t>1, 2, 4, 5, diferente da anterior a if chama continue que pula somente aquela iteração.</w:t>
+      </w:r>
+    </w:p>
+    <w:p>
+      <w:pPr>
+        <w:pStyle w:val="BodyText"/>
+        <w:spacing w:lineRule="auto" w:line="240" w:before="0" w:after="0"/>
+        <w:rPr>
+          <w:rStyle w:val="Cdigo-fonteuser"/>
+          <w:rFonts w:ascii="Segoe UI Black" w:hAnsi="Segoe UI Black"/>
+          <w:b/>
+          <w:bCs/>
+          <w:color w:val="333333"/>
+          <w:sz w:val="18"/>
+          <w:szCs w:val="18"/>
+        </w:rPr>
+      </w:pPr>
+      <w:r>
+        <w:rPr>
+          <w:rFonts w:ascii="Segoe UI Black" w:hAnsi="Segoe UI Black"/>
+          <w:b/>
+          <w:bCs/>
+          <w:color w:val="333333"/>
+          <w:sz w:val="18"/>
+          <w:szCs w:val="18"/>
+        </w:rPr>
+      </w:r>
+    </w:p>
+    <w:p>
+      <w:pPr>
+        <w:pStyle w:val="BodyText"/>
+        <w:spacing w:lineRule="auto" w:line="240" w:before="0" w:after="0"/>
+        <w:rPr>
+          <w:rFonts w:ascii="Segoe UI Black" w:hAnsi="Segoe UI Black"/>
+          <w:color w:val="333333"/>
+        </w:rPr>
+      </w:pPr>
+      <w:r>
+        <w:rPr>
+          <w:rStyle w:val="Cdigo-fonteuser"/>
+          <w:rFonts w:ascii="Segoe UI Black" w:hAnsi="Segoe UI Black"/>
+          <w:color w:val="666666"/>
+          <w:sz w:val="18"/>
+          <w:szCs w:val="18"/>
+        </w:rPr>
+        <w:t>8. Qual será o valor exibido?</w:t>
+      </w:r>
+    </w:p>
+    <w:p>
+      <w:pPr>
+        <w:pStyle w:val="BodyText"/>
+        <w:spacing w:lineRule="auto" w:line="240" w:before="0" w:after="0"/>
+        <w:rPr>
+          <w:rFonts w:ascii="Segoe UI Black" w:hAnsi="Segoe UI Black"/>
+          <w:color w:val="333333"/>
+        </w:rPr>
+      </w:pPr>
+      <w:r>
+        <w:rPr>
+          <w:rStyle w:val="Cdigo-fonteuser"/>
+          <w:rFonts w:ascii="Miriam Mono CLM" w:hAnsi="Miriam Mono CLM"/>
+          <w:b/>
+          <w:bCs/>
+          <w:color w:val="333333"/>
+          <w:sz w:val="18"/>
+          <w:szCs w:val="18"/>
+        </w:rPr>
+        <w:t>let contador = 0;</w:t>
+      </w:r>
+    </w:p>
+    <w:p>
+      <w:pPr>
+        <w:pStyle w:val="BodyText"/>
+        <w:spacing w:lineRule="auto" w:line="240" w:before="0" w:after="0"/>
+        <w:rPr>
+          <w:rFonts w:ascii="Segoe UI Black" w:hAnsi="Segoe UI Black"/>
+          <w:color w:val="333333"/>
+        </w:rPr>
+      </w:pPr>
+      <w:r>
+        <w:rPr>
+          <w:rStyle w:val="Cdigo-fonteuser"/>
+          <w:rFonts w:ascii="Miriam Mono CLM" w:hAnsi="Miriam Mono CLM"/>
+          <w:b/>
+          <w:bCs/>
+          <w:color w:val="333333"/>
+          <w:sz w:val="18"/>
+          <w:szCs w:val="18"/>
+        </w:rPr>
+        <w:t>while (contador &lt; 3) {</w:t>
+      </w:r>
+    </w:p>
+    <w:p>
+      <w:pPr>
+        <w:pStyle w:val="BodyText"/>
+        <w:spacing w:lineRule="auto" w:line="240" w:before="0" w:after="0"/>
+        <w:rPr>
+          <w:rFonts w:ascii="Segoe UI Black" w:hAnsi="Segoe UI Black"/>
+          <w:color w:val="333333"/>
+        </w:rPr>
+      </w:pPr>
+      <w:r>
+        <w:rPr>
+          <w:rStyle w:val="Cdigo-fonteuser"/>
           <w:rFonts w:ascii="Miriam Mono CLM" w:hAnsi="Miriam Mono CLM"/>
           <w:b/>
           <w:bCs/>
@@ -2313,51 +3822,73 @@
       </w:r>
       <w:r>
         <w:rPr>
-          <w:rStyle w:val="Cdigo-fonte"/>
-          <w:rFonts w:ascii="Miriam Mono CLM" w:hAnsi="Miriam Mono CLM"/>
-          <w:b/>
-          <w:bCs/>
-          <w:color w:val="333333"/>
-          <w:sz w:val="18"/>
-          <w:szCs w:val="18"/>
-        </w:rPr>
-        <w:t>i++;</w:t>
-      </w:r>
-    </w:p>
-    <w:p>
-      <w:pPr>
-        <w:pStyle w:val="BodyText"/>
-        <w:spacing w:lineRule="auto" w:line="240" w:before="0" w:after="0"/>
-        <w:rPr>
-          <w:rFonts w:ascii="Segoe UI Black" w:hAnsi="Segoe UI Black"/>
-          <w:color w:val="333333"/>
-        </w:rPr>
-      </w:pPr>
-      <w:r>
-        <w:rPr>
-          <w:rStyle w:val="Cdigo-fonte"/>
-          <w:rFonts w:ascii="Miriam Mono CLM" w:hAnsi="Miriam Mono CLM"/>
-          <w:b/>
-          <w:bCs/>
-          <w:color w:val="333333"/>
-          <w:sz w:val="18"/>
-          <w:szCs w:val="18"/>
-        </w:rPr>
-        <w:t>} while (i &lt; 5);</w:t>
-      </w:r>
-    </w:p>
-    <w:p>
-      <w:pPr>
-        <w:pStyle w:val="BodyText"/>
-        <w:spacing w:lineRule="auto" w:line="240" w:before="0" w:after="0"/>
-        <w:rPr>
-          <w:rFonts w:ascii="Segoe UI Black" w:hAnsi="Segoe UI Black"/>
-          <w:color w:val="333333"/>
-        </w:rPr>
-      </w:pPr>
-      <w:r>
-        <w:rPr>
-          <w:rStyle w:val="Cdigo-fonte"/>
+          <w:rStyle w:val="Cdigo-fonteuser"/>
+          <w:rFonts w:ascii="Miriam Mono CLM" w:hAnsi="Miriam Mono CLM"/>
+          <w:b/>
+          <w:bCs/>
+          <w:color w:val="333333"/>
+          <w:sz w:val="18"/>
+          <w:szCs w:val="18"/>
+        </w:rPr>
+        <w:t>contador++;</w:t>
+      </w:r>
+    </w:p>
+    <w:p>
+      <w:pPr>
+        <w:pStyle w:val="BodyText"/>
+        <w:spacing w:lineRule="auto" w:line="240" w:before="0" w:after="0"/>
+        <w:rPr>
+          <w:rFonts w:ascii="Segoe UI Black" w:hAnsi="Segoe UI Black"/>
+          <w:color w:val="333333"/>
+        </w:rPr>
+      </w:pPr>
+      <w:r>
+        <w:rPr>
+          <w:rStyle w:val="Cdigo-fonteuser"/>
+          <w:rFonts w:ascii="Miriam Mono CLM" w:hAnsi="Miriam Mono CLM"/>
+          <w:b/>
+          <w:bCs/>
+          <w:color w:val="333333"/>
+          <w:sz w:val="18"/>
+          <w:szCs w:val="18"/>
+        </w:rPr>
+        <w:t>};</w:t>
+      </w:r>
+    </w:p>
+    <w:p>
+      <w:pPr>
+        <w:pStyle w:val="BodyText"/>
+        <w:spacing w:lineRule="auto" w:line="240" w:before="0" w:after="0"/>
+        <w:rPr>
+          <w:rFonts w:ascii="Segoe UI Black" w:hAnsi="Segoe UI Black"/>
+          <w:color w:val="333333"/>
+        </w:rPr>
+      </w:pPr>
+      <w:r>
+        <w:rPr>
+          <w:rStyle w:val="Cdigo-fonteuser"/>
+          <w:rFonts w:ascii="Miriam Mono CLM" w:hAnsi="Miriam Mono CLM"/>
+          <w:b/>
+          <w:bCs/>
+          <w:color w:val="333333"/>
+          <w:sz w:val="18"/>
+          <w:szCs w:val="18"/>
+        </w:rPr>
+        <w:t>console.log(contador);</w:t>
+      </w:r>
+    </w:p>
+    <w:p>
+      <w:pPr>
+        <w:pStyle w:val="BodyText"/>
+        <w:spacing w:lineRule="auto" w:line="240" w:before="0" w:after="0"/>
+        <w:rPr>
+          <w:rFonts w:ascii="Segoe UI Black" w:hAnsi="Segoe UI Black"/>
+          <w:color w:val="333333"/>
+        </w:rPr>
+      </w:pPr>
+      <w:r>
+        <w:rPr>
+          <w:rStyle w:val="Cdigo-fonteuser"/>
           <w:rFonts w:ascii="Segoe UI Semibold" w:hAnsi="Segoe UI Semibold"/>
           <w:b/>
           <w:bCs/>
@@ -2367,104 +3898,144 @@
         </w:rPr>
         <w:t>Responda:</w:t>
       </w:r>
-    </w:p>
-    <w:p>
-      <w:pPr>
-        <w:pStyle w:val="BodyText"/>
-        <w:spacing w:lineRule="auto" w:line="240" w:before="0" w:after="0"/>
-        <w:rPr>
-          <w:rStyle w:val="Cdigo-fonte"/>
-          <w:rFonts w:ascii="Segoe UI Black" w:hAnsi="Segoe UI Black"/>
-          <w:b/>
-          <w:bCs/>
-          <w:color w:val="333333"/>
-          <w:sz w:val="18"/>
-          <w:szCs w:val="18"/>
-        </w:rPr>
-      </w:pPr>
-      <w:r>
-        <w:rPr>
-          <w:rFonts w:ascii="Segoe UI Black" w:hAnsi="Segoe UI Black"/>
-          <w:color w:val="333333"/>
-        </w:rPr>
-      </w:r>
-    </w:p>
-    <w:p>
-      <w:pPr>
-        <w:pStyle w:val="BodyText"/>
-        <w:spacing w:lineRule="auto" w:line="240" w:before="0" w:after="0"/>
-        <w:rPr>
-          <w:rFonts w:ascii="Segoe UI Black" w:hAnsi="Segoe UI Black"/>
-          <w:color w:val="333333"/>
-        </w:rPr>
-      </w:pPr>
-      <w:r>
-        <w:rPr>
-          <w:rStyle w:val="Cdigo-fonte"/>
-          <w:rFonts w:ascii="Segoe UI Black" w:hAnsi="Segoe UI Black"/>
-          <w:color w:val="666666"/>
-          <w:sz w:val="18"/>
-          <w:szCs w:val="18"/>
-        </w:rPr>
-        <w:t>4. O que será exibido?</w:t>
-      </w:r>
-    </w:p>
-    <w:p>
-      <w:pPr>
-        <w:pStyle w:val="BodyText"/>
-        <w:spacing w:lineRule="auto" w:line="240" w:before="0" w:after="0"/>
-        <w:rPr>
-          <w:rFonts w:ascii="Segoe UI Black" w:hAnsi="Segoe UI Black"/>
-          <w:color w:val="333333"/>
-        </w:rPr>
-      </w:pPr>
-      <w:r>
-        <w:rPr>
-          <w:rStyle w:val="Cdigo-fonte"/>
-          <w:rFonts w:ascii="Miriam Mono CLM" w:hAnsi="Miriam Mono CLM"/>
-          <w:b/>
-          <w:bCs/>
-          <w:color w:val="333333"/>
-          <w:sz w:val="18"/>
-          <w:szCs w:val="18"/>
-        </w:rPr>
-        <w:t>const linguagens = ["JavaScript", "Python", "Java"];</w:t>
-      </w:r>
-    </w:p>
-    <w:p>
-      <w:pPr>
-        <w:pStyle w:val="BodyText"/>
-        <w:spacing w:lineRule="auto" w:line="240" w:before="0" w:after="0"/>
-        <w:rPr>
-          <w:rFonts w:ascii="Segoe UI Black" w:hAnsi="Segoe UI Black"/>
-          <w:color w:val="333333"/>
-        </w:rPr>
-      </w:pPr>
-      <w:r>
-        <w:rPr>
-          <w:rStyle w:val="Cdigo-fonte"/>
-          <w:rFonts w:ascii="Miriam Mono CLM" w:hAnsi="Miriam Mono CLM"/>
-          <w:b/>
-          <w:bCs/>
-          <w:color w:val="333333"/>
-          <w:sz w:val="18"/>
-          <w:szCs w:val="18"/>
-        </w:rPr>
-        <w:t>for (const linguagem of linguagens) {</w:t>
-      </w:r>
-    </w:p>
-    <w:p>
-      <w:pPr>
-        <w:pStyle w:val="BodyText"/>
-        <w:spacing w:lineRule="auto" w:line="240" w:before="0" w:after="0"/>
-        <w:rPr>
-          <w:rFonts w:ascii="Segoe UI Black" w:hAnsi="Segoe UI Black"/>
-          <w:color w:val="333333"/>
-        </w:rPr>
-      </w:pPr>
-      <w:r>
-        <w:rPr>
-          <w:rStyle w:val="Cdigo-fonte"/>
+      <w:r>
+        <w:rPr>
+          <w:rStyle w:val="Cdigo-fonteuser"/>
+          <w:rFonts w:ascii="Segoe UI Semibold" w:hAnsi="Segoe UI Semibold"/>
+          <w:b w:val="false"/>
+          <w:bCs w:val="false"/>
+          <w:color w:val="333333"/>
+          <w:sz w:val="18"/>
+          <w:szCs w:val="18"/>
+        </w:rPr>
+        <w:t xml:space="preserve"> </w:t>
+      </w:r>
+      <w:r>
+        <w:rPr>
+          <w:rStyle w:val="Cdigo-fonteuser"/>
+          <w:rFonts w:ascii="Segoe UI Semibold" w:hAnsi="Segoe UI Semibold"/>
+          <w:b w:val="false"/>
+          <w:bCs w:val="false"/>
+          <w:color w:val="333333"/>
+          <w:sz w:val="18"/>
+          <w:szCs w:val="18"/>
+        </w:rPr>
+        <w:t>3.</w:t>
+      </w:r>
+      <w:r>
+        <w:rPr>
+          <w:rStyle w:val="Cdigo-fonteuser"/>
+          <w:rFonts w:ascii="Segoe UI Semibold" w:hAnsi="Segoe UI Semibold"/>
+          <w:b w:val="false"/>
+          <w:bCs w:val="false"/>
+          <w:color w:val="333333"/>
+          <w:sz w:val="18"/>
+          <w:szCs w:val="18"/>
+        </w:rPr>
+        <w:t xml:space="preserve"> </w:t>
+      </w:r>
+    </w:p>
+    <w:p>
+      <w:pPr>
+        <w:pStyle w:val="BodyText"/>
+        <w:spacing w:lineRule="auto" w:line="240" w:before="0" w:after="0"/>
+        <w:rPr>
+          <w:rStyle w:val="Cdigo-fonteuser"/>
+          <w:rFonts w:ascii="Segoe UI Black" w:hAnsi="Segoe UI Black"/>
+          <w:b/>
+          <w:bCs/>
+          <w:color w:val="333333"/>
+          <w:sz w:val="18"/>
+          <w:szCs w:val="18"/>
+        </w:rPr>
+      </w:pPr>
+      <w:r>
+        <w:rPr>
+          <w:rFonts w:ascii="Segoe UI Black" w:hAnsi="Segoe UI Black"/>
+          <w:b/>
+          <w:bCs/>
+          <w:color w:val="333333"/>
+          <w:sz w:val="18"/>
+          <w:szCs w:val="18"/>
+        </w:rPr>
+      </w:r>
+    </w:p>
+    <w:p>
+      <w:pPr>
+        <w:pStyle w:val="BodyText"/>
+        <w:spacing w:lineRule="auto" w:line="240" w:before="0" w:after="0"/>
+        <w:rPr>
+          <w:rFonts w:ascii="Segoe UI Black" w:hAnsi="Segoe UI Black"/>
+          <w:color w:val="333333"/>
+        </w:rPr>
+      </w:pPr>
+      <w:r>
+        <w:rPr>
+          <w:rStyle w:val="Cdigo-fonteuser"/>
+          <w:rFonts w:ascii="Segoe UI Black" w:hAnsi="Segoe UI Black"/>
+          <w:color w:val="666666"/>
+          <w:sz w:val="18"/>
+          <w:szCs w:val="18"/>
+        </w:rPr>
+        <w:t>9. Qual será a saída?</w:t>
+      </w:r>
+    </w:p>
+    <w:p>
+      <w:pPr>
+        <w:pStyle w:val="BodyText"/>
+        <w:spacing w:lineRule="auto" w:line="240" w:before="0" w:after="0"/>
+        <w:rPr>
+          <w:rFonts w:ascii="Segoe UI Black" w:hAnsi="Segoe UI Black"/>
+          <w:color w:val="333333"/>
+        </w:rPr>
+      </w:pPr>
+      <w:r>
+        <w:rPr>
+          <w:rStyle w:val="Cdigo-fonteuser"/>
+          <w:rFonts w:ascii="Miriam Mono CLM" w:hAnsi="Miriam Mono CLM"/>
+          <w:b/>
+          <w:bCs/>
+          <w:color w:val="333333"/>
+          <w:sz w:val="18"/>
+          <w:szCs w:val="18"/>
+        </w:rPr>
+        <w:t>const numeros = [10, 20, 30];</w:t>
+      </w:r>
+    </w:p>
+    <w:p>
+      <w:pPr>
+        <w:pStyle w:val="BodyText"/>
+        <w:spacing w:lineRule="auto" w:line="240" w:before="0" w:after="0"/>
+        <w:rPr>
+          <w:rFonts w:ascii="Segoe UI Black" w:hAnsi="Segoe UI Black"/>
+          <w:color w:val="333333"/>
+        </w:rPr>
+      </w:pPr>
+      <w:r>
+        <w:rPr>
+          <w:rStyle w:val="Cdigo-fonteuser"/>
+          <w:rFonts w:ascii="Miriam Mono CLM" w:hAnsi="Miriam Mono CLM"/>
+          <w:b/>
+          <w:bCs/>
+          <w:color w:val="333333"/>
+          <w:sz w:val="18"/>
+          <w:szCs w:val="18"/>
+        </w:rPr>
+        <w:t>for (const numero of numeros) {</w:t>
+      </w:r>
+    </w:p>
+    <w:p>
+      <w:pPr>
+        <w:pStyle w:val="BodyText"/>
+        <w:spacing w:lineRule="auto" w:line="240" w:before="0" w:after="0"/>
+        <w:rPr>
+          <w:rFonts w:ascii="Segoe UI Black" w:hAnsi="Segoe UI Black"/>
+          <w:color w:val="333333"/>
+        </w:rPr>
+      </w:pPr>
+      <w:r>
+        <w:rPr>
+          <w:rStyle w:val="Cdigo-fonteuser"/>
           <w:rFonts w:ascii="Miriam Mono CLM" w:hAnsi="Miriam Mono CLM"/>
           <w:b/>
           <w:bCs/>
@@ -2476,29 +4047,29 @@
       </w:r>
       <w:r>
         <w:rPr>
-          <w:rStyle w:val="Cdigo-fonte"/>
-          <w:rFonts w:ascii="Miriam Mono CLM" w:hAnsi="Miriam Mono CLM"/>
-          <w:b/>
-          <w:bCs/>
-          <w:color w:val="333333"/>
-          <w:sz w:val="18"/>
-          <w:szCs w:val="18"/>
-        </w:rPr>
-        <w:t>console.log(linguagem);</w:t>
-      </w:r>
-    </w:p>
-    <w:p>
-      <w:pPr>
-        <w:pStyle w:val="BodyText"/>
-        <w:spacing w:lineRule="auto" w:line="240" w:before="0" w:after="0"/>
-        <w:rPr>
-          <w:rFonts w:ascii="Segoe UI Black" w:hAnsi="Segoe UI Black"/>
-          <w:color w:val="333333"/>
-        </w:rPr>
-      </w:pPr>
-      <w:r>
-        <w:rPr>
-          <w:rStyle w:val="Cdigo-fonte"/>
+          <w:rStyle w:val="Cdigo-fonteuser"/>
+          <w:rFonts w:ascii="Miriam Mono CLM" w:hAnsi="Miriam Mono CLM"/>
+          <w:b/>
+          <w:bCs/>
+          <w:color w:val="333333"/>
+          <w:sz w:val="18"/>
+          <w:szCs w:val="18"/>
+        </w:rPr>
+        <w:t>console.log(numero * 2);</w:t>
+      </w:r>
+    </w:p>
+    <w:p>
+      <w:pPr>
+        <w:pStyle w:val="BodyText"/>
+        <w:spacing w:lineRule="auto" w:line="240" w:before="0" w:after="0"/>
+        <w:rPr>
+          <w:rFonts w:ascii="Segoe UI Black" w:hAnsi="Segoe UI Black"/>
+          <w:color w:val="333333"/>
+        </w:rPr>
+      </w:pPr>
+      <w:r>
+        <w:rPr>
+          <w:rStyle w:val="Cdigo-fonteuser"/>
           <w:rFonts w:ascii="Miriam Mono CLM" w:hAnsi="Miriam Mono CLM"/>
           <w:b/>
           <w:bCs/>
@@ -2520,7 +4091,310 @@
       </w:pPr>
       <w:r>
         <w:rPr>
-          <w:rStyle w:val="Cdigo-fonte"/>
+          <w:rStyle w:val="Cdigo-fonteuser"/>
+          <w:rFonts w:ascii="Segoe UI Semibold" w:hAnsi="Segoe UI Semibold"/>
+          <w:b/>
+          <w:bCs/>
+          <w:color w:val="333333"/>
+          <w:sz w:val="18"/>
+          <w:szCs w:val="18"/>
+        </w:rPr>
+        <w:t xml:space="preserve">Responda: </w:t>
+      </w:r>
+      <w:r>
+        <w:rPr>
+          <w:rStyle w:val="Cdigo-fonteuser"/>
+          <w:rFonts w:ascii="Segoe UI Semibold" w:hAnsi="Segoe UI Semibold"/>
+          <w:b/>
+          <w:bCs/>
+          <w:color w:val="333333"/>
+          <w:sz w:val="18"/>
+          <w:szCs w:val="18"/>
+        </w:rPr>
+        <w:t>20, 40, 60.</w:t>
+      </w:r>
+    </w:p>
+    <w:p>
+      <w:pPr>
+        <w:pStyle w:val="BodyText"/>
+        <w:spacing w:lineRule="auto" w:line="240" w:before="0" w:after="0"/>
+        <w:rPr>
+          <w:rStyle w:val="Cdigo-fonteuser"/>
+          <w:rFonts w:ascii="Segoe UI Black" w:hAnsi="Segoe UI Black"/>
+          <w:b/>
+          <w:bCs/>
+          <w:color w:val="333333"/>
+          <w:sz w:val="18"/>
+          <w:szCs w:val="18"/>
+        </w:rPr>
+      </w:pPr>
+      <w:r>
+        <w:rPr>
+          <w:rFonts w:ascii="Segoe UI Black" w:hAnsi="Segoe UI Black"/>
+          <w:b/>
+          <w:bCs/>
+          <w:color w:val="333333"/>
+          <w:sz w:val="18"/>
+          <w:szCs w:val="18"/>
+        </w:rPr>
+      </w:r>
+    </w:p>
+    <w:p>
+      <w:pPr>
+        <w:pStyle w:val="BodyText"/>
+        <w:spacing w:lineRule="auto" w:line="240" w:before="0" w:after="0"/>
+        <w:rPr>
+          <w:rFonts w:ascii="Segoe UI Black" w:hAnsi="Segoe UI Black"/>
+          <w:color w:val="333333"/>
+        </w:rPr>
+      </w:pPr>
+      <w:r>
+        <w:rPr>
+          <w:rStyle w:val="Cdigo-fonteuser"/>
+          <w:rFonts w:ascii="Segoe UI Black" w:hAnsi="Segoe UI Black"/>
+          <w:color w:val="666666"/>
+          <w:sz w:val="18"/>
+          <w:szCs w:val="18"/>
+        </w:rPr>
+        <w:t>10. Explique o resultado.</w:t>
+      </w:r>
+    </w:p>
+    <w:p>
+      <w:pPr>
+        <w:pStyle w:val="BodyText"/>
+        <w:spacing w:lineRule="auto" w:line="240" w:before="0" w:after="0"/>
+        <w:rPr>
+          <w:rFonts w:ascii="Segoe UI Black" w:hAnsi="Segoe UI Black"/>
+          <w:color w:val="333333"/>
+        </w:rPr>
+      </w:pPr>
+      <w:r>
+        <w:rPr>
+          <w:rStyle w:val="Cdigo-fonteuser"/>
+          <w:rFonts w:ascii="Miriam Mono CLM" w:hAnsi="Miriam Mono CLM"/>
+          <w:b/>
+          <w:bCs/>
+          <w:color w:val="333333"/>
+          <w:sz w:val="18"/>
+          <w:szCs w:val="18"/>
+        </w:rPr>
+        <w:t>const pessoa = {</w:t>
+      </w:r>
+    </w:p>
+    <w:p>
+      <w:pPr>
+        <w:pStyle w:val="BodyText"/>
+        <w:spacing w:lineRule="auto" w:line="240" w:before="0" w:after="0"/>
+        <w:rPr>
+          <w:rFonts w:ascii="Segoe UI Black" w:hAnsi="Segoe UI Black"/>
+          <w:color w:val="333333"/>
+        </w:rPr>
+      </w:pPr>
+      <w:r>
+        <w:rPr>
+          <w:rStyle w:val="Cdigo-fonteuser"/>
+          <w:rFonts w:ascii="Miriam Mono CLM" w:hAnsi="Miriam Mono CLM"/>
+          <w:b/>
+          <w:bCs/>
+          <w:color w:val="333333"/>
+          <w:sz w:val="18"/>
+          <w:szCs w:val="18"/>
+        </w:rPr>
+        <w:t xml:space="preserve">    </w:t>
+      </w:r>
+      <w:r>
+        <w:rPr>
+          <w:rStyle w:val="Cdigo-fonteuser"/>
+          <w:rFonts w:ascii="Miriam Mono CLM" w:hAnsi="Miriam Mono CLM"/>
+          <w:b/>
+          <w:bCs/>
+          <w:color w:val="333333"/>
+          <w:sz w:val="18"/>
+          <w:szCs w:val="18"/>
+        </w:rPr>
+        <w:t>nome: "Ana",</w:t>
+      </w:r>
+    </w:p>
+    <w:p>
+      <w:pPr>
+        <w:pStyle w:val="BodyText"/>
+        <w:spacing w:lineRule="auto" w:line="240" w:before="0" w:after="0"/>
+        <w:rPr>
+          <w:rFonts w:ascii="Segoe UI Black" w:hAnsi="Segoe UI Black"/>
+          <w:color w:val="333333"/>
+        </w:rPr>
+      </w:pPr>
+      <w:r>
+        <w:rPr>
+          <w:rStyle w:val="Cdigo-fonteuser"/>
+          <w:rFonts w:ascii="Miriam Mono CLM" w:hAnsi="Miriam Mono CLM"/>
+          <w:b/>
+          <w:bCs/>
+          <w:color w:val="333333"/>
+          <w:sz w:val="18"/>
+          <w:szCs w:val="18"/>
+        </w:rPr>
+        <w:t xml:space="preserve">    </w:t>
+      </w:r>
+      <w:r>
+        <w:rPr>
+          <w:rStyle w:val="Cdigo-fonteuser"/>
+          <w:rFonts w:ascii="Miriam Mono CLM" w:hAnsi="Miriam Mono CLM"/>
+          <w:b/>
+          <w:bCs/>
+          <w:color w:val="333333"/>
+          <w:sz w:val="18"/>
+          <w:szCs w:val="18"/>
+        </w:rPr>
+        <w:t>idade: 30,</w:t>
+      </w:r>
+    </w:p>
+    <w:p>
+      <w:pPr>
+        <w:pStyle w:val="BodyText"/>
+        <w:spacing w:lineRule="auto" w:line="240" w:before="0" w:after="0"/>
+        <w:rPr>
+          <w:rFonts w:ascii="Segoe UI Black" w:hAnsi="Segoe UI Black"/>
+          <w:color w:val="333333"/>
+        </w:rPr>
+      </w:pPr>
+      <w:r>
+        <w:rPr>
+          <w:rStyle w:val="Cdigo-fonteuser"/>
+          <w:rFonts w:ascii="Miriam Mono CLM" w:hAnsi="Miriam Mono CLM"/>
+          <w:b/>
+          <w:bCs/>
+          <w:color w:val="333333"/>
+          <w:sz w:val="18"/>
+          <w:szCs w:val="18"/>
+        </w:rPr>
+        <w:t xml:space="preserve">    </w:t>
+      </w:r>
+      <w:r>
+        <w:rPr>
+          <w:rStyle w:val="Cdigo-fonteuser"/>
+          <w:rFonts w:ascii="Miriam Mono CLM" w:hAnsi="Miriam Mono CLM"/>
+          <w:b/>
+          <w:bCs/>
+          <w:color w:val="333333"/>
+          <w:sz w:val="18"/>
+          <w:szCs w:val="18"/>
+        </w:rPr>
+        <w:t>cidade: "Aracaju"</w:t>
+      </w:r>
+    </w:p>
+    <w:p>
+      <w:pPr>
+        <w:pStyle w:val="BodyText"/>
+        <w:spacing w:lineRule="auto" w:line="240" w:before="0" w:after="0"/>
+        <w:rPr>
+          <w:rFonts w:ascii="Segoe UI Black" w:hAnsi="Segoe UI Black"/>
+          <w:color w:val="333333"/>
+        </w:rPr>
+      </w:pPr>
+      <w:r>
+        <w:rPr>
+          <w:rStyle w:val="Cdigo-fonteuser"/>
+          <w:rFonts w:ascii="Miriam Mono CLM" w:hAnsi="Miriam Mono CLM"/>
+          <w:b/>
+          <w:bCs/>
+          <w:color w:val="333333"/>
+          <w:sz w:val="18"/>
+          <w:szCs w:val="18"/>
+        </w:rPr>
+        <w:t>};</w:t>
+      </w:r>
+    </w:p>
+    <w:p>
+      <w:pPr>
+        <w:pStyle w:val="BodyText"/>
+        <w:spacing w:lineRule="auto" w:line="240" w:before="0" w:after="0"/>
+        <w:rPr>
+          <w:rFonts w:ascii="Segoe UI Black" w:hAnsi="Segoe UI Black"/>
+          <w:color w:val="333333"/>
+        </w:rPr>
+      </w:pPr>
+      <w:r>
+        <w:rPr>
+          <w:rStyle w:val="Cdigo-fonteuser"/>
+          <w:rFonts w:ascii="Miriam Mono CLM" w:hAnsi="Miriam Mono CLM"/>
+          <w:b/>
+          <w:bCs/>
+          <w:color w:val="333333"/>
+          <w:sz w:val="18"/>
+          <w:szCs w:val="18"/>
+        </w:rPr>
+        <w:t>for (const propriedade in pessoa) {</w:t>
+      </w:r>
+    </w:p>
+    <w:p>
+      <w:pPr>
+        <w:pStyle w:val="BodyText"/>
+        <w:spacing w:lineRule="auto" w:line="240" w:before="0" w:after="0"/>
+        <w:rPr>
+          <w:rFonts w:ascii="Segoe UI Black" w:hAnsi="Segoe UI Black"/>
+          <w:color w:val="333333"/>
+        </w:rPr>
+      </w:pPr>
+      <w:r>
+        <w:rPr>
+          <w:rStyle w:val="Cdigo-fonteuser"/>
+          <w:rFonts w:ascii="Miriam Mono CLM" w:hAnsi="Miriam Mono CLM"/>
+          <w:b/>
+          <w:bCs/>
+          <w:color w:val="333333"/>
+          <w:sz w:val="18"/>
+          <w:szCs w:val="18"/>
+        </w:rPr>
+        <w:t xml:space="preserve">    </w:t>
+      </w:r>
+      <w:r>
+        <w:rPr>
+          <w:rStyle w:val="Cdigo-fonteuser"/>
+          <w:rFonts w:ascii="Miriam Mono CLM" w:hAnsi="Miriam Mono CLM"/>
+          <w:b/>
+          <w:bCs/>
+          <w:color w:val="333333"/>
+          <w:sz w:val="18"/>
+          <w:szCs w:val="18"/>
+        </w:rPr>
+        <w:t>console.log(`${propriedade}: ${pessoa[propriedade]}`);</w:t>
+      </w:r>
+    </w:p>
+    <w:p>
+      <w:pPr>
+        <w:pStyle w:val="BodyText"/>
+        <w:spacing w:lineRule="auto" w:line="240" w:before="0" w:after="0"/>
+        <w:rPr>
+          <w:rFonts w:ascii="Segoe UI Black" w:hAnsi="Segoe UI Black"/>
+          <w:color w:val="333333"/>
+        </w:rPr>
+      </w:pPr>
+      <w:r>
+        <w:rPr>
+          <w:rStyle w:val="Cdigo-fonteuser"/>
+          <w:rFonts w:ascii="Miriam Mono CLM" w:hAnsi="Miriam Mono CLM"/>
+          <w:b/>
+          <w:bCs/>
+          <w:color w:val="333333"/>
+          <w:sz w:val="18"/>
+          <w:szCs w:val="18"/>
+        </w:rPr>
+        <w:t>};</w:t>
+      </w:r>
+    </w:p>
+    <w:p>
+      <w:pPr>
+        <w:pStyle w:val="BodyText"/>
+        <w:spacing w:lineRule="auto" w:line="240" w:before="0" w:after="0"/>
+        <w:rPr>
+          <w:rFonts w:ascii="Segoe UI Black" w:hAnsi="Segoe UI Black"/>
+          <w:color w:val="333333"/>
+        </w:rPr>
+      </w:pPr>
+      <w:r>
+        <w:rPr>
+          <w:rStyle w:val="Cdigo-fonteuser"/>
           <w:rFonts w:ascii="Segoe UI Semibold" w:hAnsi="Segoe UI Semibold"/>
           <w:b/>
           <w:bCs/>
@@ -2530,1493 +4404,239 @@
         </w:rPr>
         <w:t>Responda:</w:t>
       </w:r>
-    </w:p>
-    <w:p>
-      <w:pPr>
-        <w:pStyle w:val="BodyText"/>
-        <w:spacing w:lineRule="auto" w:line="240" w:before="0" w:after="0"/>
-        <w:rPr>
-          <w:rStyle w:val="Cdigo-fonte"/>
-          <w:rFonts w:ascii="Segoe UI Black" w:hAnsi="Segoe UI Black"/>
-          <w:b/>
-          <w:bCs/>
-          <w:color w:val="333333"/>
-          <w:sz w:val="18"/>
-          <w:szCs w:val="18"/>
-        </w:rPr>
-      </w:pPr>
-      <w:r>
-        <w:rPr>
-          <w:rFonts w:ascii="Segoe UI Black" w:hAnsi="Segoe UI Black"/>
-          <w:color w:val="333333"/>
-        </w:rPr>
-      </w:r>
-    </w:p>
-    <w:p>
-      <w:pPr>
-        <w:pStyle w:val="BodyText"/>
-        <w:spacing w:lineRule="auto" w:line="240" w:before="0" w:after="0"/>
-        <w:rPr>
-          <w:rFonts w:ascii="Segoe UI Black" w:hAnsi="Segoe UI Black"/>
-          <w:color w:val="333333"/>
-        </w:rPr>
-      </w:pPr>
-      <w:r>
-        <w:rPr>
-          <w:rStyle w:val="Cdigo-fonte"/>
-          <w:rFonts w:ascii="Segoe UI Black" w:hAnsi="Segoe UI Black"/>
-          <w:color w:val="666666"/>
-          <w:sz w:val="18"/>
-          <w:szCs w:val="18"/>
-        </w:rPr>
-        <w:t>5. Qual será a saída?</w:t>
-      </w:r>
-    </w:p>
-    <w:p>
-      <w:pPr>
-        <w:pStyle w:val="BodyText"/>
-        <w:spacing w:lineRule="auto" w:line="240" w:before="0" w:after="0"/>
-        <w:rPr>
-          <w:rFonts w:ascii="Segoe UI Black" w:hAnsi="Segoe UI Black"/>
-          <w:color w:val="333333"/>
-        </w:rPr>
-      </w:pPr>
-      <w:r>
-        <w:rPr>
-          <w:rStyle w:val="Cdigo-fonte"/>
-          <w:rFonts w:ascii="Miriam Mono CLM" w:hAnsi="Miriam Mono CLM"/>
-          <w:b/>
-          <w:bCs/>
-          <w:color w:val="333333"/>
-          <w:sz w:val="18"/>
-          <w:szCs w:val="18"/>
-        </w:rPr>
-        <w:t>const usuario = {</w:t>
-      </w:r>
-    </w:p>
-    <w:p>
-      <w:pPr>
-        <w:pStyle w:val="BodyText"/>
-        <w:spacing w:lineRule="auto" w:line="240" w:before="0" w:after="0"/>
-        <w:rPr>
-          <w:rFonts w:ascii="Segoe UI Black" w:hAnsi="Segoe UI Black"/>
-          <w:color w:val="333333"/>
-        </w:rPr>
-      </w:pPr>
-      <w:r>
-        <w:rPr>
-          <w:rStyle w:val="Cdigo-fonte"/>
-          <w:rFonts w:ascii="Miriam Mono CLM" w:hAnsi="Miriam Mono CLM"/>
-          <w:b/>
-          <w:bCs/>
-          <w:color w:val="333333"/>
-          <w:sz w:val="18"/>
-          <w:szCs w:val="18"/>
-        </w:rPr>
-        <w:t xml:space="preserve">    </w:t>
-      </w:r>
-      <w:r>
-        <w:rPr>
-          <w:rStyle w:val="Cdigo-fonte"/>
-          <w:rFonts w:ascii="Miriam Mono CLM" w:hAnsi="Miriam Mono CLM"/>
-          <w:b/>
-          <w:bCs/>
-          <w:color w:val="333333"/>
-          <w:sz w:val="18"/>
-          <w:szCs w:val="18"/>
-        </w:rPr>
-        <w:t>nome: "Moisés",</w:t>
-      </w:r>
-    </w:p>
-    <w:p>
-      <w:pPr>
-        <w:pStyle w:val="BodyText"/>
-        <w:spacing w:lineRule="auto" w:line="240" w:before="0" w:after="0"/>
-        <w:rPr>
-          <w:rFonts w:ascii="Segoe UI Black" w:hAnsi="Segoe UI Black"/>
-          <w:color w:val="333333"/>
-        </w:rPr>
-      </w:pPr>
-      <w:r>
-        <w:rPr>
-          <w:rStyle w:val="Cdigo-fonte"/>
-          <w:rFonts w:ascii="Miriam Mono CLM" w:hAnsi="Miriam Mono CLM"/>
-          <w:b/>
-          <w:bCs/>
-          <w:color w:val="333333"/>
-          <w:sz w:val="18"/>
-          <w:szCs w:val="18"/>
-        </w:rPr>
-        <w:t xml:space="preserve">    </w:t>
-      </w:r>
-      <w:r>
-        <w:rPr>
-          <w:rStyle w:val="Cdigo-fonte"/>
-          <w:rFonts w:ascii="Miriam Mono CLM" w:hAnsi="Miriam Mono CLM"/>
-          <w:b/>
-          <w:bCs/>
-          <w:color w:val="333333"/>
-          <w:sz w:val="18"/>
-          <w:szCs w:val="18"/>
-        </w:rPr>
-        <w:t>idade: 25</w:t>
-      </w:r>
-    </w:p>
-    <w:p>
-      <w:pPr>
-        <w:pStyle w:val="BodyText"/>
-        <w:spacing w:lineRule="auto" w:line="240" w:before="0" w:after="0"/>
-        <w:rPr>
-          <w:rFonts w:ascii="Segoe UI Black" w:hAnsi="Segoe UI Black"/>
-          <w:color w:val="333333"/>
-        </w:rPr>
-      </w:pPr>
-      <w:r>
-        <w:rPr>
-          <w:rStyle w:val="Cdigo-fonte"/>
-          <w:rFonts w:ascii="Miriam Mono CLM" w:hAnsi="Miriam Mono CLM"/>
-          <w:b/>
-          <w:bCs/>
-          <w:color w:val="333333"/>
-          <w:sz w:val="18"/>
-          <w:szCs w:val="18"/>
-        </w:rPr>
-        <w:t>};</w:t>
-      </w:r>
-    </w:p>
-    <w:p>
-      <w:pPr>
-        <w:pStyle w:val="BodyText"/>
-        <w:spacing w:lineRule="auto" w:line="240" w:before="0" w:after="0"/>
-        <w:rPr>
-          <w:rFonts w:ascii="Segoe UI Black" w:hAnsi="Segoe UI Black"/>
-          <w:color w:val="333333"/>
-        </w:rPr>
-      </w:pPr>
-      <w:r>
-        <w:rPr>
-          <w:rStyle w:val="Cdigo-fonte"/>
-          <w:rFonts w:ascii="Miriam Mono CLM" w:hAnsi="Miriam Mono CLM"/>
-          <w:b/>
-          <w:bCs/>
-          <w:color w:val="333333"/>
-          <w:sz w:val="18"/>
-          <w:szCs w:val="18"/>
-        </w:rPr>
-        <w:t>for (const chave in usuario) {</w:t>
-      </w:r>
-    </w:p>
-    <w:p>
-      <w:pPr>
-        <w:pStyle w:val="BodyText"/>
-        <w:spacing w:lineRule="auto" w:line="240" w:before="0" w:after="0"/>
-        <w:rPr>
-          <w:rFonts w:ascii="Segoe UI Black" w:hAnsi="Segoe UI Black"/>
-          <w:color w:val="333333"/>
-        </w:rPr>
-      </w:pPr>
-      <w:r>
-        <w:rPr>
-          <w:rStyle w:val="Cdigo-fonte"/>
-          <w:rFonts w:ascii="Miriam Mono CLM" w:hAnsi="Miriam Mono CLM"/>
-          <w:b/>
-          <w:bCs/>
-          <w:color w:val="333333"/>
-          <w:sz w:val="18"/>
-          <w:szCs w:val="18"/>
-        </w:rPr>
-        <w:t xml:space="preserve">    </w:t>
-      </w:r>
-      <w:r>
-        <w:rPr>
-          <w:rStyle w:val="Cdigo-fonte"/>
-          <w:rFonts w:ascii="Miriam Mono CLM" w:hAnsi="Miriam Mono CLM"/>
-          <w:b/>
-          <w:bCs/>
-          <w:color w:val="333333"/>
-          <w:sz w:val="18"/>
-          <w:szCs w:val="18"/>
-        </w:rPr>
-        <w:t>console.log(chave);</w:t>
-      </w:r>
-    </w:p>
-    <w:p>
-      <w:pPr>
-        <w:pStyle w:val="BodyText"/>
-        <w:spacing w:lineRule="auto" w:line="240" w:before="0" w:after="0"/>
-        <w:rPr>
-          <w:rFonts w:ascii="Segoe UI Black" w:hAnsi="Segoe UI Black"/>
-          <w:color w:val="333333"/>
-        </w:rPr>
-      </w:pPr>
-      <w:r>
-        <w:rPr>
-          <w:rStyle w:val="Cdigo-fonte"/>
-          <w:rFonts w:ascii="Miriam Mono CLM" w:hAnsi="Miriam Mono CLM"/>
-          <w:b/>
-          <w:bCs/>
-          <w:color w:val="333333"/>
-          <w:sz w:val="18"/>
-          <w:szCs w:val="18"/>
-        </w:rPr>
-        <w:t>};</w:t>
-      </w:r>
-    </w:p>
-    <w:p>
-      <w:pPr>
-        <w:pStyle w:val="BodyText"/>
-        <w:spacing w:lineRule="auto" w:line="240" w:before="0" w:after="0"/>
-        <w:rPr>
-          <w:rFonts w:ascii="Segoe UI Black" w:hAnsi="Segoe UI Black"/>
-          <w:color w:val="333333"/>
-        </w:rPr>
-      </w:pPr>
-      <w:r>
-        <w:rPr>
-          <w:rStyle w:val="Cdigo-fonte"/>
-          <w:rFonts w:ascii="Segoe UI Semibold" w:hAnsi="Segoe UI Semibold"/>
-          <w:b/>
-          <w:bCs/>
-          <w:color w:val="333333"/>
-          <w:sz w:val="18"/>
-          <w:szCs w:val="18"/>
-        </w:rPr>
-        <w:t>Responda:</w:t>
-      </w:r>
-    </w:p>
-    <w:p>
-      <w:pPr>
-        <w:pStyle w:val="BodyText"/>
-        <w:spacing w:lineRule="auto" w:line="240" w:before="0" w:after="0"/>
-        <w:rPr>
-          <w:rStyle w:val="Cdigo-fonte"/>
-          <w:rFonts w:ascii="Segoe UI Black" w:hAnsi="Segoe UI Black"/>
-          <w:b/>
-          <w:bCs/>
-          <w:color w:val="333333"/>
-          <w:sz w:val="18"/>
-          <w:szCs w:val="18"/>
-        </w:rPr>
-      </w:pPr>
-      <w:r>
-        <w:rPr>
-          <w:rFonts w:ascii="Segoe UI Black" w:hAnsi="Segoe UI Black"/>
-          <w:color w:val="333333"/>
-        </w:rPr>
-      </w:r>
-    </w:p>
-    <w:p>
-      <w:pPr>
-        <w:pStyle w:val="BodyText"/>
-        <w:spacing w:lineRule="auto" w:line="240" w:before="0" w:after="0"/>
-        <w:rPr>
-          <w:rStyle w:val="Cdigo-fonte"/>
-          <w:rFonts w:ascii="Segoe UI Black" w:hAnsi="Segoe UI Black"/>
-          <w:b/>
-          <w:bCs/>
-          <w:color w:val="333333"/>
-          <w:sz w:val="18"/>
-          <w:szCs w:val="18"/>
-        </w:rPr>
-      </w:pPr>
-      <w:r>
-        <w:rPr>
-          <w:rFonts w:ascii="Segoe UI Black" w:hAnsi="Segoe UI Black"/>
-          <w:color w:val="333333"/>
-        </w:rPr>
-      </w:r>
-    </w:p>
-    <w:p>
-      <w:pPr>
-        <w:pStyle w:val="BodyText"/>
-        <w:spacing w:lineRule="auto" w:line="240" w:before="0" w:after="0"/>
-        <w:rPr>
-          <w:rStyle w:val="Cdigo-fonte"/>
-          <w:rFonts w:ascii="Segoe UI Black" w:hAnsi="Segoe UI Black"/>
-          <w:b/>
-          <w:bCs/>
-          <w:color w:val="333333"/>
-          <w:sz w:val="18"/>
-          <w:szCs w:val="18"/>
-        </w:rPr>
-      </w:pPr>
-      <w:r>
-        <w:rPr>
-          <w:rFonts w:ascii="Segoe UI Black" w:hAnsi="Segoe UI Black"/>
-          <w:color w:val="333333"/>
-        </w:rPr>
-      </w:r>
-    </w:p>
-    <w:p>
-      <w:pPr>
-        <w:pStyle w:val="BodyText"/>
-        <w:spacing w:lineRule="auto" w:line="240" w:before="0" w:after="0"/>
-        <w:rPr>
-          <w:rStyle w:val="Cdigo-fonte"/>
-          <w:rFonts w:ascii="Segoe UI Black" w:hAnsi="Segoe UI Black"/>
-          <w:b/>
-          <w:bCs/>
-          <w:color w:val="333333"/>
-          <w:sz w:val="18"/>
-          <w:szCs w:val="18"/>
-        </w:rPr>
-      </w:pPr>
-      <w:r>
-        <w:rPr>
-          <w:rFonts w:ascii="Segoe UI Black" w:hAnsi="Segoe UI Black"/>
-          <w:color w:val="333333"/>
-        </w:rPr>
-      </w:r>
-    </w:p>
-    <w:p>
-      <w:pPr>
-        <w:pStyle w:val="BodyText"/>
-        <w:spacing w:lineRule="auto" w:line="240" w:before="0" w:after="0"/>
-        <w:rPr>
-          <w:rStyle w:val="Cdigo-fonte"/>
-          <w:rFonts w:ascii="Segoe UI Black" w:hAnsi="Segoe UI Black"/>
-          <w:b/>
-          <w:bCs/>
-          <w:color w:val="333333"/>
-          <w:sz w:val="18"/>
-          <w:szCs w:val="18"/>
-        </w:rPr>
-      </w:pPr>
-      <w:r>
-        <w:rPr>
-          <w:rFonts w:ascii="Segoe UI Black" w:hAnsi="Segoe UI Black"/>
-          <w:color w:val="333333"/>
-        </w:rPr>
-      </w:r>
-    </w:p>
-    <w:p>
-      <w:pPr>
-        <w:pStyle w:val="BodyText"/>
-        <w:spacing w:lineRule="auto" w:line="240" w:before="0" w:after="0"/>
-        <w:rPr>
-          <w:rFonts w:ascii="Segoe UI Black" w:hAnsi="Segoe UI Black"/>
-          <w:color w:val="333333"/>
-        </w:rPr>
-      </w:pPr>
-      <w:r>
-        <w:rPr>
-          <w:rStyle w:val="Cdigo-fonte"/>
-          <w:rFonts w:ascii="Segoe UI Black" w:hAnsi="Segoe UI Black"/>
-          <w:color w:val="666666"/>
-          <w:sz w:val="18"/>
-          <w:szCs w:val="18"/>
-        </w:rPr>
-        <w:t>6. Explique o resultado.</w:t>
-      </w:r>
-    </w:p>
-    <w:p>
-      <w:pPr>
-        <w:pStyle w:val="BodyText"/>
-        <w:spacing w:lineRule="auto" w:line="240" w:before="0" w:after="0"/>
-        <w:rPr>
-          <w:rFonts w:ascii="Segoe UI Black" w:hAnsi="Segoe UI Black"/>
-          <w:color w:val="333333"/>
-        </w:rPr>
-      </w:pPr>
-      <w:r>
-        <w:rPr>
-          <w:rStyle w:val="Cdigo-fonte"/>
-          <w:rFonts w:ascii="Segoe UI Black" w:hAnsi="Segoe UI Black"/>
-          <w:color w:val="333333"/>
-          <w:sz w:val="18"/>
-          <w:szCs w:val="18"/>
-        </w:rPr>
-        <w:t>f</w:t>
-      </w:r>
-      <w:r>
-        <w:rPr>
-          <w:rStyle w:val="Cdigo-fonte"/>
-          <w:rFonts w:ascii="Miriam Mono CLM" w:hAnsi="Miriam Mono CLM"/>
-          <w:b/>
-          <w:bCs/>
-          <w:color w:val="333333"/>
-          <w:sz w:val="18"/>
-          <w:szCs w:val="18"/>
-        </w:rPr>
-        <w:t>or (let i = 1; i &lt;= 5; i++) {</w:t>
-      </w:r>
-    </w:p>
-    <w:p>
-      <w:pPr>
-        <w:pStyle w:val="BodyText"/>
-        <w:spacing w:lineRule="auto" w:line="240" w:before="0" w:after="0"/>
-        <w:rPr>
-          <w:rFonts w:ascii="Segoe UI Black" w:hAnsi="Segoe UI Black"/>
-          <w:color w:val="333333"/>
-        </w:rPr>
-      </w:pPr>
-      <w:r>
-        <w:rPr>
-          <w:rStyle w:val="Cdigo-fonte"/>
-          <w:rFonts w:ascii="Miriam Mono CLM" w:hAnsi="Miriam Mono CLM"/>
-          <w:b/>
-          <w:bCs/>
-          <w:color w:val="333333"/>
-          <w:sz w:val="18"/>
-          <w:szCs w:val="18"/>
-        </w:rPr>
-        <w:t xml:space="preserve">    </w:t>
-      </w:r>
-      <w:r>
-        <w:rPr>
-          <w:rStyle w:val="Cdigo-fonte"/>
-          <w:rFonts w:ascii="Miriam Mono CLM" w:hAnsi="Miriam Mono CLM"/>
-          <w:b/>
-          <w:bCs/>
-          <w:color w:val="333333"/>
-          <w:sz w:val="18"/>
-          <w:szCs w:val="18"/>
-        </w:rPr>
-        <w:t>if (i === 3) {</w:t>
-      </w:r>
-    </w:p>
-    <w:p>
-      <w:pPr>
-        <w:pStyle w:val="BodyText"/>
-        <w:spacing w:lineRule="auto" w:line="240" w:before="0" w:after="0"/>
-        <w:rPr>
-          <w:rFonts w:ascii="Segoe UI Black" w:hAnsi="Segoe UI Black"/>
-          <w:color w:val="333333"/>
-        </w:rPr>
-      </w:pPr>
-      <w:r>
-        <w:rPr>
-          <w:rStyle w:val="Cdigo-fonte"/>
-          <w:rFonts w:ascii="Miriam Mono CLM" w:hAnsi="Miriam Mono CLM"/>
-          <w:b/>
-          <w:bCs/>
-          <w:color w:val="333333"/>
-          <w:sz w:val="18"/>
-          <w:szCs w:val="18"/>
-        </w:rPr>
-        <w:t xml:space="preserve">        </w:t>
-      </w:r>
-      <w:r>
-        <w:rPr>
-          <w:rStyle w:val="Cdigo-fonte"/>
-          <w:rFonts w:ascii="Miriam Mono CLM" w:hAnsi="Miriam Mono CLM"/>
-          <w:b/>
-          <w:bCs/>
-          <w:color w:val="333333"/>
-          <w:sz w:val="18"/>
-          <w:szCs w:val="18"/>
-        </w:rPr>
-        <w:t>break;</w:t>
-      </w:r>
-    </w:p>
-    <w:p>
-      <w:pPr>
-        <w:pStyle w:val="BodyText"/>
-        <w:spacing w:lineRule="auto" w:line="240" w:before="0" w:after="0"/>
-        <w:rPr>
-          <w:rFonts w:ascii="Segoe UI Black" w:hAnsi="Segoe UI Black"/>
-          <w:color w:val="333333"/>
-        </w:rPr>
-      </w:pPr>
-      <w:r>
-        <w:rPr>
-          <w:rStyle w:val="Cdigo-fonte"/>
-          <w:rFonts w:ascii="Miriam Mono CLM" w:hAnsi="Miriam Mono CLM"/>
-          <w:b/>
-          <w:bCs/>
-          <w:color w:val="333333"/>
-          <w:sz w:val="18"/>
-          <w:szCs w:val="18"/>
-        </w:rPr>
-        <w:t xml:space="preserve">    </w:t>
-      </w:r>
-      <w:r>
-        <w:rPr>
-          <w:rStyle w:val="Cdigo-fonte"/>
-          <w:rFonts w:ascii="Miriam Mono CLM" w:hAnsi="Miriam Mono CLM"/>
-          <w:b/>
-          <w:bCs/>
-          <w:color w:val="333333"/>
-          <w:sz w:val="18"/>
-          <w:szCs w:val="18"/>
-        </w:rPr>
-        <w:t>}</w:t>
-      </w:r>
-    </w:p>
-    <w:p>
-      <w:pPr>
-        <w:pStyle w:val="BodyText"/>
-        <w:spacing w:lineRule="auto" w:line="240" w:before="0" w:after="0"/>
-        <w:rPr>
-          <w:rFonts w:ascii="Segoe UI Black" w:hAnsi="Segoe UI Black"/>
-          <w:color w:val="333333"/>
-        </w:rPr>
-      </w:pPr>
-      <w:r>
-        <w:rPr>
-          <w:rStyle w:val="Cdigo-fonte"/>
-          <w:rFonts w:ascii="Miriam Mono CLM" w:hAnsi="Miriam Mono CLM"/>
-          <w:b/>
-          <w:bCs/>
-          <w:color w:val="333333"/>
-          <w:sz w:val="18"/>
-          <w:szCs w:val="18"/>
-        </w:rPr>
-        <w:t xml:space="preserve">    </w:t>
-      </w:r>
-      <w:r>
-        <w:rPr>
-          <w:rStyle w:val="Cdigo-fonte"/>
-          <w:rFonts w:ascii="Miriam Mono CLM" w:hAnsi="Miriam Mono CLM"/>
-          <w:b/>
-          <w:bCs/>
-          <w:color w:val="333333"/>
-          <w:sz w:val="18"/>
-          <w:szCs w:val="18"/>
-        </w:rPr>
-        <w:t>console.log(i);</w:t>
-      </w:r>
-    </w:p>
-    <w:p>
-      <w:pPr>
-        <w:pStyle w:val="BodyText"/>
-        <w:spacing w:lineRule="auto" w:line="240" w:before="0" w:after="0"/>
-        <w:rPr>
-          <w:rFonts w:ascii="Segoe UI Black" w:hAnsi="Segoe UI Black"/>
-          <w:color w:val="333333"/>
-        </w:rPr>
-      </w:pPr>
-      <w:r>
-        <w:rPr>
-          <w:rStyle w:val="Cdigo-fonte"/>
-          <w:rFonts w:ascii="Miriam Mono CLM" w:hAnsi="Miriam Mono CLM"/>
-          <w:b/>
-          <w:bCs/>
-          <w:color w:val="333333"/>
-          <w:sz w:val="18"/>
-          <w:szCs w:val="18"/>
-        </w:rPr>
-        <w:t>};</w:t>
-      </w:r>
-    </w:p>
-    <w:p>
-      <w:pPr>
-        <w:pStyle w:val="BodyText"/>
-        <w:spacing w:lineRule="auto" w:line="240" w:before="0" w:after="0"/>
-        <w:rPr>
-          <w:rFonts w:ascii="Segoe UI Black" w:hAnsi="Segoe UI Black"/>
-          <w:color w:val="333333"/>
-        </w:rPr>
-      </w:pPr>
-      <w:r>
-        <w:rPr>
-          <w:rStyle w:val="Cdigo-fonte"/>
-          <w:rFonts w:ascii="Segoe UI Semibold" w:hAnsi="Segoe UI Semibold"/>
-          <w:b/>
-          <w:bCs/>
-          <w:color w:val="333333"/>
-          <w:sz w:val="18"/>
-          <w:szCs w:val="18"/>
-        </w:rPr>
-        <w:t>Responda:</w:t>
-      </w:r>
-    </w:p>
-    <w:p>
-      <w:pPr>
-        <w:pStyle w:val="BodyText"/>
-        <w:spacing w:lineRule="auto" w:line="240" w:before="0" w:after="0"/>
-        <w:rPr>
-          <w:rStyle w:val="Cdigo-fonte"/>
-          <w:rFonts w:ascii="Segoe UI Black" w:hAnsi="Segoe UI Black"/>
-          <w:b/>
-          <w:bCs/>
-          <w:color w:val="333333"/>
-          <w:sz w:val="18"/>
-          <w:szCs w:val="18"/>
-        </w:rPr>
-      </w:pPr>
-      <w:r>
-        <w:rPr>
-          <w:rFonts w:ascii="Segoe UI Black" w:hAnsi="Segoe UI Black"/>
-          <w:color w:val="333333"/>
-        </w:rPr>
-      </w:r>
-    </w:p>
-    <w:p>
-      <w:pPr>
-        <w:pStyle w:val="BodyText"/>
-        <w:spacing w:lineRule="auto" w:line="240" w:before="0" w:after="0"/>
-        <w:rPr>
-          <w:rFonts w:ascii="Segoe UI Black" w:hAnsi="Segoe UI Black"/>
-          <w:color w:val="333333"/>
-        </w:rPr>
-      </w:pPr>
-      <w:r>
-        <w:rPr>
-          <w:rStyle w:val="Cdigo-fonte"/>
-          <w:rFonts w:ascii="Segoe UI Black" w:hAnsi="Segoe UI Black"/>
-          <w:color w:val="666666"/>
-          <w:sz w:val="18"/>
-          <w:szCs w:val="18"/>
-        </w:rPr>
-        <w:t>7. O que muda em relação ao exercício anterior?</w:t>
-      </w:r>
-    </w:p>
-    <w:p>
-      <w:pPr>
-        <w:pStyle w:val="BodyText"/>
-        <w:spacing w:lineRule="auto" w:line="240" w:before="0" w:after="0"/>
-        <w:rPr>
-          <w:rFonts w:ascii="Segoe UI Black" w:hAnsi="Segoe UI Black"/>
-          <w:color w:val="333333"/>
-        </w:rPr>
-      </w:pPr>
-      <w:r>
-        <w:rPr>
-          <w:rStyle w:val="Cdigo-fonte"/>
-          <w:rFonts w:ascii="Miriam Mono CLM" w:hAnsi="Miriam Mono CLM"/>
-          <w:b/>
-          <w:bCs/>
-          <w:color w:val="333333"/>
-          <w:sz w:val="18"/>
-          <w:szCs w:val="18"/>
-        </w:rPr>
-        <w:t>for (let i = 1; i &lt;= 5; i++) {</w:t>
-      </w:r>
-    </w:p>
-    <w:p>
-      <w:pPr>
-        <w:pStyle w:val="BodyText"/>
-        <w:spacing w:lineRule="auto" w:line="240" w:before="0" w:after="0"/>
-        <w:rPr>
-          <w:rFonts w:ascii="Segoe UI Black" w:hAnsi="Segoe UI Black"/>
-          <w:color w:val="333333"/>
-        </w:rPr>
-      </w:pPr>
-      <w:r>
-        <w:rPr>
-          <w:rStyle w:val="Cdigo-fonte"/>
-          <w:rFonts w:ascii="Miriam Mono CLM" w:hAnsi="Miriam Mono CLM"/>
-          <w:b/>
-          <w:bCs/>
-          <w:color w:val="333333"/>
-          <w:sz w:val="18"/>
-          <w:szCs w:val="18"/>
-        </w:rPr>
-        <w:t xml:space="preserve">    </w:t>
-      </w:r>
-      <w:r>
-        <w:rPr>
-          <w:rStyle w:val="Cdigo-fonte"/>
-          <w:rFonts w:ascii="Miriam Mono CLM" w:hAnsi="Miriam Mono CLM"/>
-          <w:b/>
-          <w:bCs/>
-          <w:color w:val="333333"/>
-          <w:sz w:val="18"/>
-          <w:szCs w:val="18"/>
-        </w:rPr>
-        <w:t>if (i === 3) {</w:t>
-      </w:r>
-    </w:p>
-    <w:p>
-      <w:pPr>
-        <w:pStyle w:val="BodyText"/>
-        <w:spacing w:lineRule="auto" w:line="240" w:before="0" w:after="0"/>
-        <w:rPr>
-          <w:rFonts w:ascii="Segoe UI Black" w:hAnsi="Segoe UI Black"/>
-          <w:color w:val="333333"/>
-        </w:rPr>
-      </w:pPr>
-      <w:r>
-        <w:rPr>
-          <w:rStyle w:val="Cdigo-fonte"/>
-          <w:rFonts w:ascii="Miriam Mono CLM" w:hAnsi="Miriam Mono CLM"/>
-          <w:b/>
-          <w:bCs/>
-          <w:color w:val="333333"/>
-          <w:sz w:val="18"/>
-          <w:szCs w:val="18"/>
-        </w:rPr>
-        <w:t xml:space="preserve">        </w:t>
-      </w:r>
-      <w:r>
-        <w:rPr>
-          <w:rStyle w:val="Cdigo-fonte"/>
-          <w:rFonts w:ascii="Miriam Mono CLM" w:hAnsi="Miriam Mono CLM"/>
-          <w:b/>
-          <w:bCs/>
-          <w:color w:val="333333"/>
-          <w:sz w:val="18"/>
-          <w:szCs w:val="18"/>
-        </w:rPr>
-        <w:t>continue;</w:t>
-      </w:r>
-    </w:p>
-    <w:p>
-      <w:pPr>
-        <w:pStyle w:val="BodyText"/>
-        <w:spacing w:lineRule="auto" w:line="240" w:before="0" w:after="0"/>
-        <w:rPr>
-          <w:rFonts w:ascii="Segoe UI Black" w:hAnsi="Segoe UI Black"/>
-          <w:color w:val="333333"/>
-        </w:rPr>
-      </w:pPr>
-      <w:r>
-        <w:rPr>
-          <w:rStyle w:val="Cdigo-fonte"/>
-          <w:rFonts w:ascii="Miriam Mono CLM" w:hAnsi="Miriam Mono CLM"/>
-          <w:b/>
-          <w:bCs/>
-          <w:color w:val="333333"/>
-          <w:sz w:val="18"/>
-          <w:szCs w:val="18"/>
-        </w:rPr>
-        <w:t xml:space="preserve">    </w:t>
-      </w:r>
-      <w:r>
-        <w:rPr>
-          <w:rStyle w:val="Cdigo-fonte"/>
-          <w:rFonts w:ascii="Miriam Mono CLM" w:hAnsi="Miriam Mono CLM"/>
-          <w:b/>
-          <w:bCs/>
-          <w:color w:val="333333"/>
-          <w:sz w:val="18"/>
-          <w:szCs w:val="18"/>
-        </w:rPr>
-        <w:t>}</w:t>
-      </w:r>
-    </w:p>
-    <w:p>
-      <w:pPr>
-        <w:pStyle w:val="BodyText"/>
-        <w:spacing w:lineRule="auto" w:line="240" w:before="0" w:after="0"/>
-        <w:rPr>
-          <w:rFonts w:ascii="Segoe UI Black" w:hAnsi="Segoe UI Black"/>
-          <w:color w:val="333333"/>
-        </w:rPr>
-      </w:pPr>
-      <w:r>
-        <w:rPr>
-          <w:rStyle w:val="Cdigo-fonte"/>
-          <w:rFonts w:ascii="Miriam Mono CLM" w:hAnsi="Miriam Mono CLM"/>
-          <w:b/>
-          <w:bCs/>
-          <w:color w:val="333333"/>
-          <w:sz w:val="18"/>
-          <w:szCs w:val="18"/>
-        </w:rPr>
-        <w:t xml:space="preserve">    </w:t>
-      </w:r>
-      <w:r>
-        <w:rPr>
-          <w:rStyle w:val="Cdigo-fonte"/>
-          <w:rFonts w:ascii="Miriam Mono CLM" w:hAnsi="Miriam Mono CLM"/>
-          <w:b/>
-          <w:bCs/>
-          <w:color w:val="333333"/>
-          <w:sz w:val="18"/>
-          <w:szCs w:val="18"/>
-        </w:rPr>
-        <w:t>console.log(i);</w:t>
-      </w:r>
-    </w:p>
-    <w:p>
-      <w:pPr>
-        <w:pStyle w:val="BodyText"/>
-        <w:spacing w:lineRule="auto" w:line="240" w:before="0" w:after="0"/>
-        <w:rPr>
-          <w:rFonts w:ascii="Segoe UI Black" w:hAnsi="Segoe UI Black"/>
-          <w:color w:val="333333"/>
-        </w:rPr>
-      </w:pPr>
-      <w:r>
-        <w:rPr>
-          <w:rStyle w:val="Cdigo-fonte"/>
-          <w:rFonts w:ascii="Miriam Mono CLM" w:hAnsi="Miriam Mono CLM"/>
-          <w:b/>
-          <w:bCs/>
-          <w:color w:val="333333"/>
-          <w:sz w:val="18"/>
-          <w:szCs w:val="18"/>
-        </w:rPr>
-        <w:t>};</w:t>
-      </w:r>
-    </w:p>
-    <w:p>
-      <w:pPr>
-        <w:pStyle w:val="BodyText"/>
-        <w:spacing w:lineRule="auto" w:line="240" w:before="0" w:after="0"/>
-        <w:rPr>
-          <w:rFonts w:ascii="Segoe UI Black" w:hAnsi="Segoe UI Black"/>
-          <w:color w:val="333333"/>
-        </w:rPr>
-      </w:pPr>
-      <w:r>
-        <w:rPr>
-          <w:rStyle w:val="Cdigo-fonte"/>
-          <w:rFonts w:ascii="Segoe UI Semibold" w:hAnsi="Segoe UI Semibold"/>
-          <w:b/>
-          <w:bCs/>
-          <w:color w:val="333333"/>
-          <w:sz w:val="18"/>
-          <w:szCs w:val="18"/>
-        </w:rPr>
-        <w:t>Responda:</w:t>
-      </w:r>
-    </w:p>
-    <w:p>
-      <w:pPr>
-        <w:pStyle w:val="BodyText"/>
-        <w:spacing w:lineRule="auto" w:line="240" w:before="0" w:after="0"/>
-        <w:rPr>
-          <w:rStyle w:val="Cdigo-fonte"/>
-          <w:rFonts w:ascii="Segoe UI Black" w:hAnsi="Segoe UI Black"/>
-          <w:b/>
-          <w:bCs/>
-          <w:color w:val="333333"/>
-          <w:sz w:val="18"/>
-          <w:szCs w:val="18"/>
-        </w:rPr>
-      </w:pPr>
-      <w:r>
-        <w:rPr>
-          <w:rFonts w:ascii="Segoe UI Black" w:hAnsi="Segoe UI Black"/>
-          <w:color w:val="333333"/>
-        </w:rPr>
-      </w:r>
-    </w:p>
-    <w:p>
-      <w:pPr>
-        <w:pStyle w:val="BodyText"/>
-        <w:spacing w:lineRule="auto" w:line="240" w:before="0" w:after="0"/>
-        <w:rPr>
-          <w:rFonts w:ascii="Segoe UI Black" w:hAnsi="Segoe UI Black"/>
-          <w:color w:val="333333"/>
-        </w:rPr>
-      </w:pPr>
-      <w:r>
-        <w:rPr>
-          <w:rStyle w:val="Cdigo-fonte"/>
-          <w:rFonts w:ascii="Segoe UI Black" w:hAnsi="Segoe UI Black"/>
-          <w:color w:val="666666"/>
-          <w:sz w:val="18"/>
-          <w:szCs w:val="18"/>
-        </w:rPr>
-        <w:t>8. Qual será o valor exibido?</w:t>
-      </w:r>
-    </w:p>
-    <w:p>
-      <w:pPr>
-        <w:pStyle w:val="BodyText"/>
-        <w:spacing w:lineRule="auto" w:line="240" w:before="0" w:after="0"/>
-        <w:rPr>
-          <w:rFonts w:ascii="Segoe UI Black" w:hAnsi="Segoe UI Black"/>
-          <w:color w:val="333333"/>
-        </w:rPr>
-      </w:pPr>
-      <w:r>
-        <w:rPr>
-          <w:rStyle w:val="Cdigo-fonte"/>
-          <w:rFonts w:ascii="Miriam Mono CLM" w:hAnsi="Miriam Mono CLM"/>
-          <w:b/>
-          <w:bCs/>
-          <w:color w:val="333333"/>
-          <w:sz w:val="18"/>
-          <w:szCs w:val="18"/>
-        </w:rPr>
-        <w:t>let contador = 0;</w:t>
-      </w:r>
-    </w:p>
-    <w:p>
-      <w:pPr>
-        <w:pStyle w:val="BodyText"/>
-        <w:spacing w:lineRule="auto" w:line="240" w:before="0" w:after="0"/>
-        <w:rPr>
-          <w:rFonts w:ascii="Segoe UI Black" w:hAnsi="Segoe UI Black"/>
-          <w:color w:val="333333"/>
-        </w:rPr>
-      </w:pPr>
-      <w:r>
-        <w:rPr>
-          <w:rStyle w:val="Cdigo-fonte"/>
-          <w:rFonts w:ascii="Miriam Mono CLM" w:hAnsi="Miriam Mono CLM"/>
-          <w:b/>
-          <w:bCs/>
-          <w:color w:val="333333"/>
-          <w:sz w:val="18"/>
-          <w:szCs w:val="18"/>
-        </w:rPr>
-        <w:t>while (contador &lt; 3) {</w:t>
-      </w:r>
-    </w:p>
-    <w:p>
-      <w:pPr>
-        <w:pStyle w:val="BodyText"/>
-        <w:spacing w:lineRule="auto" w:line="240" w:before="0" w:after="0"/>
-        <w:rPr>
-          <w:rFonts w:ascii="Segoe UI Black" w:hAnsi="Segoe UI Black"/>
-          <w:color w:val="333333"/>
-        </w:rPr>
-      </w:pPr>
-      <w:r>
-        <w:rPr>
-          <w:rStyle w:val="Cdigo-fonte"/>
-          <w:rFonts w:ascii="Miriam Mono CLM" w:hAnsi="Miriam Mono CLM"/>
-          <w:b/>
-          <w:bCs/>
-          <w:color w:val="333333"/>
-          <w:sz w:val="18"/>
-          <w:szCs w:val="18"/>
-        </w:rPr>
-        <w:t xml:space="preserve">    </w:t>
-      </w:r>
-      <w:r>
-        <w:rPr>
-          <w:rStyle w:val="Cdigo-fonte"/>
-          <w:rFonts w:ascii="Miriam Mono CLM" w:hAnsi="Miriam Mono CLM"/>
-          <w:b/>
-          <w:bCs/>
-          <w:color w:val="333333"/>
-          <w:sz w:val="18"/>
-          <w:szCs w:val="18"/>
-        </w:rPr>
-        <w:t>contador++;</w:t>
-      </w:r>
-    </w:p>
-    <w:p>
-      <w:pPr>
-        <w:pStyle w:val="BodyText"/>
-        <w:spacing w:lineRule="auto" w:line="240" w:before="0" w:after="0"/>
-        <w:rPr>
-          <w:rFonts w:ascii="Segoe UI Black" w:hAnsi="Segoe UI Black"/>
-          <w:color w:val="333333"/>
-        </w:rPr>
-      </w:pPr>
-      <w:r>
-        <w:rPr>
-          <w:rStyle w:val="Cdigo-fonte"/>
-          <w:rFonts w:ascii="Miriam Mono CLM" w:hAnsi="Miriam Mono CLM"/>
-          <w:b/>
-          <w:bCs/>
-          <w:color w:val="333333"/>
-          <w:sz w:val="18"/>
-          <w:szCs w:val="18"/>
-        </w:rPr>
-        <w:t>};</w:t>
-      </w:r>
-    </w:p>
-    <w:p>
-      <w:pPr>
-        <w:pStyle w:val="BodyText"/>
-        <w:spacing w:lineRule="auto" w:line="240" w:before="0" w:after="0"/>
-        <w:rPr>
-          <w:rFonts w:ascii="Segoe UI Black" w:hAnsi="Segoe UI Black"/>
-          <w:color w:val="333333"/>
-        </w:rPr>
-      </w:pPr>
-      <w:r>
-        <w:rPr>
-          <w:rStyle w:val="Cdigo-fonte"/>
-          <w:rFonts w:ascii="Miriam Mono CLM" w:hAnsi="Miriam Mono CLM"/>
-          <w:b/>
-          <w:bCs/>
-          <w:color w:val="333333"/>
-          <w:sz w:val="18"/>
-          <w:szCs w:val="18"/>
-        </w:rPr>
-        <w:t>console.log(contador);</w:t>
-      </w:r>
-    </w:p>
-    <w:p>
-      <w:pPr>
-        <w:pStyle w:val="BodyText"/>
-        <w:spacing w:lineRule="auto" w:line="240" w:before="0" w:after="0"/>
-        <w:rPr>
-          <w:rFonts w:ascii="Segoe UI Black" w:hAnsi="Segoe UI Black"/>
-          <w:color w:val="333333"/>
-        </w:rPr>
-      </w:pPr>
-      <w:r>
-        <w:rPr>
-          <w:rStyle w:val="Cdigo-fonte"/>
-          <w:rFonts w:ascii="Segoe UI Semibold" w:hAnsi="Segoe UI Semibold"/>
-          <w:b/>
-          <w:bCs/>
-          <w:color w:val="333333"/>
-          <w:sz w:val="18"/>
-          <w:szCs w:val="18"/>
-        </w:rPr>
-        <w:t>Responda:</w:t>
-      </w:r>
-    </w:p>
-    <w:p>
-      <w:pPr>
-        <w:pStyle w:val="BodyText"/>
-        <w:spacing w:lineRule="auto" w:line="240" w:before="0" w:after="0"/>
-        <w:rPr>
-          <w:rStyle w:val="Cdigo-fonte"/>
-          <w:rFonts w:ascii="Segoe UI Black" w:hAnsi="Segoe UI Black"/>
-          <w:b/>
-          <w:bCs/>
-          <w:color w:val="333333"/>
-          <w:sz w:val="18"/>
-          <w:szCs w:val="18"/>
-        </w:rPr>
-      </w:pPr>
-      <w:r>
-        <w:rPr>
-          <w:rFonts w:ascii="Segoe UI Black" w:hAnsi="Segoe UI Black"/>
-          <w:color w:val="333333"/>
-        </w:rPr>
-      </w:r>
-    </w:p>
-    <w:p>
-      <w:pPr>
-        <w:pStyle w:val="BodyText"/>
-        <w:spacing w:lineRule="auto" w:line="240" w:before="0" w:after="0"/>
-        <w:rPr>
-          <w:rFonts w:ascii="Segoe UI Black" w:hAnsi="Segoe UI Black"/>
-          <w:color w:val="333333"/>
-        </w:rPr>
-      </w:pPr>
-      <w:r>
-        <w:rPr>
-          <w:rStyle w:val="Cdigo-fonte"/>
-          <w:rFonts w:ascii="Segoe UI Black" w:hAnsi="Segoe UI Black"/>
-          <w:color w:val="666666"/>
-          <w:sz w:val="18"/>
-          <w:szCs w:val="18"/>
-        </w:rPr>
-        <w:t>9. Qual será a saída?</w:t>
-      </w:r>
-    </w:p>
-    <w:p>
-      <w:pPr>
-        <w:pStyle w:val="BodyText"/>
-        <w:spacing w:lineRule="auto" w:line="240" w:before="0" w:after="0"/>
-        <w:rPr>
-          <w:rFonts w:ascii="Segoe UI Black" w:hAnsi="Segoe UI Black"/>
-          <w:color w:val="333333"/>
-        </w:rPr>
-      </w:pPr>
-      <w:r>
-        <w:rPr>
-          <w:rStyle w:val="Cdigo-fonte"/>
-          <w:rFonts w:ascii="Miriam Mono CLM" w:hAnsi="Miriam Mono CLM"/>
-          <w:b/>
-          <w:bCs/>
-          <w:color w:val="333333"/>
-          <w:sz w:val="18"/>
-          <w:szCs w:val="18"/>
-        </w:rPr>
-        <w:t>const numeros = [10, 20, 30];</w:t>
-      </w:r>
-    </w:p>
-    <w:p>
-      <w:pPr>
-        <w:pStyle w:val="BodyText"/>
-        <w:spacing w:lineRule="auto" w:line="240" w:before="0" w:after="0"/>
-        <w:rPr>
-          <w:rFonts w:ascii="Segoe UI Black" w:hAnsi="Segoe UI Black"/>
-          <w:color w:val="333333"/>
-        </w:rPr>
-      </w:pPr>
-      <w:r>
-        <w:rPr>
-          <w:rStyle w:val="Cdigo-fonte"/>
-          <w:rFonts w:ascii="Miriam Mono CLM" w:hAnsi="Miriam Mono CLM"/>
-          <w:b/>
-          <w:bCs/>
-          <w:color w:val="333333"/>
-          <w:sz w:val="18"/>
-          <w:szCs w:val="18"/>
-        </w:rPr>
-        <w:t>for (const numero of numeros) {</w:t>
-      </w:r>
-    </w:p>
-    <w:p>
-      <w:pPr>
-        <w:pStyle w:val="BodyText"/>
-        <w:spacing w:lineRule="auto" w:line="240" w:before="0" w:after="0"/>
-        <w:rPr>
-          <w:rFonts w:ascii="Segoe UI Black" w:hAnsi="Segoe UI Black"/>
-          <w:color w:val="333333"/>
-        </w:rPr>
-      </w:pPr>
-      <w:r>
-        <w:rPr>
-          <w:rStyle w:val="Cdigo-fonte"/>
-          <w:rFonts w:ascii="Miriam Mono CLM" w:hAnsi="Miriam Mono CLM"/>
-          <w:b/>
-          <w:bCs/>
-          <w:color w:val="333333"/>
-          <w:sz w:val="18"/>
-          <w:szCs w:val="18"/>
-        </w:rPr>
-        <w:t xml:space="preserve">    </w:t>
-      </w:r>
-      <w:r>
-        <w:rPr>
-          <w:rStyle w:val="Cdigo-fonte"/>
-          <w:rFonts w:ascii="Miriam Mono CLM" w:hAnsi="Miriam Mono CLM"/>
-          <w:b/>
-          <w:bCs/>
-          <w:color w:val="333333"/>
-          <w:sz w:val="18"/>
-          <w:szCs w:val="18"/>
-        </w:rPr>
-        <w:t>console.log(numero * 2);</w:t>
-      </w:r>
-    </w:p>
-    <w:p>
-      <w:pPr>
-        <w:pStyle w:val="BodyText"/>
-        <w:spacing w:lineRule="auto" w:line="240" w:before="0" w:after="0"/>
-        <w:rPr>
-          <w:rFonts w:ascii="Segoe UI Black" w:hAnsi="Segoe UI Black"/>
-          <w:color w:val="333333"/>
-        </w:rPr>
-      </w:pPr>
-      <w:r>
-        <w:rPr>
-          <w:rStyle w:val="Cdigo-fonte"/>
-          <w:rFonts w:ascii="Miriam Mono CLM" w:hAnsi="Miriam Mono CLM"/>
-          <w:b/>
-          <w:bCs/>
-          <w:color w:val="333333"/>
-          <w:sz w:val="18"/>
-          <w:szCs w:val="18"/>
-        </w:rPr>
-        <w:t>};</w:t>
-      </w:r>
-    </w:p>
-    <w:p>
-      <w:pPr>
-        <w:pStyle w:val="BodyText"/>
-        <w:spacing w:lineRule="auto" w:line="240" w:before="0" w:after="0"/>
-        <w:rPr>
-          <w:rFonts w:ascii="Segoe UI Black" w:hAnsi="Segoe UI Black"/>
-          <w:color w:val="333333"/>
-        </w:rPr>
-      </w:pPr>
-      <w:r>
-        <w:rPr>
-          <w:rStyle w:val="Cdigo-fonte"/>
-          <w:rFonts w:ascii="Segoe UI Semibold" w:hAnsi="Segoe UI Semibold"/>
-          <w:b/>
-          <w:bCs/>
-          <w:color w:val="333333"/>
-          <w:sz w:val="18"/>
-          <w:szCs w:val="18"/>
-        </w:rPr>
-        <w:t>Responda:</w:t>
-      </w:r>
-    </w:p>
-    <w:p>
-      <w:pPr>
-        <w:pStyle w:val="BodyText"/>
-        <w:spacing w:lineRule="auto" w:line="240" w:before="0" w:after="0"/>
-        <w:rPr>
-          <w:rStyle w:val="Cdigo-fonte"/>
-          <w:rFonts w:ascii="Segoe UI Black" w:hAnsi="Segoe UI Black"/>
-          <w:b/>
-          <w:bCs/>
-          <w:color w:val="333333"/>
-          <w:sz w:val="18"/>
-          <w:szCs w:val="18"/>
-        </w:rPr>
-      </w:pPr>
-      <w:r>
-        <w:rPr>
-          <w:rFonts w:ascii="Segoe UI Black" w:hAnsi="Segoe UI Black"/>
-          <w:color w:val="333333"/>
-        </w:rPr>
-      </w:r>
-    </w:p>
-    <w:p>
-      <w:pPr>
-        <w:pStyle w:val="BodyText"/>
-        <w:spacing w:lineRule="auto" w:line="240" w:before="0" w:after="0"/>
-        <w:rPr>
-          <w:rFonts w:ascii="Segoe UI Black" w:hAnsi="Segoe UI Black"/>
-          <w:color w:val="333333"/>
-        </w:rPr>
-      </w:pPr>
-      <w:r>
-        <w:rPr>
-          <w:rStyle w:val="Cdigo-fonte"/>
-          <w:rFonts w:ascii="Segoe UI Black" w:hAnsi="Segoe UI Black"/>
-          <w:color w:val="666666"/>
-          <w:sz w:val="18"/>
-          <w:szCs w:val="18"/>
-        </w:rPr>
-        <w:t>10. Explique o resultado.</w:t>
-      </w:r>
-    </w:p>
-    <w:p>
-      <w:pPr>
-        <w:pStyle w:val="BodyText"/>
-        <w:spacing w:lineRule="auto" w:line="240" w:before="0" w:after="0"/>
-        <w:rPr>
-          <w:rFonts w:ascii="Segoe UI Black" w:hAnsi="Segoe UI Black"/>
-          <w:color w:val="333333"/>
-        </w:rPr>
-      </w:pPr>
-      <w:r>
-        <w:rPr>
-          <w:rStyle w:val="Cdigo-fonte"/>
-          <w:rFonts w:ascii="Miriam Mono CLM" w:hAnsi="Miriam Mono CLM"/>
-          <w:b/>
-          <w:bCs/>
-          <w:color w:val="333333"/>
-          <w:sz w:val="18"/>
-          <w:szCs w:val="18"/>
-        </w:rPr>
-        <w:t>const pessoa = {</w:t>
-      </w:r>
-    </w:p>
-    <w:p>
-      <w:pPr>
-        <w:pStyle w:val="BodyText"/>
-        <w:spacing w:lineRule="auto" w:line="240" w:before="0" w:after="0"/>
-        <w:rPr>
-          <w:rFonts w:ascii="Segoe UI Black" w:hAnsi="Segoe UI Black"/>
-          <w:color w:val="333333"/>
-        </w:rPr>
-      </w:pPr>
-      <w:r>
-        <w:rPr>
-          <w:rStyle w:val="Cdigo-fonte"/>
-          <w:rFonts w:ascii="Miriam Mono CLM" w:hAnsi="Miriam Mono CLM"/>
-          <w:b/>
-          <w:bCs/>
-          <w:color w:val="333333"/>
-          <w:sz w:val="18"/>
-          <w:szCs w:val="18"/>
-        </w:rPr>
-        <w:t xml:space="preserve">    </w:t>
-      </w:r>
-      <w:r>
-        <w:rPr>
-          <w:rStyle w:val="Cdigo-fonte"/>
-          <w:rFonts w:ascii="Miriam Mono CLM" w:hAnsi="Miriam Mono CLM"/>
-          <w:b/>
-          <w:bCs/>
-          <w:color w:val="333333"/>
-          <w:sz w:val="18"/>
-          <w:szCs w:val="18"/>
-        </w:rPr>
-        <w:t>nome: "Ana",</w:t>
-      </w:r>
-    </w:p>
-    <w:p>
-      <w:pPr>
-        <w:pStyle w:val="BodyText"/>
-        <w:spacing w:lineRule="auto" w:line="240" w:before="0" w:after="0"/>
-        <w:rPr>
-          <w:rFonts w:ascii="Segoe UI Black" w:hAnsi="Segoe UI Black"/>
-          <w:color w:val="333333"/>
-        </w:rPr>
-      </w:pPr>
-      <w:r>
-        <w:rPr>
-          <w:rStyle w:val="Cdigo-fonte"/>
-          <w:rFonts w:ascii="Miriam Mono CLM" w:hAnsi="Miriam Mono CLM"/>
-          <w:b/>
-          <w:bCs/>
-          <w:color w:val="333333"/>
-          <w:sz w:val="18"/>
-          <w:szCs w:val="18"/>
-        </w:rPr>
-        <w:t xml:space="preserve">    </w:t>
-      </w:r>
-      <w:r>
-        <w:rPr>
-          <w:rStyle w:val="Cdigo-fonte"/>
-          <w:rFonts w:ascii="Miriam Mono CLM" w:hAnsi="Miriam Mono CLM"/>
-          <w:b/>
-          <w:bCs/>
-          <w:color w:val="333333"/>
-          <w:sz w:val="18"/>
-          <w:szCs w:val="18"/>
-        </w:rPr>
-        <w:t>idade: 30,</w:t>
-      </w:r>
-    </w:p>
-    <w:p>
-      <w:pPr>
-        <w:pStyle w:val="BodyText"/>
-        <w:spacing w:lineRule="auto" w:line="240" w:before="0" w:after="0"/>
-        <w:rPr>
-          <w:rFonts w:ascii="Segoe UI Black" w:hAnsi="Segoe UI Black"/>
-          <w:color w:val="333333"/>
-        </w:rPr>
-      </w:pPr>
-      <w:r>
-        <w:rPr>
-          <w:rStyle w:val="Cdigo-fonte"/>
-          <w:rFonts w:ascii="Miriam Mono CLM" w:hAnsi="Miriam Mono CLM"/>
-          <w:b/>
-          <w:bCs/>
-          <w:color w:val="333333"/>
-          <w:sz w:val="18"/>
-          <w:szCs w:val="18"/>
-        </w:rPr>
-        <w:t xml:space="preserve">    </w:t>
-      </w:r>
-      <w:r>
-        <w:rPr>
-          <w:rStyle w:val="Cdigo-fonte"/>
-          <w:rFonts w:ascii="Miriam Mono CLM" w:hAnsi="Miriam Mono CLM"/>
-          <w:b/>
-          <w:bCs/>
-          <w:color w:val="333333"/>
-          <w:sz w:val="18"/>
-          <w:szCs w:val="18"/>
-        </w:rPr>
-        <w:t>cidade: "Aracaju"</w:t>
-      </w:r>
-    </w:p>
-    <w:p>
-      <w:pPr>
-        <w:pStyle w:val="BodyText"/>
-        <w:spacing w:lineRule="auto" w:line="240" w:before="0" w:after="0"/>
-        <w:rPr>
-          <w:rFonts w:ascii="Segoe UI Black" w:hAnsi="Segoe UI Black"/>
-          <w:color w:val="333333"/>
-        </w:rPr>
-      </w:pPr>
-      <w:r>
-        <w:rPr>
-          <w:rStyle w:val="Cdigo-fonte"/>
-          <w:rFonts w:ascii="Miriam Mono CLM" w:hAnsi="Miriam Mono CLM"/>
-          <w:b/>
-          <w:bCs/>
-          <w:color w:val="333333"/>
-          <w:sz w:val="18"/>
-          <w:szCs w:val="18"/>
-        </w:rPr>
-        <w:t>};</w:t>
-      </w:r>
-    </w:p>
-    <w:p>
-      <w:pPr>
-        <w:pStyle w:val="BodyText"/>
-        <w:spacing w:lineRule="auto" w:line="240" w:before="0" w:after="0"/>
-        <w:rPr>
-          <w:rFonts w:ascii="Segoe UI Black" w:hAnsi="Segoe UI Black"/>
-          <w:color w:val="333333"/>
-        </w:rPr>
-      </w:pPr>
-      <w:r>
-        <w:rPr>
-          <w:rStyle w:val="Cdigo-fonte"/>
-          <w:rFonts w:ascii="Miriam Mono CLM" w:hAnsi="Miriam Mono CLM"/>
-          <w:b/>
-          <w:bCs/>
-          <w:color w:val="333333"/>
-          <w:sz w:val="18"/>
-          <w:szCs w:val="18"/>
-        </w:rPr>
-        <w:t>for (const propriedade in pessoa) {</w:t>
-      </w:r>
-    </w:p>
-    <w:p>
-      <w:pPr>
-        <w:pStyle w:val="BodyText"/>
-        <w:spacing w:lineRule="auto" w:line="240" w:before="0" w:after="0"/>
-        <w:rPr>
-          <w:rFonts w:ascii="Segoe UI Black" w:hAnsi="Segoe UI Black"/>
-          <w:color w:val="333333"/>
-        </w:rPr>
-      </w:pPr>
-      <w:r>
-        <w:rPr>
-          <w:rStyle w:val="Cdigo-fonte"/>
-          <w:rFonts w:ascii="Miriam Mono CLM" w:hAnsi="Miriam Mono CLM"/>
-          <w:b/>
-          <w:bCs/>
-          <w:color w:val="333333"/>
-          <w:sz w:val="18"/>
-          <w:szCs w:val="18"/>
-        </w:rPr>
-        <w:t xml:space="preserve">    </w:t>
-      </w:r>
-      <w:r>
-        <w:rPr>
-          <w:rStyle w:val="Cdigo-fonte"/>
-          <w:rFonts w:ascii="Miriam Mono CLM" w:hAnsi="Miriam Mono CLM"/>
-          <w:b/>
-          <w:bCs/>
-          <w:color w:val="333333"/>
-          <w:sz w:val="18"/>
-          <w:szCs w:val="18"/>
-        </w:rPr>
-        <w:t>console.log(`${propriedade}: ${pessoa[propriedade]}`);</w:t>
-      </w:r>
-    </w:p>
-    <w:p>
-      <w:pPr>
-        <w:pStyle w:val="BodyText"/>
-        <w:spacing w:lineRule="auto" w:line="240" w:before="0" w:after="0"/>
-        <w:rPr>
-          <w:rFonts w:ascii="Segoe UI Black" w:hAnsi="Segoe UI Black"/>
-          <w:color w:val="333333"/>
-        </w:rPr>
-      </w:pPr>
-      <w:r>
-        <w:rPr>
-          <w:rStyle w:val="Cdigo-fonte"/>
-          <w:rFonts w:ascii="Miriam Mono CLM" w:hAnsi="Miriam Mono CLM"/>
-          <w:b/>
-          <w:bCs/>
-          <w:color w:val="333333"/>
-          <w:sz w:val="18"/>
-          <w:szCs w:val="18"/>
-        </w:rPr>
-        <w:t>};</w:t>
-      </w:r>
-    </w:p>
-    <w:p>
-      <w:pPr>
-        <w:pStyle w:val="BodyText"/>
-        <w:spacing w:lineRule="auto" w:line="240" w:before="0" w:after="0"/>
-        <w:rPr>
-          <w:rFonts w:ascii="Segoe UI Black" w:hAnsi="Segoe UI Black"/>
-          <w:color w:val="333333"/>
-        </w:rPr>
-      </w:pPr>
-      <w:r>
-        <w:rPr>
-          <w:rStyle w:val="Cdigo-fonte"/>
-          <w:rFonts w:ascii="Segoe UI Semibold" w:hAnsi="Segoe UI Semibold"/>
-          <w:b/>
-          <w:bCs/>
-          <w:color w:val="333333"/>
-          <w:sz w:val="18"/>
-          <w:szCs w:val="18"/>
-        </w:rPr>
-        <w:t>Responda:</w:t>
-      </w:r>
-    </w:p>
-    <w:p>
-      <w:pPr>
-        <w:pStyle w:val="BodyText"/>
-        <w:spacing w:lineRule="auto" w:line="240" w:before="0" w:after="0"/>
-        <w:rPr>
-          <w:rStyle w:val="Cdigo-fonte"/>
-          <w:rFonts w:ascii="Segoe UI Black" w:hAnsi="Segoe UI Black"/>
-          <w:b/>
-          <w:bCs/>
-          <w:color w:val="333333"/>
-          <w:sz w:val="18"/>
-          <w:szCs w:val="18"/>
-        </w:rPr>
-      </w:pPr>
-      <w:r>
-        <w:rPr>
-          <w:rFonts w:ascii="Segoe UI Black" w:hAnsi="Segoe UI Black"/>
-          <w:color w:val="333333"/>
+      <w:r>
+        <w:rPr>
+          <w:rStyle w:val="Cdigo-fonteuser"/>
+          <w:rFonts w:ascii="Segoe UI Black" w:hAnsi="Segoe UI Black"/>
+          <w:b/>
+          <w:bCs/>
+          <w:color w:val="333333"/>
+          <w:sz w:val="18"/>
+          <w:szCs w:val="18"/>
+        </w:rPr>
+        <w:t xml:space="preserve"> </w:t>
+      </w:r>
+      <w:r>
+        <w:rPr>
+          <w:rStyle w:val="Cdigo-fonteuser"/>
+          <w:rFonts w:ascii="Segoe UI Semibold" w:hAnsi="Segoe UI Semibold"/>
+          <w:b/>
+          <w:bCs/>
+          <w:color w:val="333333"/>
+          <w:sz w:val="18"/>
+          <w:szCs w:val="18"/>
+        </w:rPr>
+        <w:t>nome: Ana,</w:t>
+      </w:r>
+      <w:r>
+        <w:rPr>
+          <w:rStyle w:val="Cdigo-fonteuser"/>
+          <w:rFonts w:ascii="Segoe UI Semibold" w:hAnsi="Segoe UI Semibold"/>
+          <w:b/>
+          <w:bCs/>
+          <w:color w:val="333333"/>
+          <w:sz w:val="18"/>
+          <w:szCs w:val="18"/>
+        </w:rPr>
+        <w:t xml:space="preserve"> idade: 30, cidade: Aracaju.</w:t>
+      </w:r>
+    </w:p>
+    <w:p>
+      <w:pPr>
+        <w:pStyle w:val="BodyText"/>
+        <w:spacing w:lineRule="auto" w:line="240" w:before="0" w:after="0"/>
+        <w:rPr>
+          <w:rFonts w:ascii="Segoe UI Semibold" w:hAnsi="Segoe UI Semibold"/>
+          <w:b/>
+          <w:bCs/>
+          <w:color w:val="333333"/>
+          <w:sz w:val="18"/>
+          <w:szCs w:val="18"/>
+        </w:rPr>
+      </w:pPr>
+      <w:r>
+        <w:rPr>
+          <w:rFonts w:ascii="Segoe UI Semibold" w:hAnsi="Segoe UI Semibold"/>
+          <w:b/>
+          <w:bCs/>
+          <w:color w:val="333333"/>
+          <w:sz w:val="18"/>
+          <w:szCs w:val="18"/>
+        </w:rPr>
+        <w:t>Está sendo utilizado o for in para obter as chaves das propriedades do objeto pessoa e recuperando seus valores por meio da sintaxe de arrays associativos.</w:t>
+      </w:r>
+    </w:p>
+    <w:p>
+      <w:pPr>
+        <w:pStyle w:val="BodyText"/>
+        <w:spacing w:lineRule="auto" w:line="240" w:before="0" w:after="0"/>
+        <w:rPr>
+          <w:rFonts w:ascii="Segoe UI Black" w:hAnsi="Segoe UI Black"/>
+          <w:b w:val="false"/>
+          <w:bCs w:val="false"/>
+          <w:color w:val="333333"/>
+          <w:sz w:val="18"/>
+          <w:szCs w:val="18"/>
+        </w:rPr>
+      </w:pPr>
+      <w:r>
+        <w:rPr>
+          <w:rFonts w:ascii="Segoe UI Black" w:hAnsi="Segoe UI Black"/>
+          <w:b w:val="false"/>
+          <w:bCs w:val="false"/>
+          <w:color w:val="333333"/>
+          <w:sz w:val="18"/>
+          <w:szCs w:val="18"/>
+        </w:rPr>
+      </w:r>
+    </w:p>
+    <w:p>
+      <w:pPr>
+        <w:pStyle w:val="BodyText"/>
+        <w:spacing w:lineRule="auto" w:line="240" w:before="0" w:after="0"/>
+        <w:rPr>
+          <w:rStyle w:val="Cdigo-fonteuser"/>
+          <w:rFonts w:ascii="Segoe UI Black" w:hAnsi="Segoe UI Black"/>
+          <w:b/>
+          <w:bCs/>
+          <w:color w:val="333333"/>
+          <w:sz w:val="18"/>
+          <w:szCs w:val="18"/>
+        </w:rPr>
+      </w:pPr>
+      <w:r>
+        <w:rPr>
+          <w:rFonts w:ascii="Segoe UI Black" w:hAnsi="Segoe UI Black"/>
+          <w:b/>
+          <w:bCs/>
+          <w:color w:val="333333"/>
+          <w:sz w:val="18"/>
+          <w:szCs w:val="18"/>
+        </w:rPr>
+      </w:r>
+    </w:p>
+    <w:p>
+      <w:pPr>
+        <w:pStyle w:val="BodyText"/>
+        <w:spacing w:lineRule="auto" w:line="240" w:before="0" w:after="0"/>
+        <w:rPr>
+          <w:rStyle w:val="Cdigo-fonteuser"/>
+          <w:rFonts w:ascii="Segoe UI Black" w:hAnsi="Segoe UI Black"/>
+          <w:b/>
+          <w:bCs/>
+          <w:color w:val="333333"/>
+          <w:sz w:val="18"/>
+          <w:szCs w:val="18"/>
+        </w:rPr>
+      </w:pPr>
+      <w:r>
+        <w:rPr>
+          <w:rFonts w:ascii="Segoe UI Black" w:hAnsi="Segoe UI Black"/>
+          <w:b/>
+          <w:bCs/>
+          <w:color w:val="333333"/>
+          <w:sz w:val="18"/>
+          <w:szCs w:val="18"/>
+        </w:rPr>
+      </w:r>
+    </w:p>
+    <w:p>
+      <w:pPr>
+        <w:pStyle w:val="BodyText"/>
+        <w:spacing w:lineRule="auto" w:line="240" w:before="0" w:after="0"/>
+        <w:rPr>
+          <w:rStyle w:val="Cdigo-fonteuser"/>
+          <w:rFonts w:ascii="Segoe UI Black" w:hAnsi="Segoe UI Black"/>
+          <w:b/>
+          <w:bCs/>
+          <w:color w:val="333333"/>
+          <w:sz w:val="18"/>
+          <w:szCs w:val="18"/>
+        </w:rPr>
+      </w:pPr>
+      <w:r>
+        <w:rPr>
+          <w:rFonts w:ascii="Segoe UI Black" w:hAnsi="Segoe UI Black"/>
+          <w:b/>
+          <w:bCs/>
+          <w:color w:val="333333"/>
+          <w:sz w:val="18"/>
+          <w:szCs w:val="18"/>
+        </w:rPr>
+      </w:r>
+    </w:p>
+    <w:p>
+      <w:pPr>
+        <w:pStyle w:val="BodyText"/>
+        <w:spacing w:lineRule="auto" w:line="240" w:before="0" w:after="0"/>
+        <w:rPr>
+          <w:rStyle w:val="Cdigo-fonteuser"/>
+          <w:rFonts w:ascii="Segoe UI Black" w:hAnsi="Segoe UI Black"/>
+          <w:b/>
+          <w:bCs/>
+          <w:color w:val="333333"/>
+          <w:sz w:val="18"/>
+          <w:szCs w:val="18"/>
+        </w:rPr>
+      </w:pPr>
+      <w:r>
+        <w:rPr>
+          <w:rFonts w:ascii="Segoe UI Black" w:hAnsi="Segoe UI Black"/>
+          <w:b/>
+          <w:bCs/>
+          <w:color w:val="333333"/>
+          <w:sz w:val="18"/>
+          <w:szCs w:val="18"/>
+        </w:rPr>
+      </w:r>
+    </w:p>
+    <w:p>
+      <w:pPr>
+        <w:pStyle w:val="BodyText"/>
+        <w:spacing w:lineRule="auto" w:line="240" w:before="0" w:after="0"/>
+        <w:rPr>
+          <w:rStyle w:val="Cdigo-fonteuser"/>
+          <w:rFonts w:ascii="Segoe UI Black" w:hAnsi="Segoe UI Black"/>
+          <w:b/>
+          <w:bCs/>
+          <w:color w:val="333333"/>
+          <w:sz w:val="18"/>
+          <w:szCs w:val="18"/>
+        </w:rPr>
+      </w:pPr>
+      <w:r>
+        <w:rPr>
+          <w:rFonts w:ascii="Segoe UI Black" w:hAnsi="Segoe UI Black"/>
+          <w:b/>
+          <w:bCs/>
+          <w:color w:val="333333"/>
+          <w:sz w:val="18"/>
+          <w:szCs w:val="18"/>
+        </w:rPr>
+      </w:r>
+    </w:p>
+    <w:p>
+      <w:pPr>
+        <w:pStyle w:val="BodyText"/>
+        <w:spacing w:lineRule="auto" w:line="240" w:before="0" w:after="0"/>
+        <w:rPr>
+          <w:rStyle w:val="Cdigo-fonteuser"/>
+          <w:rFonts w:ascii="Segoe UI Black" w:hAnsi="Segoe UI Black"/>
+          <w:b/>
+          <w:bCs/>
+          <w:color w:val="333333"/>
+          <w:sz w:val="18"/>
+          <w:szCs w:val="18"/>
+        </w:rPr>
+      </w:pPr>
+      <w:r>
+        <w:rPr>
+          <w:rFonts w:ascii="Segoe UI Black" w:hAnsi="Segoe UI Black"/>
+          <w:b/>
+          <w:bCs/>
+          <w:color w:val="333333"/>
+          <w:sz w:val="18"/>
+          <w:szCs w:val="18"/>
         </w:rPr>
       </w:r>
     </w:p>
@@ -4037,7 +4657,7 @@
       <w:pPr>
         <w:pStyle w:val="Heading1"/>
         <w:spacing w:lineRule="auto" w:line="240" w:before="114" w:after="114"/>
-        <w:jc w:val="center"/>
+        <w:jc w:val="start"/>
         <w:rPr>
           <w:rFonts w:ascii="Segoe UI Black" w:hAnsi="Segoe UI Black"/>
           <w:color w:val="666666"/>
@@ -4060,7 +4680,7 @@
     <w:p>
       <w:pPr>
         <w:pStyle w:val="Heading1"/>
-        <w:spacing w:lineRule="auto" w:line="240" w:before="285" w:after="285"/>
+        <w:spacing w:lineRule="auto" w:line="240" w:before="0" w:after="285"/>
         <w:jc w:val="center"/>
         <w:rPr>
           <w:rFonts w:ascii="Segoe UI Black" w:hAnsi="Segoe UI Black"/>
@@ -4094,7 +4714,6 @@
           <w:type w:val="continuous"/>
           <w:pgSz w:w="11906" w:h="16838"/>
           <w:pgMar w:left="1134" w:right="1134" w:gutter="0" w:header="0" w:top="1134" w:footer="0" w:bottom="1134"/>
-          <w:pgNumType w:fmt="decimal"/>
           <w:formProt w:val="false"/>
           <w:textDirection w:val="lrTb"/>
           <w:docGrid w:type="default" w:linePitch="100" w:charSpace="0"/>
@@ -4119,16 +4738,7 @@
           <w:sz w:val="18"/>
           <w:szCs w:val="18"/>
         </w:rPr>
-        <w:t>Exercício</w:t>
-      </w:r>
-      <w:r>
-        <w:rPr>
-          <w:rFonts w:ascii="Segoe UI Black" w:hAnsi="Segoe UI Black"/>
-          <w:color w:val="666666"/>
-          <w:sz w:val="18"/>
-          <w:szCs w:val="18"/>
-        </w:rPr>
-        <w:t xml:space="preserve"> 1</w:t>
+        <w:t>Exercício 1</w:t>
       </w:r>
     </w:p>
     <w:p>
@@ -4247,16 +4857,7 @@
           <w:sz w:val="18"/>
           <w:szCs w:val="18"/>
         </w:rPr>
-        <w:t>Exercício</w:t>
-      </w:r>
-      <w:r>
-        <w:rPr>
-          <w:rFonts w:ascii="Segoe UI Black" w:hAnsi="Segoe UI Black"/>
-          <w:color w:val="666666"/>
-          <w:sz w:val="18"/>
-          <w:szCs w:val="18"/>
-        </w:rPr>
-        <w:t xml:space="preserve"> 2</w:t>
+        <w:t>Exercício 2</w:t>
       </w:r>
     </w:p>
     <w:p>
@@ -4356,16 +4957,7 @@
           <w:sz w:val="18"/>
           <w:szCs w:val="18"/>
         </w:rPr>
-        <w:t>Exercício</w:t>
-      </w:r>
-      <w:r>
-        <w:rPr>
-          <w:rFonts w:ascii="Segoe UI Black" w:hAnsi="Segoe UI Black"/>
-          <w:color w:val="666666"/>
-          <w:sz w:val="18"/>
-          <w:szCs w:val="18"/>
-        </w:rPr>
-        <w:t xml:space="preserve"> 3</w:t>
+        <w:t>Exercício 3</w:t>
       </w:r>
     </w:p>
     <w:p>
@@ -4467,16 +5059,7 @@
           <w:sz w:val="18"/>
           <w:szCs w:val="18"/>
         </w:rPr>
-        <w:t>Exercício</w:t>
-      </w:r>
-      <w:r>
-        <w:rPr>
-          <w:rFonts w:ascii="Segoe UI Black" w:hAnsi="Segoe UI Black"/>
-          <w:color w:val="666666"/>
-          <w:sz w:val="18"/>
-          <w:szCs w:val="18"/>
-        </w:rPr>
-        <w:t xml:space="preserve"> 4</w:t>
+        <w:t>Exercício 4</w:t>
       </w:r>
     </w:p>
     <w:p>
@@ -4501,7 +5084,7 @@
       </w:r>
       <w:r>
         <w:rPr>
-          <w:rStyle w:val="Cdigo-fonte"/>
+          <w:rStyle w:val="Cdigo-fonteuser"/>
           <w:rFonts w:ascii="Segoe UI Black" w:hAnsi="Segoe UI Black"/>
           <w:color w:val="666666"/>
           <w:sz w:val="18"/>
@@ -4595,16 +5178,7 @@
           <w:sz w:val="18"/>
           <w:szCs w:val="18"/>
         </w:rPr>
-        <w:t>Exercício</w:t>
-      </w:r>
-      <w:r>
-        <w:rPr>
-          <w:rFonts w:ascii="Segoe UI Black" w:hAnsi="Segoe UI Black"/>
-          <w:color w:val="666666"/>
-          <w:sz w:val="18"/>
-          <w:szCs w:val="18"/>
-        </w:rPr>
-        <w:t xml:space="preserve"> 5</w:t>
+        <w:t>Exercício 5</w:t>
       </w:r>
     </w:p>
     <w:p>
@@ -4629,7 +5203,7 @@
       </w:r>
       <w:r>
         <w:rPr>
-          <w:rStyle w:val="Cdigo-fonte"/>
+          <w:rStyle w:val="Cdigo-fonteuser"/>
           <w:rFonts w:ascii="Segoe UI Black" w:hAnsi="Segoe UI Black"/>
           <w:color w:val="666666"/>
           <w:sz w:val="18"/>
@@ -4824,7 +5398,7 @@
     <w:p>
       <w:pPr>
         <w:pStyle w:val="Heading1"/>
-        <w:spacing w:lineRule="auto" w:line="240" w:before="285" w:after="285"/>
+        <w:spacing w:lineRule="auto" w:line="240" w:before="0" w:after="285"/>
         <w:jc w:val="center"/>
         <w:rPr>
           <w:rFonts w:ascii="Segoe UI Black" w:hAnsi="Segoe UI Black"/>
@@ -5187,25 +5761,7 @@
           <w:sz w:val="18"/>
           <w:szCs w:val="18"/>
         </w:rPr>
-        <w:t xml:space="preserve">Pesquise e responda as seguintes questões antes de iniciar a Semana </w:t>
-      </w:r>
-      <w:r>
-        <w:rPr>
-          <w:rFonts w:ascii="Segoe UI Semibold" w:hAnsi="Segoe UI Semibold"/>
-          <w:color w:val="333333"/>
-          <w:sz w:val="18"/>
-          <w:szCs w:val="18"/>
-        </w:rPr>
-        <w:t>4</w:t>
-      </w:r>
-      <w:r>
-        <w:rPr>
-          <w:rFonts w:ascii="Segoe UI Semibold" w:hAnsi="Segoe UI Semibold"/>
-          <w:color w:val="333333"/>
-          <w:sz w:val="18"/>
-          <w:szCs w:val="18"/>
-        </w:rPr>
-        <w:t>:</w:t>
+        <w:t>Pesquise e responda as seguintes questões antes de iniciar a Semana 4:</w:t>
       </w:r>
     </w:p>
     <w:p>
@@ -5248,20 +5804,11 @@
           <w:sz w:val="18"/>
           <w:szCs w:val="18"/>
         </w:rPr>
-        <w:t xml:space="preserve">1. </w:t>
-      </w:r>
-      <w:r>
-        <w:rPr>
-          <w:rFonts w:ascii="Segoe UI Black" w:hAnsi="Segoe UI Black"/>
-          <w:color w:val="666666"/>
-          <w:sz w:val="18"/>
-          <w:szCs w:val="18"/>
-        </w:rPr>
-        <w:t xml:space="preserve">Qual a diferença entre </w:t>
-      </w:r>
-      <w:r>
-        <w:rPr>
-          <w:rStyle w:val="Cdigo-fonte"/>
+        <w:t xml:space="preserve">1. Qual a diferença entre </w:t>
+      </w:r>
+      <w:r>
+        <w:rPr>
+          <w:rStyle w:val="Cdigo-fonteuser"/>
           <w:rFonts w:ascii="Segoe UI Black" w:hAnsi="Segoe UI Black"/>
           <w:color w:val="666666"/>
           <w:sz w:val="18"/>
@@ -5280,7 +5827,7 @@
       </w:r>
       <w:r>
         <w:rPr>
-          <w:rStyle w:val="Cdigo-fonte"/>
+          <w:rStyle w:val="Cdigo-fonteuser"/>
           <w:rFonts w:ascii="Segoe UI Black" w:hAnsi="Segoe UI Black"/>
           <w:color w:val="666666"/>
           <w:sz w:val="18"/>
@@ -5299,7 +5846,7 @@
       </w:r>
       <w:r>
         <w:rPr>
-          <w:rStyle w:val="Cdigo-fonte"/>
+          <w:rStyle w:val="Cdigo-fonteuser"/>
           <w:rFonts w:ascii="Segoe UI Black" w:hAnsi="Segoe UI Black"/>
           <w:color w:val="666666"/>
           <w:sz w:val="18"/>
@@ -5379,20 +5926,11 @@
           <w:sz w:val="18"/>
           <w:szCs w:val="18"/>
         </w:rPr>
-        <w:t xml:space="preserve">2. </w:t>
-      </w:r>
-      <w:r>
-        <w:rPr>
-          <w:rFonts w:ascii="Segoe UI Black" w:hAnsi="Segoe UI Black"/>
-          <w:color w:val="666666"/>
-          <w:sz w:val="18"/>
-          <w:szCs w:val="18"/>
-        </w:rPr>
-        <w:t xml:space="preserve">Em quais situações utilizar </w:t>
-      </w:r>
-      <w:r>
-        <w:rPr>
-          <w:rStyle w:val="Cdigo-fonte"/>
+        <w:t xml:space="preserve">2. Em quais situações utilizar </w:t>
+      </w:r>
+      <w:r>
+        <w:rPr>
+          <w:rStyle w:val="Cdigo-fonteuser"/>
           <w:rFonts w:ascii="Segoe UI Black" w:hAnsi="Segoe UI Black"/>
           <w:color w:val="666666"/>
           <w:sz w:val="18"/>
@@ -5472,20 +6010,11 @@
           <w:sz w:val="18"/>
           <w:szCs w:val="18"/>
         </w:rPr>
-        <w:t xml:space="preserve">3. </w:t>
-      </w:r>
-      <w:r>
-        <w:rPr>
-          <w:rFonts w:ascii="Segoe UI Black" w:hAnsi="Segoe UI Black"/>
-          <w:color w:val="666666"/>
-          <w:sz w:val="18"/>
-          <w:szCs w:val="18"/>
-        </w:rPr>
-        <w:t xml:space="preserve">Em quais situações utilizar </w:t>
-      </w:r>
-      <w:r>
-        <w:rPr>
-          <w:rStyle w:val="Cdigo-fonte"/>
+        <w:t xml:space="preserve">3. Em quais situações utilizar </w:t>
+      </w:r>
+      <w:r>
+        <w:rPr>
+          <w:rStyle w:val="Cdigo-fonteuser"/>
           <w:rFonts w:ascii="Segoe UI Black" w:hAnsi="Segoe UI Black"/>
           <w:color w:val="666666"/>
           <w:sz w:val="18"/>
@@ -5565,20 +6094,11 @@
           <w:sz w:val="18"/>
           <w:szCs w:val="18"/>
         </w:rPr>
-        <w:t xml:space="preserve">4. </w:t>
-      </w:r>
-      <w:r>
-        <w:rPr>
-          <w:rFonts w:ascii="Segoe UI Black" w:hAnsi="Segoe UI Black"/>
-          <w:color w:val="666666"/>
-          <w:sz w:val="18"/>
-          <w:szCs w:val="18"/>
-        </w:rPr>
-        <w:t xml:space="preserve">Qual a diferença entre </w:t>
-      </w:r>
-      <w:r>
-        <w:rPr>
-          <w:rStyle w:val="Cdigo-fonte"/>
+        <w:t xml:space="preserve">4. Qual a diferença entre </w:t>
+      </w:r>
+      <w:r>
+        <w:rPr>
+          <w:rStyle w:val="Cdigo-fonteuser"/>
           <w:rFonts w:ascii="Segoe UI Black" w:hAnsi="Segoe UI Black"/>
           <w:color w:val="666666"/>
           <w:sz w:val="18"/>
@@ -5597,7 +6117,7 @@
       </w:r>
       <w:r>
         <w:rPr>
-          <w:rStyle w:val="Cdigo-fonte"/>
+          <w:rStyle w:val="Cdigo-fonteuser"/>
           <w:rFonts w:ascii="Segoe UI Black" w:hAnsi="Segoe UI Black"/>
           <w:color w:val="666666"/>
           <w:sz w:val="18"/>
@@ -5677,16 +6197,7 @@
           <w:sz w:val="18"/>
           <w:szCs w:val="18"/>
         </w:rPr>
-        <w:t xml:space="preserve">5. </w:t>
-      </w:r>
-      <w:r>
-        <w:rPr>
-          <w:rFonts w:ascii="Segoe UI Black" w:hAnsi="Segoe UI Black"/>
-          <w:color w:val="666666"/>
-          <w:sz w:val="18"/>
-          <w:szCs w:val="18"/>
-        </w:rPr>
-        <w:t xml:space="preserve">O que é complexidade de um algoritmo? </w:t>
+        <w:t xml:space="preserve">5. O que é complexidade de um algoritmo? </w:t>
       </w:r>
     </w:p>
     <w:p>
@@ -5751,16 +6262,7 @@
           <w:sz w:val="18"/>
           <w:szCs w:val="18"/>
         </w:rPr>
-        <w:t xml:space="preserve">6. </w:t>
-      </w:r>
-      <w:r>
-        <w:rPr>
-          <w:rFonts w:ascii="Segoe UI Black" w:hAnsi="Segoe UI Black"/>
-          <w:color w:val="666666"/>
-          <w:sz w:val="18"/>
-          <w:szCs w:val="18"/>
-        </w:rPr>
-        <w:t>Por que devemos evitar laços desnecessários?</w:t>
+        <w:t>6. Por que devemos evitar laços desnecessários?</w:t>
       </w:r>
     </w:p>
     <w:p>
@@ -5834,7 +6336,6 @@
       <w:type w:val="continuous"/>
       <w:pgSz w:w="11906" w:h="16838"/>
       <w:pgMar w:left="1134" w:right="1134" w:gutter="0" w:header="0" w:top="1134" w:footer="0" w:bottom="1134"/>
-      <w:pgNumType w:fmt="decimal"/>
       <w:formProt w:val="false"/>
       <w:textDirection w:val="lrTb"/>
       <w:docGrid w:type="default" w:linePitch="100" w:charSpace="0"/>
@@ -6429,7 +6930,7 @@
   </w:style>
   <w:style w:type="paragraph" w:styleId="Heading1">
     <w:name w:val="heading 1"/>
-    <w:basedOn w:val="Ttulo"/>
+    <w:basedOn w:val="Ttulouser"/>
     <w:next w:val="BodyText"/>
     <w:qFormat/>
     <w:pPr>
@@ -6446,7 +6947,7 @@
   </w:style>
   <w:style w:type="paragraph" w:styleId="Heading2">
     <w:name w:val="heading 2"/>
-    <w:basedOn w:val="Ttulo"/>
+    <w:basedOn w:val="Ttulouser"/>
     <w:next w:val="BodyText"/>
     <w:qFormat/>
     <w:pPr>
@@ -6463,7 +6964,7 @@
   </w:style>
   <w:style w:type="paragraph" w:styleId="Heading3">
     <w:name w:val="heading 3"/>
-    <w:basedOn w:val="Ttulo"/>
+    <w:basedOn w:val="Ttulouser"/>
     <w:next w:val="BodyText"/>
     <w:qFormat/>
     <w:pPr>
@@ -6478,8 +6979,8 @@
       <w:szCs w:val="28"/>
     </w:rPr>
   </w:style>
-  <w:style w:type="character" w:styleId="Marcadores">
-    <w:name w:val="Marcadores"/>
+  <w:style w:type="character" w:styleId="Marcadoresuser">
+    <w:name w:val="Marcadores (user)"/>
     <w:qFormat/>
     <w:rPr>
       <w:rFonts w:ascii="OpenSymbol" w:hAnsi="OpenSymbol" w:eastAsia="OpenSymbol" w:cs="OpenSymbol"/>
@@ -6493,20 +6994,20 @@
       <w:bCs/>
     </w:rPr>
   </w:style>
-  <w:style w:type="character" w:styleId="Cdigo-fonte">
-    <w:name w:val="Código-fonte"/>
+  <w:style w:type="character" w:styleId="Cdigo-fonteuser">
+    <w:name w:val="Código-fonte (user)"/>
     <w:qFormat/>
     <w:rPr>
       <w:rFonts w:ascii="Liberation Mono" w:hAnsi="Liberation Mono" w:eastAsia="NSimSun" w:cs="Liberation Mono"/>
     </w:rPr>
   </w:style>
-  <w:style w:type="character" w:styleId="Smbolosdenumerao">
-    <w:name w:val="Símbolos de numeração"/>
+  <w:style w:type="character" w:styleId="Smbolosdenumeraouser">
+    <w:name w:val="Símbolos de numeração (user)"/>
     <w:qFormat/>
     <w:rPr/>
   </w:style>
-  <w:style w:type="character" w:styleId="Marcadoresuser">
-    <w:name w:val="Marcadores (user)"/>
+  <w:style w:type="character" w:styleId="Marcadores">
+    <w:name w:val="Marcadores"/>
     <w:qFormat/>
     <w:rPr>
       <w:rFonts w:ascii="OpenSymbol" w:hAnsi="OpenSymbol" w:eastAsia="OpenSymbol" w:cs="OpenSymbol"/>
@@ -6596,8 +7097,8 @@
       <w:rFonts w:ascii="Arial MT" w:hAnsi="Arial MT" w:cs="Arial"/>
     </w:rPr>
   </w:style>
-  <w:style w:type="paragraph" w:styleId="Linhahorizontal">
-    <w:name w:val="Linha horizontal"/>
+  <w:style w:type="paragraph" w:styleId="Linhahorizontaluser">
+    <w:name w:val="Linha horizontal (user)"/>
     <w:basedOn w:val="Normal"/>
     <w:next w:val="BodyText"/>
     <w:qFormat/>
@@ -6613,8 +7114,8 @@
       <w:szCs w:val="12"/>
     </w:rPr>
   </w:style>
-  <w:style w:type="paragraph" w:styleId="Textoprformatado">
-    <w:name w:val="Texto préformatado"/>
+  <w:style w:type="paragraph" w:styleId="Textoprformatadouser">
+    <w:name w:val="Texto préformatado (user)"/>
     <w:basedOn w:val="Normal"/>
     <w:qFormat/>
     <w:pPr>
@@ -6626,8 +7127,8 @@
       <w:szCs w:val="20"/>
     </w:rPr>
   </w:style>
-  <w:style w:type="paragraph" w:styleId="Blocodecitaouser">
-    <w:name w:val="Bloco de citação (user)"/>
+  <w:style w:type="paragraph" w:styleId="Blocodecitao">
+    <w:name w:val="Bloco de citação"/>
     <w:basedOn w:val="Normal"/>
     <w:qFormat/>
     <w:pPr>

--- a/plano-de-estudo/BACK-END_JAVASCRIPT_QUESTIONARIO-FASE1_SEMANA3.docx
+++ b/plano-de-estudo/BACK-END_JAVASCRIPT_QUESTIONARIO-FASE1_SEMANA3.docx
@@ -631,7 +631,7 @@
       </w:r>
       <w:r>
         <w:rPr>
-          <w:rStyle w:val="Cdigo-fonteuser"/>
+          <w:rStyle w:val="Cdigo-fonte"/>
           <w:rFonts w:ascii="Segoe UI Black" w:hAnsi="Segoe UI Black"/>
           <w:color w:val="666666"/>
           <w:sz w:val="20"/>
@@ -650,7 +650,7 @@
       </w:r>
       <w:r>
         <w:rPr>
-          <w:rStyle w:val="Cdigo-fonteuser"/>
+          <w:rStyle w:val="Cdigo-fonte"/>
           <w:rFonts w:ascii="Segoe UI Black" w:hAnsi="Segoe UI Black"/>
           <w:color w:val="666666"/>
           <w:sz w:val="20"/>
@@ -669,7 +669,7 @@
       </w:r>
       <w:r>
         <w:rPr>
-          <w:rStyle w:val="Cdigo-fonteuser"/>
+          <w:rStyle w:val="Cdigo-fonte"/>
           <w:rFonts w:ascii="Segoe UI Black" w:hAnsi="Segoe UI Black"/>
           <w:color w:val="666666"/>
           <w:sz w:val="20"/>
@@ -718,7 +718,7 @@
       </w:r>
       <w:r>
         <w:rPr>
-          <w:rStyle w:val="Cdigo-fonteuser"/>
+          <w:rStyle w:val="Cdigo-fonte"/>
           <w:rFonts w:ascii="Segoe UI Black" w:hAnsi="Segoe UI Black"/>
           <w:color w:val="666666"/>
           <w:sz w:val="20"/>
@@ -767,7 +767,7 @@
       </w:r>
       <w:r>
         <w:rPr>
-          <w:rStyle w:val="Cdigo-fonteuser"/>
+          <w:rStyle w:val="Cdigo-fonte"/>
           <w:rFonts w:ascii="Segoe UI Black" w:hAnsi="Segoe UI Black"/>
           <w:color w:val="666666"/>
           <w:sz w:val="20"/>
@@ -948,16 +948,7 @@
           <w:sz w:val="18"/>
           <w:szCs w:val="18"/>
         </w:rPr>
-        <w:t xml:space="preserve">Responda: </w:t>
-      </w:r>
-      <w:r>
-        <w:rPr>
-          <w:rFonts w:ascii="Segoe UI Semibold" w:hAnsi="Segoe UI Semibold"/>
-          <w:color w:val="333333"/>
-          <w:sz w:val="18"/>
-          <w:szCs w:val="18"/>
-        </w:rPr>
-        <w:t>São estruturas que permitem repetir um bloco de código várias vezes de acordo com uma condição específica ou quantidade de elemento de uma coleção.</w:t>
+        <w:t>Responda: São estruturas que permitem repetir um bloco de código várias vezes de acordo com uma condição específica ou quantidade de elemento de uma coleção.</w:t>
       </w:r>
     </w:p>
     <w:p>
@@ -1002,7 +993,7 @@
       </w:r>
       <w:r>
         <w:rPr>
-          <w:rStyle w:val="Cdigo-fonteuser"/>
+          <w:rStyle w:val="Cdigo-fonte"/>
           <w:rFonts w:ascii="Segoe UI Black" w:hAnsi="Segoe UI Black"/>
           <w:color w:val="666666"/>
           <w:sz w:val="18"/>
@@ -1021,7 +1012,7 @@
       </w:r>
       <w:r>
         <w:rPr>
-          <w:rStyle w:val="Cdigo-fonteuser"/>
+          <w:rStyle w:val="Cdigo-fonte"/>
           <w:rFonts w:ascii="Segoe UI Black" w:hAnsi="Segoe UI Black"/>
           <w:color w:val="666666"/>
           <w:sz w:val="18"/>
@@ -1057,16 +1048,7 @@
           <w:sz w:val="18"/>
           <w:szCs w:val="18"/>
         </w:rPr>
-        <w:t xml:space="preserve">Responda: </w:t>
-      </w:r>
-      <w:r>
-        <w:rPr>
-          <w:rFonts w:ascii="Segoe UI Semibold" w:hAnsi="Segoe UI Semibold"/>
-          <w:color w:val="333333"/>
-          <w:sz w:val="18"/>
-          <w:szCs w:val="18"/>
-        </w:rPr>
-        <w:t xml:space="preserve">for é melhor aplicado quando sabemos quantas vezes precisamos repetir o código, enquanto while é melhor aplicado quando não temos uma noção de quantas vezes precisaremos avaliar a condição. </w:t>
+        <w:t xml:space="preserve">Responda: for é melhor aplicado quando sabemos quantas vezes precisamos repetir o código, enquanto while é melhor aplicado quando não temos uma noção de quantas vezes precisaremos avaliar a condição. </w:t>
       </w:r>
     </w:p>
     <w:p>
@@ -1111,7 +1093,7 @@
       </w:r>
       <w:r>
         <w:rPr>
-          <w:rStyle w:val="Cdigo-fonteuser"/>
+          <w:rStyle w:val="Cdigo-fonte"/>
           <w:rFonts w:ascii="Segoe UI Black" w:hAnsi="Segoe UI Black"/>
           <w:color w:val="666666"/>
           <w:sz w:val="18"/>
@@ -1147,16 +1129,7 @@
           <w:sz w:val="18"/>
           <w:szCs w:val="18"/>
         </w:rPr>
-        <w:t xml:space="preserve">Responda: </w:t>
-      </w:r>
-      <w:r>
-        <w:rPr>
-          <w:rFonts w:ascii="Segoe UI Semibold" w:hAnsi="Segoe UI Semibold"/>
-          <w:color w:val="333333"/>
-          <w:sz w:val="18"/>
-          <w:szCs w:val="18"/>
-        </w:rPr>
-        <w:t>Quando precisamos que suas instruções sejam executadas pelo menos uma vez.</w:t>
+        <w:t>Responda: Quando precisamos que suas instruções sejam executadas pelo menos uma vez.</w:t>
       </w:r>
     </w:p>
     <w:p>
@@ -1201,7 +1174,7 @@
       </w:r>
       <w:r>
         <w:rPr>
-          <w:rStyle w:val="Cdigo-fonteuser"/>
+          <w:rStyle w:val="Cdigo-fonte"/>
           <w:rFonts w:ascii="Segoe UI Black" w:hAnsi="Segoe UI Black"/>
           <w:color w:val="666666"/>
           <w:sz w:val="18"/>
@@ -1237,52 +1210,7 @@
           <w:sz w:val="18"/>
           <w:szCs w:val="18"/>
         </w:rPr>
-        <w:t xml:space="preserve">Responda: </w:t>
-      </w:r>
-      <w:r>
-        <w:rPr>
-          <w:rFonts w:ascii="Segoe UI Semibold" w:hAnsi="Segoe UI Semibold"/>
-          <w:color w:val="333333"/>
-          <w:sz w:val="18"/>
-          <w:szCs w:val="18"/>
-        </w:rPr>
-        <w:t xml:space="preserve">Declarado com a palavra-chave “for” e logo depois a abertura fechamento de parênteses “(”, “)”, dentro dos parênteses serão passadas 3 expressões, a primeira será a declamação da variável </w:t>
-      </w:r>
-      <w:r>
-        <w:rPr>
-          <w:rFonts w:ascii="Segoe UI Semibold" w:hAnsi="Segoe UI Semibold"/>
-          <w:color w:val="333333"/>
-          <w:sz w:val="18"/>
-          <w:szCs w:val="18"/>
-        </w:rPr>
-        <w:t>de controle</w:t>
-      </w:r>
-      <w:r>
-        <w:rPr>
-          <w:rFonts w:ascii="Segoe UI Semibold" w:hAnsi="Segoe UI Semibold"/>
-          <w:color w:val="333333"/>
-          <w:sz w:val="18"/>
-          <w:szCs w:val="18"/>
-        </w:rPr>
-        <w:t xml:space="preserve">, a segunda será uma condição booleana, e terceira a incrementação da variável </w:t>
-      </w:r>
-      <w:r>
-        <w:rPr>
-          <w:rFonts w:ascii="Segoe UI Semibold" w:hAnsi="Segoe UI Semibold"/>
-          <w:color w:val="333333"/>
-          <w:sz w:val="18"/>
-          <w:szCs w:val="18"/>
-        </w:rPr>
-        <w:t>de controle</w:t>
-      </w:r>
-      <w:r>
-        <w:rPr>
-          <w:rFonts w:ascii="Segoe UI Semibold" w:hAnsi="Segoe UI Semibold"/>
-          <w:color w:val="333333"/>
-          <w:sz w:val="18"/>
-          <w:szCs w:val="18"/>
-        </w:rPr>
-        <w:t>, essas expressões são separadas por “;”, após os parênteses será a abertura e fechamento de chaves “{“, “}”, dentro delas estará suas instruções.</w:t>
+        <w:t>Responda: Declarado com a palavra-chave “for” e logo depois a abertura fechamento de parênteses “(”, “)”, dentro dos parênteses serão passadas 3 expressões, a primeira será a declamação da variável de controle, a segunda será uma condição booleana, e terceira a incrementação da variável de controle, essas expressões são separadas por “;”, após os parênteses será a abertura e fechamento de chaves “{“, “}”, dentro delas estará suas instruções.</w:t>
       </w:r>
     </w:p>
     <w:p>
@@ -1348,7 +1276,7 @@
       </w:pPr>
       <w:r>
         <w:rPr>
-          <w:rStyle w:val="Cdigo-fonteuser"/>
+          <w:rStyle w:val="Cdigo-fonte"/>
           <w:rFonts w:ascii="Segoe UI Black" w:hAnsi="Segoe UI Black"/>
           <w:color w:val="666666"/>
           <w:sz w:val="18"/>
@@ -1388,7 +1316,7 @@
       </w:pPr>
       <w:r>
         <w:rPr>
-          <w:rStyle w:val="Cdigo-fonteuser"/>
+          <w:rStyle w:val="Cdigo-fonte"/>
           <w:rFonts w:ascii="Segoe UI Black" w:hAnsi="Segoe UI Black"/>
           <w:color w:val="666666"/>
           <w:sz w:val="18"/>
@@ -1424,16 +1352,7 @@
           <w:sz w:val="18"/>
           <w:szCs w:val="18"/>
         </w:rPr>
-        <w:t xml:space="preserve">Responda: </w:t>
-      </w:r>
-      <w:r>
-        <w:rPr>
-          <w:rFonts w:ascii="Segoe UI Semibold" w:hAnsi="Segoe UI Semibold"/>
-          <w:color w:val="333333"/>
-          <w:sz w:val="18"/>
-          <w:szCs w:val="18"/>
-        </w:rPr>
-        <w:t>for of varre objetos iteráveis, e retorna seus valores um a cada iteração. for in varre propriedades enumeráveis de um objeto, retornando suas chaves.</w:t>
+        <w:t>Responda: for of varre objetos iteráveis, e retorna seus valores um a cada iteração. for in varre propriedades enumeráveis de um objeto, retornando suas chaves.</w:t>
       </w:r>
     </w:p>
     <w:p>
@@ -1475,34 +1394,7 @@
           <w:sz w:val="18"/>
           <w:szCs w:val="18"/>
         </w:rPr>
-        <w:t xml:space="preserve">Responda: </w:t>
-      </w:r>
-      <w:r>
-        <w:rPr>
-          <w:rFonts w:ascii="Segoe UI Semibold" w:hAnsi="Segoe UI Semibold"/>
-          <w:color w:val="333333"/>
-          <w:sz w:val="18"/>
-          <w:szCs w:val="18"/>
-        </w:rPr>
-        <w:t xml:space="preserve">loop infinito é quando </w:t>
-      </w:r>
-      <w:r>
-        <w:rPr>
-          <w:rFonts w:ascii="Segoe UI Semibold" w:hAnsi="Segoe UI Semibold"/>
-          <w:color w:val="333333"/>
-          <w:sz w:val="18"/>
-          <w:szCs w:val="18"/>
-        </w:rPr>
-        <w:t xml:space="preserve">a estrutura de repetição continua sendo executada indefinidamente por que sua condição nunca se trona falsa, para evita-la é necessário garantir de que a condição possa ser alterada durante </w:t>
-      </w:r>
-      <w:r>
-        <w:rPr>
-          <w:rFonts w:ascii="Segoe UI Semibold" w:hAnsi="Segoe UI Semibold"/>
-          <w:color w:val="333333"/>
-          <w:sz w:val="18"/>
-          <w:szCs w:val="18"/>
-        </w:rPr>
-        <w:t>a execução ou utilizar o break.</w:t>
+        <w:t>Responda: loop infinito é quando a estrutura de repetição continua sendo executada indefinidamente por que sua condição nunca se trona falsa, para evita-la é necessário garantir de que a condição possa ser alterada durante a execução ou utilizar o break.</w:t>
       </w:r>
     </w:p>
     <w:p>
@@ -1547,7 +1439,7 @@
       </w:r>
       <w:r>
         <w:rPr>
-          <w:rStyle w:val="Cdigo-fonteuser"/>
+          <w:rStyle w:val="Cdigo-fonte"/>
           <w:rFonts w:ascii="Segoe UI Black" w:hAnsi="Segoe UI Black"/>
           <w:color w:val="666666"/>
           <w:sz w:val="18"/>
@@ -1583,52 +1475,7 @@
           <w:sz w:val="18"/>
           <w:szCs w:val="18"/>
         </w:rPr>
-        <w:t xml:space="preserve">Responda: </w:t>
-      </w:r>
-      <w:r>
-        <w:rPr>
-          <w:rFonts w:ascii="Segoe UI Semibold" w:hAnsi="Segoe UI Semibold"/>
-          <w:color w:val="333333"/>
-          <w:sz w:val="18"/>
-          <w:szCs w:val="18"/>
-        </w:rPr>
-        <w:t xml:space="preserve">Quando precisamos força a parada da </w:t>
-      </w:r>
-      <w:r>
-        <w:rPr>
-          <w:rFonts w:ascii="Segoe UI Semibold" w:hAnsi="Segoe UI Semibold"/>
-          <w:color w:val="333333"/>
-          <w:sz w:val="18"/>
-          <w:szCs w:val="18"/>
-        </w:rPr>
-        <w:t>do laço</w:t>
-      </w:r>
-      <w:r>
-        <w:rPr>
-          <w:rFonts w:ascii="Segoe UI Semibold" w:hAnsi="Segoe UI Semibold"/>
-          <w:color w:val="333333"/>
-          <w:sz w:val="18"/>
-          <w:szCs w:val="18"/>
-        </w:rPr>
-        <w:t xml:space="preserve"> e seguir para a próxima linha do código </w:t>
-      </w:r>
-      <w:r>
-        <w:rPr>
-          <w:rFonts w:ascii="Segoe UI Semibold" w:hAnsi="Segoe UI Semibold"/>
-          <w:color w:val="333333"/>
-          <w:sz w:val="18"/>
-          <w:szCs w:val="18"/>
-        </w:rPr>
-        <w:t>após ele</w:t>
-      </w:r>
-      <w:r>
-        <w:rPr>
-          <w:rFonts w:ascii="Segoe UI Semibold" w:hAnsi="Segoe UI Semibold"/>
-          <w:color w:val="333333"/>
-          <w:sz w:val="18"/>
-          <w:szCs w:val="18"/>
-        </w:rPr>
-        <w:t>.</w:t>
+        <w:t>Responda: Quando precisamos força a parada da do laço e seguir para a próxima linha do código após ele.</w:t>
       </w:r>
     </w:p>
     <w:p>
@@ -1673,7 +1520,7 @@
       </w:r>
       <w:r>
         <w:rPr>
-          <w:rStyle w:val="Cdigo-fonteuser"/>
+          <w:rStyle w:val="Cdigo-fonte"/>
           <w:rFonts w:ascii="Segoe UI Black" w:hAnsi="Segoe UI Black"/>
           <w:color w:val="666666"/>
           <w:sz w:val="18"/>
@@ -1709,16 +1556,7 @@
           <w:sz w:val="18"/>
           <w:szCs w:val="18"/>
         </w:rPr>
-        <w:t xml:space="preserve">Responda: </w:t>
-      </w:r>
-      <w:r>
-        <w:rPr>
-          <w:rFonts w:ascii="Segoe UI Semibold" w:hAnsi="Segoe UI Semibold"/>
-          <w:color w:val="333333"/>
-          <w:sz w:val="18"/>
-          <w:szCs w:val="18"/>
-        </w:rPr>
-        <w:t>Quado precisamos pular uma iteração.</w:t>
+        <w:t>Responda: Quado precisamos pular uma iteração.</w:t>
       </w:r>
     </w:p>
     <w:p>
@@ -1780,16 +1618,7 @@
           <w:sz w:val="18"/>
           <w:szCs w:val="18"/>
         </w:rPr>
-        <w:t xml:space="preserve">Responda: </w:t>
-      </w:r>
-      <w:r>
-        <w:rPr>
-          <w:rFonts w:ascii="Segoe UI Semibold" w:hAnsi="Segoe UI Semibold"/>
-          <w:color w:val="333333"/>
-          <w:sz w:val="18"/>
-          <w:szCs w:val="18"/>
-        </w:rPr>
-        <w:t>A variável de controle acompanha o estado da repetição e pode ser utilizada para determinar quando o laço deve continuar ou terminar.</w:t>
+        <w:t>Responda: A variável de controle acompanha o estado da repetição e pode ser utilizada para determinar quando o laço deve continuar ou terminar.</w:t>
       </w:r>
     </w:p>
     <w:p>
@@ -1851,16 +1680,7 @@
           <w:sz w:val="18"/>
           <w:szCs w:val="18"/>
         </w:rPr>
-        <w:t xml:space="preserve">Responda: </w:t>
-      </w:r>
-      <w:r>
-        <w:rPr>
-          <w:rFonts w:ascii="Segoe UI Semibold" w:hAnsi="Segoe UI Semibold"/>
-          <w:color w:val="333333"/>
-          <w:sz w:val="18"/>
-          <w:szCs w:val="18"/>
-        </w:rPr>
-        <w:t>for, devido seu corpo compacto, facilitando o entendimento do código.</w:t>
+        <w:t>Responda: for, devido seu corpo compacto, facilitando o entendimento do código.</w:t>
       </w:r>
     </w:p>
     <w:p>
@@ -2154,7 +1974,7 @@
       </w:pPr>
       <w:r>
         <w:rPr>
-          <w:rStyle w:val="Cdigo-fonteuser"/>
+          <w:rStyle w:val="Cdigo-fonte"/>
           <w:rFonts w:ascii="Segoe UI Black" w:hAnsi="Segoe UI Black"/>
           <w:color w:val="666666"/>
           <w:sz w:val="18"/>
@@ -2174,7 +1994,7 @@
       </w:pPr>
       <w:r>
         <w:rPr>
-          <w:rStyle w:val="Cdigo-fonteuser"/>
+          <w:rStyle w:val="Cdigo-fonte"/>
           <w:rFonts w:ascii="Miriam Mono CLM" w:hAnsi="Miriam Mono CLM"/>
           <w:b/>
           <w:bCs/>
@@ -2196,7 +2016,7 @@
       </w:pPr>
       <w:r>
         <w:rPr>
-          <w:rStyle w:val="Cdigo-fonteuser"/>
+          <w:rStyle w:val="Cdigo-fonte"/>
           <w:rFonts w:ascii="Miriam Mono CLM" w:hAnsi="Miriam Mono CLM"/>
           <w:b/>
           <w:bCs/>
@@ -2208,7 +2028,7 @@
       </w:r>
       <w:r>
         <w:rPr>
-          <w:rStyle w:val="Cdigo-fonteuser"/>
+          <w:rStyle w:val="Cdigo-fonte"/>
           <w:rFonts w:ascii="Miriam Mono CLM" w:hAnsi="Miriam Mono CLM"/>
           <w:b/>
           <w:bCs/>
@@ -2230,7 +2050,7 @@
       </w:pPr>
       <w:r>
         <w:rPr>
-          <w:rStyle w:val="Cdigo-fonteuser"/>
+          <w:rStyle w:val="Cdigo-fonte"/>
           <w:rFonts w:ascii="Miriam Mono CLM" w:hAnsi="Miriam Mono CLM"/>
           <w:b/>
           <w:bCs/>
@@ -2254,7 +2074,7 @@
       </w:pPr>
       <w:r>
         <w:rPr>
-          <w:rStyle w:val="Cdigo-fonteuser"/>
+          <w:rStyle w:val="Cdigo-fonte"/>
           <w:rFonts w:ascii="Segoe UI Semibold" w:hAnsi="Segoe UI Semibold"/>
           <w:b/>
           <w:bCs/>
@@ -2266,7 +2086,7 @@
       </w:r>
       <w:r>
         <w:rPr>
-          <w:rStyle w:val="Cdigo-fonteuser"/>
+          <w:rStyle w:val="Cdigo-fonte"/>
           <w:rFonts w:ascii="Segoe UI Semibold" w:hAnsi="Segoe UI Semibold"/>
           <w:b w:val="false"/>
           <w:bCs w:val="false"/>
@@ -2282,38 +2102,38 @@
         <w:pStyle w:val="BodyText"/>
         <w:spacing w:lineRule="auto" w:line="240" w:before="0" w:after="0"/>
         <w:rPr>
-          <w:rStyle w:val="Cdigo-fonteuser"/>
-          <w:rFonts w:ascii="Segoe UI Semibold" w:hAnsi="Segoe UI Semibold"/>
-          <w:b/>
-          <w:bCs/>
-          <w:color w:val="333333"/>
-          <w:sz w:val="18"/>
-          <w:szCs w:val="18"/>
-        </w:rPr>
-      </w:pPr>
-      <w:r>
-        <w:rPr>
-          <w:rFonts w:ascii="Segoe UI Semibold" w:hAnsi="Segoe UI Semibold"/>
-          <w:b/>
-          <w:bCs/>
-          <w:color w:val="333333"/>
-          <w:sz w:val="18"/>
-          <w:szCs w:val="18"/>
-        </w:rPr>
-      </w:r>
-    </w:p>
-    <w:p>
-      <w:pPr>
-        <w:pStyle w:val="BodyText"/>
-        <w:spacing w:lineRule="auto" w:line="240" w:before="0" w:after="0"/>
-        <w:rPr>
-          <w:rFonts w:ascii="Segoe UI Black" w:hAnsi="Segoe UI Black"/>
-          <w:color w:val="333333"/>
-        </w:rPr>
-      </w:pPr>
-      <w:r>
-        <w:rPr>
-          <w:rStyle w:val="Cdigo-fonteuser"/>
+          <w:rStyle w:val="Cdigo-fonte"/>
+          <w:rFonts w:ascii="Segoe UI Semibold" w:hAnsi="Segoe UI Semibold"/>
+          <w:b/>
+          <w:bCs/>
+          <w:color w:val="333333"/>
+          <w:sz w:val="18"/>
+          <w:szCs w:val="18"/>
+        </w:rPr>
+      </w:pPr>
+      <w:r>
+        <w:rPr>
+          <w:rFonts w:ascii="Segoe UI Semibold" w:hAnsi="Segoe UI Semibold"/>
+          <w:b/>
+          <w:bCs/>
+          <w:color w:val="333333"/>
+          <w:sz w:val="18"/>
+          <w:szCs w:val="18"/>
+        </w:rPr>
+      </w:r>
+    </w:p>
+    <w:p>
+      <w:pPr>
+        <w:pStyle w:val="BodyText"/>
+        <w:spacing w:lineRule="auto" w:line="240" w:before="0" w:after="0"/>
+        <w:rPr>
+          <w:rFonts w:ascii="Segoe UI Black" w:hAnsi="Segoe UI Black"/>
+          <w:color w:val="333333"/>
+        </w:rPr>
+      </w:pPr>
+      <w:r>
+        <w:rPr>
+          <w:rStyle w:val="Cdigo-fonte"/>
           <w:rFonts w:ascii="Segoe UI Black" w:hAnsi="Segoe UI Black"/>
           <w:color w:val="666666"/>
           <w:sz w:val="18"/>
@@ -2333,7 +2153,7 @@
       </w:pPr>
       <w:r>
         <w:rPr>
-          <w:rStyle w:val="Cdigo-fonteuser"/>
+          <w:rStyle w:val="Cdigo-fonte"/>
           <w:rFonts w:ascii="Miriam Mono CLM" w:hAnsi="Miriam Mono CLM"/>
           <w:b/>
           <w:bCs/>
@@ -2355,7 +2175,7 @@
       </w:pPr>
       <w:r>
         <w:rPr>
-          <w:rStyle w:val="Cdigo-fonteuser"/>
+          <w:rStyle w:val="Cdigo-fonte"/>
           <w:rFonts w:ascii="Miriam Mono CLM" w:hAnsi="Miriam Mono CLM"/>
           <w:b/>
           <w:bCs/>
@@ -2377,7 +2197,7 @@
       </w:pPr>
       <w:r>
         <w:rPr>
-          <w:rStyle w:val="Cdigo-fonteuser"/>
+          <w:rStyle w:val="Cdigo-fonte"/>
           <w:rFonts w:ascii="Miriam Mono CLM" w:hAnsi="Miriam Mono CLM"/>
           <w:b/>
           <w:bCs/>
@@ -2389,7 +2209,7 @@
       </w:r>
       <w:r>
         <w:rPr>
-          <w:rStyle w:val="Cdigo-fonteuser"/>
+          <w:rStyle w:val="Cdigo-fonte"/>
           <w:rFonts w:ascii="Miriam Mono CLM" w:hAnsi="Miriam Mono CLM"/>
           <w:b/>
           <w:bCs/>
@@ -2411,7 +2231,7 @@
       </w:pPr>
       <w:r>
         <w:rPr>
-          <w:rStyle w:val="Cdigo-fonteuser"/>
+          <w:rStyle w:val="Cdigo-fonte"/>
           <w:rFonts w:ascii="Miriam Mono CLM" w:hAnsi="Miriam Mono CLM"/>
           <w:b/>
           <w:bCs/>
@@ -2423,7 +2243,7 @@
       </w:r>
       <w:r>
         <w:rPr>
-          <w:rStyle w:val="Cdigo-fonteuser"/>
+          <w:rStyle w:val="Cdigo-fonte"/>
           <w:rFonts w:ascii="Miriam Mono CLM" w:hAnsi="Miriam Mono CLM"/>
           <w:b/>
           <w:bCs/>
@@ -2445,7 +2265,7 @@
       </w:pPr>
       <w:r>
         <w:rPr>
-          <w:rStyle w:val="Cdigo-fonteuser"/>
+          <w:rStyle w:val="Cdigo-fonte"/>
           <w:rFonts w:ascii="Miriam Mono CLM" w:hAnsi="Miriam Mono CLM"/>
           <w:b/>
           <w:bCs/>
@@ -2467,7 +2287,7 @@
       </w:pPr>
       <w:r>
         <w:rPr>
-          <w:rStyle w:val="Cdigo-fonteuser"/>
+          <w:rStyle w:val="Cdigo-fonte"/>
           <w:rFonts w:ascii="Segoe UI Semibold" w:hAnsi="Segoe UI Semibold"/>
           <w:b/>
           <w:bCs/>
@@ -2479,7 +2299,7 @@
       </w:r>
       <w:r>
         <w:rPr>
-          <w:rStyle w:val="Cdigo-fonteuser"/>
+          <w:rStyle w:val="Cdigo-fonte"/>
           <w:rFonts w:ascii="Segoe UI Semibold" w:hAnsi="Segoe UI Semibold"/>
           <w:b w:val="false"/>
           <w:bCs w:val="false"/>
@@ -2487,1219 +2307,1387 @@
           <w:sz w:val="18"/>
           <w:szCs w:val="18"/>
         </w:rPr>
+        <w:t xml:space="preserve"> 1, 2, 3.</w:t>
+      </w:r>
+      <w:r>
+        <w:rPr>
+          <w:rStyle w:val="Cdigo-fonte"/>
+          <w:rFonts w:ascii="Segoe UI Black" w:hAnsi="Segoe UI Black"/>
+          <w:b/>
+          <w:bCs/>
+          <w:color w:val="333333"/>
+          <w:sz w:val="18"/>
+          <w:szCs w:val="18"/>
+        </w:rPr>
         <w:t xml:space="preserve"> </w:t>
       </w:r>
-      <w:r>
-        <w:rPr>
-          <w:rStyle w:val="Cdigo-fonteuser"/>
-          <w:rFonts w:ascii="Segoe UI Semibold" w:hAnsi="Segoe UI Semibold"/>
+    </w:p>
+    <w:p>
+      <w:pPr>
+        <w:pStyle w:val="BodyText"/>
+        <w:spacing w:lineRule="auto" w:line="240" w:before="0" w:after="0"/>
+        <w:rPr>
+          <w:rStyle w:val="Cdigo-fonte"/>
+          <w:rFonts w:ascii="Segoe UI Black" w:hAnsi="Segoe UI Black"/>
+          <w:b/>
+          <w:bCs/>
+          <w:color w:val="333333"/>
+          <w:sz w:val="18"/>
+          <w:szCs w:val="18"/>
+        </w:rPr>
+      </w:pPr>
+      <w:r>
+        <w:rPr>
+          <w:rFonts w:ascii="Segoe UI Black" w:hAnsi="Segoe UI Black"/>
+          <w:b/>
+          <w:bCs/>
+          <w:color w:val="333333"/>
+          <w:sz w:val="18"/>
+          <w:szCs w:val="18"/>
+        </w:rPr>
+      </w:r>
+    </w:p>
+    <w:p>
+      <w:pPr>
+        <w:pStyle w:val="BodyText"/>
+        <w:spacing w:lineRule="auto" w:line="240" w:before="0" w:after="0"/>
+        <w:rPr>
+          <w:rFonts w:ascii="Segoe UI Black" w:hAnsi="Segoe UI Black"/>
+          <w:color w:val="333333"/>
+        </w:rPr>
+      </w:pPr>
+      <w:r>
+        <w:rPr>
+          <w:rStyle w:val="Cdigo-fonte"/>
+          <w:rFonts w:ascii="Segoe UI Black" w:hAnsi="Segoe UI Black"/>
+          <w:color w:val="666666"/>
+          <w:sz w:val="18"/>
+          <w:szCs w:val="18"/>
+        </w:rPr>
+        <w:t>3. Explique por que esse código imprime um valor.</w:t>
+      </w:r>
+    </w:p>
+    <w:p>
+      <w:pPr>
+        <w:pStyle w:val="BodyText"/>
+        <w:spacing w:lineRule="auto" w:line="240" w:before="0" w:after="0"/>
+        <w:rPr>
+          <w:rFonts w:ascii="Segoe UI Black" w:hAnsi="Segoe UI Black"/>
+          <w:color w:val="333333"/>
+        </w:rPr>
+      </w:pPr>
+      <w:r>
+        <w:rPr>
+          <w:rStyle w:val="Cdigo-fonte"/>
+          <w:rFonts w:ascii="Miriam Mono CLM" w:hAnsi="Miriam Mono CLM"/>
+          <w:b/>
+          <w:bCs/>
+          <w:color w:val="333333"/>
+          <w:sz w:val="18"/>
+          <w:szCs w:val="18"/>
+        </w:rPr>
+        <w:t>let i = 5;</w:t>
+      </w:r>
+    </w:p>
+    <w:p>
+      <w:pPr>
+        <w:pStyle w:val="BodyText"/>
+        <w:spacing w:lineRule="auto" w:line="240" w:before="0" w:after="0"/>
+        <w:rPr>
+          <w:rFonts w:ascii="Segoe UI Black" w:hAnsi="Segoe UI Black"/>
+          <w:color w:val="333333"/>
+        </w:rPr>
+      </w:pPr>
+      <w:r>
+        <w:rPr>
+          <w:rStyle w:val="Cdigo-fonte"/>
+          <w:rFonts w:ascii="Miriam Mono CLM" w:hAnsi="Miriam Mono CLM"/>
+          <w:b/>
+          <w:bCs/>
+          <w:color w:val="333333"/>
+          <w:sz w:val="18"/>
+          <w:szCs w:val="18"/>
+        </w:rPr>
+        <w:t>do {</w:t>
+      </w:r>
+    </w:p>
+    <w:p>
+      <w:pPr>
+        <w:pStyle w:val="BodyText"/>
+        <w:spacing w:lineRule="auto" w:line="240" w:before="0" w:after="0"/>
+        <w:rPr>
+          <w:rFonts w:ascii="Segoe UI Black" w:hAnsi="Segoe UI Black"/>
+          <w:color w:val="333333"/>
+        </w:rPr>
+      </w:pPr>
+      <w:r>
+        <w:rPr>
+          <w:rStyle w:val="Cdigo-fonte"/>
+          <w:rFonts w:ascii="Miriam Mono CLM" w:hAnsi="Miriam Mono CLM"/>
+          <w:b/>
+          <w:bCs/>
+          <w:color w:val="333333"/>
+          <w:sz w:val="18"/>
+          <w:szCs w:val="18"/>
+        </w:rPr>
+        <w:t xml:space="preserve">    </w:t>
+      </w:r>
+      <w:r>
+        <w:rPr>
+          <w:rStyle w:val="Cdigo-fonte"/>
+          <w:rFonts w:ascii="Miriam Mono CLM" w:hAnsi="Miriam Mono CLM"/>
+          <w:b/>
+          <w:bCs/>
+          <w:color w:val="333333"/>
+          <w:sz w:val="18"/>
+          <w:szCs w:val="18"/>
+        </w:rPr>
+        <w:t>console.log(i);</w:t>
+      </w:r>
+    </w:p>
+    <w:p>
+      <w:pPr>
+        <w:pStyle w:val="BodyText"/>
+        <w:spacing w:lineRule="auto" w:line="240" w:before="0" w:after="0"/>
+        <w:rPr>
+          <w:rFonts w:ascii="Segoe UI Black" w:hAnsi="Segoe UI Black"/>
+          <w:color w:val="333333"/>
+        </w:rPr>
+      </w:pPr>
+      <w:r>
+        <w:rPr>
+          <w:rStyle w:val="Cdigo-fonte"/>
+          <w:rFonts w:ascii="Miriam Mono CLM" w:hAnsi="Miriam Mono CLM"/>
+          <w:b/>
+          <w:bCs/>
+          <w:color w:val="333333"/>
+          <w:sz w:val="18"/>
+          <w:szCs w:val="18"/>
+        </w:rPr>
+        <w:t xml:space="preserve">    </w:t>
+      </w:r>
+      <w:r>
+        <w:rPr>
+          <w:rStyle w:val="Cdigo-fonte"/>
+          <w:rFonts w:ascii="Miriam Mono CLM" w:hAnsi="Miriam Mono CLM"/>
+          <w:b/>
+          <w:bCs/>
+          <w:color w:val="333333"/>
+          <w:sz w:val="18"/>
+          <w:szCs w:val="18"/>
+        </w:rPr>
+        <w:t>i++;</w:t>
+      </w:r>
+    </w:p>
+    <w:p>
+      <w:pPr>
+        <w:pStyle w:val="BodyText"/>
+        <w:spacing w:lineRule="auto" w:line="240" w:before="0" w:after="0"/>
+        <w:rPr>
+          <w:rFonts w:ascii="Segoe UI Black" w:hAnsi="Segoe UI Black"/>
+          <w:color w:val="333333"/>
+        </w:rPr>
+      </w:pPr>
+      <w:r>
+        <w:rPr>
+          <w:rStyle w:val="Cdigo-fonte"/>
+          <w:rFonts w:ascii="Miriam Mono CLM" w:hAnsi="Miriam Mono CLM"/>
+          <w:b/>
+          <w:bCs/>
+          <w:color w:val="333333"/>
+          <w:sz w:val="18"/>
+          <w:szCs w:val="18"/>
+        </w:rPr>
+        <w:t>} while (i &lt; 5);</w:t>
+      </w:r>
+    </w:p>
+    <w:p>
+      <w:pPr>
+        <w:pStyle w:val="BodyText"/>
+        <w:spacing w:lineRule="auto" w:line="240" w:before="0" w:after="0"/>
+        <w:rPr>
+          <w:rFonts w:ascii="Segoe UI Black" w:hAnsi="Segoe UI Black"/>
           <w:b w:val="false"/>
           <w:bCs w:val="false"/>
           <w:color w:val="333333"/>
-          <w:sz w:val="18"/>
-          <w:szCs w:val="18"/>
-        </w:rPr>
-        <w:t>1, 2, 3.</w:t>
-      </w:r>
-      <w:r>
-        <w:rPr>
-          <w:rStyle w:val="Cdigo-fonteuser"/>
-          <w:rFonts w:ascii="Segoe UI Black" w:hAnsi="Segoe UI Black"/>
-          <w:b/>
-          <w:bCs/>
-          <w:color w:val="333333"/>
-          <w:sz w:val="18"/>
-          <w:szCs w:val="18"/>
-        </w:rPr>
-        <w:t xml:space="preserve"> </w:t>
-      </w:r>
-    </w:p>
-    <w:p>
-      <w:pPr>
-        <w:pStyle w:val="BodyText"/>
-        <w:spacing w:lineRule="auto" w:line="240" w:before="0" w:after="0"/>
-        <w:rPr>
-          <w:rStyle w:val="Cdigo-fonteuser"/>
-          <w:rFonts w:ascii="Segoe UI Black" w:hAnsi="Segoe UI Black"/>
-          <w:b/>
-          <w:bCs/>
-          <w:color w:val="333333"/>
-          <w:sz w:val="18"/>
-          <w:szCs w:val="18"/>
-        </w:rPr>
-      </w:pPr>
-      <w:r>
-        <w:rPr>
-          <w:rFonts w:ascii="Segoe UI Black" w:hAnsi="Segoe UI Black"/>
-          <w:b/>
-          <w:bCs/>
-          <w:color w:val="333333"/>
-          <w:sz w:val="18"/>
-          <w:szCs w:val="18"/>
-        </w:rPr>
-      </w:r>
-    </w:p>
-    <w:p>
-      <w:pPr>
-        <w:pStyle w:val="BodyText"/>
-        <w:spacing w:lineRule="auto" w:line="240" w:before="0" w:after="0"/>
-        <w:rPr>
-          <w:rFonts w:ascii="Segoe UI Black" w:hAnsi="Segoe UI Black"/>
-          <w:color w:val="333333"/>
-        </w:rPr>
-      </w:pPr>
-      <w:r>
-        <w:rPr>
-          <w:rStyle w:val="Cdigo-fonteuser"/>
-          <w:rFonts w:ascii="Segoe UI Black" w:hAnsi="Segoe UI Black"/>
-          <w:color w:val="666666"/>
-          <w:sz w:val="18"/>
-          <w:szCs w:val="18"/>
-        </w:rPr>
-        <w:t>3. Explique por que esse código imprime um valor.</w:t>
-      </w:r>
-    </w:p>
-    <w:p>
-      <w:pPr>
-        <w:pStyle w:val="BodyText"/>
-        <w:spacing w:lineRule="auto" w:line="240" w:before="0" w:after="0"/>
-        <w:rPr>
-          <w:rFonts w:ascii="Segoe UI Black" w:hAnsi="Segoe UI Black"/>
-          <w:color w:val="333333"/>
-        </w:rPr>
-      </w:pPr>
-      <w:r>
-        <w:rPr>
-          <w:rStyle w:val="Cdigo-fonteuser"/>
-          <w:rFonts w:ascii="Miriam Mono CLM" w:hAnsi="Miriam Mono CLM"/>
-          <w:b/>
-          <w:bCs/>
-          <w:color w:val="333333"/>
-          <w:sz w:val="18"/>
-          <w:szCs w:val="18"/>
-        </w:rPr>
-        <w:t>let i = 5;</w:t>
-      </w:r>
-    </w:p>
-    <w:p>
-      <w:pPr>
-        <w:pStyle w:val="BodyText"/>
-        <w:spacing w:lineRule="auto" w:line="240" w:before="0" w:after="0"/>
-        <w:rPr>
-          <w:rFonts w:ascii="Segoe UI Black" w:hAnsi="Segoe UI Black"/>
-          <w:color w:val="333333"/>
-        </w:rPr>
-      </w:pPr>
-      <w:r>
-        <w:rPr>
-          <w:rStyle w:val="Cdigo-fonteuser"/>
-          <w:rFonts w:ascii="Miriam Mono CLM" w:hAnsi="Miriam Mono CLM"/>
-          <w:b/>
-          <w:bCs/>
-          <w:color w:val="333333"/>
-          <w:sz w:val="18"/>
-          <w:szCs w:val="18"/>
-        </w:rPr>
-        <w:t>do {</w:t>
-      </w:r>
-    </w:p>
-    <w:p>
-      <w:pPr>
-        <w:pStyle w:val="BodyText"/>
-        <w:spacing w:lineRule="auto" w:line="240" w:before="0" w:after="0"/>
-        <w:rPr>
-          <w:rFonts w:ascii="Segoe UI Black" w:hAnsi="Segoe UI Black"/>
-          <w:color w:val="333333"/>
-        </w:rPr>
-      </w:pPr>
-      <w:r>
-        <w:rPr>
-          <w:rStyle w:val="Cdigo-fonteuser"/>
-          <w:rFonts w:ascii="Miriam Mono CLM" w:hAnsi="Miriam Mono CLM"/>
-          <w:b/>
-          <w:bCs/>
-          <w:color w:val="333333"/>
-          <w:sz w:val="18"/>
-          <w:szCs w:val="18"/>
-        </w:rPr>
-        <w:t xml:space="preserve">    </w:t>
-      </w:r>
-      <w:r>
-        <w:rPr>
-          <w:rStyle w:val="Cdigo-fonteuser"/>
-          <w:rFonts w:ascii="Miriam Mono CLM" w:hAnsi="Miriam Mono CLM"/>
-          <w:b/>
-          <w:bCs/>
-          <w:color w:val="333333"/>
-          <w:sz w:val="18"/>
-          <w:szCs w:val="18"/>
-        </w:rPr>
-        <w:t>console.log(i);</w:t>
-      </w:r>
-    </w:p>
-    <w:p>
-      <w:pPr>
-        <w:pStyle w:val="BodyText"/>
-        <w:spacing w:lineRule="auto" w:line="240" w:before="0" w:after="0"/>
-        <w:rPr>
-          <w:rFonts w:ascii="Segoe UI Black" w:hAnsi="Segoe UI Black"/>
-          <w:color w:val="333333"/>
-        </w:rPr>
-      </w:pPr>
-      <w:r>
-        <w:rPr>
-          <w:rStyle w:val="Cdigo-fonteuser"/>
-          <w:rFonts w:ascii="Miriam Mono CLM" w:hAnsi="Miriam Mono CLM"/>
-          <w:b/>
-          <w:bCs/>
-          <w:color w:val="333333"/>
-          <w:sz w:val="18"/>
-          <w:szCs w:val="18"/>
-        </w:rPr>
-        <w:t xml:space="preserve">    </w:t>
-      </w:r>
-      <w:r>
-        <w:rPr>
-          <w:rStyle w:val="Cdigo-fonteuser"/>
-          <w:rFonts w:ascii="Miriam Mono CLM" w:hAnsi="Miriam Mono CLM"/>
-          <w:b/>
-          <w:bCs/>
-          <w:color w:val="333333"/>
-          <w:sz w:val="18"/>
-          <w:szCs w:val="18"/>
-        </w:rPr>
-        <w:t>i++;</w:t>
-      </w:r>
-    </w:p>
-    <w:p>
-      <w:pPr>
-        <w:pStyle w:val="BodyText"/>
-        <w:spacing w:lineRule="auto" w:line="240" w:before="0" w:after="0"/>
-        <w:rPr>
-          <w:rFonts w:ascii="Segoe UI Black" w:hAnsi="Segoe UI Black"/>
-          <w:color w:val="333333"/>
-        </w:rPr>
-      </w:pPr>
-      <w:r>
-        <w:rPr>
-          <w:rStyle w:val="Cdigo-fonteuser"/>
-          <w:rFonts w:ascii="Miriam Mono CLM" w:hAnsi="Miriam Mono CLM"/>
-          <w:b/>
-          <w:bCs/>
-          <w:color w:val="333333"/>
-          <w:sz w:val="18"/>
-          <w:szCs w:val="18"/>
-        </w:rPr>
-        <w:t>} while (i &lt; 5);</w:t>
-      </w:r>
-    </w:p>
-    <w:p>
-      <w:pPr>
-        <w:pStyle w:val="BodyText"/>
-        <w:spacing w:lineRule="auto" w:line="240" w:before="0" w:after="0"/>
-        <w:rPr>
-          <w:rFonts w:ascii="Segoe UI Black" w:hAnsi="Segoe UI Black"/>
+        </w:rPr>
+      </w:pPr>
+      <w:r>
+        <w:rPr>
+          <w:rStyle w:val="Cdigo-fonte"/>
+          <w:rFonts w:ascii="Segoe UI Semibold" w:hAnsi="Segoe UI Semibold"/>
+          <w:b/>
+          <w:bCs/>
+          <w:color w:val="333333"/>
+          <w:sz w:val="18"/>
+          <w:szCs w:val="18"/>
+        </w:rPr>
+        <w:t>Responda: Devido a</w:t>
+      </w:r>
+      <w:r>
+        <w:rPr>
+          <w:rStyle w:val="Cdigo-fonte"/>
+          <w:rFonts w:ascii="Segoe UI Semibold" w:hAnsi="Segoe UI Semibold"/>
           <w:b w:val="false"/>
           <w:bCs w:val="false"/>
           <w:color w:val="333333"/>
-        </w:rPr>
-      </w:pPr>
-      <w:r>
-        <w:rPr>
-          <w:rStyle w:val="Cdigo-fonteuser"/>
-          <w:rFonts w:ascii="Segoe UI Semibold" w:hAnsi="Segoe UI Semibold"/>
-          <w:b/>
-          <w:bCs/>
-          <w:color w:val="333333"/>
-          <w:sz w:val="18"/>
-          <w:szCs w:val="18"/>
-        </w:rPr>
-        <w:t xml:space="preserve">Responda: </w:t>
-      </w:r>
-      <w:r>
-        <w:rPr>
-          <w:rStyle w:val="Cdigo-fonteuser"/>
-          <w:rFonts w:ascii="Segoe UI Semibold" w:hAnsi="Segoe UI Semibold"/>
-          <w:b/>
-          <w:bCs/>
-          <w:color w:val="333333"/>
-          <w:sz w:val="18"/>
-          <w:szCs w:val="18"/>
-        </w:rPr>
-        <w:t>Devido a</w:t>
-      </w:r>
-      <w:r>
-        <w:rPr>
-          <w:rStyle w:val="Cdigo-fonteuser"/>
-          <w:rFonts w:ascii="Segoe UI Semibold" w:hAnsi="Segoe UI Semibold"/>
+          <w:sz w:val="18"/>
+          <w:szCs w:val="18"/>
+        </w:rPr>
+        <w:t xml:space="preserve"> estrutura do while, primeiro ela executa suas instruções e no final de iteração valida a condição.</w:t>
+      </w:r>
+    </w:p>
+    <w:p>
+      <w:pPr>
+        <w:pStyle w:val="BodyText"/>
+        <w:spacing w:lineRule="auto" w:line="240" w:before="0" w:after="0"/>
+        <w:rPr>
+          <w:rStyle w:val="Cdigo-fonte"/>
+          <w:rFonts w:ascii="Segoe UI Black" w:hAnsi="Segoe UI Black"/>
+          <w:b/>
+          <w:bCs/>
+          <w:color w:val="333333"/>
+          <w:sz w:val="18"/>
+          <w:szCs w:val="18"/>
+        </w:rPr>
+      </w:pPr>
+      <w:r>
+        <w:rPr>
+          <w:rFonts w:ascii="Segoe UI Black" w:hAnsi="Segoe UI Black"/>
+          <w:b/>
+          <w:bCs/>
+          <w:color w:val="333333"/>
+          <w:sz w:val="18"/>
+          <w:szCs w:val="18"/>
+        </w:rPr>
+      </w:r>
+    </w:p>
+    <w:p>
+      <w:pPr>
+        <w:pStyle w:val="BodyText"/>
+        <w:spacing w:lineRule="auto" w:line="240" w:before="0" w:after="0"/>
+        <w:rPr>
+          <w:rFonts w:ascii="Segoe UI Black" w:hAnsi="Segoe UI Black"/>
+          <w:color w:val="333333"/>
+        </w:rPr>
+      </w:pPr>
+      <w:r>
+        <w:rPr>
+          <w:rStyle w:val="Cdigo-fonte"/>
+          <w:rFonts w:ascii="Segoe UI Black" w:hAnsi="Segoe UI Black"/>
+          <w:color w:val="666666"/>
+          <w:sz w:val="18"/>
+          <w:szCs w:val="18"/>
+        </w:rPr>
+        <w:t>4. O que será exibido?</w:t>
+      </w:r>
+    </w:p>
+    <w:p>
+      <w:pPr>
+        <w:pStyle w:val="BodyText"/>
+        <w:spacing w:lineRule="auto" w:line="240" w:before="0" w:after="0"/>
+        <w:rPr>
+          <w:rFonts w:ascii="Segoe UI Black" w:hAnsi="Segoe UI Black"/>
+          <w:color w:val="333333"/>
+        </w:rPr>
+      </w:pPr>
+      <w:r>
+        <w:rPr>
+          <w:rStyle w:val="Cdigo-fonte"/>
+          <w:rFonts w:ascii="Miriam Mono CLM" w:hAnsi="Miriam Mono CLM"/>
+          <w:b/>
+          <w:bCs/>
+          <w:color w:val="333333"/>
+          <w:sz w:val="18"/>
+          <w:szCs w:val="18"/>
+        </w:rPr>
+        <w:t>const linguagens = ["JavaScript", "Python", "Java"];</w:t>
+      </w:r>
+    </w:p>
+    <w:p>
+      <w:pPr>
+        <w:pStyle w:val="BodyText"/>
+        <w:spacing w:lineRule="auto" w:line="240" w:before="0" w:after="0"/>
+        <w:rPr>
+          <w:rFonts w:ascii="Segoe UI Black" w:hAnsi="Segoe UI Black"/>
+          <w:color w:val="333333"/>
+        </w:rPr>
+      </w:pPr>
+      <w:r>
+        <w:rPr>
+          <w:rStyle w:val="Cdigo-fonte"/>
+          <w:rFonts w:ascii="Miriam Mono CLM" w:hAnsi="Miriam Mono CLM"/>
+          <w:b/>
+          <w:bCs/>
+          <w:color w:val="333333"/>
+          <w:sz w:val="18"/>
+          <w:szCs w:val="18"/>
+        </w:rPr>
+        <w:t>for (const linguagem of linguagens) {</w:t>
+      </w:r>
+    </w:p>
+    <w:p>
+      <w:pPr>
+        <w:pStyle w:val="BodyText"/>
+        <w:spacing w:lineRule="auto" w:line="240" w:before="0" w:after="0"/>
+        <w:rPr>
+          <w:rFonts w:ascii="Segoe UI Black" w:hAnsi="Segoe UI Black"/>
+          <w:color w:val="333333"/>
+        </w:rPr>
+      </w:pPr>
+      <w:r>
+        <w:rPr>
+          <w:rStyle w:val="Cdigo-fonte"/>
+          <w:rFonts w:ascii="Miriam Mono CLM" w:hAnsi="Miriam Mono CLM"/>
+          <w:b/>
+          <w:bCs/>
+          <w:color w:val="333333"/>
+          <w:sz w:val="18"/>
+          <w:szCs w:val="18"/>
+        </w:rPr>
+        <w:t xml:space="preserve">    </w:t>
+      </w:r>
+      <w:r>
+        <w:rPr>
+          <w:rStyle w:val="Cdigo-fonte"/>
+          <w:rFonts w:ascii="Miriam Mono CLM" w:hAnsi="Miriam Mono CLM"/>
+          <w:b/>
+          <w:bCs/>
+          <w:color w:val="333333"/>
+          <w:sz w:val="18"/>
+          <w:szCs w:val="18"/>
+        </w:rPr>
+        <w:t>console.log(linguagem);</w:t>
+      </w:r>
+    </w:p>
+    <w:p>
+      <w:pPr>
+        <w:pStyle w:val="BodyText"/>
+        <w:spacing w:lineRule="auto" w:line="240" w:before="0" w:after="0"/>
+        <w:rPr>
+          <w:rFonts w:ascii="Segoe UI Black" w:hAnsi="Segoe UI Black"/>
+          <w:color w:val="333333"/>
+        </w:rPr>
+      </w:pPr>
+      <w:r>
+        <w:rPr>
+          <w:rStyle w:val="Cdigo-fonte"/>
+          <w:rFonts w:ascii="Miriam Mono CLM" w:hAnsi="Miriam Mono CLM"/>
+          <w:b/>
+          <w:bCs/>
+          <w:color w:val="333333"/>
+          <w:sz w:val="18"/>
+          <w:szCs w:val="18"/>
+        </w:rPr>
+        <w:t>};</w:t>
+      </w:r>
+    </w:p>
+    <w:p>
+      <w:pPr>
+        <w:pStyle w:val="BodyText"/>
+        <w:spacing w:lineRule="auto" w:line="240" w:before="0" w:after="0"/>
+        <w:rPr>
+          <w:rFonts w:ascii="Segoe UI Black" w:hAnsi="Segoe UI Black"/>
           <w:b w:val="false"/>
           <w:bCs w:val="false"/>
           <w:color w:val="333333"/>
-          <w:sz w:val="18"/>
-          <w:szCs w:val="18"/>
-        </w:rPr>
-        <w:t xml:space="preserve"> estrutura do while, primeiro ela executa suas instruções e no final de iteração valida a condição.</w:t>
-      </w:r>
-    </w:p>
-    <w:p>
-      <w:pPr>
-        <w:pStyle w:val="BodyText"/>
-        <w:spacing w:lineRule="auto" w:line="240" w:before="0" w:after="0"/>
-        <w:rPr>
-          <w:rStyle w:val="Cdigo-fonteuser"/>
-          <w:rFonts w:ascii="Segoe UI Black" w:hAnsi="Segoe UI Black"/>
-          <w:b/>
-          <w:bCs/>
-          <w:color w:val="333333"/>
-          <w:sz w:val="18"/>
-          <w:szCs w:val="18"/>
-        </w:rPr>
-      </w:pPr>
-      <w:r>
-        <w:rPr>
-          <w:rFonts w:ascii="Segoe UI Black" w:hAnsi="Segoe UI Black"/>
-          <w:b/>
-          <w:bCs/>
-          <w:color w:val="333333"/>
-          <w:sz w:val="18"/>
-          <w:szCs w:val="18"/>
-        </w:rPr>
-      </w:r>
-    </w:p>
-    <w:p>
-      <w:pPr>
-        <w:pStyle w:val="BodyText"/>
-        <w:spacing w:lineRule="auto" w:line="240" w:before="0" w:after="0"/>
-        <w:rPr>
-          <w:rFonts w:ascii="Segoe UI Black" w:hAnsi="Segoe UI Black"/>
-          <w:color w:val="333333"/>
-        </w:rPr>
-      </w:pPr>
-      <w:r>
-        <w:rPr>
-          <w:rStyle w:val="Cdigo-fonteuser"/>
-          <w:rFonts w:ascii="Segoe UI Black" w:hAnsi="Segoe UI Black"/>
-          <w:color w:val="666666"/>
-          <w:sz w:val="18"/>
-          <w:szCs w:val="18"/>
-        </w:rPr>
-        <w:t>4. O que será exibido?</w:t>
-      </w:r>
-    </w:p>
-    <w:p>
-      <w:pPr>
-        <w:pStyle w:val="BodyText"/>
-        <w:spacing w:lineRule="auto" w:line="240" w:before="0" w:after="0"/>
-        <w:rPr>
-          <w:rFonts w:ascii="Segoe UI Black" w:hAnsi="Segoe UI Black"/>
-          <w:color w:val="333333"/>
-        </w:rPr>
-      </w:pPr>
-      <w:r>
-        <w:rPr>
-          <w:rStyle w:val="Cdigo-fonteuser"/>
-          <w:rFonts w:ascii="Miriam Mono CLM" w:hAnsi="Miriam Mono CLM"/>
-          <w:b/>
-          <w:bCs/>
-          <w:color w:val="333333"/>
-          <w:sz w:val="18"/>
-          <w:szCs w:val="18"/>
-        </w:rPr>
-        <w:t>const linguagens = ["JavaScript", "Python", "Java"];</w:t>
-      </w:r>
-    </w:p>
-    <w:p>
-      <w:pPr>
-        <w:pStyle w:val="BodyText"/>
-        <w:spacing w:lineRule="auto" w:line="240" w:before="0" w:after="0"/>
-        <w:rPr>
-          <w:rFonts w:ascii="Segoe UI Black" w:hAnsi="Segoe UI Black"/>
-          <w:color w:val="333333"/>
-        </w:rPr>
-      </w:pPr>
-      <w:r>
-        <w:rPr>
-          <w:rStyle w:val="Cdigo-fonteuser"/>
-          <w:rFonts w:ascii="Miriam Mono CLM" w:hAnsi="Miriam Mono CLM"/>
-          <w:b/>
-          <w:bCs/>
-          <w:color w:val="333333"/>
-          <w:sz w:val="18"/>
-          <w:szCs w:val="18"/>
-        </w:rPr>
-        <w:t>for (const linguagem of linguagens) {</w:t>
-      </w:r>
-    </w:p>
-    <w:p>
-      <w:pPr>
-        <w:pStyle w:val="BodyText"/>
-        <w:spacing w:lineRule="auto" w:line="240" w:before="0" w:after="0"/>
-        <w:rPr>
-          <w:rFonts w:ascii="Segoe UI Black" w:hAnsi="Segoe UI Black"/>
-          <w:color w:val="333333"/>
-        </w:rPr>
-      </w:pPr>
-      <w:r>
-        <w:rPr>
-          <w:rStyle w:val="Cdigo-fonteuser"/>
-          <w:rFonts w:ascii="Miriam Mono CLM" w:hAnsi="Miriam Mono CLM"/>
-          <w:b/>
-          <w:bCs/>
-          <w:color w:val="333333"/>
-          <w:sz w:val="18"/>
-          <w:szCs w:val="18"/>
-        </w:rPr>
-        <w:t xml:space="preserve">    </w:t>
-      </w:r>
-      <w:r>
-        <w:rPr>
-          <w:rStyle w:val="Cdigo-fonteuser"/>
-          <w:rFonts w:ascii="Miriam Mono CLM" w:hAnsi="Miriam Mono CLM"/>
-          <w:b/>
-          <w:bCs/>
-          <w:color w:val="333333"/>
-          <w:sz w:val="18"/>
-          <w:szCs w:val="18"/>
-        </w:rPr>
-        <w:t>console.log(linguagem);</w:t>
-      </w:r>
-    </w:p>
-    <w:p>
-      <w:pPr>
-        <w:pStyle w:val="BodyText"/>
-        <w:spacing w:lineRule="auto" w:line="240" w:before="0" w:after="0"/>
-        <w:rPr>
-          <w:rFonts w:ascii="Segoe UI Black" w:hAnsi="Segoe UI Black"/>
-          <w:color w:val="333333"/>
-        </w:rPr>
-      </w:pPr>
-      <w:r>
-        <w:rPr>
-          <w:rStyle w:val="Cdigo-fonteuser"/>
-          <w:rFonts w:ascii="Miriam Mono CLM" w:hAnsi="Miriam Mono CLM"/>
-          <w:b/>
-          <w:bCs/>
-          <w:color w:val="333333"/>
-          <w:sz w:val="18"/>
-          <w:szCs w:val="18"/>
-        </w:rPr>
-        <w:t>};</w:t>
-      </w:r>
-    </w:p>
-    <w:p>
-      <w:pPr>
-        <w:pStyle w:val="BodyText"/>
-        <w:spacing w:lineRule="auto" w:line="240" w:before="0" w:after="0"/>
-        <w:rPr>
-          <w:rFonts w:ascii="Segoe UI Black" w:hAnsi="Segoe UI Black"/>
+        </w:rPr>
+      </w:pPr>
+      <w:r>
+        <w:rPr>
+          <w:rStyle w:val="Cdigo-fonte"/>
+          <w:rFonts w:ascii="Segoe UI Semibold" w:hAnsi="Segoe UI Semibold"/>
+          <w:b/>
+          <w:bCs/>
+          <w:color w:val="333333"/>
+          <w:sz w:val="18"/>
+          <w:szCs w:val="18"/>
+        </w:rPr>
+        <w:t xml:space="preserve">Responda: </w:t>
+      </w:r>
+      <w:r>
+        <w:rPr>
+          <w:rStyle w:val="Cdigo-fonte"/>
+          <w:rFonts w:ascii="Segoe UI Semibold" w:hAnsi="Segoe UI Semibold"/>
           <w:b w:val="false"/>
           <w:bCs w:val="false"/>
           <w:color w:val="333333"/>
-        </w:rPr>
-      </w:pPr>
-      <w:r>
-        <w:rPr>
-          <w:rStyle w:val="Cdigo-fonteuser"/>
-          <w:rFonts w:ascii="Segoe UI Semibold" w:hAnsi="Segoe UI Semibold"/>
-          <w:b/>
-          <w:bCs/>
-          <w:color w:val="333333"/>
-          <w:sz w:val="18"/>
-          <w:szCs w:val="18"/>
-        </w:rPr>
-        <w:t xml:space="preserve">Responda: </w:t>
-      </w:r>
-      <w:r>
-        <w:rPr>
-          <w:rStyle w:val="Cdigo-fonteuser"/>
-          <w:rFonts w:ascii="Segoe UI Semibold" w:hAnsi="Segoe UI Semibold"/>
+          <w:sz w:val="18"/>
+          <w:szCs w:val="18"/>
+        </w:rPr>
+        <w:t>JavaScript, Python, Java.</w:t>
+      </w:r>
+    </w:p>
+    <w:p>
+      <w:pPr>
+        <w:pStyle w:val="BodyText"/>
+        <w:spacing w:lineRule="auto" w:line="240" w:before="0" w:after="0"/>
+        <w:rPr>
+          <w:rStyle w:val="Cdigo-fonte"/>
+          <w:rFonts w:ascii="Segoe UI Black" w:hAnsi="Segoe UI Black"/>
+          <w:b/>
+          <w:bCs/>
+          <w:color w:val="333333"/>
+          <w:sz w:val="18"/>
+          <w:szCs w:val="18"/>
+        </w:rPr>
+      </w:pPr>
+      <w:r>
+        <w:rPr>
+          <w:rFonts w:ascii="Segoe UI Black" w:hAnsi="Segoe UI Black"/>
+          <w:b/>
+          <w:bCs/>
+          <w:color w:val="333333"/>
+          <w:sz w:val="18"/>
+          <w:szCs w:val="18"/>
+        </w:rPr>
+      </w:r>
+    </w:p>
+    <w:p>
+      <w:pPr>
+        <w:pStyle w:val="BodyText"/>
+        <w:spacing w:lineRule="auto" w:line="240" w:before="0" w:after="0"/>
+        <w:rPr>
+          <w:rFonts w:ascii="Segoe UI Black" w:hAnsi="Segoe UI Black"/>
+          <w:color w:val="333333"/>
+        </w:rPr>
+      </w:pPr>
+      <w:r>
+        <w:rPr>
+          <w:rStyle w:val="Cdigo-fonte"/>
+          <w:rFonts w:ascii="Segoe UI Black" w:hAnsi="Segoe UI Black"/>
+          <w:color w:val="666666"/>
+          <w:sz w:val="18"/>
+          <w:szCs w:val="18"/>
+        </w:rPr>
+        <w:t>5. Qual será a saída?</w:t>
+      </w:r>
+    </w:p>
+    <w:p>
+      <w:pPr>
+        <w:pStyle w:val="BodyText"/>
+        <w:spacing w:lineRule="auto" w:line="240" w:before="0" w:after="0"/>
+        <w:rPr>
+          <w:rFonts w:ascii="Segoe UI Black" w:hAnsi="Segoe UI Black"/>
+          <w:color w:val="333333"/>
+        </w:rPr>
+      </w:pPr>
+      <w:r>
+        <w:rPr>
+          <w:rStyle w:val="Cdigo-fonte"/>
+          <w:rFonts w:ascii="Miriam Mono CLM" w:hAnsi="Miriam Mono CLM"/>
+          <w:b/>
+          <w:bCs/>
+          <w:color w:val="333333"/>
+          <w:sz w:val="18"/>
+          <w:szCs w:val="18"/>
+        </w:rPr>
+        <w:t>const usuario = {</w:t>
+      </w:r>
+    </w:p>
+    <w:p>
+      <w:pPr>
+        <w:pStyle w:val="BodyText"/>
+        <w:spacing w:lineRule="auto" w:line="240" w:before="0" w:after="0"/>
+        <w:rPr>
+          <w:rFonts w:ascii="Segoe UI Black" w:hAnsi="Segoe UI Black"/>
+          <w:color w:val="333333"/>
+        </w:rPr>
+      </w:pPr>
+      <w:r>
+        <w:rPr>
+          <w:rStyle w:val="Cdigo-fonte"/>
+          <w:rFonts w:ascii="Miriam Mono CLM" w:hAnsi="Miriam Mono CLM"/>
+          <w:b/>
+          <w:bCs/>
+          <w:color w:val="333333"/>
+          <w:sz w:val="18"/>
+          <w:szCs w:val="18"/>
+        </w:rPr>
+        <w:t xml:space="preserve">    </w:t>
+      </w:r>
+      <w:r>
+        <w:rPr>
+          <w:rStyle w:val="Cdigo-fonte"/>
+          <w:rFonts w:ascii="Miriam Mono CLM" w:hAnsi="Miriam Mono CLM"/>
+          <w:b/>
+          <w:bCs/>
+          <w:color w:val="333333"/>
+          <w:sz w:val="18"/>
+          <w:szCs w:val="18"/>
+        </w:rPr>
+        <w:t>nome: "Moisés",</w:t>
+      </w:r>
+    </w:p>
+    <w:p>
+      <w:pPr>
+        <w:pStyle w:val="BodyText"/>
+        <w:spacing w:lineRule="auto" w:line="240" w:before="0" w:after="0"/>
+        <w:rPr>
+          <w:rFonts w:ascii="Segoe UI Black" w:hAnsi="Segoe UI Black"/>
+          <w:color w:val="333333"/>
+        </w:rPr>
+      </w:pPr>
+      <w:r>
+        <w:rPr>
+          <w:rStyle w:val="Cdigo-fonte"/>
+          <w:rFonts w:ascii="Miriam Mono CLM" w:hAnsi="Miriam Mono CLM"/>
+          <w:b/>
+          <w:bCs/>
+          <w:color w:val="333333"/>
+          <w:sz w:val="18"/>
+          <w:szCs w:val="18"/>
+        </w:rPr>
+        <w:t xml:space="preserve">    </w:t>
+      </w:r>
+      <w:r>
+        <w:rPr>
+          <w:rStyle w:val="Cdigo-fonte"/>
+          <w:rFonts w:ascii="Miriam Mono CLM" w:hAnsi="Miriam Mono CLM"/>
+          <w:b/>
+          <w:bCs/>
+          <w:color w:val="333333"/>
+          <w:sz w:val="18"/>
+          <w:szCs w:val="18"/>
+        </w:rPr>
+        <w:t>idade: 25</w:t>
+      </w:r>
+    </w:p>
+    <w:p>
+      <w:pPr>
+        <w:pStyle w:val="BodyText"/>
+        <w:spacing w:lineRule="auto" w:line="240" w:before="0" w:after="0"/>
+        <w:rPr>
+          <w:rFonts w:ascii="Segoe UI Black" w:hAnsi="Segoe UI Black"/>
+          <w:color w:val="333333"/>
+        </w:rPr>
+      </w:pPr>
+      <w:r>
+        <w:rPr>
+          <w:rStyle w:val="Cdigo-fonte"/>
+          <w:rFonts w:ascii="Miriam Mono CLM" w:hAnsi="Miriam Mono CLM"/>
+          <w:b/>
+          <w:bCs/>
+          <w:color w:val="333333"/>
+          <w:sz w:val="18"/>
+          <w:szCs w:val="18"/>
+        </w:rPr>
+        <w:t>};</w:t>
+      </w:r>
+    </w:p>
+    <w:p>
+      <w:pPr>
+        <w:pStyle w:val="BodyText"/>
+        <w:spacing w:lineRule="auto" w:line="240" w:before="0" w:after="0"/>
+        <w:rPr>
+          <w:rFonts w:ascii="Segoe UI Black" w:hAnsi="Segoe UI Black"/>
+          <w:color w:val="333333"/>
+        </w:rPr>
+      </w:pPr>
+      <w:r>
+        <w:rPr>
+          <w:rStyle w:val="Cdigo-fonte"/>
+          <w:rFonts w:ascii="Miriam Mono CLM" w:hAnsi="Miriam Mono CLM"/>
+          <w:b/>
+          <w:bCs/>
+          <w:color w:val="333333"/>
+          <w:sz w:val="18"/>
+          <w:szCs w:val="18"/>
+        </w:rPr>
+        <w:t>for (const chave in usuario) {</w:t>
+      </w:r>
+    </w:p>
+    <w:p>
+      <w:pPr>
+        <w:pStyle w:val="BodyText"/>
+        <w:spacing w:lineRule="auto" w:line="240" w:before="0" w:after="0"/>
+        <w:rPr>
+          <w:rFonts w:ascii="Segoe UI Black" w:hAnsi="Segoe UI Black"/>
+          <w:color w:val="333333"/>
+        </w:rPr>
+      </w:pPr>
+      <w:r>
+        <w:rPr>
+          <w:rStyle w:val="Cdigo-fonte"/>
+          <w:rFonts w:ascii="Miriam Mono CLM" w:hAnsi="Miriam Mono CLM"/>
+          <w:b/>
+          <w:bCs/>
+          <w:color w:val="333333"/>
+          <w:sz w:val="18"/>
+          <w:szCs w:val="18"/>
+        </w:rPr>
+        <w:t xml:space="preserve">    </w:t>
+      </w:r>
+      <w:r>
+        <w:rPr>
+          <w:rStyle w:val="Cdigo-fonte"/>
+          <w:rFonts w:ascii="Miriam Mono CLM" w:hAnsi="Miriam Mono CLM"/>
+          <w:b/>
+          <w:bCs/>
+          <w:color w:val="333333"/>
+          <w:sz w:val="18"/>
+          <w:szCs w:val="18"/>
+        </w:rPr>
+        <w:t>console.log(chave);</w:t>
+      </w:r>
+    </w:p>
+    <w:p>
+      <w:pPr>
+        <w:pStyle w:val="BodyText"/>
+        <w:spacing w:lineRule="auto" w:line="240" w:before="0" w:after="0"/>
+        <w:rPr>
+          <w:rFonts w:ascii="Segoe UI Black" w:hAnsi="Segoe UI Black"/>
+          <w:color w:val="333333"/>
+        </w:rPr>
+      </w:pPr>
+      <w:r>
+        <w:rPr>
+          <w:rStyle w:val="Cdigo-fonte"/>
+          <w:rFonts w:ascii="Miriam Mono CLM" w:hAnsi="Miriam Mono CLM"/>
+          <w:b/>
+          <w:bCs/>
+          <w:color w:val="333333"/>
+          <w:sz w:val="18"/>
+          <w:szCs w:val="18"/>
+        </w:rPr>
+        <w:t>};</w:t>
+      </w:r>
+    </w:p>
+    <w:p>
+      <w:pPr>
+        <w:pStyle w:val="BodyText"/>
+        <w:spacing w:lineRule="auto" w:line="240" w:before="0" w:after="0"/>
+        <w:rPr>
+          <w:rFonts w:ascii="Segoe UI Black" w:hAnsi="Segoe UI Black"/>
+          <w:color w:val="333333"/>
+        </w:rPr>
+      </w:pPr>
+      <w:r>
+        <w:rPr>
+          <w:rStyle w:val="Cdigo-fonte"/>
+          <w:rFonts w:ascii="Segoe UI Semibold" w:hAnsi="Segoe UI Semibold"/>
+          <w:b/>
+          <w:bCs/>
+          <w:color w:val="333333"/>
+          <w:sz w:val="18"/>
+          <w:szCs w:val="18"/>
+        </w:rPr>
+        <w:t>Responda: nome, idade.</w:t>
+      </w:r>
+    </w:p>
+    <w:p>
+      <w:pPr>
+        <w:pStyle w:val="BodyText"/>
+        <w:spacing w:lineRule="auto" w:line="240" w:before="0" w:after="0"/>
+        <w:rPr>
+          <w:rStyle w:val="Cdigo-fonte"/>
+          <w:rFonts w:ascii="Segoe UI Black" w:hAnsi="Segoe UI Black"/>
+          <w:b/>
+          <w:bCs/>
+          <w:color w:val="333333"/>
+          <w:sz w:val="18"/>
+          <w:szCs w:val="18"/>
+        </w:rPr>
+      </w:pPr>
+      <w:r>
+        <w:rPr>
+          <w:rFonts w:ascii="Segoe UI Black" w:hAnsi="Segoe UI Black"/>
+          <w:b/>
+          <w:bCs/>
+          <w:color w:val="333333"/>
+          <w:sz w:val="18"/>
+          <w:szCs w:val="18"/>
+        </w:rPr>
+      </w:r>
+    </w:p>
+    <w:p>
+      <w:pPr>
+        <w:pStyle w:val="BodyText"/>
+        <w:spacing w:lineRule="auto" w:line="240" w:before="0" w:after="0"/>
+        <w:rPr>
+          <w:rFonts w:ascii="Segoe UI Black" w:hAnsi="Segoe UI Black"/>
+          <w:color w:val="333333"/>
+        </w:rPr>
+      </w:pPr>
+      <w:r>
+        <w:rPr>
+          <w:rStyle w:val="Cdigo-fonte"/>
+          <w:rFonts w:ascii="Segoe UI Black" w:hAnsi="Segoe UI Black"/>
+          <w:color w:val="666666"/>
+          <w:sz w:val="18"/>
+          <w:szCs w:val="18"/>
+        </w:rPr>
+        <w:t>6. Explique o resultado.</w:t>
+      </w:r>
+    </w:p>
+    <w:p>
+      <w:pPr>
+        <w:pStyle w:val="BodyText"/>
+        <w:spacing w:lineRule="auto" w:line="240" w:before="0" w:after="0"/>
+        <w:rPr>
+          <w:rFonts w:ascii="Segoe UI Black" w:hAnsi="Segoe UI Black"/>
+          <w:color w:val="333333"/>
+        </w:rPr>
+      </w:pPr>
+      <w:r>
+        <w:rPr>
+          <w:rStyle w:val="Cdigo-fonte"/>
+          <w:rFonts w:ascii="Segoe UI Black" w:hAnsi="Segoe UI Black"/>
+          <w:color w:val="333333"/>
+          <w:sz w:val="18"/>
+          <w:szCs w:val="18"/>
+        </w:rPr>
+        <w:t>f</w:t>
+      </w:r>
+      <w:r>
+        <w:rPr>
+          <w:rStyle w:val="Cdigo-fonte"/>
+          <w:rFonts w:ascii="Miriam Mono CLM" w:hAnsi="Miriam Mono CLM"/>
+          <w:b/>
+          <w:bCs/>
+          <w:color w:val="333333"/>
+          <w:sz w:val="18"/>
+          <w:szCs w:val="18"/>
+        </w:rPr>
+        <w:t>or (let i = 1; i &lt;= 5; i++) {</w:t>
+      </w:r>
+    </w:p>
+    <w:p>
+      <w:pPr>
+        <w:pStyle w:val="BodyText"/>
+        <w:spacing w:lineRule="auto" w:line="240" w:before="0" w:after="0"/>
+        <w:rPr>
+          <w:rFonts w:ascii="Segoe UI Black" w:hAnsi="Segoe UI Black"/>
+          <w:color w:val="333333"/>
+        </w:rPr>
+      </w:pPr>
+      <w:r>
+        <w:rPr>
+          <w:rStyle w:val="Cdigo-fonte"/>
+          <w:rFonts w:ascii="Miriam Mono CLM" w:hAnsi="Miriam Mono CLM"/>
+          <w:b/>
+          <w:bCs/>
+          <w:color w:val="333333"/>
+          <w:sz w:val="18"/>
+          <w:szCs w:val="18"/>
+        </w:rPr>
+        <w:t xml:space="preserve">    </w:t>
+      </w:r>
+      <w:r>
+        <w:rPr>
+          <w:rStyle w:val="Cdigo-fonte"/>
+          <w:rFonts w:ascii="Miriam Mono CLM" w:hAnsi="Miriam Mono CLM"/>
+          <w:b/>
+          <w:bCs/>
+          <w:color w:val="333333"/>
+          <w:sz w:val="18"/>
+          <w:szCs w:val="18"/>
+        </w:rPr>
+        <w:t>if (i === 3) {</w:t>
+      </w:r>
+    </w:p>
+    <w:p>
+      <w:pPr>
+        <w:pStyle w:val="BodyText"/>
+        <w:spacing w:lineRule="auto" w:line="240" w:before="0" w:after="0"/>
+        <w:rPr>
+          <w:rFonts w:ascii="Segoe UI Black" w:hAnsi="Segoe UI Black"/>
+          <w:color w:val="333333"/>
+        </w:rPr>
+      </w:pPr>
+      <w:r>
+        <w:rPr>
+          <w:rStyle w:val="Cdigo-fonte"/>
+          <w:rFonts w:ascii="Miriam Mono CLM" w:hAnsi="Miriam Mono CLM"/>
+          <w:b/>
+          <w:bCs/>
+          <w:color w:val="333333"/>
+          <w:sz w:val="18"/>
+          <w:szCs w:val="18"/>
+        </w:rPr>
+        <w:t xml:space="preserve">        </w:t>
+      </w:r>
+      <w:r>
+        <w:rPr>
+          <w:rStyle w:val="Cdigo-fonte"/>
+          <w:rFonts w:ascii="Miriam Mono CLM" w:hAnsi="Miriam Mono CLM"/>
+          <w:b/>
+          <w:bCs/>
+          <w:color w:val="333333"/>
+          <w:sz w:val="18"/>
+          <w:szCs w:val="18"/>
+        </w:rPr>
+        <w:t>break;</w:t>
+      </w:r>
+    </w:p>
+    <w:p>
+      <w:pPr>
+        <w:pStyle w:val="BodyText"/>
+        <w:spacing w:lineRule="auto" w:line="240" w:before="0" w:after="0"/>
+        <w:rPr>
+          <w:rFonts w:ascii="Segoe UI Black" w:hAnsi="Segoe UI Black"/>
+          <w:color w:val="333333"/>
+        </w:rPr>
+      </w:pPr>
+      <w:r>
+        <w:rPr>
+          <w:rStyle w:val="Cdigo-fonte"/>
+          <w:rFonts w:ascii="Miriam Mono CLM" w:hAnsi="Miriam Mono CLM"/>
+          <w:b/>
+          <w:bCs/>
+          <w:color w:val="333333"/>
+          <w:sz w:val="18"/>
+          <w:szCs w:val="18"/>
+        </w:rPr>
+        <w:t xml:space="preserve">    </w:t>
+      </w:r>
+      <w:r>
+        <w:rPr>
+          <w:rStyle w:val="Cdigo-fonte"/>
+          <w:rFonts w:ascii="Miriam Mono CLM" w:hAnsi="Miriam Mono CLM"/>
+          <w:b/>
+          <w:bCs/>
+          <w:color w:val="333333"/>
+          <w:sz w:val="18"/>
+          <w:szCs w:val="18"/>
+        </w:rPr>
+        <w:t>}</w:t>
+      </w:r>
+    </w:p>
+    <w:p>
+      <w:pPr>
+        <w:pStyle w:val="BodyText"/>
+        <w:spacing w:lineRule="auto" w:line="240" w:before="0" w:after="0"/>
+        <w:rPr>
+          <w:rFonts w:ascii="Segoe UI Black" w:hAnsi="Segoe UI Black"/>
+          <w:color w:val="333333"/>
+        </w:rPr>
+      </w:pPr>
+      <w:r>
+        <w:rPr>
+          <w:rStyle w:val="Cdigo-fonte"/>
+          <w:rFonts w:ascii="Miriam Mono CLM" w:hAnsi="Miriam Mono CLM"/>
+          <w:b/>
+          <w:bCs/>
+          <w:color w:val="333333"/>
+          <w:sz w:val="18"/>
+          <w:szCs w:val="18"/>
+        </w:rPr>
+        <w:t xml:space="preserve">    </w:t>
+      </w:r>
+      <w:r>
+        <w:rPr>
+          <w:rStyle w:val="Cdigo-fonte"/>
+          <w:rFonts w:ascii="Miriam Mono CLM" w:hAnsi="Miriam Mono CLM"/>
+          <w:b/>
+          <w:bCs/>
+          <w:color w:val="333333"/>
+          <w:sz w:val="18"/>
+          <w:szCs w:val="18"/>
+        </w:rPr>
+        <w:t>console.log(i);</w:t>
+      </w:r>
+    </w:p>
+    <w:p>
+      <w:pPr>
+        <w:pStyle w:val="BodyText"/>
+        <w:spacing w:lineRule="auto" w:line="240" w:before="0" w:after="0"/>
+        <w:rPr>
+          <w:rFonts w:ascii="Segoe UI Black" w:hAnsi="Segoe UI Black"/>
+          <w:color w:val="333333"/>
+        </w:rPr>
+      </w:pPr>
+      <w:r>
+        <w:rPr>
+          <w:rStyle w:val="Cdigo-fonte"/>
+          <w:rFonts w:ascii="Miriam Mono CLM" w:hAnsi="Miriam Mono CLM"/>
+          <w:b/>
+          <w:bCs/>
+          <w:color w:val="333333"/>
+          <w:sz w:val="18"/>
+          <w:szCs w:val="18"/>
+        </w:rPr>
+        <w:t>};</w:t>
+      </w:r>
+    </w:p>
+    <w:p>
+      <w:pPr>
+        <w:pStyle w:val="BodyText"/>
+        <w:spacing w:lineRule="auto" w:line="240" w:before="0" w:after="0"/>
+        <w:rPr>
+          <w:rFonts w:ascii="Segoe UI Black" w:hAnsi="Segoe UI Black"/>
           <w:b w:val="false"/>
           <w:bCs w:val="false"/>
           <w:color w:val="333333"/>
-          <w:sz w:val="18"/>
-          <w:szCs w:val="18"/>
-        </w:rPr>
-        <w:t>JavaScript, Python, Java.</w:t>
-      </w:r>
-    </w:p>
-    <w:p>
-      <w:pPr>
-        <w:pStyle w:val="BodyText"/>
-        <w:spacing w:lineRule="auto" w:line="240" w:before="0" w:after="0"/>
-        <w:rPr>
-          <w:rStyle w:val="Cdigo-fonteuser"/>
-          <w:rFonts w:ascii="Segoe UI Black" w:hAnsi="Segoe UI Black"/>
-          <w:b/>
-          <w:bCs/>
-          <w:color w:val="333333"/>
-          <w:sz w:val="18"/>
-          <w:szCs w:val="18"/>
-        </w:rPr>
-      </w:pPr>
-      <w:r>
-        <w:rPr>
-          <w:rFonts w:ascii="Segoe UI Black" w:hAnsi="Segoe UI Black"/>
-          <w:b/>
-          <w:bCs/>
-          <w:color w:val="333333"/>
-          <w:sz w:val="18"/>
-          <w:szCs w:val="18"/>
-        </w:rPr>
-      </w:r>
-    </w:p>
-    <w:p>
-      <w:pPr>
-        <w:pStyle w:val="BodyText"/>
-        <w:spacing w:lineRule="auto" w:line="240" w:before="0" w:after="0"/>
-        <w:rPr>
-          <w:rFonts w:ascii="Segoe UI Black" w:hAnsi="Segoe UI Black"/>
-          <w:color w:val="333333"/>
-        </w:rPr>
-      </w:pPr>
-      <w:r>
-        <w:rPr>
-          <w:rStyle w:val="Cdigo-fonteuser"/>
-          <w:rFonts w:ascii="Segoe UI Black" w:hAnsi="Segoe UI Black"/>
-          <w:color w:val="666666"/>
-          <w:sz w:val="18"/>
-          <w:szCs w:val="18"/>
-        </w:rPr>
-        <w:t>5. Qual será a saída?</w:t>
-      </w:r>
-    </w:p>
-    <w:p>
-      <w:pPr>
-        <w:pStyle w:val="BodyText"/>
-        <w:spacing w:lineRule="auto" w:line="240" w:before="0" w:after="0"/>
-        <w:rPr>
-          <w:rFonts w:ascii="Segoe UI Black" w:hAnsi="Segoe UI Black"/>
-          <w:color w:val="333333"/>
-        </w:rPr>
-      </w:pPr>
-      <w:r>
-        <w:rPr>
-          <w:rStyle w:val="Cdigo-fonteuser"/>
-          <w:rFonts w:ascii="Miriam Mono CLM" w:hAnsi="Miriam Mono CLM"/>
-          <w:b/>
-          <w:bCs/>
-          <w:color w:val="333333"/>
-          <w:sz w:val="18"/>
-          <w:szCs w:val="18"/>
-        </w:rPr>
-        <w:t>const usuario = {</w:t>
-      </w:r>
-    </w:p>
-    <w:p>
-      <w:pPr>
-        <w:pStyle w:val="BodyText"/>
-        <w:spacing w:lineRule="auto" w:line="240" w:before="0" w:after="0"/>
-        <w:rPr>
-          <w:rFonts w:ascii="Segoe UI Black" w:hAnsi="Segoe UI Black"/>
-          <w:color w:val="333333"/>
-        </w:rPr>
-      </w:pPr>
-      <w:r>
-        <w:rPr>
-          <w:rStyle w:val="Cdigo-fonteuser"/>
-          <w:rFonts w:ascii="Miriam Mono CLM" w:hAnsi="Miriam Mono CLM"/>
-          <w:b/>
-          <w:bCs/>
-          <w:color w:val="333333"/>
-          <w:sz w:val="18"/>
-          <w:szCs w:val="18"/>
-        </w:rPr>
-        <w:t xml:space="preserve">    </w:t>
-      </w:r>
-      <w:r>
-        <w:rPr>
-          <w:rStyle w:val="Cdigo-fonteuser"/>
-          <w:rFonts w:ascii="Miriam Mono CLM" w:hAnsi="Miriam Mono CLM"/>
-          <w:b/>
-          <w:bCs/>
-          <w:color w:val="333333"/>
-          <w:sz w:val="18"/>
-          <w:szCs w:val="18"/>
-        </w:rPr>
-        <w:t>nome: "Moisés",</w:t>
-      </w:r>
-    </w:p>
-    <w:p>
-      <w:pPr>
-        <w:pStyle w:val="BodyText"/>
-        <w:spacing w:lineRule="auto" w:line="240" w:before="0" w:after="0"/>
-        <w:rPr>
-          <w:rFonts w:ascii="Segoe UI Black" w:hAnsi="Segoe UI Black"/>
-          <w:color w:val="333333"/>
-        </w:rPr>
-      </w:pPr>
-      <w:r>
-        <w:rPr>
-          <w:rStyle w:val="Cdigo-fonteuser"/>
-          <w:rFonts w:ascii="Miriam Mono CLM" w:hAnsi="Miriam Mono CLM"/>
-          <w:b/>
-          <w:bCs/>
-          <w:color w:val="333333"/>
-          <w:sz w:val="18"/>
-          <w:szCs w:val="18"/>
-        </w:rPr>
-        <w:t xml:space="preserve">    </w:t>
-      </w:r>
-      <w:r>
-        <w:rPr>
-          <w:rStyle w:val="Cdigo-fonteuser"/>
-          <w:rFonts w:ascii="Miriam Mono CLM" w:hAnsi="Miriam Mono CLM"/>
-          <w:b/>
-          <w:bCs/>
-          <w:color w:val="333333"/>
-          <w:sz w:val="18"/>
-          <w:szCs w:val="18"/>
-        </w:rPr>
-        <w:t>idade: 25</w:t>
-      </w:r>
-    </w:p>
-    <w:p>
-      <w:pPr>
-        <w:pStyle w:val="BodyText"/>
-        <w:spacing w:lineRule="auto" w:line="240" w:before="0" w:after="0"/>
-        <w:rPr>
-          <w:rFonts w:ascii="Segoe UI Black" w:hAnsi="Segoe UI Black"/>
-          <w:color w:val="333333"/>
-        </w:rPr>
-      </w:pPr>
-      <w:r>
-        <w:rPr>
-          <w:rStyle w:val="Cdigo-fonteuser"/>
-          <w:rFonts w:ascii="Miriam Mono CLM" w:hAnsi="Miriam Mono CLM"/>
-          <w:b/>
-          <w:bCs/>
-          <w:color w:val="333333"/>
-          <w:sz w:val="18"/>
-          <w:szCs w:val="18"/>
-        </w:rPr>
-        <w:t>};</w:t>
-      </w:r>
-    </w:p>
-    <w:p>
-      <w:pPr>
-        <w:pStyle w:val="BodyText"/>
-        <w:spacing w:lineRule="auto" w:line="240" w:before="0" w:after="0"/>
-        <w:rPr>
-          <w:rFonts w:ascii="Segoe UI Black" w:hAnsi="Segoe UI Black"/>
-          <w:color w:val="333333"/>
-        </w:rPr>
-      </w:pPr>
-      <w:r>
-        <w:rPr>
-          <w:rStyle w:val="Cdigo-fonteuser"/>
-          <w:rFonts w:ascii="Miriam Mono CLM" w:hAnsi="Miriam Mono CLM"/>
-          <w:b/>
-          <w:bCs/>
-          <w:color w:val="333333"/>
-          <w:sz w:val="18"/>
-          <w:szCs w:val="18"/>
-        </w:rPr>
-        <w:t>for (const chave in usuario) {</w:t>
-      </w:r>
-    </w:p>
-    <w:p>
-      <w:pPr>
-        <w:pStyle w:val="BodyText"/>
-        <w:spacing w:lineRule="auto" w:line="240" w:before="0" w:after="0"/>
-        <w:rPr>
-          <w:rFonts w:ascii="Segoe UI Black" w:hAnsi="Segoe UI Black"/>
-          <w:color w:val="333333"/>
-        </w:rPr>
-      </w:pPr>
-      <w:r>
-        <w:rPr>
-          <w:rStyle w:val="Cdigo-fonteuser"/>
-          <w:rFonts w:ascii="Miriam Mono CLM" w:hAnsi="Miriam Mono CLM"/>
-          <w:b/>
-          <w:bCs/>
-          <w:color w:val="333333"/>
-          <w:sz w:val="18"/>
-          <w:szCs w:val="18"/>
-        </w:rPr>
-        <w:t xml:space="preserve">    </w:t>
-      </w:r>
-      <w:r>
-        <w:rPr>
-          <w:rStyle w:val="Cdigo-fonteuser"/>
-          <w:rFonts w:ascii="Miriam Mono CLM" w:hAnsi="Miriam Mono CLM"/>
-          <w:b/>
-          <w:bCs/>
-          <w:color w:val="333333"/>
-          <w:sz w:val="18"/>
-          <w:szCs w:val="18"/>
-        </w:rPr>
-        <w:t>console.log(chave);</w:t>
-      </w:r>
-    </w:p>
-    <w:p>
-      <w:pPr>
-        <w:pStyle w:val="BodyText"/>
-        <w:spacing w:lineRule="auto" w:line="240" w:before="0" w:after="0"/>
-        <w:rPr>
-          <w:rFonts w:ascii="Segoe UI Black" w:hAnsi="Segoe UI Black"/>
-          <w:color w:val="333333"/>
-        </w:rPr>
-      </w:pPr>
-      <w:r>
-        <w:rPr>
-          <w:rStyle w:val="Cdigo-fonteuser"/>
-          <w:rFonts w:ascii="Miriam Mono CLM" w:hAnsi="Miriam Mono CLM"/>
-          <w:b/>
-          <w:bCs/>
-          <w:color w:val="333333"/>
-          <w:sz w:val="18"/>
-          <w:szCs w:val="18"/>
-        </w:rPr>
-        <w:t>};</w:t>
-      </w:r>
-    </w:p>
-    <w:p>
-      <w:pPr>
-        <w:pStyle w:val="BodyText"/>
-        <w:spacing w:lineRule="auto" w:line="240" w:before="0" w:after="0"/>
-        <w:rPr>
-          <w:rFonts w:ascii="Segoe UI Black" w:hAnsi="Segoe UI Black"/>
-          <w:color w:val="333333"/>
-        </w:rPr>
-      </w:pPr>
-      <w:r>
-        <w:rPr>
-          <w:rStyle w:val="Cdigo-fonteuser"/>
-          <w:rFonts w:ascii="Segoe UI Semibold" w:hAnsi="Segoe UI Semibold"/>
-          <w:b/>
-          <w:bCs/>
-          <w:color w:val="333333"/>
-          <w:sz w:val="18"/>
-          <w:szCs w:val="18"/>
-        </w:rPr>
-        <w:t xml:space="preserve">Responda: </w:t>
-      </w:r>
-      <w:r>
-        <w:rPr>
-          <w:rStyle w:val="Cdigo-fonteuser"/>
-          <w:rFonts w:ascii="Segoe UI Semibold" w:hAnsi="Segoe UI Semibold"/>
-          <w:b/>
-          <w:bCs/>
-          <w:color w:val="333333"/>
-          <w:sz w:val="18"/>
-          <w:szCs w:val="18"/>
-        </w:rPr>
-        <w:t>nome, idade.</w:t>
-      </w:r>
-    </w:p>
-    <w:p>
-      <w:pPr>
-        <w:pStyle w:val="BodyText"/>
-        <w:spacing w:lineRule="auto" w:line="240" w:before="0" w:after="0"/>
-        <w:rPr>
-          <w:rStyle w:val="Cdigo-fonteuser"/>
-          <w:rFonts w:ascii="Segoe UI Black" w:hAnsi="Segoe UI Black"/>
-          <w:b/>
-          <w:bCs/>
-          <w:color w:val="333333"/>
-          <w:sz w:val="18"/>
-          <w:szCs w:val="18"/>
-        </w:rPr>
-      </w:pPr>
-      <w:r>
-        <w:rPr>
-          <w:rFonts w:ascii="Segoe UI Black" w:hAnsi="Segoe UI Black"/>
-          <w:b/>
-          <w:bCs/>
-          <w:color w:val="333333"/>
-          <w:sz w:val="18"/>
-          <w:szCs w:val="18"/>
-        </w:rPr>
-      </w:r>
-    </w:p>
-    <w:p>
-      <w:pPr>
-        <w:pStyle w:val="BodyText"/>
-        <w:spacing w:lineRule="auto" w:line="240" w:before="0" w:after="0"/>
-        <w:rPr>
-          <w:rFonts w:ascii="Segoe UI Black" w:hAnsi="Segoe UI Black"/>
-          <w:color w:val="333333"/>
-        </w:rPr>
-      </w:pPr>
-      <w:r>
-        <w:rPr>
-          <w:rStyle w:val="Cdigo-fonteuser"/>
-          <w:rFonts w:ascii="Segoe UI Black" w:hAnsi="Segoe UI Black"/>
-          <w:color w:val="666666"/>
-          <w:sz w:val="18"/>
-          <w:szCs w:val="18"/>
-        </w:rPr>
-        <w:t>6. Explique o resultado.</w:t>
-      </w:r>
-    </w:p>
-    <w:p>
-      <w:pPr>
-        <w:pStyle w:val="BodyText"/>
-        <w:spacing w:lineRule="auto" w:line="240" w:before="0" w:after="0"/>
-        <w:rPr>
-          <w:rFonts w:ascii="Segoe UI Black" w:hAnsi="Segoe UI Black"/>
-          <w:color w:val="333333"/>
-        </w:rPr>
-      </w:pPr>
-      <w:r>
-        <w:rPr>
-          <w:rStyle w:val="Cdigo-fonteuser"/>
-          <w:rFonts w:ascii="Segoe UI Black" w:hAnsi="Segoe UI Black"/>
-          <w:color w:val="333333"/>
-          <w:sz w:val="18"/>
-          <w:szCs w:val="18"/>
-        </w:rPr>
-        <w:t>f</w:t>
-      </w:r>
-      <w:r>
-        <w:rPr>
-          <w:rStyle w:val="Cdigo-fonteuser"/>
-          <w:rFonts w:ascii="Miriam Mono CLM" w:hAnsi="Miriam Mono CLM"/>
-          <w:b/>
-          <w:bCs/>
-          <w:color w:val="333333"/>
-          <w:sz w:val="18"/>
-          <w:szCs w:val="18"/>
-        </w:rPr>
-        <w:t>or (let i = 1; i &lt;= 5; i++) {</w:t>
-      </w:r>
-    </w:p>
-    <w:p>
-      <w:pPr>
-        <w:pStyle w:val="BodyText"/>
-        <w:spacing w:lineRule="auto" w:line="240" w:before="0" w:after="0"/>
-        <w:rPr>
-          <w:rFonts w:ascii="Segoe UI Black" w:hAnsi="Segoe UI Black"/>
-          <w:color w:val="333333"/>
-        </w:rPr>
-      </w:pPr>
-      <w:r>
-        <w:rPr>
-          <w:rStyle w:val="Cdigo-fonteuser"/>
-          <w:rFonts w:ascii="Miriam Mono CLM" w:hAnsi="Miriam Mono CLM"/>
-          <w:b/>
-          <w:bCs/>
-          <w:color w:val="333333"/>
-          <w:sz w:val="18"/>
-          <w:szCs w:val="18"/>
-        </w:rPr>
-        <w:t xml:space="preserve">    </w:t>
-      </w:r>
-      <w:r>
-        <w:rPr>
-          <w:rStyle w:val="Cdigo-fonteuser"/>
-          <w:rFonts w:ascii="Miriam Mono CLM" w:hAnsi="Miriam Mono CLM"/>
-          <w:b/>
-          <w:bCs/>
-          <w:color w:val="333333"/>
-          <w:sz w:val="18"/>
-          <w:szCs w:val="18"/>
-        </w:rPr>
-        <w:t>if (i === 3) {</w:t>
-      </w:r>
-    </w:p>
-    <w:p>
-      <w:pPr>
-        <w:pStyle w:val="BodyText"/>
-        <w:spacing w:lineRule="auto" w:line="240" w:before="0" w:after="0"/>
-        <w:rPr>
-          <w:rFonts w:ascii="Segoe UI Black" w:hAnsi="Segoe UI Black"/>
-          <w:color w:val="333333"/>
-        </w:rPr>
-      </w:pPr>
-      <w:r>
-        <w:rPr>
-          <w:rStyle w:val="Cdigo-fonteuser"/>
-          <w:rFonts w:ascii="Miriam Mono CLM" w:hAnsi="Miriam Mono CLM"/>
-          <w:b/>
-          <w:bCs/>
-          <w:color w:val="333333"/>
-          <w:sz w:val="18"/>
-          <w:szCs w:val="18"/>
-        </w:rPr>
-        <w:t xml:space="preserve">        </w:t>
-      </w:r>
-      <w:r>
-        <w:rPr>
-          <w:rStyle w:val="Cdigo-fonteuser"/>
-          <w:rFonts w:ascii="Miriam Mono CLM" w:hAnsi="Miriam Mono CLM"/>
-          <w:b/>
-          <w:bCs/>
-          <w:color w:val="333333"/>
-          <w:sz w:val="18"/>
-          <w:szCs w:val="18"/>
-        </w:rPr>
-        <w:t>break;</w:t>
-      </w:r>
-    </w:p>
-    <w:p>
-      <w:pPr>
-        <w:pStyle w:val="BodyText"/>
-        <w:spacing w:lineRule="auto" w:line="240" w:before="0" w:after="0"/>
-        <w:rPr>
-          <w:rFonts w:ascii="Segoe UI Black" w:hAnsi="Segoe UI Black"/>
-          <w:color w:val="333333"/>
-        </w:rPr>
-      </w:pPr>
-      <w:r>
-        <w:rPr>
-          <w:rStyle w:val="Cdigo-fonteuser"/>
-          <w:rFonts w:ascii="Miriam Mono CLM" w:hAnsi="Miriam Mono CLM"/>
-          <w:b/>
-          <w:bCs/>
-          <w:color w:val="333333"/>
-          <w:sz w:val="18"/>
-          <w:szCs w:val="18"/>
-        </w:rPr>
-        <w:t xml:space="preserve">    </w:t>
-      </w:r>
-      <w:r>
-        <w:rPr>
-          <w:rStyle w:val="Cdigo-fonteuser"/>
-          <w:rFonts w:ascii="Miriam Mono CLM" w:hAnsi="Miriam Mono CLM"/>
-          <w:b/>
-          <w:bCs/>
-          <w:color w:val="333333"/>
-          <w:sz w:val="18"/>
-          <w:szCs w:val="18"/>
-        </w:rPr>
-        <w:t>}</w:t>
-      </w:r>
-    </w:p>
-    <w:p>
-      <w:pPr>
-        <w:pStyle w:val="BodyText"/>
-        <w:spacing w:lineRule="auto" w:line="240" w:before="0" w:after="0"/>
-        <w:rPr>
-          <w:rFonts w:ascii="Segoe UI Black" w:hAnsi="Segoe UI Black"/>
-          <w:color w:val="333333"/>
-        </w:rPr>
-      </w:pPr>
-      <w:r>
-        <w:rPr>
-          <w:rStyle w:val="Cdigo-fonteuser"/>
-          <w:rFonts w:ascii="Miriam Mono CLM" w:hAnsi="Miriam Mono CLM"/>
-          <w:b/>
-          <w:bCs/>
-          <w:color w:val="333333"/>
-          <w:sz w:val="18"/>
-          <w:szCs w:val="18"/>
-        </w:rPr>
-        <w:t xml:space="preserve">    </w:t>
-      </w:r>
-      <w:r>
-        <w:rPr>
-          <w:rStyle w:val="Cdigo-fonteuser"/>
-          <w:rFonts w:ascii="Miriam Mono CLM" w:hAnsi="Miriam Mono CLM"/>
-          <w:b/>
-          <w:bCs/>
-          <w:color w:val="333333"/>
-          <w:sz w:val="18"/>
-          <w:szCs w:val="18"/>
-        </w:rPr>
-        <w:t>console.log(i);</w:t>
-      </w:r>
-    </w:p>
-    <w:p>
-      <w:pPr>
-        <w:pStyle w:val="BodyText"/>
-        <w:spacing w:lineRule="auto" w:line="240" w:before="0" w:after="0"/>
-        <w:rPr>
-          <w:rFonts w:ascii="Segoe UI Black" w:hAnsi="Segoe UI Black"/>
-          <w:color w:val="333333"/>
-        </w:rPr>
-      </w:pPr>
-      <w:r>
-        <w:rPr>
-          <w:rStyle w:val="Cdigo-fonteuser"/>
-          <w:rFonts w:ascii="Miriam Mono CLM" w:hAnsi="Miriam Mono CLM"/>
-          <w:b/>
-          <w:bCs/>
-          <w:color w:val="333333"/>
-          <w:sz w:val="18"/>
-          <w:szCs w:val="18"/>
-        </w:rPr>
-        <w:t>};</w:t>
-      </w:r>
-    </w:p>
-    <w:p>
-      <w:pPr>
-        <w:pStyle w:val="BodyText"/>
-        <w:spacing w:lineRule="auto" w:line="240" w:before="0" w:after="0"/>
-        <w:rPr>
-          <w:rFonts w:ascii="Segoe UI Black" w:hAnsi="Segoe UI Black"/>
+        </w:rPr>
+      </w:pPr>
+      <w:r>
+        <w:rPr>
+          <w:rStyle w:val="Cdigo-fonte"/>
+          <w:rFonts w:ascii="Segoe UI Semibold" w:hAnsi="Segoe UI Semibold"/>
+          <w:b/>
+          <w:bCs/>
+          <w:color w:val="333333"/>
+          <w:sz w:val="18"/>
+          <w:szCs w:val="18"/>
+        </w:rPr>
+        <w:t>Responda:</w:t>
+      </w:r>
+      <w:r>
+        <w:rPr>
+          <w:rStyle w:val="Cdigo-fonte"/>
+          <w:rFonts w:ascii="Segoe UI Semibold" w:hAnsi="Segoe UI Semibold"/>
           <w:b w:val="false"/>
           <w:bCs w:val="false"/>
           <w:color w:val="333333"/>
-        </w:rPr>
-      </w:pPr>
-      <w:r>
-        <w:rPr>
-          <w:rStyle w:val="Cdigo-fonteuser"/>
-          <w:rFonts w:ascii="Segoe UI Semibold" w:hAnsi="Segoe UI Semibold"/>
-          <w:b/>
-          <w:bCs/>
-          <w:color w:val="333333"/>
-          <w:sz w:val="18"/>
-          <w:szCs w:val="18"/>
-        </w:rPr>
-        <w:t>Responda:</w:t>
-      </w:r>
-      <w:r>
-        <w:rPr>
-          <w:rStyle w:val="Cdigo-fonteuser"/>
-          <w:rFonts w:ascii="Segoe UI Semibold" w:hAnsi="Segoe UI Semibold"/>
+          <w:sz w:val="18"/>
+          <w:szCs w:val="18"/>
+        </w:rPr>
+        <w:t xml:space="preserve"> 1, 2, pois quando a variação recebe 3 a condição de if se torna verdadeira e chama break encerrando o laço.</w:t>
+      </w:r>
+    </w:p>
+    <w:p>
+      <w:pPr>
+        <w:pStyle w:val="BodyText"/>
+        <w:spacing w:lineRule="auto" w:line="240" w:before="0" w:after="0"/>
+        <w:rPr>
+          <w:rFonts w:ascii="Segoe UI Black" w:hAnsi="Segoe UI Black"/>
           <w:b w:val="false"/>
           <w:bCs w:val="false"/>
           <w:color w:val="333333"/>
-          <w:sz w:val="18"/>
-          <w:szCs w:val="18"/>
-        </w:rPr>
-        <w:t xml:space="preserve"> </w:t>
-      </w:r>
-      <w:r>
-        <w:rPr>
-          <w:rStyle w:val="Cdigo-fonteuser"/>
-          <w:rFonts w:ascii="Segoe UI Semibold" w:hAnsi="Segoe UI Semibold"/>
+        </w:rPr>
+      </w:pPr>
+      <w:r>
+        <w:rPr/>
+      </w:r>
+    </w:p>
+    <w:p>
+      <w:pPr>
+        <w:pStyle w:val="BodyText"/>
+        <w:spacing w:lineRule="auto" w:line="240" w:before="0" w:after="0"/>
+        <w:rPr>
+          <w:rFonts w:ascii="Segoe UI Black" w:hAnsi="Segoe UI Black"/>
+          <w:color w:val="333333"/>
+        </w:rPr>
+      </w:pPr>
+      <w:r>
+        <w:rPr>
+          <w:rStyle w:val="Cdigo-fonte"/>
+          <w:rFonts w:ascii="Segoe UI Black" w:hAnsi="Segoe UI Black"/>
+          <w:color w:val="666666"/>
+          <w:sz w:val="18"/>
+          <w:szCs w:val="18"/>
+        </w:rPr>
+        <w:t>7. O que muda em relação ao exercício anterior?</w:t>
+      </w:r>
+    </w:p>
+    <w:p>
+      <w:pPr>
+        <w:pStyle w:val="BodyText"/>
+        <w:spacing w:lineRule="auto" w:line="240" w:before="0" w:after="0"/>
+        <w:rPr>
+          <w:rFonts w:ascii="Segoe UI Black" w:hAnsi="Segoe UI Black"/>
+          <w:color w:val="333333"/>
+        </w:rPr>
+      </w:pPr>
+      <w:r>
+        <w:rPr>
+          <w:rStyle w:val="Cdigo-fonte"/>
+          <w:rFonts w:ascii="Miriam Mono CLM" w:hAnsi="Miriam Mono CLM"/>
+          <w:b/>
+          <w:bCs/>
+          <w:color w:val="333333"/>
+          <w:sz w:val="18"/>
+          <w:szCs w:val="18"/>
+        </w:rPr>
+        <w:t>for (let i = 1; i &lt;= 5; i++) {</w:t>
+      </w:r>
+    </w:p>
+    <w:p>
+      <w:pPr>
+        <w:pStyle w:val="BodyText"/>
+        <w:spacing w:lineRule="auto" w:line="240" w:before="0" w:after="0"/>
+        <w:rPr>
+          <w:rFonts w:ascii="Segoe UI Black" w:hAnsi="Segoe UI Black"/>
+          <w:color w:val="333333"/>
+        </w:rPr>
+      </w:pPr>
+      <w:r>
+        <w:rPr>
+          <w:rStyle w:val="Cdigo-fonte"/>
+          <w:rFonts w:ascii="Miriam Mono CLM" w:hAnsi="Miriam Mono CLM"/>
+          <w:b/>
+          <w:bCs/>
+          <w:color w:val="333333"/>
+          <w:sz w:val="18"/>
+          <w:szCs w:val="18"/>
+        </w:rPr>
+        <w:t xml:space="preserve">    </w:t>
+      </w:r>
+      <w:r>
+        <w:rPr>
+          <w:rStyle w:val="Cdigo-fonte"/>
+          <w:rFonts w:ascii="Miriam Mono CLM" w:hAnsi="Miriam Mono CLM"/>
+          <w:b/>
+          <w:bCs/>
+          <w:color w:val="333333"/>
+          <w:sz w:val="18"/>
+          <w:szCs w:val="18"/>
+        </w:rPr>
+        <w:t>if (i === 3) {</w:t>
+      </w:r>
+    </w:p>
+    <w:p>
+      <w:pPr>
+        <w:pStyle w:val="BodyText"/>
+        <w:spacing w:lineRule="auto" w:line="240" w:before="0" w:after="0"/>
+        <w:rPr>
+          <w:rFonts w:ascii="Segoe UI Black" w:hAnsi="Segoe UI Black"/>
+          <w:color w:val="333333"/>
+        </w:rPr>
+      </w:pPr>
+      <w:r>
+        <w:rPr>
+          <w:rStyle w:val="Cdigo-fonte"/>
+          <w:rFonts w:ascii="Miriam Mono CLM" w:hAnsi="Miriam Mono CLM"/>
+          <w:b/>
+          <w:bCs/>
+          <w:color w:val="333333"/>
+          <w:sz w:val="18"/>
+          <w:szCs w:val="18"/>
+        </w:rPr>
+        <w:t xml:space="preserve">        </w:t>
+      </w:r>
+      <w:r>
+        <w:rPr>
+          <w:rStyle w:val="Cdigo-fonte"/>
+          <w:rFonts w:ascii="Miriam Mono CLM" w:hAnsi="Miriam Mono CLM"/>
+          <w:b/>
+          <w:bCs/>
+          <w:color w:val="333333"/>
+          <w:sz w:val="18"/>
+          <w:szCs w:val="18"/>
+        </w:rPr>
+        <w:t>continue;</w:t>
+      </w:r>
+    </w:p>
+    <w:p>
+      <w:pPr>
+        <w:pStyle w:val="BodyText"/>
+        <w:spacing w:lineRule="auto" w:line="240" w:before="0" w:after="0"/>
+        <w:rPr>
+          <w:rFonts w:ascii="Segoe UI Black" w:hAnsi="Segoe UI Black"/>
+          <w:color w:val="333333"/>
+        </w:rPr>
+      </w:pPr>
+      <w:r>
+        <w:rPr>
+          <w:rStyle w:val="Cdigo-fonte"/>
+          <w:rFonts w:ascii="Miriam Mono CLM" w:hAnsi="Miriam Mono CLM"/>
+          <w:b/>
+          <w:bCs/>
+          <w:color w:val="333333"/>
+          <w:sz w:val="18"/>
+          <w:szCs w:val="18"/>
+        </w:rPr>
+        <w:t xml:space="preserve">    </w:t>
+      </w:r>
+      <w:r>
+        <w:rPr>
+          <w:rStyle w:val="Cdigo-fonte"/>
+          <w:rFonts w:ascii="Miriam Mono CLM" w:hAnsi="Miriam Mono CLM"/>
+          <w:b/>
+          <w:bCs/>
+          <w:color w:val="333333"/>
+          <w:sz w:val="18"/>
+          <w:szCs w:val="18"/>
+        </w:rPr>
+        <w:t>}</w:t>
+      </w:r>
+    </w:p>
+    <w:p>
+      <w:pPr>
+        <w:pStyle w:val="BodyText"/>
+        <w:spacing w:lineRule="auto" w:line="240" w:before="0" w:after="0"/>
+        <w:rPr>
+          <w:rFonts w:ascii="Segoe UI Black" w:hAnsi="Segoe UI Black"/>
+          <w:color w:val="333333"/>
+        </w:rPr>
+      </w:pPr>
+      <w:r>
+        <w:rPr>
+          <w:rStyle w:val="Cdigo-fonte"/>
+          <w:rFonts w:ascii="Miriam Mono CLM" w:hAnsi="Miriam Mono CLM"/>
+          <w:b/>
+          <w:bCs/>
+          <w:color w:val="333333"/>
+          <w:sz w:val="18"/>
+          <w:szCs w:val="18"/>
+        </w:rPr>
+        <w:t xml:space="preserve">    </w:t>
+      </w:r>
+      <w:r>
+        <w:rPr>
+          <w:rStyle w:val="Cdigo-fonte"/>
+          <w:rFonts w:ascii="Miriam Mono CLM" w:hAnsi="Miriam Mono CLM"/>
+          <w:b/>
+          <w:bCs/>
+          <w:color w:val="333333"/>
+          <w:sz w:val="18"/>
+          <w:szCs w:val="18"/>
+        </w:rPr>
+        <w:t>console.log(i);</w:t>
+      </w:r>
+    </w:p>
+    <w:p>
+      <w:pPr>
+        <w:pStyle w:val="BodyText"/>
+        <w:spacing w:lineRule="auto" w:line="240" w:before="0" w:after="0"/>
+        <w:rPr>
+          <w:rFonts w:ascii="Segoe UI Black" w:hAnsi="Segoe UI Black"/>
+          <w:color w:val="333333"/>
+        </w:rPr>
+      </w:pPr>
+      <w:r>
+        <w:rPr>
+          <w:rStyle w:val="Cdigo-fonte"/>
+          <w:rFonts w:ascii="Miriam Mono CLM" w:hAnsi="Miriam Mono CLM"/>
+          <w:b/>
+          <w:bCs/>
+          <w:color w:val="333333"/>
+          <w:sz w:val="18"/>
+          <w:szCs w:val="18"/>
+        </w:rPr>
+        <w:t>};</w:t>
+      </w:r>
+    </w:p>
+    <w:p>
+      <w:pPr>
+        <w:pStyle w:val="BodyText"/>
+        <w:spacing w:lineRule="auto" w:line="240" w:before="0" w:after="0"/>
+        <w:rPr>
+          <w:rFonts w:ascii="Segoe UI Black" w:hAnsi="Segoe UI Black"/>
           <w:b w:val="false"/>
           <w:bCs w:val="false"/>
           <w:color w:val="333333"/>
-          <w:sz w:val="18"/>
-          <w:szCs w:val="18"/>
-        </w:rPr>
-        <w:t>1, 2, pois quando a variação recebe 3 a condição de if se torna verdadeira e chama break encerrando o laço.</w:t>
-      </w:r>
-    </w:p>
-    <w:p>
-      <w:pPr>
-        <w:pStyle w:val="BodyText"/>
-        <w:spacing w:lineRule="auto" w:line="240" w:before="0" w:after="0"/>
-        <w:rPr>
-          <w:rFonts w:ascii="Segoe UI Black" w:hAnsi="Segoe UI Black"/>
-          <w:color w:val="333333"/>
-        </w:rPr>
-      </w:pPr>
-      <w:r>
-        <w:rPr>
-          <w:rStyle w:val="Cdigo-fonteuser"/>
-          <w:rFonts w:ascii="Segoe UI Black" w:hAnsi="Segoe UI Black"/>
-          <w:color w:val="666666"/>
-          <w:sz w:val="18"/>
-          <w:szCs w:val="18"/>
-        </w:rPr>
-        <w:t>7. O que muda em relação ao exercício anterior?</w:t>
-      </w:r>
-    </w:p>
-    <w:p>
-      <w:pPr>
-        <w:pStyle w:val="BodyText"/>
-        <w:spacing w:lineRule="auto" w:line="240" w:before="0" w:after="0"/>
-        <w:rPr>
-          <w:rFonts w:ascii="Segoe UI Black" w:hAnsi="Segoe UI Black"/>
-          <w:color w:val="333333"/>
-        </w:rPr>
-      </w:pPr>
-      <w:r>
-        <w:rPr>
-          <w:rStyle w:val="Cdigo-fonteuser"/>
-          <w:rFonts w:ascii="Miriam Mono CLM" w:hAnsi="Miriam Mono CLM"/>
-          <w:b/>
-          <w:bCs/>
-          <w:color w:val="333333"/>
-          <w:sz w:val="18"/>
-          <w:szCs w:val="18"/>
-        </w:rPr>
-        <w:t>for (let i = 1; i &lt;= 5; i++) {</w:t>
-      </w:r>
-    </w:p>
-    <w:p>
-      <w:pPr>
-        <w:pStyle w:val="BodyText"/>
-        <w:spacing w:lineRule="auto" w:line="240" w:before="0" w:after="0"/>
-        <w:rPr>
-          <w:rFonts w:ascii="Segoe UI Black" w:hAnsi="Segoe UI Black"/>
-          <w:color w:val="333333"/>
-        </w:rPr>
-      </w:pPr>
-      <w:r>
-        <w:rPr>
-          <w:rStyle w:val="Cdigo-fonteuser"/>
-          <w:rFonts w:ascii="Miriam Mono CLM" w:hAnsi="Miriam Mono CLM"/>
-          <w:b/>
-          <w:bCs/>
-          <w:color w:val="333333"/>
-          <w:sz w:val="18"/>
-          <w:szCs w:val="18"/>
-        </w:rPr>
-        <w:t xml:space="preserve">    </w:t>
-      </w:r>
-      <w:r>
-        <w:rPr>
-          <w:rStyle w:val="Cdigo-fonteuser"/>
-          <w:rFonts w:ascii="Miriam Mono CLM" w:hAnsi="Miriam Mono CLM"/>
-          <w:b/>
-          <w:bCs/>
-          <w:color w:val="333333"/>
-          <w:sz w:val="18"/>
-          <w:szCs w:val="18"/>
-        </w:rPr>
-        <w:t>if (i === 3) {</w:t>
-      </w:r>
-    </w:p>
-    <w:p>
-      <w:pPr>
-        <w:pStyle w:val="BodyText"/>
-        <w:spacing w:lineRule="auto" w:line="240" w:before="0" w:after="0"/>
-        <w:rPr>
-          <w:rFonts w:ascii="Segoe UI Black" w:hAnsi="Segoe UI Black"/>
-          <w:color w:val="333333"/>
-        </w:rPr>
-      </w:pPr>
-      <w:r>
-        <w:rPr>
-          <w:rStyle w:val="Cdigo-fonteuser"/>
-          <w:rFonts w:ascii="Miriam Mono CLM" w:hAnsi="Miriam Mono CLM"/>
-          <w:b/>
-          <w:bCs/>
-          <w:color w:val="333333"/>
-          <w:sz w:val="18"/>
-          <w:szCs w:val="18"/>
-        </w:rPr>
-        <w:t xml:space="preserve">        </w:t>
-      </w:r>
-      <w:r>
-        <w:rPr>
-          <w:rStyle w:val="Cdigo-fonteuser"/>
-          <w:rFonts w:ascii="Miriam Mono CLM" w:hAnsi="Miriam Mono CLM"/>
-          <w:b/>
-          <w:bCs/>
-          <w:color w:val="333333"/>
-          <w:sz w:val="18"/>
-          <w:szCs w:val="18"/>
-        </w:rPr>
-        <w:t>continue;</w:t>
-      </w:r>
-    </w:p>
-    <w:p>
-      <w:pPr>
-        <w:pStyle w:val="BodyText"/>
-        <w:spacing w:lineRule="auto" w:line="240" w:before="0" w:after="0"/>
-        <w:rPr>
-          <w:rFonts w:ascii="Segoe UI Black" w:hAnsi="Segoe UI Black"/>
-          <w:color w:val="333333"/>
-        </w:rPr>
-      </w:pPr>
-      <w:r>
-        <w:rPr>
-          <w:rStyle w:val="Cdigo-fonteuser"/>
-          <w:rFonts w:ascii="Miriam Mono CLM" w:hAnsi="Miriam Mono CLM"/>
-          <w:b/>
-          <w:bCs/>
-          <w:color w:val="333333"/>
-          <w:sz w:val="18"/>
-          <w:szCs w:val="18"/>
-        </w:rPr>
-        <w:t xml:space="preserve">    </w:t>
-      </w:r>
-      <w:r>
-        <w:rPr>
-          <w:rStyle w:val="Cdigo-fonteuser"/>
-          <w:rFonts w:ascii="Miriam Mono CLM" w:hAnsi="Miriam Mono CLM"/>
-          <w:b/>
-          <w:bCs/>
-          <w:color w:val="333333"/>
-          <w:sz w:val="18"/>
-          <w:szCs w:val="18"/>
-        </w:rPr>
-        <w:t>}</w:t>
-      </w:r>
-    </w:p>
-    <w:p>
-      <w:pPr>
-        <w:pStyle w:val="BodyText"/>
-        <w:spacing w:lineRule="auto" w:line="240" w:before="0" w:after="0"/>
-        <w:rPr>
-          <w:rFonts w:ascii="Segoe UI Black" w:hAnsi="Segoe UI Black"/>
-          <w:color w:val="333333"/>
-        </w:rPr>
-      </w:pPr>
-      <w:r>
-        <w:rPr>
-          <w:rStyle w:val="Cdigo-fonteuser"/>
-          <w:rFonts w:ascii="Miriam Mono CLM" w:hAnsi="Miriam Mono CLM"/>
-          <w:b/>
-          <w:bCs/>
-          <w:color w:val="333333"/>
-          <w:sz w:val="18"/>
-          <w:szCs w:val="18"/>
-        </w:rPr>
-        <w:t xml:space="preserve">    </w:t>
-      </w:r>
-      <w:r>
-        <w:rPr>
-          <w:rStyle w:val="Cdigo-fonteuser"/>
-          <w:rFonts w:ascii="Miriam Mono CLM" w:hAnsi="Miriam Mono CLM"/>
-          <w:b/>
-          <w:bCs/>
-          <w:color w:val="333333"/>
-          <w:sz w:val="18"/>
-          <w:szCs w:val="18"/>
-        </w:rPr>
-        <w:t>console.log(i);</w:t>
-      </w:r>
-    </w:p>
-    <w:p>
-      <w:pPr>
-        <w:pStyle w:val="BodyText"/>
-        <w:spacing w:lineRule="auto" w:line="240" w:before="0" w:after="0"/>
-        <w:rPr>
-          <w:rFonts w:ascii="Segoe UI Black" w:hAnsi="Segoe UI Black"/>
-          <w:color w:val="333333"/>
-        </w:rPr>
-      </w:pPr>
-      <w:r>
-        <w:rPr>
-          <w:rStyle w:val="Cdigo-fonteuser"/>
-          <w:rFonts w:ascii="Miriam Mono CLM" w:hAnsi="Miriam Mono CLM"/>
-          <w:b/>
-          <w:bCs/>
-          <w:color w:val="333333"/>
-          <w:sz w:val="18"/>
-          <w:szCs w:val="18"/>
-        </w:rPr>
-        <w:t>};</w:t>
-      </w:r>
-    </w:p>
-    <w:p>
-      <w:pPr>
-        <w:pStyle w:val="BodyText"/>
-        <w:spacing w:lineRule="auto" w:line="240" w:before="0" w:after="0"/>
-        <w:rPr>
-          <w:rFonts w:ascii="Segoe UI Black" w:hAnsi="Segoe UI Black"/>
+        </w:rPr>
+      </w:pPr>
+      <w:r>
+        <w:rPr>
+          <w:rStyle w:val="Cdigo-fonte"/>
+          <w:rFonts w:ascii="Segoe UI Semibold" w:hAnsi="Segoe UI Semibold"/>
+          <w:b/>
+          <w:bCs/>
+          <w:color w:val="333333"/>
+          <w:sz w:val="18"/>
+          <w:szCs w:val="18"/>
+        </w:rPr>
+        <w:t xml:space="preserve">Responda: </w:t>
+      </w:r>
+      <w:r>
+        <w:rPr>
+          <w:rStyle w:val="Cdigo-fonte"/>
+          <w:rFonts w:ascii="Segoe UI Semibold" w:hAnsi="Segoe UI Semibold"/>
           <w:b w:val="false"/>
           <w:bCs w:val="false"/>
           <w:color w:val="333333"/>
-        </w:rPr>
-      </w:pPr>
-      <w:r>
-        <w:rPr>
-          <w:rStyle w:val="Cdigo-fonteuser"/>
-          <w:rFonts w:ascii="Segoe UI Semibold" w:hAnsi="Segoe UI Semibold"/>
-          <w:b/>
-          <w:bCs/>
-          <w:color w:val="333333"/>
-          <w:sz w:val="18"/>
-          <w:szCs w:val="18"/>
-        </w:rPr>
-        <w:t xml:space="preserve">Responda: </w:t>
-      </w:r>
-      <w:r>
-        <w:rPr>
-          <w:rStyle w:val="Cdigo-fonteuser"/>
+          <w:sz w:val="18"/>
+          <w:szCs w:val="18"/>
+        </w:rPr>
+        <w:t>1, 2, 4, 5, diferente da anterior a if chama continue que pula somente aquela iteração.</w:t>
+      </w:r>
+    </w:p>
+    <w:p>
+      <w:pPr>
+        <w:pStyle w:val="BodyText"/>
+        <w:spacing w:lineRule="auto" w:line="240" w:before="0" w:after="0"/>
+        <w:rPr>
+          <w:rStyle w:val="Cdigo-fonte"/>
+          <w:rFonts w:ascii="Segoe UI Black" w:hAnsi="Segoe UI Black"/>
+          <w:b/>
+          <w:bCs/>
+          <w:color w:val="333333"/>
+          <w:sz w:val="18"/>
+          <w:szCs w:val="18"/>
+        </w:rPr>
+      </w:pPr>
+      <w:r>
+        <w:rPr>
+          <w:rFonts w:ascii="Segoe UI Black" w:hAnsi="Segoe UI Black"/>
+          <w:b/>
+          <w:bCs/>
+          <w:color w:val="333333"/>
+          <w:sz w:val="18"/>
+          <w:szCs w:val="18"/>
+        </w:rPr>
+      </w:r>
+    </w:p>
+    <w:p>
+      <w:pPr>
+        <w:pStyle w:val="BodyText"/>
+        <w:spacing w:lineRule="auto" w:line="240" w:before="0" w:after="0"/>
+        <w:rPr>
+          <w:rFonts w:ascii="Segoe UI Black" w:hAnsi="Segoe UI Black"/>
+          <w:color w:val="333333"/>
+        </w:rPr>
+      </w:pPr>
+      <w:r>
+        <w:rPr>
+          <w:rStyle w:val="Cdigo-fonte"/>
+          <w:rFonts w:ascii="Segoe UI Black" w:hAnsi="Segoe UI Black"/>
+          <w:color w:val="666666"/>
+          <w:sz w:val="18"/>
+          <w:szCs w:val="18"/>
+        </w:rPr>
+        <w:t>8. Qual será o valor exibido?</w:t>
+      </w:r>
+    </w:p>
+    <w:p>
+      <w:pPr>
+        <w:pStyle w:val="BodyText"/>
+        <w:spacing w:lineRule="auto" w:line="240" w:before="0" w:after="0"/>
+        <w:rPr>
+          <w:rFonts w:ascii="Segoe UI Black" w:hAnsi="Segoe UI Black"/>
+          <w:color w:val="333333"/>
+        </w:rPr>
+      </w:pPr>
+      <w:r>
+        <w:rPr>
+          <w:rStyle w:val="Cdigo-fonte"/>
+          <w:rFonts w:ascii="Miriam Mono CLM" w:hAnsi="Miriam Mono CLM"/>
+          <w:b/>
+          <w:bCs/>
+          <w:color w:val="333333"/>
+          <w:sz w:val="18"/>
+          <w:szCs w:val="18"/>
+        </w:rPr>
+        <w:t>let contador = 0;</w:t>
+      </w:r>
+    </w:p>
+    <w:p>
+      <w:pPr>
+        <w:pStyle w:val="BodyText"/>
+        <w:spacing w:lineRule="auto" w:line="240" w:before="0" w:after="0"/>
+        <w:rPr>
+          <w:rFonts w:ascii="Segoe UI Black" w:hAnsi="Segoe UI Black"/>
+          <w:color w:val="333333"/>
+        </w:rPr>
+      </w:pPr>
+      <w:r>
+        <w:rPr>
+          <w:rStyle w:val="Cdigo-fonte"/>
+          <w:rFonts w:ascii="Miriam Mono CLM" w:hAnsi="Miriam Mono CLM"/>
+          <w:b/>
+          <w:bCs/>
+          <w:color w:val="333333"/>
+          <w:sz w:val="18"/>
+          <w:szCs w:val="18"/>
+        </w:rPr>
+        <w:t>while (contador &lt; 3) {</w:t>
+      </w:r>
+    </w:p>
+    <w:p>
+      <w:pPr>
+        <w:pStyle w:val="BodyText"/>
+        <w:spacing w:lineRule="auto" w:line="240" w:before="0" w:after="0"/>
+        <w:rPr>
+          <w:rFonts w:ascii="Segoe UI Black" w:hAnsi="Segoe UI Black"/>
+          <w:color w:val="333333"/>
+        </w:rPr>
+      </w:pPr>
+      <w:r>
+        <w:rPr>
+          <w:rStyle w:val="Cdigo-fonte"/>
+          <w:rFonts w:ascii="Miriam Mono CLM" w:hAnsi="Miriam Mono CLM"/>
+          <w:b/>
+          <w:bCs/>
+          <w:color w:val="333333"/>
+          <w:sz w:val="18"/>
+          <w:szCs w:val="18"/>
+        </w:rPr>
+        <w:t xml:space="preserve">    </w:t>
+      </w:r>
+      <w:r>
+        <w:rPr>
+          <w:rStyle w:val="Cdigo-fonte"/>
+          <w:rFonts w:ascii="Miriam Mono CLM" w:hAnsi="Miriam Mono CLM"/>
+          <w:b/>
+          <w:bCs/>
+          <w:color w:val="333333"/>
+          <w:sz w:val="18"/>
+          <w:szCs w:val="18"/>
+        </w:rPr>
+        <w:t>contador++;</w:t>
+      </w:r>
+    </w:p>
+    <w:p>
+      <w:pPr>
+        <w:pStyle w:val="BodyText"/>
+        <w:spacing w:lineRule="auto" w:line="240" w:before="0" w:after="0"/>
+        <w:rPr>
+          <w:rFonts w:ascii="Segoe UI Black" w:hAnsi="Segoe UI Black"/>
+          <w:color w:val="333333"/>
+        </w:rPr>
+      </w:pPr>
+      <w:r>
+        <w:rPr>
+          <w:rStyle w:val="Cdigo-fonte"/>
+          <w:rFonts w:ascii="Miriam Mono CLM" w:hAnsi="Miriam Mono CLM"/>
+          <w:b/>
+          <w:bCs/>
+          <w:color w:val="333333"/>
+          <w:sz w:val="18"/>
+          <w:szCs w:val="18"/>
+        </w:rPr>
+        <w:t>};</w:t>
+      </w:r>
+    </w:p>
+    <w:p>
+      <w:pPr>
+        <w:pStyle w:val="BodyText"/>
+        <w:spacing w:lineRule="auto" w:line="240" w:before="0" w:after="0"/>
+        <w:rPr>
+          <w:rFonts w:ascii="Segoe UI Black" w:hAnsi="Segoe UI Black"/>
+          <w:color w:val="333333"/>
+        </w:rPr>
+      </w:pPr>
+      <w:r>
+        <w:rPr>
+          <w:rStyle w:val="Cdigo-fonte"/>
+          <w:rFonts w:ascii="Miriam Mono CLM" w:hAnsi="Miriam Mono CLM"/>
+          <w:b/>
+          <w:bCs/>
+          <w:color w:val="333333"/>
+          <w:sz w:val="18"/>
+          <w:szCs w:val="18"/>
+        </w:rPr>
+        <w:t>console.log(contador);</w:t>
+      </w:r>
+    </w:p>
+    <w:p>
+      <w:pPr>
+        <w:pStyle w:val="BodyText"/>
+        <w:spacing w:lineRule="auto" w:line="240" w:before="0" w:after="0"/>
+        <w:rPr>
+          <w:rFonts w:ascii="Segoe UI Black" w:hAnsi="Segoe UI Black"/>
+          <w:color w:val="333333"/>
+        </w:rPr>
+      </w:pPr>
+      <w:r>
+        <w:rPr>
+          <w:rStyle w:val="Cdigo-fonte"/>
+          <w:rFonts w:ascii="Segoe UI Semibold" w:hAnsi="Segoe UI Semibold"/>
+          <w:b/>
+          <w:bCs/>
+          <w:color w:val="333333"/>
+          <w:sz w:val="18"/>
+          <w:szCs w:val="18"/>
+        </w:rPr>
+        <w:t>Responda:</w:t>
+      </w:r>
+      <w:r>
+        <w:rPr>
+          <w:rStyle w:val="Cdigo-fonte"/>
           <w:rFonts w:ascii="Segoe UI Semibold" w:hAnsi="Segoe UI Semibold"/>
           <w:b w:val="false"/>
           <w:bCs w:val="false"/>
@@ -3707,110 +3695,110 @@
           <w:sz w:val="18"/>
           <w:szCs w:val="18"/>
         </w:rPr>
-        <w:t>1, 2, 4, 5, diferente da anterior a if chama continue que pula somente aquela iteração.</w:t>
-      </w:r>
-    </w:p>
-    <w:p>
-      <w:pPr>
-        <w:pStyle w:val="BodyText"/>
-        <w:spacing w:lineRule="auto" w:line="240" w:before="0" w:after="0"/>
-        <w:rPr>
-          <w:rStyle w:val="Cdigo-fonteuser"/>
-          <w:rFonts w:ascii="Segoe UI Black" w:hAnsi="Segoe UI Black"/>
-          <w:b/>
-          <w:bCs/>
-          <w:color w:val="333333"/>
-          <w:sz w:val="18"/>
-          <w:szCs w:val="18"/>
-        </w:rPr>
-      </w:pPr>
-      <w:r>
-        <w:rPr>
-          <w:rFonts w:ascii="Segoe UI Black" w:hAnsi="Segoe UI Black"/>
-          <w:b/>
-          <w:bCs/>
-          <w:color w:val="333333"/>
-          <w:sz w:val="18"/>
-          <w:szCs w:val="18"/>
-        </w:rPr>
-      </w:r>
-    </w:p>
-    <w:p>
-      <w:pPr>
-        <w:pStyle w:val="BodyText"/>
-        <w:spacing w:lineRule="auto" w:line="240" w:before="0" w:after="0"/>
-        <w:rPr>
-          <w:rFonts w:ascii="Segoe UI Black" w:hAnsi="Segoe UI Black"/>
-          <w:color w:val="333333"/>
-        </w:rPr>
-      </w:pPr>
-      <w:r>
-        <w:rPr>
-          <w:rStyle w:val="Cdigo-fonteuser"/>
-          <w:rFonts w:ascii="Segoe UI Black" w:hAnsi="Segoe UI Black"/>
-          <w:color w:val="666666"/>
-          <w:sz w:val="18"/>
-          <w:szCs w:val="18"/>
-        </w:rPr>
-        <w:t>8. Qual será o valor exibido?</w:t>
-      </w:r>
-    </w:p>
-    <w:p>
-      <w:pPr>
-        <w:pStyle w:val="BodyText"/>
-        <w:spacing w:lineRule="auto" w:line="240" w:before="0" w:after="0"/>
-        <w:rPr>
-          <w:rFonts w:ascii="Segoe UI Black" w:hAnsi="Segoe UI Black"/>
-          <w:color w:val="333333"/>
-        </w:rPr>
-      </w:pPr>
-      <w:r>
-        <w:rPr>
-          <w:rStyle w:val="Cdigo-fonteuser"/>
-          <w:rFonts w:ascii="Miriam Mono CLM" w:hAnsi="Miriam Mono CLM"/>
-          <w:b/>
-          <w:bCs/>
-          <w:color w:val="333333"/>
-          <w:sz w:val="18"/>
-          <w:szCs w:val="18"/>
-        </w:rPr>
-        <w:t>let contador = 0;</w:t>
-      </w:r>
-    </w:p>
-    <w:p>
-      <w:pPr>
-        <w:pStyle w:val="BodyText"/>
-        <w:spacing w:lineRule="auto" w:line="240" w:before="0" w:after="0"/>
-        <w:rPr>
-          <w:rFonts w:ascii="Segoe UI Black" w:hAnsi="Segoe UI Black"/>
-          <w:color w:val="333333"/>
-        </w:rPr>
-      </w:pPr>
-      <w:r>
-        <w:rPr>
-          <w:rStyle w:val="Cdigo-fonteuser"/>
-          <w:rFonts w:ascii="Miriam Mono CLM" w:hAnsi="Miriam Mono CLM"/>
-          <w:b/>
-          <w:bCs/>
-          <w:color w:val="333333"/>
-          <w:sz w:val="18"/>
-          <w:szCs w:val="18"/>
-        </w:rPr>
-        <w:t>while (contador &lt; 3) {</w:t>
-      </w:r>
-    </w:p>
-    <w:p>
-      <w:pPr>
-        <w:pStyle w:val="BodyText"/>
-        <w:spacing w:lineRule="auto" w:line="240" w:before="0" w:after="0"/>
-        <w:rPr>
-          <w:rFonts w:ascii="Segoe UI Black" w:hAnsi="Segoe UI Black"/>
-          <w:color w:val="333333"/>
-        </w:rPr>
-      </w:pPr>
-      <w:r>
-        <w:rPr>
-          <w:rStyle w:val="Cdigo-fonteuser"/>
+        <w:t xml:space="preserve"> 3. </w:t>
+      </w:r>
+    </w:p>
+    <w:p>
+      <w:pPr>
+        <w:pStyle w:val="BodyText"/>
+        <w:spacing w:lineRule="auto" w:line="240" w:before="0" w:after="0"/>
+        <w:rPr>
+          <w:rStyle w:val="Cdigo-fonte"/>
+          <w:rFonts w:ascii="Segoe UI Black" w:hAnsi="Segoe UI Black"/>
+          <w:b/>
+          <w:bCs/>
+          <w:color w:val="333333"/>
+          <w:sz w:val="18"/>
+          <w:szCs w:val="18"/>
+        </w:rPr>
+      </w:pPr>
+      <w:r>
+        <w:rPr>
+          <w:rFonts w:ascii="Segoe UI Black" w:hAnsi="Segoe UI Black"/>
+          <w:b/>
+          <w:bCs/>
+          <w:color w:val="333333"/>
+          <w:sz w:val="18"/>
+          <w:szCs w:val="18"/>
+        </w:rPr>
+      </w:r>
+    </w:p>
+    <w:p>
+      <w:pPr>
+        <w:pStyle w:val="BodyText"/>
+        <w:spacing w:lineRule="auto" w:line="240" w:before="0" w:after="0"/>
+        <w:rPr>
+          <w:rFonts w:ascii="Segoe UI Black" w:hAnsi="Segoe UI Black"/>
+          <w:color w:val="333333"/>
+        </w:rPr>
+      </w:pPr>
+      <w:r>
+        <w:rPr>
+          <w:rStyle w:val="Cdigo-fonte"/>
+          <w:rFonts w:ascii="Segoe UI Black" w:hAnsi="Segoe UI Black"/>
+          <w:color w:val="666666"/>
+          <w:sz w:val="18"/>
+          <w:szCs w:val="18"/>
+        </w:rPr>
+        <w:t>9. Qual será a saída?</w:t>
+      </w:r>
+    </w:p>
+    <w:p>
+      <w:pPr>
+        <w:pStyle w:val="BodyText"/>
+        <w:spacing w:lineRule="auto" w:line="240" w:before="0" w:after="0"/>
+        <w:rPr>
+          <w:rFonts w:ascii="Segoe UI Black" w:hAnsi="Segoe UI Black"/>
+          <w:color w:val="333333"/>
+        </w:rPr>
+      </w:pPr>
+      <w:r>
+        <w:rPr>
+          <w:rStyle w:val="Cdigo-fonte"/>
+          <w:rFonts w:ascii="Miriam Mono CLM" w:hAnsi="Miriam Mono CLM"/>
+          <w:b/>
+          <w:bCs/>
+          <w:color w:val="333333"/>
+          <w:sz w:val="18"/>
+          <w:szCs w:val="18"/>
+        </w:rPr>
+        <w:t>const numeros = [10, 20, 30];</w:t>
+      </w:r>
+    </w:p>
+    <w:p>
+      <w:pPr>
+        <w:pStyle w:val="BodyText"/>
+        <w:spacing w:lineRule="auto" w:line="240" w:before="0" w:after="0"/>
+        <w:rPr>
+          <w:rFonts w:ascii="Segoe UI Black" w:hAnsi="Segoe UI Black"/>
+          <w:color w:val="333333"/>
+        </w:rPr>
+      </w:pPr>
+      <w:r>
+        <w:rPr>
+          <w:rStyle w:val="Cdigo-fonte"/>
+          <w:rFonts w:ascii="Miriam Mono CLM" w:hAnsi="Miriam Mono CLM"/>
+          <w:b/>
+          <w:bCs/>
+          <w:color w:val="333333"/>
+          <w:sz w:val="18"/>
+          <w:szCs w:val="18"/>
+        </w:rPr>
+        <w:t>for (const numero of numeros) {</w:t>
+      </w:r>
+    </w:p>
+    <w:p>
+      <w:pPr>
+        <w:pStyle w:val="BodyText"/>
+        <w:spacing w:lineRule="auto" w:line="240" w:before="0" w:after="0"/>
+        <w:rPr>
+          <w:rFonts w:ascii="Segoe UI Black" w:hAnsi="Segoe UI Black"/>
+          <w:color w:val="333333"/>
+        </w:rPr>
+      </w:pPr>
+      <w:r>
+        <w:rPr>
+          <w:rStyle w:val="Cdigo-fonte"/>
           <w:rFonts w:ascii="Miriam Mono CLM" w:hAnsi="Miriam Mono CLM"/>
           <w:b/>
           <w:bCs/>
@@ -3822,29 +3810,29 @@
       </w:r>
       <w:r>
         <w:rPr>
-          <w:rStyle w:val="Cdigo-fonteuser"/>
-          <w:rFonts w:ascii="Miriam Mono CLM" w:hAnsi="Miriam Mono CLM"/>
-          <w:b/>
-          <w:bCs/>
-          <w:color w:val="333333"/>
-          <w:sz w:val="18"/>
-          <w:szCs w:val="18"/>
-        </w:rPr>
-        <w:t>contador++;</w:t>
-      </w:r>
-    </w:p>
-    <w:p>
-      <w:pPr>
-        <w:pStyle w:val="BodyText"/>
-        <w:spacing w:lineRule="auto" w:line="240" w:before="0" w:after="0"/>
-        <w:rPr>
-          <w:rFonts w:ascii="Segoe UI Black" w:hAnsi="Segoe UI Black"/>
-          <w:color w:val="333333"/>
-        </w:rPr>
-      </w:pPr>
-      <w:r>
-        <w:rPr>
-          <w:rStyle w:val="Cdigo-fonteuser"/>
+          <w:rStyle w:val="Cdigo-fonte"/>
+          <w:rFonts w:ascii="Miriam Mono CLM" w:hAnsi="Miriam Mono CLM"/>
+          <w:b/>
+          <w:bCs/>
+          <w:color w:val="333333"/>
+          <w:sz w:val="18"/>
+          <w:szCs w:val="18"/>
+        </w:rPr>
+        <w:t>console.log(numero * 2);</w:t>
+      </w:r>
+    </w:p>
+    <w:p>
+      <w:pPr>
+        <w:pStyle w:val="BodyText"/>
+        <w:spacing w:lineRule="auto" w:line="240" w:before="0" w:after="0"/>
+        <w:rPr>
+          <w:rFonts w:ascii="Segoe UI Black" w:hAnsi="Segoe UI Black"/>
+          <w:color w:val="333333"/>
+        </w:rPr>
+      </w:pPr>
+      <w:r>
+        <w:rPr>
+          <w:rStyle w:val="Cdigo-fonte"/>
           <w:rFonts w:ascii="Miriam Mono CLM" w:hAnsi="Miriam Mono CLM"/>
           <w:b/>
           <w:bCs/>
@@ -3866,29 +3854,298 @@
       </w:pPr>
       <w:r>
         <w:rPr>
-          <w:rStyle w:val="Cdigo-fonteuser"/>
-          <w:rFonts w:ascii="Miriam Mono CLM" w:hAnsi="Miriam Mono CLM"/>
-          <w:b/>
-          <w:bCs/>
-          <w:color w:val="333333"/>
-          <w:sz w:val="18"/>
-          <w:szCs w:val="18"/>
-        </w:rPr>
-        <w:t>console.log(contador);</w:t>
-      </w:r>
-    </w:p>
-    <w:p>
-      <w:pPr>
-        <w:pStyle w:val="BodyText"/>
-        <w:spacing w:lineRule="auto" w:line="240" w:before="0" w:after="0"/>
-        <w:rPr>
-          <w:rFonts w:ascii="Segoe UI Black" w:hAnsi="Segoe UI Black"/>
-          <w:color w:val="333333"/>
-        </w:rPr>
-      </w:pPr>
-      <w:r>
-        <w:rPr>
-          <w:rStyle w:val="Cdigo-fonteuser"/>
+          <w:rStyle w:val="Cdigo-fonte"/>
+          <w:rFonts w:ascii="Segoe UI Semibold" w:hAnsi="Segoe UI Semibold"/>
+          <w:b/>
+          <w:bCs/>
+          <w:color w:val="333333"/>
+          <w:sz w:val="18"/>
+          <w:szCs w:val="18"/>
+        </w:rPr>
+        <w:t>Responda: 20, 40, 60.</w:t>
+      </w:r>
+    </w:p>
+    <w:p>
+      <w:pPr>
+        <w:pStyle w:val="BodyText"/>
+        <w:spacing w:lineRule="auto" w:line="240" w:before="0" w:after="0"/>
+        <w:rPr>
+          <w:rStyle w:val="Cdigo-fonte"/>
+          <w:rFonts w:ascii="Segoe UI Black" w:hAnsi="Segoe UI Black"/>
+          <w:b/>
+          <w:bCs/>
+          <w:color w:val="333333"/>
+          <w:sz w:val="18"/>
+          <w:szCs w:val="18"/>
+        </w:rPr>
+      </w:pPr>
+      <w:r>
+        <w:rPr>
+          <w:rFonts w:ascii="Segoe UI Black" w:hAnsi="Segoe UI Black"/>
+          <w:b/>
+          <w:bCs/>
+          <w:color w:val="333333"/>
+          <w:sz w:val="18"/>
+          <w:szCs w:val="18"/>
+        </w:rPr>
+      </w:r>
+    </w:p>
+    <w:p>
+      <w:pPr>
+        <w:pStyle w:val="BodyText"/>
+        <w:spacing w:lineRule="auto" w:line="240" w:before="0" w:after="0"/>
+        <w:rPr>
+          <w:rFonts w:ascii="Segoe UI Black" w:hAnsi="Segoe UI Black"/>
+          <w:color w:val="333333"/>
+        </w:rPr>
+      </w:pPr>
+      <w:r>
+        <w:rPr>
+          <w:rStyle w:val="Cdigo-fonte"/>
+          <w:rFonts w:ascii="Segoe UI Black" w:hAnsi="Segoe UI Black"/>
+          <w:color w:val="666666"/>
+          <w:sz w:val="18"/>
+          <w:szCs w:val="18"/>
+        </w:rPr>
+        <w:t>10. Explique o resultado.</w:t>
+      </w:r>
+    </w:p>
+    <w:p>
+      <w:pPr>
+        <w:pStyle w:val="BodyText"/>
+        <w:spacing w:lineRule="auto" w:line="240" w:before="0" w:after="0"/>
+        <w:rPr>
+          <w:rFonts w:ascii="Segoe UI Black" w:hAnsi="Segoe UI Black"/>
+          <w:color w:val="333333"/>
+        </w:rPr>
+      </w:pPr>
+      <w:r>
+        <w:rPr>
+          <w:rStyle w:val="Cdigo-fonte"/>
+          <w:rFonts w:ascii="Miriam Mono CLM" w:hAnsi="Miriam Mono CLM"/>
+          <w:b/>
+          <w:bCs/>
+          <w:color w:val="333333"/>
+          <w:sz w:val="18"/>
+          <w:szCs w:val="18"/>
+        </w:rPr>
+        <w:t>const pessoa = {</w:t>
+      </w:r>
+    </w:p>
+    <w:p>
+      <w:pPr>
+        <w:pStyle w:val="BodyText"/>
+        <w:spacing w:lineRule="auto" w:line="240" w:before="0" w:after="0"/>
+        <w:rPr>
+          <w:rFonts w:ascii="Segoe UI Black" w:hAnsi="Segoe UI Black"/>
+          <w:color w:val="333333"/>
+        </w:rPr>
+      </w:pPr>
+      <w:r>
+        <w:rPr>
+          <w:rStyle w:val="Cdigo-fonte"/>
+          <w:rFonts w:ascii="Miriam Mono CLM" w:hAnsi="Miriam Mono CLM"/>
+          <w:b/>
+          <w:bCs/>
+          <w:color w:val="333333"/>
+          <w:sz w:val="18"/>
+          <w:szCs w:val="18"/>
+        </w:rPr>
+        <w:t xml:space="preserve">    </w:t>
+      </w:r>
+      <w:r>
+        <w:rPr>
+          <w:rStyle w:val="Cdigo-fonte"/>
+          <w:rFonts w:ascii="Miriam Mono CLM" w:hAnsi="Miriam Mono CLM"/>
+          <w:b/>
+          <w:bCs/>
+          <w:color w:val="333333"/>
+          <w:sz w:val="18"/>
+          <w:szCs w:val="18"/>
+        </w:rPr>
+        <w:t>nome: "Ana",</w:t>
+      </w:r>
+    </w:p>
+    <w:p>
+      <w:pPr>
+        <w:pStyle w:val="BodyText"/>
+        <w:spacing w:lineRule="auto" w:line="240" w:before="0" w:after="0"/>
+        <w:rPr>
+          <w:rFonts w:ascii="Segoe UI Black" w:hAnsi="Segoe UI Black"/>
+          <w:color w:val="333333"/>
+        </w:rPr>
+      </w:pPr>
+      <w:r>
+        <w:rPr>
+          <w:rStyle w:val="Cdigo-fonte"/>
+          <w:rFonts w:ascii="Miriam Mono CLM" w:hAnsi="Miriam Mono CLM"/>
+          <w:b/>
+          <w:bCs/>
+          <w:color w:val="333333"/>
+          <w:sz w:val="18"/>
+          <w:szCs w:val="18"/>
+        </w:rPr>
+        <w:t xml:space="preserve">    </w:t>
+      </w:r>
+      <w:r>
+        <w:rPr>
+          <w:rStyle w:val="Cdigo-fonte"/>
+          <w:rFonts w:ascii="Miriam Mono CLM" w:hAnsi="Miriam Mono CLM"/>
+          <w:b/>
+          <w:bCs/>
+          <w:color w:val="333333"/>
+          <w:sz w:val="18"/>
+          <w:szCs w:val="18"/>
+        </w:rPr>
+        <w:t>idade: 30,</w:t>
+      </w:r>
+    </w:p>
+    <w:p>
+      <w:pPr>
+        <w:pStyle w:val="BodyText"/>
+        <w:spacing w:lineRule="auto" w:line="240" w:before="0" w:after="0"/>
+        <w:rPr>
+          <w:rFonts w:ascii="Segoe UI Black" w:hAnsi="Segoe UI Black"/>
+          <w:color w:val="333333"/>
+        </w:rPr>
+      </w:pPr>
+      <w:r>
+        <w:rPr>
+          <w:rStyle w:val="Cdigo-fonte"/>
+          <w:rFonts w:ascii="Miriam Mono CLM" w:hAnsi="Miriam Mono CLM"/>
+          <w:b/>
+          <w:bCs/>
+          <w:color w:val="333333"/>
+          <w:sz w:val="18"/>
+          <w:szCs w:val="18"/>
+        </w:rPr>
+        <w:t xml:space="preserve">    </w:t>
+      </w:r>
+      <w:r>
+        <w:rPr>
+          <w:rStyle w:val="Cdigo-fonte"/>
+          <w:rFonts w:ascii="Miriam Mono CLM" w:hAnsi="Miriam Mono CLM"/>
+          <w:b/>
+          <w:bCs/>
+          <w:color w:val="333333"/>
+          <w:sz w:val="18"/>
+          <w:szCs w:val="18"/>
+        </w:rPr>
+        <w:t>cidade: "Aracaju"</w:t>
+      </w:r>
+    </w:p>
+    <w:p>
+      <w:pPr>
+        <w:pStyle w:val="BodyText"/>
+        <w:spacing w:lineRule="auto" w:line="240" w:before="0" w:after="0"/>
+        <w:rPr>
+          <w:rFonts w:ascii="Segoe UI Black" w:hAnsi="Segoe UI Black"/>
+          <w:color w:val="333333"/>
+        </w:rPr>
+      </w:pPr>
+      <w:r>
+        <w:rPr>
+          <w:rStyle w:val="Cdigo-fonte"/>
+          <w:rFonts w:ascii="Miriam Mono CLM" w:hAnsi="Miriam Mono CLM"/>
+          <w:b/>
+          <w:bCs/>
+          <w:color w:val="333333"/>
+          <w:sz w:val="18"/>
+          <w:szCs w:val="18"/>
+        </w:rPr>
+        <w:t>};</w:t>
+      </w:r>
+    </w:p>
+    <w:p>
+      <w:pPr>
+        <w:pStyle w:val="BodyText"/>
+        <w:spacing w:lineRule="auto" w:line="240" w:before="0" w:after="0"/>
+        <w:rPr>
+          <w:rFonts w:ascii="Segoe UI Black" w:hAnsi="Segoe UI Black"/>
+          <w:color w:val="333333"/>
+        </w:rPr>
+      </w:pPr>
+      <w:r>
+        <w:rPr>
+          <w:rStyle w:val="Cdigo-fonte"/>
+          <w:rFonts w:ascii="Miriam Mono CLM" w:hAnsi="Miriam Mono CLM"/>
+          <w:b/>
+          <w:bCs/>
+          <w:color w:val="333333"/>
+          <w:sz w:val="18"/>
+          <w:szCs w:val="18"/>
+        </w:rPr>
+        <w:t>for (const propriedade in pessoa) {</w:t>
+      </w:r>
+    </w:p>
+    <w:p>
+      <w:pPr>
+        <w:pStyle w:val="BodyText"/>
+        <w:spacing w:lineRule="auto" w:line="240" w:before="0" w:after="0"/>
+        <w:rPr>
+          <w:rFonts w:ascii="Segoe UI Black" w:hAnsi="Segoe UI Black"/>
+          <w:color w:val="333333"/>
+        </w:rPr>
+      </w:pPr>
+      <w:r>
+        <w:rPr>
+          <w:rStyle w:val="Cdigo-fonte"/>
+          <w:rFonts w:ascii="Miriam Mono CLM" w:hAnsi="Miriam Mono CLM"/>
+          <w:b/>
+          <w:bCs/>
+          <w:color w:val="333333"/>
+          <w:sz w:val="18"/>
+          <w:szCs w:val="18"/>
+        </w:rPr>
+        <w:t xml:space="preserve">    </w:t>
+      </w:r>
+      <w:r>
+        <w:rPr>
+          <w:rStyle w:val="Cdigo-fonte"/>
+          <w:rFonts w:ascii="Miriam Mono CLM" w:hAnsi="Miriam Mono CLM"/>
+          <w:b/>
+          <w:bCs/>
+          <w:color w:val="333333"/>
+          <w:sz w:val="18"/>
+          <w:szCs w:val="18"/>
+        </w:rPr>
+        <w:t>console.log(`${propriedade}: ${pessoa[propriedade]}`);</w:t>
+      </w:r>
+    </w:p>
+    <w:p>
+      <w:pPr>
+        <w:pStyle w:val="BodyText"/>
+        <w:spacing w:lineRule="auto" w:line="240" w:before="0" w:after="0"/>
+        <w:rPr>
+          <w:rFonts w:ascii="Segoe UI Black" w:hAnsi="Segoe UI Black"/>
+          <w:color w:val="333333"/>
+        </w:rPr>
+      </w:pPr>
+      <w:r>
+        <w:rPr>
+          <w:rStyle w:val="Cdigo-fonte"/>
+          <w:rFonts w:ascii="Miriam Mono CLM" w:hAnsi="Miriam Mono CLM"/>
+          <w:b/>
+          <w:bCs/>
+          <w:color w:val="333333"/>
+          <w:sz w:val="18"/>
+          <w:szCs w:val="18"/>
+        </w:rPr>
+        <w:t>};</w:t>
+      </w:r>
+    </w:p>
+    <w:p>
+      <w:pPr>
+        <w:pStyle w:val="BodyText"/>
+        <w:spacing w:lineRule="auto" w:line="240" w:before="0" w:after="0"/>
+        <w:rPr>
+          <w:rFonts w:ascii="Segoe UI Black" w:hAnsi="Segoe UI Black"/>
+          <w:color w:val="333333"/>
+        </w:rPr>
+      </w:pPr>
+      <w:r>
+        <w:rPr>
+          <w:rStyle w:val="Cdigo-fonte"/>
           <w:rFonts w:ascii="Segoe UI Semibold" w:hAnsi="Segoe UI Semibold"/>
           <w:b/>
           <w:bCs/>
@@ -3900,727 +4157,334 @@
       </w:r>
       <w:r>
         <w:rPr>
-          <w:rStyle w:val="Cdigo-fonteuser"/>
-          <w:rFonts w:ascii="Segoe UI Semibold" w:hAnsi="Segoe UI Semibold"/>
+          <w:rStyle w:val="Cdigo-fonte"/>
+          <w:rFonts w:ascii="Segoe UI Black" w:hAnsi="Segoe UI Black"/>
+          <w:b/>
+          <w:bCs/>
+          <w:color w:val="333333"/>
+          <w:sz w:val="18"/>
+          <w:szCs w:val="18"/>
+        </w:rPr>
+        <w:t xml:space="preserve"> </w:t>
+      </w:r>
+      <w:r>
+        <w:rPr>
+          <w:rStyle w:val="Cdigo-fonte"/>
+          <w:rFonts w:ascii="Segoe UI Semibold" w:hAnsi="Segoe UI Semibold"/>
+          <w:b/>
+          <w:bCs/>
+          <w:color w:val="333333"/>
+          <w:sz w:val="18"/>
+          <w:szCs w:val="18"/>
+        </w:rPr>
+        <w:t>nome: Ana, idade: 30, cidade: Aracaju.</w:t>
+      </w:r>
+    </w:p>
+    <w:p>
+      <w:pPr>
+        <w:pStyle w:val="BodyText"/>
+        <w:spacing w:lineRule="auto" w:line="240" w:before="0" w:after="0"/>
+        <w:rPr>
+          <w:rFonts w:ascii="Segoe UI Semibold" w:hAnsi="Segoe UI Semibold"/>
+          <w:b/>
+          <w:bCs/>
+          <w:color w:val="333333"/>
+          <w:sz w:val="18"/>
+          <w:szCs w:val="18"/>
+        </w:rPr>
+      </w:pPr>
+      <w:r>
+        <w:rPr>
+          <w:rFonts w:ascii="Segoe UI Semibold" w:hAnsi="Segoe UI Semibold"/>
+          <w:b/>
+          <w:bCs/>
+          <w:color w:val="333333"/>
+          <w:sz w:val="18"/>
+          <w:szCs w:val="18"/>
+        </w:rPr>
+        <w:t>Está sendo utilizado o for in para obter as chaves das propriedades do objeto pessoa e recuperando seus valores por meio da sintaxe de arrays associativos.</w:t>
+      </w:r>
+    </w:p>
+    <w:p>
+      <w:pPr>
+        <w:pStyle w:val="BodyText"/>
+        <w:spacing w:lineRule="auto" w:line="240" w:before="0" w:after="0"/>
+        <w:rPr>
+          <w:rFonts w:ascii="Segoe UI Black" w:hAnsi="Segoe UI Black"/>
           <w:b w:val="false"/>
           <w:bCs w:val="false"/>
           <w:color w:val="333333"/>
           <w:sz w:val="18"/>
           <w:szCs w:val="18"/>
         </w:rPr>
-        <w:t xml:space="preserve"> </w:t>
-      </w:r>
-      <w:r>
-        <w:rPr>
-          <w:rStyle w:val="Cdigo-fonteuser"/>
-          <w:rFonts w:ascii="Segoe UI Semibold" w:hAnsi="Segoe UI Semibold"/>
+      </w:pPr>
+      <w:r>
+        <w:rPr>
+          <w:rFonts w:ascii="Segoe UI Black" w:hAnsi="Segoe UI Black"/>
           <w:b w:val="false"/>
           <w:bCs w:val="false"/>
           <w:color w:val="333333"/>
           <w:sz w:val="18"/>
           <w:szCs w:val="18"/>
         </w:rPr>
-        <w:t>3.</w:t>
-      </w:r>
-      <w:r>
-        <w:rPr>
-          <w:rStyle w:val="Cdigo-fonteuser"/>
-          <w:rFonts w:ascii="Segoe UI Semibold" w:hAnsi="Segoe UI Semibold"/>
-          <w:b w:val="false"/>
-          <w:bCs w:val="false"/>
-          <w:color w:val="333333"/>
-          <w:sz w:val="18"/>
-          <w:szCs w:val="18"/>
-        </w:rPr>
-        <w:t xml:space="preserve"> </w:t>
-      </w:r>
-    </w:p>
-    <w:p>
-      <w:pPr>
-        <w:pStyle w:val="BodyText"/>
-        <w:spacing w:lineRule="auto" w:line="240" w:before="0" w:after="0"/>
-        <w:rPr>
-          <w:rStyle w:val="Cdigo-fonteuser"/>
-          <w:rFonts w:ascii="Segoe UI Black" w:hAnsi="Segoe UI Black"/>
-          <w:b/>
-          <w:bCs/>
-          <w:color w:val="333333"/>
-          <w:sz w:val="18"/>
-          <w:szCs w:val="18"/>
-        </w:rPr>
-      </w:pPr>
-      <w:r>
-        <w:rPr>
-          <w:rFonts w:ascii="Segoe UI Black" w:hAnsi="Segoe UI Black"/>
-          <w:b/>
-          <w:bCs/>
-          <w:color w:val="333333"/>
-          <w:sz w:val="18"/>
-          <w:szCs w:val="18"/>
-        </w:rPr>
-      </w:r>
-    </w:p>
-    <w:p>
-      <w:pPr>
-        <w:pStyle w:val="BodyText"/>
-        <w:spacing w:lineRule="auto" w:line="240" w:before="0" w:after="0"/>
-        <w:rPr>
-          <w:rFonts w:ascii="Segoe UI Black" w:hAnsi="Segoe UI Black"/>
-          <w:color w:val="333333"/>
-        </w:rPr>
-      </w:pPr>
-      <w:r>
-        <w:rPr>
-          <w:rStyle w:val="Cdigo-fonteuser"/>
-          <w:rFonts w:ascii="Segoe UI Black" w:hAnsi="Segoe UI Black"/>
-          <w:color w:val="666666"/>
-          <w:sz w:val="18"/>
-          <w:szCs w:val="18"/>
-        </w:rPr>
-        <w:t>9. Qual será a saída?</w:t>
-      </w:r>
-    </w:p>
-    <w:p>
-      <w:pPr>
-        <w:pStyle w:val="BodyText"/>
-        <w:spacing w:lineRule="auto" w:line="240" w:before="0" w:after="0"/>
-        <w:rPr>
-          <w:rFonts w:ascii="Segoe UI Black" w:hAnsi="Segoe UI Black"/>
-          <w:color w:val="333333"/>
-        </w:rPr>
-      </w:pPr>
-      <w:r>
-        <w:rPr>
-          <w:rStyle w:val="Cdigo-fonteuser"/>
-          <w:rFonts w:ascii="Miriam Mono CLM" w:hAnsi="Miriam Mono CLM"/>
-          <w:b/>
-          <w:bCs/>
-          <w:color w:val="333333"/>
-          <w:sz w:val="18"/>
-          <w:szCs w:val="18"/>
-        </w:rPr>
-        <w:t>const numeros = [10, 20, 30];</w:t>
-      </w:r>
-    </w:p>
-    <w:p>
-      <w:pPr>
-        <w:pStyle w:val="BodyText"/>
-        <w:spacing w:lineRule="auto" w:line="240" w:before="0" w:after="0"/>
-        <w:rPr>
-          <w:rFonts w:ascii="Segoe UI Black" w:hAnsi="Segoe UI Black"/>
-          <w:color w:val="333333"/>
-        </w:rPr>
-      </w:pPr>
-      <w:r>
-        <w:rPr>
-          <w:rStyle w:val="Cdigo-fonteuser"/>
-          <w:rFonts w:ascii="Miriam Mono CLM" w:hAnsi="Miriam Mono CLM"/>
-          <w:b/>
-          <w:bCs/>
-          <w:color w:val="333333"/>
-          <w:sz w:val="18"/>
-          <w:szCs w:val="18"/>
-        </w:rPr>
-        <w:t>for (const numero of numeros) {</w:t>
-      </w:r>
-    </w:p>
-    <w:p>
-      <w:pPr>
-        <w:pStyle w:val="BodyText"/>
-        <w:spacing w:lineRule="auto" w:line="240" w:before="0" w:after="0"/>
-        <w:rPr>
-          <w:rFonts w:ascii="Segoe UI Black" w:hAnsi="Segoe UI Black"/>
-          <w:color w:val="333333"/>
-        </w:rPr>
-      </w:pPr>
-      <w:r>
-        <w:rPr>
-          <w:rStyle w:val="Cdigo-fonteuser"/>
-          <w:rFonts w:ascii="Miriam Mono CLM" w:hAnsi="Miriam Mono CLM"/>
-          <w:b/>
-          <w:bCs/>
-          <w:color w:val="333333"/>
-          <w:sz w:val="18"/>
-          <w:szCs w:val="18"/>
-        </w:rPr>
-        <w:t xml:space="preserve">    </w:t>
-      </w:r>
-      <w:r>
-        <w:rPr>
-          <w:rStyle w:val="Cdigo-fonteuser"/>
-          <w:rFonts w:ascii="Miriam Mono CLM" w:hAnsi="Miriam Mono CLM"/>
-          <w:b/>
-          <w:bCs/>
-          <w:color w:val="333333"/>
-          <w:sz w:val="18"/>
-          <w:szCs w:val="18"/>
-        </w:rPr>
-        <w:t>console.log(numero * 2);</w:t>
-      </w:r>
-    </w:p>
-    <w:p>
-      <w:pPr>
-        <w:pStyle w:val="BodyText"/>
-        <w:spacing w:lineRule="auto" w:line="240" w:before="0" w:after="0"/>
-        <w:rPr>
-          <w:rFonts w:ascii="Segoe UI Black" w:hAnsi="Segoe UI Black"/>
-          <w:color w:val="333333"/>
-        </w:rPr>
-      </w:pPr>
-      <w:r>
-        <w:rPr>
-          <w:rStyle w:val="Cdigo-fonteuser"/>
-          <w:rFonts w:ascii="Miriam Mono CLM" w:hAnsi="Miriam Mono CLM"/>
-          <w:b/>
-          <w:bCs/>
-          <w:color w:val="333333"/>
-          <w:sz w:val="18"/>
-          <w:szCs w:val="18"/>
-        </w:rPr>
-        <w:t>};</w:t>
-      </w:r>
-    </w:p>
-    <w:p>
-      <w:pPr>
-        <w:pStyle w:val="BodyText"/>
-        <w:spacing w:lineRule="auto" w:line="240" w:before="0" w:after="0"/>
-        <w:rPr>
-          <w:rFonts w:ascii="Segoe UI Black" w:hAnsi="Segoe UI Black"/>
-          <w:color w:val="333333"/>
-        </w:rPr>
-      </w:pPr>
-      <w:r>
-        <w:rPr>
-          <w:rStyle w:val="Cdigo-fonteuser"/>
-          <w:rFonts w:ascii="Segoe UI Semibold" w:hAnsi="Segoe UI Semibold"/>
-          <w:b/>
-          <w:bCs/>
-          <w:color w:val="333333"/>
-          <w:sz w:val="18"/>
-          <w:szCs w:val="18"/>
-        </w:rPr>
-        <w:t xml:space="preserve">Responda: </w:t>
-      </w:r>
-      <w:r>
-        <w:rPr>
-          <w:rStyle w:val="Cdigo-fonteuser"/>
-          <w:rFonts w:ascii="Segoe UI Semibold" w:hAnsi="Segoe UI Semibold"/>
-          <w:b/>
-          <w:bCs/>
-          <w:color w:val="333333"/>
-          <w:sz w:val="18"/>
-          <w:szCs w:val="18"/>
-        </w:rPr>
-        <w:t>20, 40, 60.</w:t>
-      </w:r>
-    </w:p>
-    <w:p>
-      <w:pPr>
-        <w:pStyle w:val="BodyText"/>
-        <w:spacing w:lineRule="auto" w:line="240" w:before="0" w:after="0"/>
-        <w:rPr>
-          <w:rStyle w:val="Cdigo-fonteuser"/>
-          <w:rFonts w:ascii="Segoe UI Black" w:hAnsi="Segoe UI Black"/>
-          <w:b/>
-          <w:bCs/>
-          <w:color w:val="333333"/>
-          <w:sz w:val="18"/>
-          <w:szCs w:val="18"/>
-        </w:rPr>
-      </w:pPr>
-      <w:r>
-        <w:rPr>
-          <w:rFonts w:ascii="Segoe UI Black" w:hAnsi="Segoe UI Black"/>
-          <w:b/>
-          <w:bCs/>
-          <w:color w:val="333333"/>
-          <w:sz w:val="18"/>
-          <w:szCs w:val="18"/>
-        </w:rPr>
-      </w:r>
-    </w:p>
-    <w:p>
-      <w:pPr>
-        <w:pStyle w:val="BodyText"/>
-        <w:spacing w:lineRule="auto" w:line="240" w:before="0" w:after="0"/>
-        <w:rPr>
-          <w:rFonts w:ascii="Segoe UI Black" w:hAnsi="Segoe UI Black"/>
-          <w:color w:val="333333"/>
-        </w:rPr>
-      </w:pPr>
-      <w:r>
-        <w:rPr>
-          <w:rStyle w:val="Cdigo-fonteuser"/>
-          <w:rFonts w:ascii="Segoe UI Black" w:hAnsi="Segoe UI Black"/>
-          <w:color w:val="666666"/>
-          <w:sz w:val="18"/>
-          <w:szCs w:val="18"/>
-        </w:rPr>
-        <w:t>10. Explique o resultado.</w:t>
-      </w:r>
-    </w:p>
-    <w:p>
-      <w:pPr>
-        <w:pStyle w:val="BodyText"/>
-        <w:spacing w:lineRule="auto" w:line="240" w:before="0" w:after="0"/>
-        <w:rPr>
-          <w:rFonts w:ascii="Segoe UI Black" w:hAnsi="Segoe UI Black"/>
-          <w:color w:val="333333"/>
-        </w:rPr>
-      </w:pPr>
-      <w:r>
-        <w:rPr>
-          <w:rStyle w:val="Cdigo-fonteuser"/>
-          <w:rFonts w:ascii="Miriam Mono CLM" w:hAnsi="Miriam Mono CLM"/>
-          <w:b/>
-          <w:bCs/>
-          <w:color w:val="333333"/>
-          <w:sz w:val="18"/>
-          <w:szCs w:val="18"/>
-        </w:rPr>
-        <w:t>const pessoa = {</w:t>
-      </w:r>
-    </w:p>
-    <w:p>
-      <w:pPr>
-        <w:pStyle w:val="BodyText"/>
-        <w:spacing w:lineRule="auto" w:line="240" w:before="0" w:after="0"/>
-        <w:rPr>
-          <w:rFonts w:ascii="Segoe UI Black" w:hAnsi="Segoe UI Black"/>
-          <w:color w:val="333333"/>
-        </w:rPr>
-      </w:pPr>
-      <w:r>
-        <w:rPr>
-          <w:rStyle w:val="Cdigo-fonteuser"/>
-          <w:rFonts w:ascii="Miriam Mono CLM" w:hAnsi="Miriam Mono CLM"/>
-          <w:b/>
-          <w:bCs/>
-          <w:color w:val="333333"/>
-          <w:sz w:val="18"/>
-          <w:szCs w:val="18"/>
-        </w:rPr>
-        <w:t xml:space="preserve">    </w:t>
-      </w:r>
-      <w:r>
-        <w:rPr>
-          <w:rStyle w:val="Cdigo-fonteuser"/>
-          <w:rFonts w:ascii="Miriam Mono CLM" w:hAnsi="Miriam Mono CLM"/>
-          <w:b/>
-          <w:bCs/>
-          <w:color w:val="333333"/>
-          <w:sz w:val="18"/>
-          <w:szCs w:val="18"/>
-        </w:rPr>
-        <w:t>nome: "Ana",</w:t>
-      </w:r>
-    </w:p>
-    <w:p>
-      <w:pPr>
-        <w:pStyle w:val="BodyText"/>
-        <w:spacing w:lineRule="auto" w:line="240" w:before="0" w:after="0"/>
-        <w:rPr>
-          <w:rFonts w:ascii="Segoe UI Black" w:hAnsi="Segoe UI Black"/>
-          <w:color w:val="333333"/>
-        </w:rPr>
-      </w:pPr>
-      <w:r>
-        <w:rPr>
-          <w:rStyle w:val="Cdigo-fonteuser"/>
-          <w:rFonts w:ascii="Miriam Mono CLM" w:hAnsi="Miriam Mono CLM"/>
-          <w:b/>
-          <w:bCs/>
-          <w:color w:val="333333"/>
-          <w:sz w:val="18"/>
-          <w:szCs w:val="18"/>
-        </w:rPr>
-        <w:t xml:space="preserve">    </w:t>
-      </w:r>
-      <w:r>
-        <w:rPr>
-          <w:rStyle w:val="Cdigo-fonteuser"/>
-          <w:rFonts w:ascii="Miriam Mono CLM" w:hAnsi="Miriam Mono CLM"/>
-          <w:b/>
-          <w:bCs/>
-          <w:color w:val="333333"/>
-          <w:sz w:val="18"/>
-          <w:szCs w:val="18"/>
-        </w:rPr>
-        <w:t>idade: 30,</w:t>
-      </w:r>
-    </w:p>
-    <w:p>
-      <w:pPr>
-        <w:pStyle w:val="BodyText"/>
-        <w:spacing w:lineRule="auto" w:line="240" w:before="0" w:after="0"/>
-        <w:rPr>
-          <w:rFonts w:ascii="Segoe UI Black" w:hAnsi="Segoe UI Black"/>
-          <w:color w:val="333333"/>
-        </w:rPr>
-      </w:pPr>
-      <w:r>
-        <w:rPr>
-          <w:rStyle w:val="Cdigo-fonteuser"/>
-          <w:rFonts w:ascii="Miriam Mono CLM" w:hAnsi="Miriam Mono CLM"/>
-          <w:b/>
-          <w:bCs/>
-          <w:color w:val="333333"/>
-          <w:sz w:val="18"/>
-          <w:szCs w:val="18"/>
-        </w:rPr>
-        <w:t xml:space="preserve">    </w:t>
-      </w:r>
-      <w:r>
-        <w:rPr>
-          <w:rStyle w:val="Cdigo-fonteuser"/>
-          <w:rFonts w:ascii="Miriam Mono CLM" w:hAnsi="Miriam Mono CLM"/>
-          <w:b/>
-          <w:bCs/>
-          <w:color w:val="333333"/>
-          <w:sz w:val="18"/>
-          <w:szCs w:val="18"/>
-        </w:rPr>
-        <w:t>cidade: "Aracaju"</w:t>
-      </w:r>
-    </w:p>
-    <w:p>
-      <w:pPr>
-        <w:pStyle w:val="BodyText"/>
-        <w:spacing w:lineRule="auto" w:line="240" w:before="0" w:after="0"/>
-        <w:rPr>
-          <w:rFonts w:ascii="Segoe UI Black" w:hAnsi="Segoe UI Black"/>
-          <w:color w:val="333333"/>
-        </w:rPr>
-      </w:pPr>
-      <w:r>
-        <w:rPr>
-          <w:rStyle w:val="Cdigo-fonteuser"/>
-          <w:rFonts w:ascii="Miriam Mono CLM" w:hAnsi="Miriam Mono CLM"/>
-          <w:b/>
-          <w:bCs/>
-          <w:color w:val="333333"/>
-          <w:sz w:val="18"/>
-          <w:szCs w:val="18"/>
-        </w:rPr>
-        <w:t>};</w:t>
-      </w:r>
-    </w:p>
-    <w:p>
-      <w:pPr>
-        <w:pStyle w:val="BodyText"/>
-        <w:spacing w:lineRule="auto" w:line="240" w:before="0" w:after="0"/>
-        <w:rPr>
-          <w:rFonts w:ascii="Segoe UI Black" w:hAnsi="Segoe UI Black"/>
-          <w:color w:val="333333"/>
-        </w:rPr>
-      </w:pPr>
-      <w:r>
-        <w:rPr>
-          <w:rStyle w:val="Cdigo-fonteuser"/>
-          <w:rFonts w:ascii="Miriam Mono CLM" w:hAnsi="Miriam Mono CLM"/>
-          <w:b/>
-          <w:bCs/>
-          <w:color w:val="333333"/>
-          <w:sz w:val="18"/>
-          <w:szCs w:val="18"/>
-        </w:rPr>
-        <w:t>for (const propriedade in pessoa) {</w:t>
-      </w:r>
-    </w:p>
-    <w:p>
-      <w:pPr>
-        <w:pStyle w:val="BodyText"/>
-        <w:spacing w:lineRule="auto" w:line="240" w:before="0" w:after="0"/>
-        <w:rPr>
-          <w:rFonts w:ascii="Segoe UI Black" w:hAnsi="Segoe UI Black"/>
-          <w:color w:val="333333"/>
-        </w:rPr>
-      </w:pPr>
-      <w:r>
-        <w:rPr>
-          <w:rStyle w:val="Cdigo-fonteuser"/>
-          <w:rFonts w:ascii="Miriam Mono CLM" w:hAnsi="Miriam Mono CLM"/>
-          <w:b/>
-          <w:bCs/>
-          <w:color w:val="333333"/>
-          <w:sz w:val="18"/>
-          <w:szCs w:val="18"/>
-        </w:rPr>
-        <w:t xml:space="preserve">    </w:t>
-      </w:r>
-      <w:r>
-        <w:rPr>
-          <w:rStyle w:val="Cdigo-fonteuser"/>
-          <w:rFonts w:ascii="Miriam Mono CLM" w:hAnsi="Miriam Mono CLM"/>
-          <w:b/>
-          <w:bCs/>
-          <w:color w:val="333333"/>
-          <w:sz w:val="18"/>
-          <w:szCs w:val="18"/>
-        </w:rPr>
-        <w:t>console.log(`${propriedade}: ${pessoa[propriedade]}`);</w:t>
-      </w:r>
-    </w:p>
-    <w:p>
-      <w:pPr>
-        <w:pStyle w:val="BodyText"/>
-        <w:spacing w:lineRule="auto" w:line="240" w:before="0" w:after="0"/>
-        <w:rPr>
-          <w:rFonts w:ascii="Segoe UI Black" w:hAnsi="Segoe UI Black"/>
-          <w:color w:val="333333"/>
-        </w:rPr>
-      </w:pPr>
-      <w:r>
-        <w:rPr>
-          <w:rStyle w:val="Cdigo-fonteuser"/>
-          <w:rFonts w:ascii="Miriam Mono CLM" w:hAnsi="Miriam Mono CLM"/>
-          <w:b/>
-          <w:bCs/>
-          <w:color w:val="333333"/>
-          <w:sz w:val="18"/>
-          <w:szCs w:val="18"/>
-        </w:rPr>
-        <w:t>};</w:t>
-      </w:r>
-    </w:p>
-    <w:p>
-      <w:pPr>
-        <w:pStyle w:val="BodyText"/>
-        <w:spacing w:lineRule="auto" w:line="240" w:before="0" w:after="0"/>
-        <w:rPr>
-          <w:rFonts w:ascii="Segoe UI Black" w:hAnsi="Segoe UI Black"/>
-          <w:color w:val="333333"/>
-        </w:rPr>
-      </w:pPr>
-      <w:r>
-        <w:rPr>
-          <w:rStyle w:val="Cdigo-fonteuser"/>
-          <w:rFonts w:ascii="Segoe UI Semibold" w:hAnsi="Segoe UI Semibold"/>
-          <w:b/>
-          <w:bCs/>
-          <w:color w:val="333333"/>
-          <w:sz w:val="18"/>
-          <w:szCs w:val="18"/>
-        </w:rPr>
-        <w:t>Responda:</w:t>
-      </w:r>
-      <w:r>
-        <w:rPr>
-          <w:rStyle w:val="Cdigo-fonteuser"/>
-          <w:rFonts w:ascii="Segoe UI Black" w:hAnsi="Segoe UI Black"/>
-          <w:b/>
-          <w:bCs/>
-          <w:color w:val="333333"/>
-          <w:sz w:val="18"/>
-          <w:szCs w:val="18"/>
-        </w:rPr>
-        <w:t xml:space="preserve"> </w:t>
-      </w:r>
-      <w:r>
-        <w:rPr>
-          <w:rStyle w:val="Cdigo-fonteuser"/>
-          <w:rFonts w:ascii="Segoe UI Semibold" w:hAnsi="Segoe UI Semibold"/>
-          <w:b/>
-          <w:bCs/>
-          <w:color w:val="333333"/>
-          <w:sz w:val="18"/>
-          <w:szCs w:val="18"/>
-        </w:rPr>
-        <w:t>nome: Ana,</w:t>
-      </w:r>
-      <w:r>
-        <w:rPr>
-          <w:rStyle w:val="Cdigo-fonteuser"/>
-          <w:rFonts w:ascii="Segoe UI Semibold" w:hAnsi="Segoe UI Semibold"/>
-          <w:b/>
-          <w:bCs/>
-          <w:color w:val="333333"/>
-          <w:sz w:val="18"/>
-          <w:szCs w:val="18"/>
-        </w:rPr>
-        <w:t xml:space="preserve"> idade: 30, cidade: Aracaju.</w:t>
-      </w:r>
-    </w:p>
-    <w:p>
-      <w:pPr>
-        <w:pStyle w:val="BodyText"/>
-        <w:spacing w:lineRule="auto" w:line="240" w:before="0" w:after="0"/>
-        <w:rPr>
-          <w:rFonts w:ascii="Segoe UI Semibold" w:hAnsi="Segoe UI Semibold"/>
-          <w:b/>
-          <w:bCs/>
-          <w:color w:val="333333"/>
-          <w:sz w:val="18"/>
-          <w:szCs w:val="18"/>
-        </w:rPr>
-      </w:pPr>
-      <w:r>
-        <w:rPr>
-          <w:rFonts w:ascii="Segoe UI Semibold" w:hAnsi="Segoe UI Semibold"/>
-          <w:b/>
-          <w:bCs/>
-          <w:color w:val="333333"/>
-          <w:sz w:val="18"/>
-          <w:szCs w:val="18"/>
-        </w:rPr>
-        <w:t>Está sendo utilizado o for in para obter as chaves das propriedades do objeto pessoa e recuperando seus valores por meio da sintaxe de arrays associativos.</w:t>
-      </w:r>
-    </w:p>
-    <w:p>
-      <w:pPr>
-        <w:pStyle w:val="BodyText"/>
-        <w:spacing w:lineRule="auto" w:line="240" w:before="0" w:after="0"/>
-        <w:rPr>
-          <w:rFonts w:ascii="Segoe UI Black" w:hAnsi="Segoe UI Black"/>
-          <w:b w:val="false"/>
-          <w:bCs w:val="false"/>
-          <w:color w:val="333333"/>
-          <w:sz w:val="18"/>
-          <w:szCs w:val="18"/>
-        </w:rPr>
-      </w:pPr>
-      <w:r>
-        <w:rPr>
-          <w:rFonts w:ascii="Segoe UI Black" w:hAnsi="Segoe UI Black"/>
-          <w:b w:val="false"/>
-          <w:bCs w:val="false"/>
-          <w:color w:val="333333"/>
-          <w:sz w:val="18"/>
-          <w:szCs w:val="18"/>
-        </w:rPr>
-      </w:r>
-    </w:p>
-    <w:p>
-      <w:pPr>
-        <w:pStyle w:val="BodyText"/>
-        <w:spacing w:lineRule="auto" w:line="240" w:before="0" w:after="0"/>
-        <w:rPr>
-          <w:rStyle w:val="Cdigo-fonteuser"/>
-          <w:rFonts w:ascii="Segoe UI Black" w:hAnsi="Segoe UI Black"/>
-          <w:b/>
-          <w:bCs/>
-          <w:color w:val="333333"/>
-          <w:sz w:val="18"/>
-          <w:szCs w:val="18"/>
-        </w:rPr>
-      </w:pPr>
-      <w:r>
-        <w:rPr>
-          <w:rFonts w:ascii="Segoe UI Black" w:hAnsi="Segoe UI Black"/>
-          <w:b/>
-          <w:bCs/>
-          <w:color w:val="333333"/>
-          <w:sz w:val="18"/>
-          <w:szCs w:val="18"/>
-        </w:rPr>
-      </w:r>
-    </w:p>
-    <w:p>
-      <w:pPr>
-        <w:pStyle w:val="BodyText"/>
-        <w:spacing w:lineRule="auto" w:line="240" w:before="0" w:after="0"/>
-        <w:rPr>
-          <w:rStyle w:val="Cdigo-fonteuser"/>
-          <w:rFonts w:ascii="Segoe UI Black" w:hAnsi="Segoe UI Black"/>
-          <w:b/>
-          <w:bCs/>
-          <w:color w:val="333333"/>
-          <w:sz w:val="18"/>
-          <w:szCs w:val="18"/>
-        </w:rPr>
-      </w:pPr>
-      <w:r>
-        <w:rPr>
-          <w:rFonts w:ascii="Segoe UI Black" w:hAnsi="Segoe UI Black"/>
-          <w:b/>
-          <w:bCs/>
-          <w:color w:val="333333"/>
-          <w:sz w:val="18"/>
-          <w:szCs w:val="18"/>
-        </w:rPr>
-      </w:r>
-    </w:p>
-    <w:p>
-      <w:pPr>
-        <w:pStyle w:val="BodyText"/>
-        <w:spacing w:lineRule="auto" w:line="240" w:before="0" w:after="0"/>
-        <w:rPr>
-          <w:rStyle w:val="Cdigo-fonteuser"/>
-          <w:rFonts w:ascii="Segoe UI Black" w:hAnsi="Segoe UI Black"/>
-          <w:b/>
-          <w:bCs/>
-          <w:color w:val="333333"/>
-          <w:sz w:val="18"/>
-          <w:szCs w:val="18"/>
-        </w:rPr>
-      </w:pPr>
-      <w:r>
-        <w:rPr>
-          <w:rFonts w:ascii="Segoe UI Black" w:hAnsi="Segoe UI Black"/>
-          <w:b/>
-          <w:bCs/>
-          <w:color w:val="333333"/>
-          <w:sz w:val="18"/>
-          <w:szCs w:val="18"/>
-        </w:rPr>
-      </w:r>
-    </w:p>
-    <w:p>
-      <w:pPr>
-        <w:pStyle w:val="BodyText"/>
-        <w:spacing w:lineRule="auto" w:line="240" w:before="0" w:after="0"/>
-        <w:rPr>
-          <w:rStyle w:val="Cdigo-fonteuser"/>
-          <w:rFonts w:ascii="Segoe UI Black" w:hAnsi="Segoe UI Black"/>
-          <w:b/>
-          <w:bCs/>
-          <w:color w:val="333333"/>
-          <w:sz w:val="18"/>
-          <w:szCs w:val="18"/>
-        </w:rPr>
-      </w:pPr>
-      <w:r>
-        <w:rPr>
-          <w:rFonts w:ascii="Segoe UI Black" w:hAnsi="Segoe UI Black"/>
-          <w:b/>
-          <w:bCs/>
-          <w:color w:val="333333"/>
-          <w:sz w:val="18"/>
-          <w:szCs w:val="18"/>
-        </w:rPr>
-      </w:r>
-    </w:p>
-    <w:p>
-      <w:pPr>
-        <w:pStyle w:val="BodyText"/>
-        <w:spacing w:lineRule="auto" w:line="240" w:before="0" w:after="0"/>
-        <w:rPr>
-          <w:rStyle w:val="Cdigo-fonteuser"/>
-          <w:rFonts w:ascii="Segoe UI Black" w:hAnsi="Segoe UI Black"/>
-          <w:b/>
-          <w:bCs/>
-          <w:color w:val="333333"/>
-          <w:sz w:val="18"/>
-          <w:szCs w:val="18"/>
-        </w:rPr>
-      </w:pPr>
-      <w:r>
-        <w:rPr>
-          <w:rFonts w:ascii="Segoe UI Black" w:hAnsi="Segoe UI Black"/>
-          <w:b/>
-          <w:bCs/>
-          <w:color w:val="333333"/>
-          <w:sz w:val="18"/>
-          <w:szCs w:val="18"/>
-        </w:rPr>
-      </w:r>
-    </w:p>
-    <w:p>
-      <w:pPr>
-        <w:pStyle w:val="BodyText"/>
-        <w:spacing w:lineRule="auto" w:line="240" w:before="0" w:after="0"/>
-        <w:rPr>
-          <w:rStyle w:val="Cdigo-fonteuser"/>
+      </w:r>
+    </w:p>
+    <w:p>
+      <w:pPr>
+        <w:pStyle w:val="BodyText"/>
+        <w:spacing w:lineRule="auto" w:line="240" w:before="0" w:after="0"/>
+        <w:rPr>
+          <w:rStyle w:val="Cdigo-fonte"/>
+          <w:rFonts w:ascii="Segoe UI Black" w:hAnsi="Segoe UI Black"/>
+          <w:b/>
+          <w:bCs/>
+          <w:color w:val="333333"/>
+          <w:sz w:val="18"/>
+          <w:szCs w:val="18"/>
+        </w:rPr>
+      </w:pPr>
+      <w:r>
+        <w:rPr>
+          <w:rFonts w:ascii="Segoe UI Black" w:hAnsi="Segoe UI Black"/>
+          <w:b/>
+          <w:bCs/>
+          <w:color w:val="333333"/>
+          <w:sz w:val="18"/>
+          <w:szCs w:val="18"/>
+        </w:rPr>
+      </w:r>
+    </w:p>
+    <w:p>
+      <w:pPr>
+        <w:pStyle w:val="BodyText"/>
+        <w:spacing w:lineRule="auto" w:line="240" w:before="0" w:after="0"/>
+        <w:rPr>
+          <w:rStyle w:val="Cdigo-fonte"/>
+          <w:rFonts w:ascii="Segoe UI Black" w:hAnsi="Segoe UI Black"/>
+          <w:b/>
+          <w:bCs/>
+          <w:color w:val="333333"/>
+          <w:sz w:val="18"/>
+          <w:szCs w:val="18"/>
+        </w:rPr>
+      </w:pPr>
+      <w:r>
+        <w:rPr>
+          <w:rFonts w:ascii="Segoe UI Black" w:hAnsi="Segoe UI Black"/>
+          <w:b/>
+          <w:bCs/>
+          <w:color w:val="333333"/>
+          <w:sz w:val="18"/>
+          <w:szCs w:val="18"/>
+        </w:rPr>
+      </w:r>
+    </w:p>
+    <w:p>
+      <w:pPr>
+        <w:pStyle w:val="BodyText"/>
+        <w:spacing w:lineRule="auto" w:line="240" w:before="0" w:after="0"/>
+        <w:rPr>
+          <w:rStyle w:val="Cdigo-fonte"/>
+          <w:rFonts w:ascii="Segoe UI Black" w:hAnsi="Segoe UI Black"/>
+          <w:b/>
+          <w:bCs/>
+          <w:color w:val="333333"/>
+          <w:sz w:val="18"/>
+          <w:szCs w:val="18"/>
+        </w:rPr>
+      </w:pPr>
+      <w:r>
+        <w:rPr>
+          <w:rFonts w:ascii="Segoe UI Black" w:hAnsi="Segoe UI Black"/>
+          <w:b/>
+          <w:bCs/>
+          <w:color w:val="333333"/>
+          <w:sz w:val="18"/>
+          <w:szCs w:val="18"/>
+        </w:rPr>
+      </w:r>
+    </w:p>
+    <w:p>
+      <w:pPr>
+        <w:pStyle w:val="BodyText"/>
+        <w:spacing w:lineRule="auto" w:line="240" w:before="0" w:after="0"/>
+        <w:rPr>
+          <w:rStyle w:val="Cdigo-fonte"/>
+          <w:rFonts w:ascii="Segoe UI Black" w:hAnsi="Segoe UI Black"/>
+          <w:b/>
+          <w:bCs/>
+          <w:color w:val="333333"/>
+          <w:sz w:val="18"/>
+          <w:szCs w:val="18"/>
+        </w:rPr>
+      </w:pPr>
+      <w:r>
+        <w:rPr>
+          <w:rFonts w:ascii="Segoe UI Black" w:hAnsi="Segoe UI Black"/>
+          <w:b/>
+          <w:bCs/>
+          <w:color w:val="333333"/>
+          <w:sz w:val="18"/>
+          <w:szCs w:val="18"/>
+        </w:rPr>
+      </w:r>
+    </w:p>
+    <w:p>
+      <w:pPr>
+        <w:pStyle w:val="BodyText"/>
+        <w:spacing w:lineRule="auto" w:line="240" w:before="0" w:after="0"/>
+        <w:rPr>
+          <w:rStyle w:val="Cdigo-fonte"/>
+          <w:rFonts w:ascii="Segoe UI Black" w:hAnsi="Segoe UI Black"/>
+          <w:b/>
+          <w:bCs/>
+          <w:color w:val="333333"/>
+          <w:sz w:val="18"/>
+          <w:szCs w:val="18"/>
+        </w:rPr>
+      </w:pPr>
+      <w:r>
+        <w:rPr>
+          <w:rFonts w:ascii="Segoe UI Black" w:hAnsi="Segoe UI Black"/>
+          <w:b/>
+          <w:bCs/>
+          <w:color w:val="333333"/>
+          <w:sz w:val="18"/>
+          <w:szCs w:val="18"/>
+        </w:rPr>
+      </w:r>
+    </w:p>
+    <w:p>
+      <w:pPr>
+        <w:pStyle w:val="BodyText"/>
+        <w:spacing w:lineRule="auto" w:line="240" w:before="0" w:after="0"/>
+        <w:rPr>
+          <w:rStyle w:val="Cdigo-fonte"/>
+          <w:rFonts w:ascii="Segoe UI Black" w:hAnsi="Segoe UI Black"/>
+          <w:b/>
+          <w:bCs/>
+          <w:color w:val="333333"/>
+          <w:sz w:val="18"/>
+          <w:szCs w:val="18"/>
+        </w:rPr>
+      </w:pPr>
+      <w:r>
+        <w:rPr>
+          <w:rFonts w:ascii="Segoe UI Black" w:hAnsi="Segoe UI Black"/>
+          <w:b/>
+          <w:bCs/>
+          <w:color w:val="333333"/>
+          <w:sz w:val="18"/>
+          <w:szCs w:val="18"/>
+        </w:rPr>
+      </w:r>
+    </w:p>
+    <w:p>
+      <w:pPr>
+        <w:pStyle w:val="BodyText"/>
+        <w:spacing w:lineRule="auto" w:line="240" w:before="0" w:after="0"/>
+        <w:rPr>
+          <w:rStyle w:val="Cdigo-fonte"/>
+          <w:rFonts w:ascii="Segoe UI Black" w:hAnsi="Segoe UI Black"/>
+          <w:b/>
+          <w:bCs/>
+          <w:color w:val="333333"/>
+          <w:sz w:val="18"/>
+          <w:szCs w:val="18"/>
+        </w:rPr>
+      </w:pPr>
+      <w:r>
+        <w:rPr>
+          <w:rFonts w:ascii="Segoe UI Black" w:hAnsi="Segoe UI Black"/>
+          <w:b/>
+          <w:bCs/>
+          <w:color w:val="333333"/>
+          <w:sz w:val="18"/>
+          <w:szCs w:val="18"/>
+        </w:rPr>
+      </w:r>
+    </w:p>
+    <w:p>
+      <w:pPr>
+        <w:pStyle w:val="BodyText"/>
+        <w:spacing w:lineRule="auto" w:line="240" w:before="0" w:after="0"/>
+        <w:rPr>
+          <w:rStyle w:val="Cdigo-fonte"/>
+          <w:rFonts w:ascii="Segoe UI Black" w:hAnsi="Segoe UI Black"/>
+          <w:b/>
+          <w:bCs/>
+          <w:color w:val="333333"/>
+          <w:sz w:val="18"/>
+          <w:szCs w:val="18"/>
+        </w:rPr>
+      </w:pPr>
+      <w:r>
+        <w:rPr>
+          <w:rFonts w:ascii="Segoe UI Black" w:hAnsi="Segoe UI Black"/>
+          <w:b/>
+          <w:bCs/>
+          <w:color w:val="333333"/>
+          <w:sz w:val="18"/>
+          <w:szCs w:val="18"/>
+        </w:rPr>
+      </w:r>
+    </w:p>
+    <w:p>
+      <w:pPr>
+        <w:pStyle w:val="BodyText"/>
+        <w:spacing w:lineRule="auto" w:line="240" w:before="0" w:after="0"/>
+        <w:rPr>
+          <w:rStyle w:val="Cdigo-fonte"/>
+          <w:rFonts w:ascii="Segoe UI Black" w:hAnsi="Segoe UI Black"/>
+          <w:b/>
+          <w:bCs/>
+          <w:color w:val="333333"/>
+          <w:sz w:val="18"/>
+          <w:szCs w:val="18"/>
+        </w:rPr>
+      </w:pPr>
+      <w:r>
+        <w:rPr>
+          <w:rFonts w:ascii="Segoe UI Black" w:hAnsi="Segoe UI Black"/>
+          <w:b/>
+          <w:bCs/>
+          <w:color w:val="333333"/>
+          <w:sz w:val="18"/>
+          <w:szCs w:val="18"/>
+        </w:rPr>
+      </w:r>
+    </w:p>
+    <w:p>
+      <w:pPr>
+        <w:pStyle w:val="BodyText"/>
+        <w:spacing w:lineRule="auto" w:line="240" w:before="0" w:after="0"/>
+        <w:rPr>
+          <w:rStyle w:val="Cdigo-fonte"/>
+          <w:rFonts w:ascii="Segoe UI Black" w:hAnsi="Segoe UI Black"/>
+          <w:b/>
+          <w:bCs/>
+          <w:color w:val="333333"/>
+          <w:sz w:val="18"/>
+          <w:szCs w:val="18"/>
+        </w:rPr>
+      </w:pPr>
+      <w:r>
+        <w:rPr>
+          <w:rFonts w:ascii="Segoe UI Black" w:hAnsi="Segoe UI Black"/>
+          <w:b/>
+          <w:bCs/>
+          <w:color w:val="333333"/>
+          <w:sz w:val="18"/>
+          <w:szCs w:val="18"/>
+        </w:rPr>
+      </w:r>
+    </w:p>
+    <w:p>
+      <w:pPr>
+        <w:pStyle w:val="BodyText"/>
+        <w:spacing w:lineRule="auto" w:line="240" w:before="0" w:after="0"/>
+        <w:rPr>
+          <w:rStyle w:val="Cdigo-fonte"/>
           <w:rFonts w:ascii="Segoe UI Black" w:hAnsi="Segoe UI Black"/>
           <w:b/>
           <w:bCs/>
@@ -4798,25 +4662,100 @@
         </w:rPr>
         <w:t>Código:</w:t>
       </w:r>
-    </w:p>
-    <w:p>
-      <w:pPr>
-        <w:pStyle w:val="BodyText"/>
-        <w:spacing w:lineRule="auto" w:line="240" w:before="0" w:after="0"/>
-        <w:rPr>
-          <w:rFonts w:ascii="Miriam Mono CLM" w:hAnsi="Miriam Mono CLM"/>
-          <w:color w:val="333333"/>
-          <w:sz w:val="18"/>
-          <w:szCs w:val="18"/>
-        </w:rPr>
-      </w:pPr>
-      <w:r>
-        <w:rPr>
-          <w:rFonts w:ascii="Miriam Mono CLM" w:hAnsi="Miriam Mono CLM"/>
-          <w:color w:val="333333"/>
-          <w:sz w:val="18"/>
-          <w:szCs w:val="18"/>
-        </w:rPr>
+      <w:r>
+        <w:rPr>
+          <w:rFonts w:ascii="Miriam Mono CLM" w:hAnsi="Miriam Mono CLM"/>
+          <w:color w:val="333333"/>
+          <w:sz w:val="18"/>
+          <w:szCs w:val="18"/>
+        </w:rPr>
+        <w:t xml:space="preserve"> </w:t>
+      </w:r>
+    </w:p>
+    <w:p>
+      <w:pPr>
+        <w:pStyle w:val="BodyText"/>
+        <w:spacing w:lineRule="auto" w:line="240" w:before="0" w:after="0"/>
+        <w:rPr>
+          <w:rFonts w:ascii="Miriam Mono CLM" w:hAnsi="Miriam Mono CLM"/>
+          <w:b/>
+          <w:bCs/>
+          <w:color w:val="333333"/>
+          <w:sz w:val="18"/>
+          <w:szCs w:val="18"/>
+        </w:rPr>
+      </w:pPr>
+      <w:r>
+        <w:rPr>
+          <w:rFonts w:ascii="Miriam Mono CLM" w:hAnsi="Miriam Mono CLM"/>
+          <w:b/>
+          <w:bCs/>
+          <w:color w:val="333333"/>
+          <w:sz w:val="18"/>
+          <w:szCs w:val="18"/>
+        </w:rPr>
+        <w:t>for (let i = 1; i &lt;= 100; i++) {</w:t>
+      </w:r>
+    </w:p>
+    <w:p>
+      <w:pPr>
+        <w:pStyle w:val="BodyText"/>
+        <w:spacing w:lineRule="auto" w:line="240" w:before="0" w:after="0"/>
+        <w:rPr>
+          <w:rFonts w:ascii="Miriam Mono CLM" w:hAnsi="Miriam Mono CLM"/>
+          <w:b/>
+          <w:bCs/>
+          <w:color w:val="333333"/>
+          <w:sz w:val="18"/>
+          <w:szCs w:val="18"/>
+        </w:rPr>
+      </w:pPr>
+      <w:r>
+        <w:rPr>
+          <w:rFonts w:ascii="Miriam Mono CLM" w:hAnsi="Miriam Mono CLM"/>
+          <w:b/>
+          <w:bCs/>
+          <w:color w:val="333333"/>
+          <w:sz w:val="18"/>
+          <w:szCs w:val="18"/>
+        </w:rPr>
+        <w:t xml:space="preserve">    </w:t>
+      </w:r>
+      <w:r>
+        <w:rPr>
+          <w:rFonts w:ascii="Miriam Mono CLM" w:hAnsi="Miriam Mono CLM"/>
+          <w:b/>
+          <w:bCs/>
+          <w:color w:val="333333"/>
+          <w:sz w:val="18"/>
+          <w:szCs w:val="18"/>
+        </w:rPr>
+        <w:t>console.log(i);</w:t>
+      </w:r>
+    </w:p>
+    <w:p>
+      <w:pPr>
+        <w:pStyle w:val="BodyText"/>
+        <w:spacing w:lineRule="auto" w:line="240" w:before="0" w:after="0"/>
+        <w:rPr>
+          <w:rFonts w:ascii="Miriam Mono CLM" w:hAnsi="Miriam Mono CLM"/>
+          <w:b/>
+          <w:bCs/>
+          <w:color w:val="333333"/>
+          <w:sz w:val="18"/>
+          <w:szCs w:val="18"/>
+        </w:rPr>
+      </w:pPr>
+      <w:r>
+        <w:rPr>
+          <w:rFonts w:ascii="Miriam Mono CLM" w:hAnsi="Miriam Mono CLM"/>
+          <w:b/>
+          <w:bCs/>
+          <w:color w:val="333333"/>
+          <w:sz w:val="18"/>
+          <w:szCs w:val="18"/>
+        </w:rPr>
+        <w:t>};</w:t>
       </w:r>
     </w:p>
     <w:p>
@@ -4905,18 +4844,109 @@
         <w:spacing w:lineRule="auto" w:line="240" w:before="0" w:after="0"/>
         <w:rPr>
           <w:rFonts w:ascii="Miriam Mono CLM" w:hAnsi="Miriam Mono CLM"/>
-          <w:color w:val="333333"/>
-          <w:sz w:val="18"/>
-          <w:szCs w:val="18"/>
-        </w:rPr>
-      </w:pPr>
-      <w:r>
-        <w:rPr>
-          <w:rFonts w:ascii="Miriam Mono CLM" w:hAnsi="Miriam Mono CLM"/>
-          <w:color w:val="333333"/>
-          <w:sz w:val="18"/>
-          <w:szCs w:val="18"/>
-        </w:rPr>
+          <w:b/>
+          <w:bCs/>
+          <w:color w:val="333333"/>
+          <w:sz w:val="18"/>
+          <w:szCs w:val="18"/>
+        </w:rPr>
+      </w:pPr>
+      <w:r>
+        <w:rPr>
+          <w:rFonts w:ascii="Miriam Mono CLM" w:hAnsi="Miriam Mono CLM"/>
+          <w:b/>
+          <w:bCs/>
+          <w:color w:val="333333"/>
+          <w:sz w:val="18"/>
+          <w:szCs w:val="18"/>
+        </w:rPr>
+        <w:t>let numero = 7;</w:t>
+      </w:r>
+    </w:p>
+    <w:p>
+      <w:pPr>
+        <w:pStyle w:val="BodyText"/>
+        <w:spacing w:lineRule="auto" w:line="240" w:before="0" w:after="0"/>
+        <w:rPr>
+          <w:rFonts w:ascii="Miriam Mono CLM" w:hAnsi="Miriam Mono CLM"/>
+          <w:b/>
+          <w:bCs/>
+          <w:color w:val="333333"/>
+          <w:sz w:val="18"/>
+          <w:szCs w:val="18"/>
+        </w:rPr>
+      </w:pPr>
+      <w:r>
+        <w:rPr>
+          <w:rFonts w:ascii="Miriam Mono CLM" w:hAnsi="Miriam Mono CLM"/>
+          <w:b/>
+          <w:bCs/>
+          <w:color w:val="333333"/>
+          <w:sz w:val="18"/>
+          <w:szCs w:val="18"/>
+        </w:rPr>
+        <w:t>for (let i = 1; i &lt;= 10; i++) {</w:t>
+      </w:r>
+    </w:p>
+    <w:p>
+      <w:pPr>
+        <w:pStyle w:val="BodyText"/>
+        <w:spacing w:lineRule="auto" w:line="240" w:before="0" w:after="0"/>
+        <w:rPr>
+          <w:rFonts w:ascii="Miriam Mono CLM" w:hAnsi="Miriam Mono CLM"/>
+          <w:b/>
+          <w:bCs/>
+          <w:color w:val="333333"/>
+          <w:sz w:val="18"/>
+          <w:szCs w:val="18"/>
+        </w:rPr>
+      </w:pPr>
+      <w:r>
+        <w:rPr>
+          <w:rFonts w:ascii="Miriam Mono CLM" w:hAnsi="Miriam Mono CLM"/>
+          <w:b/>
+          <w:bCs/>
+          <w:color w:val="333333"/>
+          <w:sz w:val="18"/>
+          <w:szCs w:val="18"/>
+        </w:rPr>
+        <w:t xml:space="preserve">    </w:t>
+      </w:r>
+      <w:r>
+        <w:rPr>
+          <w:rFonts w:ascii="Miriam Mono CLM" w:hAnsi="Miriam Mono CLM"/>
+          <w:b/>
+          <w:bCs/>
+          <w:color w:val="333333"/>
+          <w:sz w:val="18"/>
+          <w:szCs w:val="18"/>
+        </w:rPr>
+        <w:t>console.log(`${numero} x ${i} = ${numero * i}`);</w:t>
+      </w:r>
+    </w:p>
+    <w:p>
+      <w:pPr>
+        <w:pStyle w:val="BodyText"/>
+        <w:spacing w:lineRule="auto" w:line="240" w:before="0" w:after="0"/>
+        <w:rPr>
+          <w:rFonts w:ascii="Miriam Mono CLM" w:hAnsi="Miriam Mono CLM"/>
+          <w:b/>
+          <w:bCs/>
+          <w:color w:val="333333"/>
+          <w:sz w:val="18"/>
+          <w:szCs w:val="18"/>
+        </w:rPr>
+      </w:pPr>
+      <w:r>
+        <w:rPr>
+          <w:rFonts w:ascii="Miriam Mono CLM" w:hAnsi="Miriam Mono CLM"/>
+          <w:b/>
+          <w:bCs/>
+          <w:color w:val="333333"/>
+          <w:sz w:val="18"/>
+          <w:szCs w:val="18"/>
+        </w:rPr>
+        <w:t>};</w:t>
       </w:r>
     </w:p>
     <w:p>
@@ -5027,14 +5057,154 @@
         <w:spacing w:lineRule="auto" w:line="240" w:before="0" w:after="0"/>
         <w:rPr>
           <w:rFonts w:ascii="Miriam Mono CLM" w:hAnsi="Miriam Mono CLM"/>
-          <w:color w:val="333333"/>
-          <w:sz w:val="18"/>
-          <w:szCs w:val="18"/>
-        </w:rPr>
-      </w:pPr>
-      <w:r>
-        <w:rPr>
-          <w:rFonts w:ascii="Miriam Mono CLM" w:hAnsi="Miriam Mono CLM"/>
+          <w:b/>
+          <w:bCs/>
+          <w:color w:val="333333"/>
+          <w:sz w:val="18"/>
+          <w:szCs w:val="18"/>
+        </w:rPr>
+      </w:pPr>
+      <w:r>
+        <w:rPr>
+          <w:rFonts w:ascii="Miriam Mono CLM" w:hAnsi="Miriam Mono CLM"/>
+          <w:b/>
+          <w:bCs/>
+          <w:color w:val="333333"/>
+          <w:sz w:val="18"/>
+          <w:szCs w:val="18"/>
+        </w:rPr>
+        <w:t>let resultado = 0;</w:t>
+      </w:r>
+    </w:p>
+    <w:p>
+      <w:pPr>
+        <w:pStyle w:val="BodyText"/>
+        <w:spacing w:lineRule="auto" w:line="240" w:before="0" w:after="0"/>
+        <w:rPr>
+          <w:rFonts w:ascii="Miriam Mono CLM" w:hAnsi="Miriam Mono CLM"/>
+          <w:b/>
+          <w:bCs/>
+          <w:color w:val="333333"/>
+          <w:sz w:val="18"/>
+          <w:szCs w:val="18"/>
+        </w:rPr>
+      </w:pPr>
+      <w:r>
+        <w:rPr>
+          <w:rFonts w:ascii="Miriam Mono CLM" w:hAnsi="Miriam Mono CLM"/>
+          <w:b/>
+          <w:bCs/>
+          <w:color w:val="333333"/>
+          <w:sz w:val="18"/>
+          <w:szCs w:val="18"/>
+        </w:rPr>
+        <w:t>for (let i = 1; i &lt;= 100; i++) {</w:t>
+      </w:r>
+    </w:p>
+    <w:p>
+      <w:pPr>
+        <w:pStyle w:val="BodyText"/>
+        <w:spacing w:lineRule="auto" w:line="240" w:before="0" w:after="0"/>
+        <w:rPr>
+          <w:rFonts w:ascii="Miriam Mono CLM" w:hAnsi="Miriam Mono CLM"/>
+          <w:b/>
+          <w:bCs/>
+          <w:color w:val="333333"/>
+          <w:sz w:val="18"/>
+          <w:szCs w:val="18"/>
+        </w:rPr>
+      </w:pPr>
+      <w:r>
+        <w:rPr>
+          <w:rFonts w:ascii="Miriam Mono CLM" w:hAnsi="Miriam Mono CLM"/>
+          <w:b/>
+          <w:bCs/>
+          <w:color w:val="333333"/>
+          <w:sz w:val="18"/>
+          <w:szCs w:val="18"/>
+        </w:rPr>
+        <w:t xml:space="preserve">    </w:t>
+      </w:r>
+      <w:r>
+        <w:rPr>
+          <w:rFonts w:ascii="Miriam Mono CLM" w:hAnsi="Miriam Mono CLM"/>
+          <w:b/>
+          <w:bCs/>
+          <w:color w:val="333333"/>
+          <w:sz w:val="18"/>
+          <w:szCs w:val="18"/>
+        </w:rPr>
+        <w:t>resultado += i;</w:t>
+      </w:r>
+    </w:p>
+    <w:p>
+      <w:pPr>
+        <w:pStyle w:val="BodyText"/>
+        <w:spacing w:lineRule="auto" w:line="240" w:before="0" w:after="0"/>
+        <w:rPr>
+          <w:rFonts w:ascii="Miriam Mono CLM" w:hAnsi="Miriam Mono CLM"/>
+          <w:b/>
+          <w:bCs/>
+          <w:color w:val="333333"/>
+          <w:sz w:val="18"/>
+          <w:szCs w:val="18"/>
+        </w:rPr>
+      </w:pPr>
+      <w:r>
+        <w:rPr>
+          <w:rFonts w:ascii="Miriam Mono CLM" w:hAnsi="Miriam Mono CLM"/>
+          <w:b/>
+          <w:bCs/>
+          <w:color w:val="333333"/>
+          <w:sz w:val="18"/>
+          <w:szCs w:val="18"/>
+        </w:rPr>
+        <w:t>};</w:t>
+      </w:r>
+    </w:p>
+    <w:p>
+      <w:pPr>
+        <w:pStyle w:val="BodyText"/>
+        <w:spacing w:lineRule="auto" w:line="240" w:before="0" w:after="0"/>
+        <w:rPr>
+          <w:rFonts w:ascii="Miriam Mono CLM" w:hAnsi="Miriam Mono CLM"/>
+          <w:b/>
+          <w:bCs/>
+          <w:color w:val="333333"/>
+          <w:sz w:val="18"/>
+          <w:szCs w:val="18"/>
+        </w:rPr>
+      </w:pPr>
+      <w:r>
+        <w:rPr>
+          <w:rFonts w:ascii="Miriam Mono CLM" w:hAnsi="Miriam Mono CLM"/>
+          <w:b/>
+          <w:bCs/>
+          <w:color w:val="333333"/>
+          <w:sz w:val="18"/>
+          <w:szCs w:val="18"/>
+        </w:rPr>
+        <w:t>console.log(`A soma de todos os números de 1 a 100 é: ${resultado}`);</w:t>
+      </w:r>
+    </w:p>
+    <w:p>
+      <w:pPr>
+        <w:pStyle w:val="BodyText"/>
+        <w:spacing w:lineRule="auto" w:line="240" w:before="0" w:after="0"/>
+        <w:rPr>
+          <w:rFonts w:ascii="Miriam Mono CLM" w:hAnsi="Miriam Mono CLM"/>
+          <w:b/>
+          <w:bCs/>
+          <w:color w:val="333333"/>
+          <w:sz w:val="18"/>
+          <w:szCs w:val="18"/>
+        </w:rPr>
+      </w:pPr>
+      <w:r>
+        <w:rPr>
+          <w:rFonts w:ascii="Miriam Mono CLM" w:hAnsi="Miriam Mono CLM"/>
+          <w:b/>
+          <w:bCs/>
           <w:color w:val="333333"/>
           <w:sz w:val="18"/>
           <w:szCs w:val="18"/>
@@ -5084,7 +5254,7 @@
       </w:r>
       <w:r>
         <w:rPr>
-          <w:rStyle w:val="Cdigo-fonteuser"/>
+          <w:rStyle w:val="Cdigo-fonte"/>
           <w:rFonts w:ascii="Segoe UI Black" w:hAnsi="Segoe UI Black"/>
           <w:color w:val="666666"/>
           <w:sz w:val="18"/>
@@ -5126,18 +5296,109 @@
         <w:spacing w:lineRule="auto" w:line="240" w:before="0" w:after="0"/>
         <w:rPr>
           <w:rFonts w:ascii="Miriam Mono CLM" w:hAnsi="Miriam Mono CLM"/>
-          <w:color w:val="333333"/>
-          <w:sz w:val="18"/>
-          <w:szCs w:val="18"/>
-        </w:rPr>
-      </w:pPr>
-      <w:r>
-        <w:rPr>
-          <w:rFonts w:ascii="Miriam Mono CLM" w:hAnsi="Miriam Mono CLM"/>
-          <w:color w:val="333333"/>
-          <w:sz w:val="18"/>
-          <w:szCs w:val="18"/>
-        </w:rPr>
+          <w:b/>
+          <w:bCs/>
+          <w:color w:val="333333"/>
+          <w:sz w:val="18"/>
+          <w:szCs w:val="18"/>
+        </w:rPr>
+      </w:pPr>
+      <w:r>
+        <w:rPr>
+          <w:rFonts w:ascii="Miriam Mono CLM" w:hAnsi="Miriam Mono CLM"/>
+          <w:b/>
+          <w:bCs/>
+          <w:color w:val="333333"/>
+          <w:sz w:val="18"/>
+          <w:szCs w:val="18"/>
+        </w:rPr>
+        <w:t>let nomes = ['João', 'Maria', 'José', 'Ana', 'Pedro'];</w:t>
+      </w:r>
+    </w:p>
+    <w:p>
+      <w:pPr>
+        <w:pStyle w:val="BodyText"/>
+        <w:spacing w:lineRule="auto" w:line="240" w:before="0" w:after="0"/>
+        <w:rPr>
+          <w:rFonts w:ascii="Miriam Mono CLM" w:hAnsi="Miriam Mono CLM"/>
+          <w:b/>
+          <w:bCs/>
+          <w:color w:val="333333"/>
+          <w:sz w:val="18"/>
+          <w:szCs w:val="18"/>
+        </w:rPr>
+      </w:pPr>
+      <w:r>
+        <w:rPr>
+          <w:rFonts w:ascii="Miriam Mono CLM" w:hAnsi="Miriam Mono CLM"/>
+          <w:b/>
+          <w:bCs/>
+          <w:color w:val="333333"/>
+          <w:sz w:val="18"/>
+          <w:szCs w:val="18"/>
+        </w:rPr>
+        <w:t>for (let nome of nomes) {</w:t>
+      </w:r>
+    </w:p>
+    <w:p>
+      <w:pPr>
+        <w:pStyle w:val="BodyText"/>
+        <w:spacing w:lineRule="auto" w:line="240" w:before="0" w:after="0"/>
+        <w:rPr>
+          <w:rFonts w:ascii="Miriam Mono CLM" w:hAnsi="Miriam Mono CLM"/>
+          <w:b/>
+          <w:bCs/>
+          <w:color w:val="333333"/>
+          <w:sz w:val="18"/>
+          <w:szCs w:val="18"/>
+        </w:rPr>
+      </w:pPr>
+      <w:r>
+        <w:rPr>
+          <w:rFonts w:ascii="Miriam Mono CLM" w:hAnsi="Miriam Mono CLM"/>
+          <w:b/>
+          <w:bCs/>
+          <w:color w:val="333333"/>
+          <w:sz w:val="18"/>
+          <w:szCs w:val="18"/>
+        </w:rPr>
+        <w:t xml:space="preserve">    </w:t>
+      </w:r>
+      <w:r>
+        <w:rPr>
+          <w:rFonts w:ascii="Miriam Mono CLM" w:hAnsi="Miriam Mono CLM"/>
+          <w:b/>
+          <w:bCs/>
+          <w:color w:val="333333"/>
+          <w:sz w:val="18"/>
+          <w:szCs w:val="18"/>
+        </w:rPr>
+        <w:t>console.log(nome);</w:t>
+      </w:r>
+    </w:p>
+    <w:p>
+      <w:pPr>
+        <w:pStyle w:val="BodyText"/>
+        <w:spacing w:lineRule="auto" w:line="240" w:before="0" w:after="0"/>
+        <w:rPr>
+          <w:rFonts w:ascii="Miriam Mono CLM" w:hAnsi="Miriam Mono CLM"/>
+          <w:b/>
+          <w:bCs/>
+          <w:color w:val="333333"/>
+          <w:sz w:val="18"/>
+          <w:szCs w:val="18"/>
+        </w:rPr>
+      </w:pPr>
+      <w:r>
+        <w:rPr>
+          <w:rFonts w:ascii="Miriam Mono CLM" w:hAnsi="Miriam Mono CLM"/>
+          <w:b/>
+          <w:bCs/>
+          <w:color w:val="333333"/>
+          <w:sz w:val="18"/>
+          <w:szCs w:val="18"/>
+        </w:rPr>
+        <w:t>};</w:t>
       </w:r>
     </w:p>
     <w:p>
@@ -5203,7 +5464,7 @@
       </w:r>
       <w:r>
         <w:rPr>
-          <w:rStyle w:val="Cdigo-fonteuser"/>
+          <w:rStyle w:val="Cdigo-fonte"/>
           <w:rFonts w:ascii="Segoe UI Black" w:hAnsi="Segoe UI Black"/>
           <w:color w:val="666666"/>
           <w:sz w:val="18"/>
@@ -5237,6 +5498,702 @@
           <w:szCs w:val="18"/>
         </w:rPr>
         <w:t>Código:</w:t>
+      </w:r>
+    </w:p>
+    <w:p>
+      <w:pPr>
+        <w:pStyle w:val="BodyText"/>
+        <w:spacing w:lineRule="auto" w:line="240" w:before="0" w:after="0"/>
+        <w:rPr>
+          <w:rFonts w:ascii="Miriam Mono CLM" w:hAnsi="Miriam Mono CLM"/>
+          <w:b/>
+          <w:bCs/>
+          <w:color w:val="333333"/>
+          <w:sz w:val="18"/>
+          <w:szCs w:val="18"/>
+        </w:rPr>
+      </w:pPr>
+      <w:r>
+        <w:rPr>
+          <w:rFonts w:ascii="Miriam Mono CLM" w:hAnsi="Miriam Mono CLM"/>
+          <w:b/>
+          <w:bCs/>
+          <w:color w:val="333333"/>
+          <w:sz w:val="18"/>
+          <w:szCs w:val="18"/>
+        </w:rPr>
+        <w:t>let curriculo = {</w:t>
+      </w:r>
+    </w:p>
+    <w:p>
+      <w:pPr>
+        <w:pStyle w:val="BodyText"/>
+        <w:spacing w:lineRule="auto" w:line="240" w:before="0" w:after="0"/>
+        <w:rPr>
+          <w:rFonts w:ascii="Miriam Mono CLM" w:hAnsi="Miriam Mono CLM"/>
+          <w:b/>
+          <w:bCs/>
+          <w:color w:val="333333"/>
+          <w:sz w:val="18"/>
+          <w:szCs w:val="18"/>
+        </w:rPr>
+      </w:pPr>
+      <w:r>
+        <w:rPr>
+          <w:rFonts w:ascii="Miriam Mono CLM" w:hAnsi="Miriam Mono CLM"/>
+          <w:b/>
+          <w:bCs/>
+          <w:color w:val="333333"/>
+          <w:sz w:val="18"/>
+          <w:szCs w:val="18"/>
+        </w:rPr>
+        <w:t xml:space="preserve">    </w:t>
+      </w:r>
+      <w:r>
+        <w:rPr>
+          <w:rFonts w:ascii="Miriam Mono CLM" w:hAnsi="Miriam Mono CLM"/>
+          <w:b/>
+          <w:bCs/>
+          <w:color w:val="333333"/>
+          <w:sz w:val="18"/>
+          <w:szCs w:val="18"/>
+        </w:rPr>
+        <w:t>nome: 'João da Silva',</w:t>
+      </w:r>
+    </w:p>
+    <w:p>
+      <w:pPr>
+        <w:pStyle w:val="BodyText"/>
+        <w:spacing w:lineRule="auto" w:line="240" w:before="0" w:after="0"/>
+        <w:rPr>
+          <w:rFonts w:ascii="Miriam Mono CLM" w:hAnsi="Miriam Mono CLM"/>
+          <w:b/>
+          <w:bCs/>
+          <w:color w:val="333333"/>
+          <w:sz w:val="18"/>
+          <w:szCs w:val="18"/>
+        </w:rPr>
+      </w:pPr>
+      <w:r>
+        <w:rPr>
+          <w:rFonts w:ascii="Miriam Mono CLM" w:hAnsi="Miriam Mono CLM"/>
+          <w:b/>
+          <w:bCs/>
+          <w:color w:val="333333"/>
+          <w:sz w:val="18"/>
+          <w:szCs w:val="18"/>
+        </w:rPr>
+        <w:t xml:space="preserve">    </w:t>
+      </w:r>
+      <w:r>
+        <w:rPr>
+          <w:rFonts w:ascii="Miriam Mono CLM" w:hAnsi="Miriam Mono CLM"/>
+          <w:b/>
+          <w:bCs/>
+          <w:color w:val="333333"/>
+          <w:sz w:val="18"/>
+          <w:szCs w:val="18"/>
+        </w:rPr>
+        <w:t>idade: 30,</w:t>
+      </w:r>
+    </w:p>
+    <w:p>
+      <w:pPr>
+        <w:pStyle w:val="BodyText"/>
+        <w:spacing w:lineRule="auto" w:line="240" w:before="0" w:after="0"/>
+        <w:rPr>
+          <w:rFonts w:ascii="Miriam Mono CLM" w:hAnsi="Miriam Mono CLM"/>
+          <w:b/>
+          <w:bCs/>
+          <w:color w:val="333333"/>
+          <w:sz w:val="18"/>
+          <w:szCs w:val="18"/>
+        </w:rPr>
+      </w:pPr>
+      <w:r>
+        <w:rPr>
+          <w:rFonts w:ascii="Miriam Mono CLM" w:hAnsi="Miriam Mono CLM"/>
+          <w:b/>
+          <w:bCs/>
+          <w:color w:val="333333"/>
+          <w:sz w:val="18"/>
+          <w:szCs w:val="18"/>
+        </w:rPr>
+        <w:t xml:space="preserve">    </w:t>
+      </w:r>
+      <w:r>
+        <w:rPr>
+          <w:rFonts w:ascii="Miriam Mono CLM" w:hAnsi="Miriam Mono CLM"/>
+          <w:b/>
+          <w:bCs/>
+          <w:color w:val="333333"/>
+          <w:sz w:val="18"/>
+          <w:szCs w:val="18"/>
+        </w:rPr>
+        <w:t>profissao: 'Desenvolvedor',</w:t>
+      </w:r>
+    </w:p>
+    <w:p>
+      <w:pPr>
+        <w:pStyle w:val="BodyText"/>
+        <w:spacing w:lineRule="auto" w:line="240" w:before="0" w:after="0"/>
+        <w:rPr>
+          <w:rFonts w:ascii="Miriam Mono CLM" w:hAnsi="Miriam Mono CLM"/>
+          <w:b/>
+          <w:bCs/>
+          <w:color w:val="333333"/>
+          <w:sz w:val="18"/>
+          <w:szCs w:val="18"/>
+        </w:rPr>
+      </w:pPr>
+      <w:r>
+        <w:rPr>
+          <w:rFonts w:ascii="Miriam Mono CLM" w:hAnsi="Miriam Mono CLM"/>
+          <w:b/>
+          <w:bCs/>
+          <w:color w:val="333333"/>
+          <w:sz w:val="18"/>
+          <w:szCs w:val="18"/>
+        </w:rPr>
+        <w:t xml:space="preserve">    </w:t>
+      </w:r>
+      <w:r>
+        <w:rPr>
+          <w:rFonts w:ascii="Miriam Mono CLM" w:hAnsi="Miriam Mono CLM"/>
+          <w:b/>
+          <w:bCs/>
+          <w:color w:val="333333"/>
+          <w:sz w:val="18"/>
+          <w:szCs w:val="18"/>
+        </w:rPr>
+        <w:t>formacao: 'Bacharel em Ciência da Computação',</w:t>
+      </w:r>
+    </w:p>
+    <w:p>
+      <w:pPr>
+        <w:pStyle w:val="BodyText"/>
+        <w:spacing w:lineRule="auto" w:line="240" w:before="0" w:after="0"/>
+        <w:rPr>
+          <w:rFonts w:ascii="Miriam Mono CLM" w:hAnsi="Miriam Mono CLM"/>
+          <w:b/>
+          <w:bCs/>
+          <w:color w:val="333333"/>
+          <w:sz w:val="18"/>
+          <w:szCs w:val="18"/>
+        </w:rPr>
+      </w:pPr>
+      <w:r>
+        <w:rPr>
+          <w:rFonts w:ascii="Miriam Mono CLM" w:hAnsi="Miriam Mono CLM"/>
+          <w:b/>
+          <w:bCs/>
+          <w:color w:val="333333"/>
+          <w:sz w:val="18"/>
+          <w:szCs w:val="18"/>
+        </w:rPr>
+        <w:t xml:space="preserve">    </w:t>
+      </w:r>
+      <w:r>
+        <w:rPr>
+          <w:rFonts w:ascii="Miriam Mono CLM" w:hAnsi="Miriam Mono CLM"/>
+          <w:b/>
+          <w:bCs/>
+          <w:color w:val="333333"/>
+          <w:sz w:val="18"/>
+          <w:szCs w:val="18"/>
+        </w:rPr>
+        <w:t>habilidades: ['JavaScript', 'HTML', 'CSS', 'Node.js']</w:t>
+      </w:r>
+    </w:p>
+    <w:p>
+      <w:pPr>
+        <w:pStyle w:val="BodyText"/>
+        <w:spacing w:lineRule="auto" w:line="240" w:before="0" w:after="0"/>
+        <w:rPr>
+          <w:rFonts w:ascii="Miriam Mono CLM" w:hAnsi="Miriam Mono CLM"/>
+          <w:b/>
+          <w:bCs/>
+          <w:color w:val="333333"/>
+          <w:sz w:val="18"/>
+          <w:szCs w:val="18"/>
+        </w:rPr>
+      </w:pPr>
+      <w:r>
+        <w:rPr>
+          <w:rFonts w:ascii="Miriam Mono CLM" w:hAnsi="Miriam Mono CLM"/>
+          <w:b/>
+          <w:bCs/>
+          <w:color w:val="333333"/>
+          <w:sz w:val="18"/>
+          <w:szCs w:val="18"/>
+        </w:rPr>
+        <w:t>};</w:t>
+      </w:r>
+    </w:p>
+    <w:p>
+      <w:pPr>
+        <w:pStyle w:val="BodyText"/>
+        <w:spacing w:lineRule="auto" w:line="240" w:before="0" w:after="0"/>
+        <w:rPr>
+          <w:rFonts w:ascii="Miriam Mono CLM" w:hAnsi="Miriam Mono CLM"/>
+          <w:b/>
+          <w:bCs/>
+          <w:color w:val="333333"/>
+          <w:sz w:val="18"/>
+          <w:szCs w:val="18"/>
+        </w:rPr>
+      </w:pPr>
+      <w:r>
+        <w:rPr>
+          <w:rFonts w:ascii="Miriam Mono CLM" w:hAnsi="Miriam Mono CLM"/>
+          <w:b/>
+          <w:bCs/>
+          <w:color w:val="333333"/>
+          <w:sz w:val="18"/>
+          <w:szCs w:val="18"/>
+        </w:rPr>
+        <w:t>for (let chave in curriculo) {</w:t>
+      </w:r>
+    </w:p>
+    <w:p>
+      <w:pPr>
+        <w:pStyle w:val="BodyText"/>
+        <w:spacing w:lineRule="auto" w:line="240" w:before="0" w:after="0"/>
+        <w:rPr>
+          <w:rFonts w:ascii="Miriam Mono CLM" w:hAnsi="Miriam Mono CLM"/>
+          <w:b/>
+          <w:bCs/>
+          <w:color w:val="333333"/>
+          <w:sz w:val="18"/>
+          <w:szCs w:val="18"/>
+        </w:rPr>
+      </w:pPr>
+      <w:r>
+        <w:rPr>
+          <w:rFonts w:ascii="Miriam Mono CLM" w:hAnsi="Miriam Mono CLM"/>
+          <w:b/>
+          <w:bCs/>
+          <w:color w:val="333333"/>
+          <w:sz w:val="18"/>
+          <w:szCs w:val="18"/>
+        </w:rPr>
+        <w:t xml:space="preserve">    </w:t>
+      </w:r>
+      <w:r>
+        <w:rPr>
+          <w:rFonts w:ascii="Miriam Mono CLM" w:hAnsi="Miriam Mono CLM"/>
+          <w:b/>
+          <w:bCs/>
+          <w:color w:val="333333"/>
+          <w:sz w:val="18"/>
+          <w:szCs w:val="18"/>
+        </w:rPr>
+        <w:t>console.log(`${chave}: ${curriculo[chave]}`);</w:t>
+      </w:r>
+    </w:p>
+    <w:p>
+      <w:pPr>
+        <w:pStyle w:val="BodyText"/>
+        <w:spacing w:lineRule="auto" w:line="240" w:before="0" w:after="0"/>
+        <w:rPr>
+          <w:rFonts w:ascii="Miriam Mono CLM" w:hAnsi="Miriam Mono CLM"/>
+          <w:b/>
+          <w:bCs/>
+          <w:color w:val="333333"/>
+          <w:sz w:val="18"/>
+          <w:szCs w:val="18"/>
+        </w:rPr>
+      </w:pPr>
+      <w:r>
+        <w:rPr>
+          <w:rFonts w:ascii="Miriam Mono CLM" w:hAnsi="Miriam Mono CLM"/>
+          <w:b/>
+          <w:bCs/>
+          <w:color w:val="333333"/>
+          <w:sz w:val="18"/>
+          <w:szCs w:val="18"/>
+        </w:rPr>
+        <w:t>};</w:t>
+      </w:r>
+    </w:p>
+    <w:p>
+      <w:pPr>
+        <w:pStyle w:val="BodyText"/>
+        <w:spacing w:lineRule="auto" w:line="240" w:before="0" w:after="0"/>
+        <w:rPr>
+          <w:rFonts w:ascii="Miriam Mono CLM" w:hAnsi="Miriam Mono CLM"/>
+          <w:color w:val="333333"/>
+          <w:sz w:val="18"/>
+          <w:szCs w:val="18"/>
+        </w:rPr>
+      </w:pPr>
+      <w:r>
+        <w:rPr>
+          <w:rFonts w:ascii="Miriam Mono CLM" w:hAnsi="Miriam Mono CLM"/>
+          <w:color w:val="333333"/>
+          <w:sz w:val="18"/>
+          <w:szCs w:val="18"/>
+        </w:rPr>
+      </w:r>
+    </w:p>
+    <w:p>
+      <w:pPr>
+        <w:pStyle w:val="BodyText"/>
+        <w:spacing w:lineRule="auto" w:line="240" w:before="0" w:after="0"/>
+        <w:rPr>
+          <w:rFonts w:ascii="Miriam Mono CLM" w:hAnsi="Miriam Mono CLM"/>
+          <w:color w:val="333333"/>
+          <w:sz w:val="18"/>
+          <w:szCs w:val="18"/>
+        </w:rPr>
+      </w:pPr>
+      <w:r>
+        <w:rPr>
+          <w:rFonts w:ascii="Miriam Mono CLM" w:hAnsi="Miriam Mono CLM"/>
+          <w:color w:val="333333"/>
+          <w:sz w:val="18"/>
+          <w:szCs w:val="18"/>
+        </w:rPr>
+      </w:r>
+    </w:p>
+    <w:p>
+      <w:pPr>
+        <w:pStyle w:val="BodyText"/>
+        <w:spacing w:lineRule="auto" w:line="240" w:before="0" w:after="0"/>
+        <w:rPr>
+          <w:rFonts w:ascii="Miriam Mono CLM" w:hAnsi="Miriam Mono CLM"/>
+          <w:color w:val="333333"/>
+          <w:sz w:val="18"/>
+          <w:szCs w:val="18"/>
+        </w:rPr>
+      </w:pPr>
+      <w:r>
+        <w:rPr>
+          <w:rFonts w:ascii="Miriam Mono CLM" w:hAnsi="Miriam Mono CLM"/>
+          <w:color w:val="333333"/>
+          <w:sz w:val="18"/>
+          <w:szCs w:val="18"/>
+        </w:rPr>
+      </w:r>
+    </w:p>
+    <w:p>
+      <w:pPr>
+        <w:pStyle w:val="BodyText"/>
+        <w:spacing w:lineRule="auto" w:line="240" w:before="0" w:after="0"/>
+        <w:rPr>
+          <w:rFonts w:ascii="Miriam Mono CLM" w:hAnsi="Miriam Mono CLM"/>
+          <w:color w:val="333333"/>
+          <w:sz w:val="18"/>
+          <w:szCs w:val="18"/>
+        </w:rPr>
+      </w:pPr>
+      <w:r>
+        <w:rPr>
+          <w:rFonts w:ascii="Miriam Mono CLM" w:hAnsi="Miriam Mono CLM"/>
+          <w:color w:val="333333"/>
+          <w:sz w:val="18"/>
+          <w:szCs w:val="18"/>
+        </w:rPr>
+      </w:r>
+    </w:p>
+    <w:p>
+      <w:pPr>
+        <w:pStyle w:val="BodyText"/>
+        <w:spacing w:lineRule="auto" w:line="240" w:before="0" w:after="0"/>
+        <w:rPr>
+          <w:rFonts w:ascii="Miriam Mono CLM" w:hAnsi="Miriam Mono CLM"/>
+          <w:color w:val="333333"/>
+          <w:sz w:val="18"/>
+          <w:szCs w:val="18"/>
+        </w:rPr>
+      </w:pPr>
+      <w:r>
+        <w:rPr>
+          <w:rFonts w:ascii="Miriam Mono CLM" w:hAnsi="Miriam Mono CLM"/>
+          <w:color w:val="333333"/>
+          <w:sz w:val="18"/>
+          <w:szCs w:val="18"/>
+        </w:rPr>
+      </w:r>
+    </w:p>
+    <w:p>
+      <w:pPr>
+        <w:pStyle w:val="BodyText"/>
+        <w:spacing w:lineRule="auto" w:line="240" w:before="0" w:after="0"/>
+        <w:rPr>
+          <w:rFonts w:ascii="Miriam Mono CLM" w:hAnsi="Miriam Mono CLM"/>
+          <w:color w:val="333333"/>
+          <w:sz w:val="18"/>
+          <w:szCs w:val="18"/>
+        </w:rPr>
+      </w:pPr>
+      <w:r>
+        <w:rPr>
+          <w:rFonts w:ascii="Miriam Mono CLM" w:hAnsi="Miriam Mono CLM"/>
+          <w:color w:val="333333"/>
+          <w:sz w:val="18"/>
+          <w:szCs w:val="18"/>
+        </w:rPr>
+      </w:r>
+    </w:p>
+    <w:p>
+      <w:pPr>
+        <w:pStyle w:val="BodyText"/>
+        <w:spacing w:lineRule="auto" w:line="240" w:before="0" w:after="0"/>
+        <w:rPr>
+          <w:rFonts w:ascii="Miriam Mono CLM" w:hAnsi="Miriam Mono CLM"/>
+          <w:color w:val="333333"/>
+          <w:sz w:val="18"/>
+          <w:szCs w:val="18"/>
+        </w:rPr>
+      </w:pPr>
+      <w:r>
+        <w:rPr>
+          <w:rFonts w:ascii="Miriam Mono CLM" w:hAnsi="Miriam Mono CLM"/>
+          <w:color w:val="333333"/>
+          <w:sz w:val="18"/>
+          <w:szCs w:val="18"/>
+        </w:rPr>
+      </w:r>
+    </w:p>
+    <w:p>
+      <w:pPr>
+        <w:pStyle w:val="BodyText"/>
+        <w:spacing w:lineRule="auto" w:line="240" w:before="0" w:after="0"/>
+        <w:rPr>
+          <w:rFonts w:ascii="Miriam Mono CLM" w:hAnsi="Miriam Mono CLM"/>
+          <w:color w:val="333333"/>
+          <w:sz w:val="18"/>
+          <w:szCs w:val="18"/>
+        </w:rPr>
+      </w:pPr>
+      <w:r>
+        <w:rPr>
+          <w:rFonts w:ascii="Miriam Mono CLM" w:hAnsi="Miriam Mono CLM"/>
+          <w:color w:val="333333"/>
+          <w:sz w:val="18"/>
+          <w:szCs w:val="18"/>
+        </w:rPr>
+      </w:r>
+    </w:p>
+    <w:p>
+      <w:pPr>
+        <w:pStyle w:val="BodyText"/>
+        <w:spacing w:lineRule="auto" w:line="240" w:before="0" w:after="0"/>
+        <w:rPr>
+          <w:rFonts w:ascii="Miriam Mono CLM" w:hAnsi="Miriam Mono CLM"/>
+          <w:color w:val="333333"/>
+          <w:sz w:val="18"/>
+          <w:szCs w:val="18"/>
+        </w:rPr>
+      </w:pPr>
+      <w:r>
+        <w:rPr>
+          <w:rFonts w:ascii="Miriam Mono CLM" w:hAnsi="Miriam Mono CLM"/>
+          <w:color w:val="333333"/>
+          <w:sz w:val="18"/>
+          <w:szCs w:val="18"/>
+        </w:rPr>
+      </w:r>
+    </w:p>
+    <w:p>
+      <w:pPr>
+        <w:pStyle w:val="BodyText"/>
+        <w:spacing w:lineRule="auto" w:line="240" w:before="0" w:after="0"/>
+        <w:rPr>
+          <w:rFonts w:ascii="Miriam Mono CLM" w:hAnsi="Miriam Mono CLM"/>
+          <w:color w:val="333333"/>
+          <w:sz w:val="18"/>
+          <w:szCs w:val="18"/>
+        </w:rPr>
+      </w:pPr>
+      <w:r>
+        <w:rPr>
+          <w:rFonts w:ascii="Miriam Mono CLM" w:hAnsi="Miriam Mono CLM"/>
+          <w:color w:val="333333"/>
+          <w:sz w:val="18"/>
+          <w:szCs w:val="18"/>
+        </w:rPr>
+      </w:r>
+    </w:p>
+    <w:p>
+      <w:pPr>
+        <w:pStyle w:val="BodyText"/>
+        <w:spacing w:lineRule="auto" w:line="240" w:before="0" w:after="0"/>
+        <w:rPr>
+          <w:rFonts w:ascii="Miriam Mono CLM" w:hAnsi="Miriam Mono CLM"/>
+          <w:color w:val="333333"/>
+          <w:sz w:val="18"/>
+          <w:szCs w:val="18"/>
+        </w:rPr>
+      </w:pPr>
+      <w:r>
+        <w:rPr>
+          <w:rFonts w:ascii="Miriam Mono CLM" w:hAnsi="Miriam Mono CLM"/>
+          <w:color w:val="333333"/>
+          <w:sz w:val="18"/>
+          <w:szCs w:val="18"/>
+        </w:rPr>
+      </w:r>
+    </w:p>
+    <w:p>
+      <w:pPr>
+        <w:pStyle w:val="BodyText"/>
+        <w:spacing w:lineRule="auto" w:line="240" w:before="0" w:after="0"/>
+        <w:rPr>
+          <w:rFonts w:ascii="Miriam Mono CLM" w:hAnsi="Miriam Mono CLM"/>
+          <w:color w:val="333333"/>
+          <w:sz w:val="18"/>
+          <w:szCs w:val="18"/>
+        </w:rPr>
+      </w:pPr>
+      <w:r>
+        <w:rPr>
+          <w:rFonts w:ascii="Miriam Mono CLM" w:hAnsi="Miriam Mono CLM"/>
+          <w:color w:val="333333"/>
+          <w:sz w:val="18"/>
+          <w:szCs w:val="18"/>
+        </w:rPr>
+      </w:r>
+    </w:p>
+    <w:p>
+      <w:pPr>
+        <w:pStyle w:val="BodyText"/>
+        <w:spacing w:lineRule="auto" w:line="240" w:before="0" w:after="0"/>
+        <w:rPr>
+          <w:rFonts w:ascii="Miriam Mono CLM" w:hAnsi="Miriam Mono CLM"/>
+          <w:color w:val="333333"/>
+          <w:sz w:val="18"/>
+          <w:szCs w:val="18"/>
+        </w:rPr>
+      </w:pPr>
+      <w:r>
+        <w:rPr>
+          <w:rFonts w:ascii="Miriam Mono CLM" w:hAnsi="Miriam Mono CLM"/>
+          <w:color w:val="333333"/>
+          <w:sz w:val="18"/>
+          <w:szCs w:val="18"/>
+        </w:rPr>
+      </w:r>
+    </w:p>
+    <w:p>
+      <w:pPr>
+        <w:pStyle w:val="BodyText"/>
+        <w:spacing w:lineRule="auto" w:line="240" w:before="0" w:after="0"/>
+        <w:rPr>
+          <w:rFonts w:ascii="Miriam Mono CLM" w:hAnsi="Miriam Mono CLM"/>
+          <w:color w:val="333333"/>
+          <w:sz w:val="18"/>
+          <w:szCs w:val="18"/>
+        </w:rPr>
+      </w:pPr>
+      <w:r>
+        <w:rPr>
+          <w:rFonts w:ascii="Miriam Mono CLM" w:hAnsi="Miriam Mono CLM"/>
+          <w:color w:val="333333"/>
+          <w:sz w:val="18"/>
+          <w:szCs w:val="18"/>
+        </w:rPr>
+      </w:r>
+    </w:p>
+    <w:p>
+      <w:pPr>
+        <w:pStyle w:val="BodyText"/>
+        <w:spacing w:lineRule="auto" w:line="240" w:before="0" w:after="0"/>
+        <w:rPr>
+          <w:rFonts w:ascii="Miriam Mono CLM" w:hAnsi="Miriam Mono CLM"/>
+          <w:color w:val="333333"/>
+          <w:sz w:val="18"/>
+          <w:szCs w:val="18"/>
+        </w:rPr>
+      </w:pPr>
+      <w:r>
+        <w:rPr>
+          <w:rFonts w:ascii="Miriam Mono CLM" w:hAnsi="Miriam Mono CLM"/>
+          <w:color w:val="333333"/>
+          <w:sz w:val="18"/>
+          <w:szCs w:val="18"/>
+        </w:rPr>
+      </w:r>
+    </w:p>
+    <w:p>
+      <w:pPr>
+        <w:pStyle w:val="BodyText"/>
+        <w:spacing w:lineRule="auto" w:line="240" w:before="0" w:after="0"/>
+        <w:rPr>
+          <w:rFonts w:ascii="Miriam Mono CLM" w:hAnsi="Miriam Mono CLM"/>
+          <w:color w:val="333333"/>
+          <w:sz w:val="18"/>
+          <w:szCs w:val="18"/>
+        </w:rPr>
+      </w:pPr>
+      <w:r>
+        <w:rPr>
+          <w:rFonts w:ascii="Miriam Mono CLM" w:hAnsi="Miriam Mono CLM"/>
+          <w:color w:val="333333"/>
+          <w:sz w:val="18"/>
+          <w:szCs w:val="18"/>
+        </w:rPr>
+      </w:r>
+    </w:p>
+    <w:p>
+      <w:pPr>
+        <w:pStyle w:val="BodyText"/>
+        <w:spacing w:lineRule="auto" w:line="240" w:before="0" w:after="0"/>
+        <w:rPr>
+          <w:rFonts w:ascii="Miriam Mono CLM" w:hAnsi="Miriam Mono CLM"/>
+          <w:color w:val="333333"/>
+          <w:sz w:val="18"/>
+          <w:szCs w:val="18"/>
+        </w:rPr>
+      </w:pPr>
+      <w:r>
+        <w:rPr>
+          <w:rFonts w:ascii="Miriam Mono CLM" w:hAnsi="Miriam Mono CLM"/>
+          <w:color w:val="333333"/>
+          <w:sz w:val="18"/>
+          <w:szCs w:val="18"/>
+        </w:rPr>
+      </w:r>
+    </w:p>
+    <w:p>
+      <w:pPr>
+        <w:pStyle w:val="BodyText"/>
+        <w:spacing w:lineRule="auto" w:line="240" w:before="0" w:after="0"/>
+        <w:rPr>
+          <w:rFonts w:ascii="Miriam Mono CLM" w:hAnsi="Miriam Mono CLM"/>
+          <w:color w:val="333333"/>
+          <w:sz w:val="18"/>
+          <w:szCs w:val="18"/>
+        </w:rPr>
+      </w:pPr>
+      <w:r>
+        <w:rPr>
+          <w:rFonts w:ascii="Miriam Mono CLM" w:hAnsi="Miriam Mono CLM"/>
+          <w:color w:val="333333"/>
+          <w:sz w:val="18"/>
+          <w:szCs w:val="18"/>
+        </w:rPr>
+      </w:r>
+    </w:p>
+    <w:p>
+      <w:pPr>
+        <w:pStyle w:val="BodyText"/>
+        <w:spacing w:lineRule="auto" w:line="240" w:before="0" w:after="0"/>
+        <w:rPr>
+          <w:rFonts w:ascii="Miriam Mono CLM" w:hAnsi="Miriam Mono CLM"/>
+          <w:color w:val="333333"/>
+          <w:sz w:val="18"/>
+          <w:szCs w:val="18"/>
+        </w:rPr>
+      </w:pPr>
+      <w:r>
+        <w:rPr>
+          <w:rFonts w:ascii="Miriam Mono CLM" w:hAnsi="Miriam Mono CLM"/>
+          <w:color w:val="333333"/>
+          <w:sz w:val="18"/>
+          <w:szCs w:val="18"/>
+        </w:rPr>
       </w:r>
     </w:p>
     <w:p>
@@ -5674,18 +6631,1763 @@
         <w:spacing w:lineRule="auto" w:line="240" w:before="0" w:after="0"/>
         <w:rPr>
           <w:rFonts w:ascii="Miriam Mono CLM" w:hAnsi="Miriam Mono CLM"/>
-          <w:color w:val="333333"/>
-          <w:sz w:val="18"/>
-          <w:szCs w:val="18"/>
-        </w:rPr>
-      </w:pPr>
-      <w:r>
-        <w:rPr>
-          <w:rFonts w:ascii="Miriam Mono CLM" w:hAnsi="Miriam Mono CLM"/>
-          <w:color w:val="333333"/>
-          <w:sz w:val="18"/>
-          <w:szCs w:val="18"/>
-        </w:rPr>
+          <w:b/>
+          <w:bCs/>
+          <w:color w:val="333333"/>
+          <w:sz w:val="18"/>
+          <w:szCs w:val="18"/>
+        </w:rPr>
+      </w:pPr>
+      <w:r>
+        <w:rPr>
+          <w:rFonts w:ascii="Miriam Mono CLM" w:hAnsi="Miriam Mono CLM"/>
+          <w:b/>
+          <w:bCs/>
+          <w:color w:val="333333"/>
+          <w:sz w:val="18"/>
+          <w:szCs w:val="18"/>
+        </w:rPr>
+        <w:t>let curriculo = {</w:t>
+      </w:r>
+    </w:p>
+    <w:p>
+      <w:pPr>
+        <w:pStyle w:val="BodyText"/>
+        <w:spacing w:lineRule="auto" w:line="240" w:before="0" w:after="0"/>
+        <w:rPr>
+          <w:rFonts w:ascii="Miriam Mono CLM" w:hAnsi="Miriam Mono CLM"/>
+          <w:b/>
+          <w:bCs/>
+          <w:color w:val="333333"/>
+          <w:sz w:val="18"/>
+          <w:szCs w:val="18"/>
+        </w:rPr>
+      </w:pPr>
+      <w:r>
+        <w:rPr>
+          <w:rFonts w:ascii="Miriam Mono CLM" w:hAnsi="Miriam Mono CLM"/>
+          <w:b/>
+          <w:bCs/>
+          <w:color w:val="333333"/>
+          <w:sz w:val="18"/>
+          <w:szCs w:val="18"/>
+        </w:rPr>
+        <w:t xml:space="preserve">    </w:t>
+      </w:r>
+      <w:r>
+        <w:rPr>
+          <w:rFonts w:ascii="Miriam Mono CLM" w:hAnsi="Miriam Mono CLM"/>
+          <w:b/>
+          <w:bCs/>
+          <w:color w:val="333333"/>
+          <w:sz w:val="18"/>
+          <w:szCs w:val="18"/>
+        </w:rPr>
+        <w:t>nome: 'Moisés Viana Honorato',</w:t>
+      </w:r>
+    </w:p>
+    <w:p>
+      <w:pPr>
+        <w:pStyle w:val="BodyText"/>
+        <w:spacing w:lineRule="auto" w:line="240" w:before="0" w:after="0"/>
+        <w:rPr>
+          <w:rFonts w:ascii="Miriam Mono CLM" w:hAnsi="Miriam Mono CLM"/>
+          <w:b/>
+          <w:bCs/>
+          <w:color w:val="333333"/>
+          <w:sz w:val="18"/>
+          <w:szCs w:val="18"/>
+        </w:rPr>
+      </w:pPr>
+      <w:r>
+        <w:rPr>
+          <w:rFonts w:ascii="Miriam Mono CLM" w:hAnsi="Miriam Mono CLM"/>
+          <w:b/>
+          <w:bCs/>
+          <w:color w:val="333333"/>
+          <w:sz w:val="18"/>
+          <w:szCs w:val="18"/>
+        </w:rPr>
+        <w:t xml:space="preserve">    </w:t>
+      </w:r>
+      <w:r>
+        <w:rPr>
+          <w:rFonts w:ascii="Miriam Mono CLM" w:hAnsi="Miriam Mono CLM"/>
+          <w:b/>
+          <w:bCs/>
+          <w:color w:val="333333"/>
+          <w:sz w:val="18"/>
+          <w:szCs w:val="18"/>
+        </w:rPr>
+        <w:t>idade: 21,</w:t>
+      </w:r>
+    </w:p>
+    <w:p>
+      <w:pPr>
+        <w:pStyle w:val="BodyText"/>
+        <w:spacing w:lineRule="auto" w:line="240" w:before="0" w:after="0"/>
+        <w:rPr>
+          <w:rFonts w:ascii="Miriam Mono CLM" w:hAnsi="Miriam Mono CLM"/>
+          <w:b/>
+          <w:bCs/>
+          <w:color w:val="333333"/>
+          <w:sz w:val="18"/>
+          <w:szCs w:val="18"/>
+        </w:rPr>
+      </w:pPr>
+      <w:r>
+        <w:rPr>
+          <w:rFonts w:ascii="Miriam Mono CLM" w:hAnsi="Miriam Mono CLM"/>
+          <w:b/>
+          <w:bCs/>
+          <w:color w:val="333333"/>
+          <w:sz w:val="18"/>
+          <w:szCs w:val="18"/>
+        </w:rPr>
+        <w:t xml:space="preserve">    </w:t>
+      </w:r>
+      <w:r>
+        <w:rPr>
+          <w:rFonts w:ascii="Miriam Mono CLM" w:hAnsi="Miriam Mono CLM"/>
+          <w:b/>
+          <w:bCs/>
+          <w:color w:val="333333"/>
+          <w:sz w:val="18"/>
+          <w:szCs w:val="18"/>
+        </w:rPr>
+        <w:t>endereco: 'Rua das Flores, 123',</w:t>
+      </w:r>
+    </w:p>
+    <w:p>
+      <w:pPr>
+        <w:pStyle w:val="BodyText"/>
+        <w:spacing w:lineRule="auto" w:line="240" w:before="0" w:after="0"/>
+        <w:rPr>
+          <w:rFonts w:ascii="Miriam Mono CLM" w:hAnsi="Miriam Mono CLM"/>
+          <w:b/>
+          <w:bCs/>
+          <w:color w:val="333333"/>
+          <w:sz w:val="18"/>
+          <w:szCs w:val="18"/>
+        </w:rPr>
+      </w:pPr>
+      <w:r>
+        <w:rPr>
+          <w:rFonts w:ascii="Miriam Mono CLM" w:hAnsi="Miriam Mono CLM"/>
+          <w:b/>
+          <w:bCs/>
+          <w:color w:val="333333"/>
+          <w:sz w:val="18"/>
+          <w:szCs w:val="18"/>
+        </w:rPr>
+        <w:t xml:space="preserve">    </w:t>
+      </w:r>
+      <w:r>
+        <w:rPr>
+          <w:rFonts w:ascii="Miriam Mono CLM" w:hAnsi="Miriam Mono CLM"/>
+          <w:b/>
+          <w:bCs/>
+          <w:color w:val="333333"/>
+          <w:sz w:val="18"/>
+          <w:szCs w:val="18"/>
+        </w:rPr>
+        <w:t>telefone: '1293456789',</w:t>
+      </w:r>
+    </w:p>
+    <w:p>
+      <w:pPr>
+        <w:pStyle w:val="BodyText"/>
+        <w:spacing w:lineRule="auto" w:line="240" w:before="0" w:after="0"/>
+        <w:rPr>
+          <w:rFonts w:ascii="Miriam Mono CLM" w:hAnsi="Miriam Mono CLM"/>
+          <w:b/>
+          <w:bCs/>
+          <w:color w:val="333333"/>
+          <w:sz w:val="18"/>
+          <w:szCs w:val="18"/>
+        </w:rPr>
+      </w:pPr>
+      <w:r>
+        <w:rPr>
+          <w:rFonts w:ascii="Miriam Mono CLM" w:hAnsi="Miriam Mono CLM"/>
+          <w:b/>
+          <w:bCs/>
+          <w:color w:val="333333"/>
+          <w:sz w:val="18"/>
+          <w:szCs w:val="18"/>
+        </w:rPr>
+        <w:t xml:space="preserve">    </w:t>
+      </w:r>
+      <w:r>
+        <w:rPr>
+          <w:rFonts w:ascii="Miriam Mono CLM" w:hAnsi="Miriam Mono CLM"/>
+          <w:b/>
+          <w:bCs/>
+          <w:color w:val="333333"/>
+          <w:sz w:val="18"/>
+          <w:szCs w:val="18"/>
+        </w:rPr>
+        <w:t>email: 'moises@example.com',</w:t>
+      </w:r>
+    </w:p>
+    <w:p>
+      <w:pPr>
+        <w:pStyle w:val="BodyText"/>
+        <w:spacing w:lineRule="auto" w:line="240" w:before="0" w:after="0"/>
+        <w:rPr>
+          <w:rFonts w:ascii="Miriam Mono CLM" w:hAnsi="Miriam Mono CLM"/>
+          <w:b/>
+          <w:bCs/>
+          <w:color w:val="333333"/>
+          <w:sz w:val="18"/>
+          <w:szCs w:val="18"/>
+        </w:rPr>
+      </w:pPr>
+      <w:r>
+        <w:rPr>
+          <w:rFonts w:ascii="Miriam Mono CLM" w:hAnsi="Miriam Mono CLM"/>
+          <w:b/>
+          <w:bCs/>
+          <w:color w:val="333333"/>
+          <w:sz w:val="18"/>
+          <w:szCs w:val="18"/>
+        </w:rPr>
+        <w:t xml:space="preserve">    </w:t>
+      </w:r>
+      <w:r>
+        <w:rPr>
+          <w:rFonts w:ascii="Miriam Mono CLM" w:hAnsi="Miriam Mono CLM"/>
+          <w:b/>
+          <w:bCs/>
+          <w:color w:val="333333"/>
+          <w:sz w:val="18"/>
+          <w:szCs w:val="18"/>
+        </w:rPr>
+        <w:t>experiencia: ['Atendimento ao Cliente', 'Desenvolvedor Back-End'],</w:t>
+      </w:r>
+    </w:p>
+    <w:p>
+      <w:pPr>
+        <w:pStyle w:val="BodyText"/>
+        <w:spacing w:lineRule="auto" w:line="240" w:before="0" w:after="0"/>
+        <w:rPr>
+          <w:rFonts w:ascii="Miriam Mono CLM" w:hAnsi="Miriam Mono CLM"/>
+          <w:b/>
+          <w:bCs/>
+          <w:color w:val="333333"/>
+          <w:sz w:val="18"/>
+          <w:szCs w:val="18"/>
+        </w:rPr>
+      </w:pPr>
+      <w:r>
+        <w:rPr>
+          <w:rFonts w:ascii="Miriam Mono CLM" w:hAnsi="Miriam Mono CLM"/>
+          <w:b/>
+          <w:bCs/>
+          <w:color w:val="333333"/>
+          <w:sz w:val="18"/>
+          <w:szCs w:val="18"/>
+        </w:rPr>
+        <w:t xml:space="preserve">    </w:t>
+      </w:r>
+      <w:r>
+        <w:rPr>
+          <w:rFonts w:ascii="Miriam Mono CLM" w:hAnsi="Miriam Mono CLM"/>
+          <w:b/>
+          <w:bCs/>
+          <w:color w:val="333333"/>
+          <w:sz w:val="18"/>
+          <w:szCs w:val="18"/>
+        </w:rPr>
+        <w:t>formacao: ['Ensino Superior', 'CSP Analise e Desenvolvimento de Sistemas'],</w:t>
+      </w:r>
+    </w:p>
+    <w:p>
+      <w:pPr>
+        <w:pStyle w:val="BodyText"/>
+        <w:spacing w:lineRule="auto" w:line="240" w:before="0" w:after="0"/>
+        <w:rPr>
+          <w:rFonts w:ascii="Miriam Mono CLM" w:hAnsi="Miriam Mono CLM"/>
+          <w:b/>
+          <w:bCs/>
+          <w:color w:val="333333"/>
+          <w:sz w:val="18"/>
+          <w:szCs w:val="18"/>
+        </w:rPr>
+      </w:pPr>
+      <w:r>
+        <w:rPr>
+          <w:rFonts w:ascii="Miriam Mono CLM" w:hAnsi="Miriam Mono CLM"/>
+          <w:b/>
+          <w:bCs/>
+          <w:color w:val="333333"/>
+          <w:sz w:val="18"/>
+          <w:szCs w:val="18"/>
+        </w:rPr>
+        <w:t xml:space="preserve">    </w:t>
+      </w:r>
+      <w:r>
+        <w:rPr>
+          <w:rFonts w:ascii="Miriam Mono CLM" w:hAnsi="Miriam Mono CLM"/>
+          <w:b/>
+          <w:bCs/>
+          <w:color w:val="333333"/>
+          <w:sz w:val="18"/>
+          <w:szCs w:val="18"/>
+        </w:rPr>
+        <w:t>habilidades: ['JavaScript', 'Node.js', 'Banco de Dados'],</w:t>
+      </w:r>
+    </w:p>
+    <w:p>
+      <w:pPr>
+        <w:pStyle w:val="BodyText"/>
+        <w:spacing w:lineRule="auto" w:line="240" w:before="0" w:after="0"/>
+        <w:rPr>
+          <w:rFonts w:ascii="Miriam Mono CLM" w:hAnsi="Miriam Mono CLM"/>
+          <w:b/>
+          <w:bCs/>
+          <w:color w:val="333333"/>
+          <w:sz w:val="18"/>
+          <w:szCs w:val="18"/>
+        </w:rPr>
+      </w:pPr>
+      <w:r>
+        <w:rPr>
+          <w:rFonts w:ascii="Miriam Mono CLM" w:hAnsi="Miriam Mono CLM"/>
+          <w:b/>
+          <w:bCs/>
+          <w:color w:val="333333"/>
+          <w:sz w:val="18"/>
+          <w:szCs w:val="18"/>
+        </w:rPr>
+        <w:t>};</w:t>
+      </w:r>
+    </w:p>
+    <w:p>
+      <w:pPr>
+        <w:pStyle w:val="BodyText"/>
+        <w:spacing w:lineRule="auto" w:line="240" w:before="0" w:after="0"/>
+        <w:rPr>
+          <w:rFonts w:ascii="Miriam Mono CLM" w:hAnsi="Miriam Mono CLM"/>
+          <w:b/>
+          <w:bCs/>
+          <w:color w:val="333333"/>
+          <w:sz w:val="18"/>
+          <w:szCs w:val="18"/>
+        </w:rPr>
+      </w:pPr>
+      <w:r>
+        <w:rPr>
+          <w:rFonts w:ascii="Miriam Mono CLM" w:hAnsi="Miriam Mono CLM"/>
+          <w:b/>
+          <w:bCs/>
+          <w:color w:val="333333"/>
+          <w:sz w:val="18"/>
+          <w:szCs w:val="18"/>
+        </w:rPr>
+        <w:t>let validação = true;</w:t>
+      </w:r>
+    </w:p>
+    <w:p>
+      <w:pPr>
+        <w:pStyle w:val="BodyText"/>
+        <w:spacing w:lineRule="auto" w:line="240" w:before="0" w:after="0"/>
+        <w:rPr>
+          <w:rFonts w:ascii="Miriam Mono CLM" w:hAnsi="Miriam Mono CLM"/>
+          <w:b/>
+          <w:bCs/>
+          <w:color w:val="333333"/>
+          <w:sz w:val="18"/>
+          <w:szCs w:val="18"/>
+        </w:rPr>
+      </w:pPr>
+      <w:r>
+        <w:rPr>
+          <w:rFonts w:ascii="Miriam Mono CLM" w:hAnsi="Miriam Mono CLM"/>
+          <w:b/>
+          <w:bCs/>
+          <w:color w:val="333333"/>
+          <w:sz w:val="18"/>
+          <w:szCs w:val="18"/>
+        </w:rPr>
+        <w:t>if (!curriculo.nome) {</w:t>
+      </w:r>
+    </w:p>
+    <w:p>
+      <w:pPr>
+        <w:pStyle w:val="BodyText"/>
+        <w:spacing w:lineRule="auto" w:line="240" w:before="0" w:after="0"/>
+        <w:rPr>
+          <w:rFonts w:ascii="Miriam Mono CLM" w:hAnsi="Miriam Mono CLM"/>
+          <w:b/>
+          <w:bCs/>
+          <w:color w:val="333333"/>
+          <w:sz w:val="18"/>
+          <w:szCs w:val="18"/>
+        </w:rPr>
+      </w:pPr>
+      <w:r>
+        <w:rPr>
+          <w:rFonts w:ascii="Miriam Mono CLM" w:hAnsi="Miriam Mono CLM"/>
+          <w:b/>
+          <w:bCs/>
+          <w:color w:val="333333"/>
+          <w:sz w:val="18"/>
+          <w:szCs w:val="18"/>
+        </w:rPr>
+        <w:t xml:space="preserve">    </w:t>
+      </w:r>
+      <w:r>
+        <w:rPr>
+          <w:rFonts w:ascii="Miriam Mono CLM" w:hAnsi="Miriam Mono CLM"/>
+          <w:b/>
+          <w:bCs/>
+          <w:color w:val="333333"/>
+          <w:sz w:val="18"/>
+          <w:szCs w:val="18"/>
+        </w:rPr>
+        <w:t>console.log("Nome não informado, por favor, preencha o campo nome.");</w:t>
+      </w:r>
+    </w:p>
+    <w:p>
+      <w:pPr>
+        <w:pStyle w:val="BodyText"/>
+        <w:spacing w:lineRule="auto" w:line="240" w:before="0" w:after="0"/>
+        <w:rPr>
+          <w:rFonts w:ascii="Miriam Mono CLM" w:hAnsi="Miriam Mono CLM"/>
+          <w:b/>
+          <w:bCs/>
+          <w:color w:val="333333"/>
+          <w:sz w:val="18"/>
+          <w:szCs w:val="18"/>
+        </w:rPr>
+      </w:pPr>
+      <w:r>
+        <w:rPr>
+          <w:rFonts w:ascii="Miriam Mono CLM" w:hAnsi="Miriam Mono CLM"/>
+          <w:b/>
+          <w:bCs/>
+          <w:color w:val="333333"/>
+          <w:sz w:val="18"/>
+          <w:szCs w:val="18"/>
+        </w:rPr>
+        <w:t xml:space="preserve">    </w:t>
+      </w:r>
+      <w:r>
+        <w:rPr>
+          <w:rFonts w:ascii="Miriam Mono CLM" w:hAnsi="Miriam Mono CLM"/>
+          <w:b/>
+          <w:bCs/>
+          <w:color w:val="333333"/>
+          <w:sz w:val="18"/>
+          <w:szCs w:val="18"/>
+        </w:rPr>
+        <w:t>validação = false;</w:t>
+      </w:r>
+    </w:p>
+    <w:p>
+      <w:pPr>
+        <w:pStyle w:val="BodyText"/>
+        <w:spacing w:lineRule="auto" w:line="240" w:before="0" w:after="0"/>
+        <w:rPr>
+          <w:rFonts w:ascii="Miriam Mono CLM" w:hAnsi="Miriam Mono CLM"/>
+          <w:b/>
+          <w:bCs/>
+          <w:color w:val="333333"/>
+          <w:sz w:val="18"/>
+          <w:szCs w:val="18"/>
+        </w:rPr>
+      </w:pPr>
+      <w:r>
+        <w:rPr>
+          <w:rFonts w:ascii="Miriam Mono CLM" w:hAnsi="Miriam Mono CLM"/>
+          <w:b/>
+          <w:bCs/>
+          <w:color w:val="333333"/>
+          <w:sz w:val="18"/>
+          <w:szCs w:val="18"/>
+        </w:rPr>
+        <w:t>};</w:t>
+      </w:r>
+    </w:p>
+    <w:p>
+      <w:pPr>
+        <w:pStyle w:val="BodyText"/>
+        <w:spacing w:lineRule="auto" w:line="240" w:before="0" w:after="0"/>
+        <w:rPr>
+          <w:rFonts w:ascii="Miriam Mono CLM" w:hAnsi="Miriam Mono CLM"/>
+          <w:b/>
+          <w:bCs/>
+          <w:color w:val="333333"/>
+          <w:sz w:val="18"/>
+          <w:szCs w:val="18"/>
+        </w:rPr>
+      </w:pPr>
+      <w:r>
+        <w:rPr>
+          <w:rFonts w:ascii="Miriam Mono CLM" w:hAnsi="Miriam Mono CLM"/>
+          <w:b/>
+          <w:bCs/>
+          <w:color w:val="333333"/>
+          <w:sz w:val="18"/>
+          <w:szCs w:val="18"/>
+        </w:rPr>
+        <w:t>if (curriculo.idade &lt;= 0 || !curriculo.idade) {</w:t>
+      </w:r>
+    </w:p>
+    <w:p>
+      <w:pPr>
+        <w:pStyle w:val="BodyText"/>
+        <w:spacing w:lineRule="auto" w:line="240" w:before="0" w:after="0"/>
+        <w:rPr>
+          <w:rFonts w:ascii="Miriam Mono CLM" w:hAnsi="Miriam Mono CLM"/>
+          <w:b/>
+          <w:bCs/>
+          <w:color w:val="333333"/>
+          <w:sz w:val="18"/>
+          <w:szCs w:val="18"/>
+        </w:rPr>
+      </w:pPr>
+      <w:r>
+        <w:rPr>
+          <w:rFonts w:ascii="Miriam Mono CLM" w:hAnsi="Miriam Mono CLM"/>
+          <w:b/>
+          <w:bCs/>
+          <w:color w:val="333333"/>
+          <w:sz w:val="18"/>
+          <w:szCs w:val="18"/>
+        </w:rPr>
+        <w:t xml:space="preserve">    </w:t>
+      </w:r>
+      <w:r>
+        <w:rPr>
+          <w:rFonts w:ascii="Miriam Mono CLM" w:hAnsi="Miriam Mono CLM"/>
+          <w:b/>
+          <w:bCs/>
+          <w:color w:val="333333"/>
+          <w:sz w:val="18"/>
+          <w:szCs w:val="18"/>
+        </w:rPr>
+        <w:t>console.log("Idade inválida, por favor, preencha o campo idade corretamente.");</w:t>
+      </w:r>
+    </w:p>
+    <w:p>
+      <w:pPr>
+        <w:pStyle w:val="BodyText"/>
+        <w:spacing w:lineRule="auto" w:line="240" w:before="0" w:after="0"/>
+        <w:rPr>
+          <w:rFonts w:ascii="Miriam Mono CLM" w:hAnsi="Miriam Mono CLM"/>
+          <w:b/>
+          <w:bCs/>
+          <w:color w:val="333333"/>
+          <w:sz w:val="18"/>
+          <w:szCs w:val="18"/>
+        </w:rPr>
+      </w:pPr>
+      <w:r>
+        <w:rPr>
+          <w:rFonts w:ascii="Miriam Mono CLM" w:hAnsi="Miriam Mono CLM"/>
+          <w:b/>
+          <w:bCs/>
+          <w:color w:val="333333"/>
+          <w:sz w:val="18"/>
+          <w:szCs w:val="18"/>
+        </w:rPr>
+        <w:t xml:space="preserve">    </w:t>
+      </w:r>
+      <w:r>
+        <w:rPr>
+          <w:rFonts w:ascii="Miriam Mono CLM" w:hAnsi="Miriam Mono CLM"/>
+          <w:b/>
+          <w:bCs/>
+          <w:color w:val="333333"/>
+          <w:sz w:val="18"/>
+          <w:szCs w:val="18"/>
+        </w:rPr>
+        <w:t>validação = false;</w:t>
+      </w:r>
+    </w:p>
+    <w:p>
+      <w:pPr>
+        <w:pStyle w:val="BodyText"/>
+        <w:spacing w:lineRule="auto" w:line="240" w:before="0" w:after="0"/>
+        <w:rPr>
+          <w:rFonts w:ascii="Miriam Mono CLM" w:hAnsi="Miriam Mono CLM"/>
+          <w:b/>
+          <w:bCs/>
+          <w:color w:val="333333"/>
+          <w:sz w:val="18"/>
+          <w:szCs w:val="18"/>
+        </w:rPr>
+      </w:pPr>
+      <w:r>
+        <w:rPr>
+          <w:rFonts w:ascii="Miriam Mono CLM" w:hAnsi="Miriam Mono CLM"/>
+          <w:b/>
+          <w:bCs/>
+          <w:color w:val="333333"/>
+          <w:sz w:val="18"/>
+          <w:szCs w:val="18"/>
+        </w:rPr>
+        <w:t>};</w:t>
+      </w:r>
+    </w:p>
+    <w:p>
+      <w:pPr>
+        <w:pStyle w:val="BodyText"/>
+        <w:spacing w:lineRule="auto" w:line="240" w:before="0" w:after="0"/>
+        <w:rPr>
+          <w:rFonts w:ascii="Miriam Mono CLM" w:hAnsi="Miriam Mono CLM"/>
+          <w:b/>
+          <w:bCs/>
+          <w:color w:val="333333"/>
+          <w:sz w:val="18"/>
+          <w:szCs w:val="18"/>
+        </w:rPr>
+      </w:pPr>
+      <w:r>
+        <w:rPr>
+          <w:rFonts w:ascii="Miriam Mono CLM" w:hAnsi="Miriam Mono CLM"/>
+          <w:b/>
+          <w:bCs/>
+          <w:color w:val="333333"/>
+          <w:sz w:val="18"/>
+          <w:szCs w:val="18"/>
+        </w:rPr>
+        <w:t>if (curriculo.email.indexOf('@') === -1 || !curriculo.email) {</w:t>
+      </w:r>
+    </w:p>
+    <w:p>
+      <w:pPr>
+        <w:pStyle w:val="BodyText"/>
+        <w:spacing w:lineRule="auto" w:line="240" w:before="0" w:after="0"/>
+        <w:rPr>
+          <w:rFonts w:ascii="Miriam Mono CLM" w:hAnsi="Miriam Mono CLM"/>
+          <w:b/>
+          <w:bCs/>
+          <w:color w:val="333333"/>
+          <w:sz w:val="18"/>
+          <w:szCs w:val="18"/>
+        </w:rPr>
+      </w:pPr>
+      <w:r>
+        <w:rPr>
+          <w:rFonts w:ascii="Miriam Mono CLM" w:hAnsi="Miriam Mono CLM"/>
+          <w:b/>
+          <w:bCs/>
+          <w:color w:val="333333"/>
+          <w:sz w:val="18"/>
+          <w:szCs w:val="18"/>
+        </w:rPr>
+        <w:t xml:space="preserve">    </w:t>
+      </w:r>
+      <w:r>
+        <w:rPr>
+          <w:rFonts w:ascii="Miriam Mono CLM" w:hAnsi="Miriam Mono CLM"/>
+          <w:b/>
+          <w:bCs/>
+          <w:color w:val="333333"/>
+          <w:sz w:val="18"/>
+          <w:szCs w:val="18"/>
+        </w:rPr>
+        <w:t>console.log("Email inválido, por favor, preencha o campo email corretamente.");</w:t>
+      </w:r>
+    </w:p>
+    <w:p>
+      <w:pPr>
+        <w:pStyle w:val="BodyText"/>
+        <w:spacing w:lineRule="auto" w:line="240" w:before="0" w:after="0"/>
+        <w:rPr>
+          <w:rFonts w:ascii="Miriam Mono CLM" w:hAnsi="Miriam Mono CLM"/>
+          <w:b/>
+          <w:bCs/>
+          <w:color w:val="333333"/>
+          <w:sz w:val="18"/>
+          <w:szCs w:val="18"/>
+        </w:rPr>
+      </w:pPr>
+      <w:r>
+        <w:rPr>
+          <w:rFonts w:ascii="Miriam Mono CLM" w:hAnsi="Miriam Mono CLM"/>
+          <w:b/>
+          <w:bCs/>
+          <w:color w:val="333333"/>
+          <w:sz w:val="18"/>
+          <w:szCs w:val="18"/>
+        </w:rPr>
+        <w:t xml:space="preserve">    </w:t>
+      </w:r>
+      <w:r>
+        <w:rPr>
+          <w:rFonts w:ascii="Miriam Mono CLM" w:hAnsi="Miriam Mono CLM"/>
+          <w:b/>
+          <w:bCs/>
+          <w:color w:val="333333"/>
+          <w:sz w:val="18"/>
+          <w:szCs w:val="18"/>
+        </w:rPr>
+        <w:t>validação = false;</w:t>
+      </w:r>
+    </w:p>
+    <w:p>
+      <w:pPr>
+        <w:pStyle w:val="BodyText"/>
+        <w:spacing w:lineRule="auto" w:line="240" w:before="0" w:after="0"/>
+        <w:rPr>
+          <w:rFonts w:ascii="Miriam Mono CLM" w:hAnsi="Miriam Mono CLM"/>
+          <w:b/>
+          <w:bCs/>
+          <w:color w:val="333333"/>
+          <w:sz w:val="18"/>
+          <w:szCs w:val="18"/>
+        </w:rPr>
+      </w:pPr>
+      <w:r>
+        <w:rPr>
+          <w:rFonts w:ascii="Miriam Mono CLM" w:hAnsi="Miriam Mono CLM"/>
+          <w:b/>
+          <w:bCs/>
+          <w:color w:val="333333"/>
+          <w:sz w:val="18"/>
+          <w:szCs w:val="18"/>
+        </w:rPr>
+        <w:t>};</w:t>
+      </w:r>
+    </w:p>
+    <w:p>
+      <w:pPr>
+        <w:pStyle w:val="BodyText"/>
+        <w:spacing w:lineRule="auto" w:line="240" w:before="0" w:after="0"/>
+        <w:rPr>
+          <w:rFonts w:ascii="Miriam Mono CLM" w:hAnsi="Miriam Mono CLM"/>
+          <w:b/>
+          <w:bCs/>
+          <w:color w:val="333333"/>
+          <w:sz w:val="18"/>
+          <w:szCs w:val="18"/>
+        </w:rPr>
+      </w:pPr>
+      <w:r>
+        <w:rPr>
+          <w:rFonts w:ascii="Miriam Mono CLM" w:hAnsi="Miriam Mono CLM"/>
+          <w:b/>
+          <w:bCs/>
+          <w:color w:val="333333"/>
+          <w:sz w:val="18"/>
+          <w:szCs w:val="18"/>
+        </w:rPr>
+        <w:t>if (curriculo.telefone.length &lt; 10 || curriculo.telefone.length &gt; 11 || !curriculo.telefone) {</w:t>
+      </w:r>
+    </w:p>
+    <w:p>
+      <w:pPr>
+        <w:pStyle w:val="BodyText"/>
+        <w:spacing w:lineRule="auto" w:line="240" w:before="0" w:after="0"/>
+        <w:rPr>
+          <w:rFonts w:ascii="Miriam Mono CLM" w:hAnsi="Miriam Mono CLM"/>
+          <w:b/>
+          <w:bCs/>
+          <w:color w:val="333333"/>
+          <w:sz w:val="18"/>
+          <w:szCs w:val="18"/>
+        </w:rPr>
+      </w:pPr>
+      <w:r>
+        <w:rPr>
+          <w:rFonts w:ascii="Miriam Mono CLM" w:hAnsi="Miriam Mono CLM"/>
+          <w:b/>
+          <w:bCs/>
+          <w:color w:val="333333"/>
+          <w:sz w:val="18"/>
+          <w:szCs w:val="18"/>
+        </w:rPr>
+        <w:t xml:space="preserve">    </w:t>
+      </w:r>
+      <w:r>
+        <w:rPr>
+          <w:rFonts w:ascii="Miriam Mono CLM" w:hAnsi="Miriam Mono CLM"/>
+          <w:b/>
+          <w:bCs/>
+          <w:color w:val="333333"/>
+          <w:sz w:val="18"/>
+          <w:szCs w:val="18"/>
+        </w:rPr>
+        <w:t>console.log("Telefone inválido, por favor, preencha o campo telefone corretamente.");</w:t>
+      </w:r>
+    </w:p>
+    <w:p>
+      <w:pPr>
+        <w:pStyle w:val="BodyText"/>
+        <w:spacing w:lineRule="auto" w:line="240" w:before="0" w:after="0"/>
+        <w:rPr>
+          <w:rFonts w:ascii="Miriam Mono CLM" w:hAnsi="Miriam Mono CLM"/>
+          <w:b/>
+          <w:bCs/>
+          <w:color w:val="333333"/>
+          <w:sz w:val="18"/>
+          <w:szCs w:val="18"/>
+        </w:rPr>
+      </w:pPr>
+      <w:r>
+        <w:rPr>
+          <w:rFonts w:ascii="Miriam Mono CLM" w:hAnsi="Miriam Mono CLM"/>
+          <w:b/>
+          <w:bCs/>
+          <w:color w:val="333333"/>
+          <w:sz w:val="18"/>
+          <w:szCs w:val="18"/>
+        </w:rPr>
+        <w:t xml:space="preserve">    </w:t>
+      </w:r>
+      <w:r>
+        <w:rPr>
+          <w:rFonts w:ascii="Miriam Mono CLM" w:hAnsi="Miriam Mono CLM"/>
+          <w:b/>
+          <w:bCs/>
+          <w:color w:val="333333"/>
+          <w:sz w:val="18"/>
+          <w:szCs w:val="18"/>
+        </w:rPr>
+        <w:t>validação = false;</w:t>
+      </w:r>
+    </w:p>
+    <w:p>
+      <w:pPr>
+        <w:pStyle w:val="BodyText"/>
+        <w:spacing w:lineRule="auto" w:line="240" w:before="0" w:after="0"/>
+        <w:rPr>
+          <w:rFonts w:ascii="Miriam Mono CLM" w:hAnsi="Miriam Mono CLM"/>
+          <w:b/>
+          <w:bCs/>
+          <w:color w:val="333333"/>
+          <w:sz w:val="18"/>
+          <w:szCs w:val="18"/>
+        </w:rPr>
+      </w:pPr>
+      <w:r>
+        <w:rPr>
+          <w:rFonts w:ascii="Miriam Mono CLM" w:hAnsi="Miriam Mono CLM"/>
+          <w:b/>
+          <w:bCs/>
+          <w:color w:val="333333"/>
+          <w:sz w:val="18"/>
+          <w:szCs w:val="18"/>
+        </w:rPr>
+        <w:t>};</w:t>
+      </w:r>
+    </w:p>
+    <w:p>
+      <w:pPr>
+        <w:pStyle w:val="BodyText"/>
+        <w:spacing w:lineRule="auto" w:line="240" w:before="0" w:after="0"/>
+        <w:rPr>
+          <w:rFonts w:ascii="Miriam Mono CLM" w:hAnsi="Miriam Mono CLM"/>
+          <w:b/>
+          <w:bCs/>
+          <w:color w:val="333333"/>
+          <w:sz w:val="18"/>
+          <w:szCs w:val="18"/>
+        </w:rPr>
+      </w:pPr>
+      <w:r>
+        <w:rPr>
+          <w:rFonts w:ascii="Miriam Mono CLM" w:hAnsi="Miriam Mono CLM"/>
+          <w:b/>
+          <w:bCs/>
+          <w:color w:val="333333"/>
+          <w:sz w:val="18"/>
+          <w:szCs w:val="18"/>
+        </w:rPr>
+        <w:t>if (validação) {</w:t>
+      </w:r>
+    </w:p>
+    <w:p>
+      <w:pPr>
+        <w:pStyle w:val="BodyText"/>
+        <w:spacing w:lineRule="auto" w:line="240" w:before="0" w:after="0"/>
+        <w:rPr>
+          <w:rFonts w:ascii="Miriam Mono CLM" w:hAnsi="Miriam Mono CLM"/>
+          <w:b/>
+          <w:bCs/>
+          <w:color w:val="333333"/>
+          <w:sz w:val="18"/>
+          <w:szCs w:val="18"/>
+        </w:rPr>
+      </w:pPr>
+      <w:r>
+        <w:rPr>
+          <w:rFonts w:ascii="Miriam Mono CLM" w:hAnsi="Miriam Mono CLM"/>
+          <w:b/>
+          <w:bCs/>
+          <w:color w:val="333333"/>
+          <w:sz w:val="18"/>
+          <w:szCs w:val="18"/>
+        </w:rPr>
+        <w:t xml:space="preserve">    </w:t>
+      </w:r>
+      <w:r>
+        <w:rPr>
+          <w:rFonts w:ascii="Miriam Mono CLM" w:hAnsi="Miriam Mono CLM"/>
+          <w:b/>
+          <w:bCs/>
+          <w:color w:val="333333"/>
+          <w:sz w:val="18"/>
+          <w:szCs w:val="18"/>
+        </w:rPr>
+        <w:t>console.log(`-----------------------------------`);</w:t>
+      </w:r>
+    </w:p>
+    <w:p>
+      <w:pPr>
+        <w:pStyle w:val="BodyText"/>
+        <w:spacing w:lineRule="auto" w:line="240" w:before="0" w:after="0"/>
+        <w:rPr>
+          <w:rFonts w:ascii="Miriam Mono CLM" w:hAnsi="Miriam Mono CLM"/>
+          <w:b/>
+          <w:bCs/>
+          <w:color w:val="333333"/>
+          <w:sz w:val="18"/>
+          <w:szCs w:val="18"/>
+        </w:rPr>
+      </w:pPr>
+      <w:r>
+        <w:rPr>
+          <w:rFonts w:ascii="Miriam Mono CLM" w:hAnsi="Miriam Mono CLM"/>
+          <w:b/>
+          <w:bCs/>
+          <w:color w:val="333333"/>
+          <w:sz w:val="18"/>
+          <w:szCs w:val="18"/>
+        </w:rPr>
+        <w:t xml:space="preserve">    </w:t>
+      </w:r>
+      <w:r>
+        <w:rPr>
+          <w:rFonts w:ascii="Miriam Mono CLM" w:hAnsi="Miriam Mono CLM"/>
+          <w:b/>
+          <w:bCs/>
+          <w:color w:val="333333"/>
+          <w:sz w:val="18"/>
+          <w:szCs w:val="18"/>
+        </w:rPr>
+        <w:t>console.log(`             Currículo             `);</w:t>
+      </w:r>
+    </w:p>
+    <w:p>
+      <w:pPr>
+        <w:pStyle w:val="BodyText"/>
+        <w:spacing w:lineRule="auto" w:line="240" w:before="0" w:after="0"/>
+        <w:rPr>
+          <w:rFonts w:ascii="Miriam Mono CLM" w:hAnsi="Miriam Mono CLM"/>
+          <w:b/>
+          <w:bCs/>
+          <w:color w:val="333333"/>
+          <w:sz w:val="18"/>
+          <w:szCs w:val="18"/>
+        </w:rPr>
+      </w:pPr>
+      <w:r>
+        <w:rPr>
+          <w:rFonts w:ascii="Miriam Mono CLM" w:hAnsi="Miriam Mono CLM"/>
+          <w:b/>
+          <w:bCs/>
+          <w:color w:val="333333"/>
+          <w:sz w:val="18"/>
+          <w:szCs w:val="18"/>
+        </w:rPr>
+        <w:t xml:space="preserve">    </w:t>
+      </w:r>
+      <w:r>
+        <w:rPr>
+          <w:rFonts w:ascii="Miriam Mono CLM" w:hAnsi="Miriam Mono CLM"/>
+          <w:b/>
+          <w:bCs/>
+          <w:color w:val="333333"/>
+          <w:sz w:val="18"/>
+          <w:szCs w:val="18"/>
+        </w:rPr>
+        <w:t>console.log(`-----------------------------------`);</w:t>
+      </w:r>
+    </w:p>
+    <w:p>
+      <w:pPr>
+        <w:pStyle w:val="BodyText"/>
+        <w:spacing w:lineRule="auto" w:line="240" w:before="0" w:after="0"/>
+        <w:rPr>
+          <w:rFonts w:ascii="Miriam Mono CLM" w:hAnsi="Miriam Mono CLM"/>
+          <w:b/>
+          <w:bCs/>
+          <w:color w:val="333333"/>
+          <w:sz w:val="18"/>
+          <w:szCs w:val="18"/>
+        </w:rPr>
+      </w:pPr>
+      <w:r>
+        <w:rPr>
+          <w:rFonts w:ascii="Miriam Mono CLM" w:hAnsi="Miriam Mono CLM"/>
+          <w:b/>
+          <w:bCs/>
+          <w:color w:val="333333"/>
+          <w:sz w:val="18"/>
+          <w:szCs w:val="18"/>
+        </w:rPr>
+        <w:t xml:space="preserve">    </w:t>
+      </w:r>
+      <w:r>
+        <w:rPr>
+          <w:rFonts w:ascii="Miriam Mono CLM" w:hAnsi="Miriam Mono CLM"/>
+          <w:b/>
+          <w:bCs/>
+          <w:color w:val="333333"/>
+          <w:sz w:val="18"/>
+          <w:szCs w:val="18"/>
+        </w:rPr>
+        <w:t>console.log(`Nome: ${curriculo.nome}`);</w:t>
+      </w:r>
+    </w:p>
+    <w:p>
+      <w:pPr>
+        <w:pStyle w:val="BodyText"/>
+        <w:spacing w:lineRule="auto" w:line="240" w:before="0" w:after="0"/>
+        <w:rPr>
+          <w:rFonts w:ascii="Miriam Mono CLM" w:hAnsi="Miriam Mono CLM"/>
+          <w:b/>
+          <w:bCs/>
+          <w:color w:val="333333"/>
+          <w:sz w:val="18"/>
+          <w:szCs w:val="18"/>
+        </w:rPr>
+      </w:pPr>
+      <w:r>
+        <w:rPr>
+          <w:rFonts w:ascii="Miriam Mono CLM" w:hAnsi="Miriam Mono CLM"/>
+          <w:b/>
+          <w:bCs/>
+          <w:color w:val="333333"/>
+          <w:sz w:val="18"/>
+          <w:szCs w:val="18"/>
+        </w:rPr>
+        <w:t xml:space="preserve">    </w:t>
+      </w:r>
+      <w:r>
+        <w:rPr>
+          <w:rFonts w:ascii="Miriam Mono CLM" w:hAnsi="Miriam Mono CLM"/>
+          <w:b/>
+          <w:bCs/>
+          <w:color w:val="333333"/>
+          <w:sz w:val="18"/>
+          <w:szCs w:val="18"/>
+        </w:rPr>
+        <w:t>console.log(`Idade: ${curriculo.idade}`);</w:t>
+      </w:r>
+    </w:p>
+    <w:p>
+      <w:pPr>
+        <w:pStyle w:val="BodyText"/>
+        <w:spacing w:lineRule="auto" w:line="240" w:before="0" w:after="0"/>
+        <w:rPr>
+          <w:rFonts w:ascii="Miriam Mono CLM" w:hAnsi="Miriam Mono CLM"/>
+          <w:b/>
+          <w:bCs/>
+          <w:color w:val="333333"/>
+          <w:sz w:val="18"/>
+          <w:szCs w:val="18"/>
+        </w:rPr>
+      </w:pPr>
+      <w:r>
+        <w:rPr>
+          <w:rFonts w:ascii="Miriam Mono CLM" w:hAnsi="Miriam Mono CLM"/>
+          <w:b/>
+          <w:bCs/>
+          <w:color w:val="333333"/>
+          <w:sz w:val="18"/>
+          <w:szCs w:val="18"/>
+        </w:rPr>
+        <w:t xml:space="preserve">    </w:t>
+      </w:r>
+      <w:r>
+        <w:rPr>
+          <w:rFonts w:ascii="Miriam Mono CLM" w:hAnsi="Miriam Mono CLM"/>
+          <w:b/>
+          <w:bCs/>
+          <w:color w:val="333333"/>
+          <w:sz w:val="18"/>
+          <w:szCs w:val="18"/>
+        </w:rPr>
+        <w:t>console.log('');</w:t>
+      </w:r>
+    </w:p>
+    <w:p>
+      <w:pPr>
+        <w:pStyle w:val="BodyText"/>
+        <w:spacing w:lineRule="auto" w:line="240" w:before="0" w:after="0"/>
+        <w:rPr>
+          <w:rFonts w:ascii="Miriam Mono CLM" w:hAnsi="Miriam Mono CLM"/>
+          <w:b/>
+          <w:bCs/>
+          <w:color w:val="333333"/>
+          <w:sz w:val="18"/>
+          <w:szCs w:val="18"/>
+        </w:rPr>
+      </w:pPr>
+      <w:r>
+        <w:rPr>
+          <w:rFonts w:ascii="Miriam Mono CLM" w:hAnsi="Miriam Mono CLM"/>
+          <w:b/>
+          <w:bCs/>
+          <w:color w:val="333333"/>
+          <w:sz w:val="18"/>
+          <w:szCs w:val="18"/>
+        </w:rPr>
+        <w:t xml:space="preserve">    </w:t>
+      </w:r>
+      <w:r>
+        <w:rPr>
+          <w:rFonts w:ascii="Miriam Mono CLM" w:hAnsi="Miriam Mono CLM"/>
+          <w:b/>
+          <w:bCs/>
+          <w:color w:val="333333"/>
+          <w:sz w:val="18"/>
+          <w:szCs w:val="18"/>
+        </w:rPr>
+        <w:t>console.log(`Telefone: ${curriculo.telefone}`);</w:t>
+      </w:r>
+    </w:p>
+    <w:p>
+      <w:pPr>
+        <w:pStyle w:val="BodyText"/>
+        <w:spacing w:lineRule="auto" w:line="240" w:before="0" w:after="0"/>
+        <w:rPr>
+          <w:rFonts w:ascii="Miriam Mono CLM" w:hAnsi="Miriam Mono CLM"/>
+          <w:b/>
+          <w:bCs/>
+          <w:color w:val="333333"/>
+          <w:sz w:val="18"/>
+          <w:szCs w:val="18"/>
+        </w:rPr>
+      </w:pPr>
+      <w:r>
+        <w:rPr>
+          <w:rFonts w:ascii="Miriam Mono CLM" w:hAnsi="Miriam Mono CLM"/>
+          <w:b/>
+          <w:bCs/>
+          <w:color w:val="333333"/>
+          <w:sz w:val="18"/>
+          <w:szCs w:val="18"/>
+        </w:rPr>
+        <w:t xml:space="preserve">    </w:t>
+      </w:r>
+      <w:r>
+        <w:rPr>
+          <w:rFonts w:ascii="Miriam Mono CLM" w:hAnsi="Miriam Mono CLM"/>
+          <w:b/>
+          <w:bCs/>
+          <w:color w:val="333333"/>
+          <w:sz w:val="18"/>
+          <w:szCs w:val="18"/>
+        </w:rPr>
+        <w:t>console.log(`Email: ${curriculo.email}`);</w:t>
+      </w:r>
+    </w:p>
+    <w:p>
+      <w:pPr>
+        <w:pStyle w:val="BodyText"/>
+        <w:spacing w:lineRule="auto" w:line="240" w:before="0" w:after="0"/>
+        <w:rPr>
+          <w:rFonts w:ascii="Miriam Mono CLM" w:hAnsi="Miriam Mono CLM"/>
+          <w:b/>
+          <w:bCs/>
+          <w:color w:val="333333"/>
+          <w:sz w:val="18"/>
+          <w:szCs w:val="18"/>
+        </w:rPr>
+      </w:pPr>
+      <w:r>
+        <w:rPr>
+          <w:rFonts w:ascii="Miriam Mono CLM" w:hAnsi="Miriam Mono CLM"/>
+          <w:b/>
+          <w:bCs/>
+          <w:color w:val="333333"/>
+          <w:sz w:val="18"/>
+          <w:szCs w:val="18"/>
+        </w:rPr>
+        <w:t xml:space="preserve">    </w:t>
+      </w:r>
+      <w:r>
+        <w:rPr>
+          <w:rFonts w:ascii="Miriam Mono CLM" w:hAnsi="Miriam Mono CLM"/>
+          <w:b/>
+          <w:bCs/>
+          <w:color w:val="333333"/>
+          <w:sz w:val="18"/>
+          <w:szCs w:val="18"/>
+        </w:rPr>
+        <w:t>console.log(`Endereço: ${curriculo.endereco}`);</w:t>
+      </w:r>
+    </w:p>
+    <w:p>
+      <w:pPr>
+        <w:pStyle w:val="BodyText"/>
+        <w:spacing w:lineRule="auto" w:line="240" w:before="0" w:after="0"/>
+        <w:rPr>
+          <w:rFonts w:ascii="Miriam Mono CLM" w:hAnsi="Miriam Mono CLM"/>
+          <w:b/>
+          <w:bCs/>
+          <w:color w:val="333333"/>
+          <w:sz w:val="18"/>
+          <w:szCs w:val="18"/>
+        </w:rPr>
+      </w:pPr>
+      <w:r>
+        <w:rPr>
+          <w:rFonts w:ascii="Miriam Mono CLM" w:hAnsi="Miriam Mono CLM"/>
+          <w:b/>
+          <w:bCs/>
+          <w:color w:val="333333"/>
+          <w:sz w:val="18"/>
+          <w:szCs w:val="18"/>
+        </w:rPr>
+        <w:t xml:space="preserve">    </w:t>
+      </w:r>
+      <w:r>
+        <w:rPr>
+          <w:rFonts w:ascii="Miriam Mono CLM" w:hAnsi="Miriam Mono CLM"/>
+          <w:b/>
+          <w:bCs/>
+          <w:color w:val="333333"/>
+          <w:sz w:val="18"/>
+          <w:szCs w:val="18"/>
+        </w:rPr>
+        <w:t>console.log('');</w:t>
+      </w:r>
+    </w:p>
+    <w:p>
+      <w:pPr>
+        <w:pStyle w:val="BodyText"/>
+        <w:spacing w:lineRule="auto" w:line="240" w:before="0" w:after="0"/>
+        <w:rPr>
+          <w:rFonts w:ascii="Miriam Mono CLM" w:hAnsi="Miriam Mono CLM"/>
+          <w:b/>
+          <w:bCs/>
+          <w:color w:val="333333"/>
+          <w:sz w:val="18"/>
+          <w:szCs w:val="18"/>
+        </w:rPr>
+      </w:pPr>
+      <w:r>
+        <w:rPr>
+          <w:rFonts w:ascii="Miriam Mono CLM" w:hAnsi="Miriam Mono CLM"/>
+          <w:b/>
+          <w:bCs/>
+          <w:color w:val="333333"/>
+          <w:sz w:val="18"/>
+          <w:szCs w:val="18"/>
+        </w:rPr>
+        <w:t xml:space="preserve">    </w:t>
+      </w:r>
+      <w:r>
+        <w:rPr>
+          <w:rFonts w:ascii="Miriam Mono CLM" w:hAnsi="Miriam Mono CLM"/>
+          <w:b/>
+          <w:bCs/>
+          <w:color w:val="333333"/>
+          <w:sz w:val="18"/>
+          <w:szCs w:val="18"/>
+        </w:rPr>
+        <w:t>console.log('Experiências:');</w:t>
+      </w:r>
+    </w:p>
+    <w:p>
+      <w:pPr>
+        <w:pStyle w:val="BodyText"/>
+        <w:spacing w:lineRule="auto" w:line="240" w:before="0" w:after="0"/>
+        <w:rPr>
+          <w:rFonts w:ascii="Miriam Mono CLM" w:hAnsi="Miriam Mono CLM"/>
+          <w:b/>
+          <w:bCs/>
+          <w:color w:val="333333"/>
+          <w:sz w:val="18"/>
+          <w:szCs w:val="18"/>
+        </w:rPr>
+      </w:pPr>
+      <w:r>
+        <w:rPr>
+          <w:rFonts w:ascii="Miriam Mono CLM" w:hAnsi="Miriam Mono CLM"/>
+          <w:b/>
+          <w:bCs/>
+          <w:color w:val="333333"/>
+          <w:sz w:val="18"/>
+          <w:szCs w:val="18"/>
+        </w:rPr>
+        <w:t xml:space="preserve">    </w:t>
+      </w:r>
+      <w:r>
+        <w:rPr>
+          <w:rFonts w:ascii="Miriam Mono CLM" w:hAnsi="Miriam Mono CLM"/>
+          <w:b/>
+          <w:bCs/>
+          <w:color w:val="333333"/>
+          <w:sz w:val="18"/>
+          <w:szCs w:val="18"/>
+        </w:rPr>
+        <w:t>for (let exp of curriculo.experiencia) {</w:t>
+      </w:r>
+    </w:p>
+    <w:p>
+      <w:pPr>
+        <w:pStyle w:val="BodyText"/>
+        <w:spacing w:lineRule="auto" w:line="240" w:before="0" w:after="0"/>
+        <w:rPr>
+          <w:rFonts w:ascii="Miriam Mono CLM" w:hAnsi="Miriam Mono CLM"/>
+          <w:b/>
+          <w:bCs/>
+          <w:color w:val="333333"/>
+          <w:sz w:val="18"/>
+          <w:szCs w:val="18"/>
+        </w:rPr>
+      </w:pPr>
+      <w:r>
+        <w:rPr>
+          <w:rFonts w:ascii="Miriam Mono CLM" w:hAnsi="Miriam Mono CLM"/>
+          <w:b/>
+          <w:bCs/>
+          <w:color w:val="333333"/>
+          <w:sz w:val="18"/>
+          <w:szCs w:val="18"/>
+        </w:rPr>
+        <w:t xml:space="preserve">        </w:t>
+      </w:r>
+      <w:r>
+        <w:rPr>
+          <w:rFonts w:ascii="Miriam Mono CLM" w:hAnsi="Miriam Mono CLM"/>
+          <w:b/>
+          <w:bCs/>
+          <w:color w:val="333333"/>
+          <w:sz w:val="18"/>
+          <w:szCs w:val="18"/>
+        </w:rPr>
+        <w:t>console.log(` - ${exp}`);</w:t>
+      </w:r>
+    </w:p>
+    <w:p>
+      <w:pPr>
+        <w:pStyle w:val="BodyText"/>
+        <w:spacing w:lineRule="auto" w:line="240" w:before="0" w:after="0"/>
+        <w:rPr>
+          <w:rFonts w:ascii="Miriam Mono CLM" w:hAnsi="Miriam Mono CLM"/>
+          <w:b/>
+          <w:bCs/>
+          <w:color w:val="333333"/>
+          <w:sz w:val="18"/>
+          <w:szCs w:val="18"/>
+        </w:rPr>
+      </w:pPr>
+      <w:r>
+        <w:rPr>
+          <w:rFonts w:ascii="Miriam Mono CLM" w:hAnsi="Miriam Mono CLM"/>
+          <w:b/>
+          <w:bCs/>
+          <w:color w:val="333333"/>
+          <w:sz w:val="18"/>
+          <w:szCs w:val="18"/>
+        </w:rPr>
+        <w:t xml:space="preserve">    </w:t>
+      </w:r>
+      <w:r>
+        <w:rPr>
+          <w:rFonts w:ascii="Miriam Mono CLM" w:hAnsi="Miriam Mono CLM"/>
+          <w:b/>
+          <w:bCs/>
+          <w:color w:val="333333"/>
+          <w:sz w:val="18"/>
+          <w:szCs w:val="18"/>
+        </w:rPr>
+        <w:t>};</w:t>
+      </w:r>
+    </w:p>
+    <w:p>
+      <w:pPr>
+        <w:pStyle w:val="BodyText"/>
+        <w:spacing w:lineRule="auto" w:line="240" w:before="0" w:after="0"/>
+        <w:rPr>
+          <w:rFonts w:ascii="Miriam Mono CLM" w:hAnsi="Miriam Mono CLM"/>
+          <w:b/>
+          <w:bCs/>
+          <w:color w:val="333333"/>
+          <w:sz w:val="18"/>
+          <w:szCs w:val="18"/>
+        </w:rPr>
+      </w:pPr>
+      <w:r>
+        <w:rPr>
+          <w:rFonts w:ascii="Miriam Mono CLM" w:hAnsi="Miriam Mono CLM"/>
+          <w:b/>
+          <w:bCs/>
+          <w:color w:val="333333"/>
+          <w:sz w:val="18"/>
+          <w:szCs w:val="18"/>
+        </w:rPr>
+        <w:t xml:space="preserve">    </w:t>
+      </w:r>
+      <w:r>
+        <w:rPr>
+          <w:rFonts w:ascii="Miriam Mono CLM" w:hAnsi="Miriam Mono CLM"/>
+          <w:b/>
+          <w:bCs/>
+          <w:color w:val="333333"/>
+          <w:sz w:val="18"/>
+          <w:szCs w:val="18"/>
+        </w:rPr>
+        <w:t>console.log('');</w:t>
+      </w:r>
+    </w:p>
+    <w:p>
+      <w:pPr>
+        <w:pStyle w:val="BodyText"/>
+        <w:spacing w:lineRule="auto" w:line="240" w:before="0" w:after="0"/>
+        <w:rPr>
+          <w:rFonts w:ascii="Miriam Mono CLM" w:hAnsi="Miriam Mono CLM"/>
+          <w:b/>
+          <w:bCs/>
+          <w:color w:val="333333"/>
+          <w:sz w:val="18"/>
+          <w:szCs w:val="18"/>
+        </w:rPr>
+      </w:pPr>
+      <w:r>
+        <w:rPr>
+          <w:rFonts w:ascii="Miriam Mono CLM" w:hAnsi="Miriam Mono CLM"/>
+          <w:b/>
+          <w:bCs/>
+          <w:color w:val="333333"/>
+          <w:sz w:val="18"/>
+          <w:szCs w:val="18"/>
+        </w:rPr>
+        <w:t xml:space="preserve">    </w:t>
+      </w:r>
+      <w:r>
+        <w:rPr>
+          <w:rFonts w:ascii="Miriam Mono CLM" w:hAnsi="Miriam Mono CLM"/>
+          <w:b/>
+          <w:bCs/>
+          <w:color w:val="333333"/>
+          <w:sz w:val="18"/>
+          <w:szCs w:val="18"/>
+        </w:rPr>
+        <w:t>console.log('Formações:');</w:t>
+      </w:r>
+    </w:p>
+    <w:p>
+      <w:pPr>
+        <w:pStyle w:val="BodyText"/>
+        <w:spacing w:lineRule="auto" w:line="240" w:before="0" w:after="0"/>
+        <w:rPr>
+          <w:rFonts w:ascii="Miriam Mono CLM" w:hAnsi="Miriam Mono CLM"/>
+          <w:b/>
+          <w:bCs/>
+          <w:color w:val="333333"/>
+          <w:sz w:val="18"/>
+          <w:szCs w:val="18"/>
+        </w:rPr>
+      </w:pPr>
+      <w:r>
+        <w:rPr>
+          <w:rFonts w:ascii="Miriam Mono CLM" w:hAnsi="Miriam Mono CLM"/>
+          <w:b/>
+          <w:bCs/>
+          <w:color w:val="333333"/>
+          <w:sz w:val="18"/>
+          <w:szCs w:val="18"/>
+        </w:rPr>
+        <w:t xml:space="preserve">    </w:t>
+      </w:r>
+      <w:r>
+        <w:rPr>
+          <w:rFonts w:ascii="Miriam Mono CLM" w:hAnsi="Miriam Mono CLM"/>
+          <w:b/>
+          <w:bCs/>
+          <w:color w:val="333333"/>
+          <w:sz w:val="18"/>
+          <w:szCs w:val="18"/>
+        </w:rPr>
+        <w:t>for (let form of curriculo.formacao) {</w:t>
+      </w:r>
+    </w:p>
+    <w:p>
+      <w:pPr>
+        <w:pStyle w:val="BodyText"/>
+        <w:spacing w:lineRule="auto" w:line="240" w:before="0" w:after="0"/>
+        <w:rPr>
+          <w:rFonts w:ascii="Miriam Mono CLM" w:hAnsi="Miriam Mono CLM"/>
+          <w:b/>
+          <w:bCs/>
+          <w:color w:val="333333"/>
+          <w:sz w:val="18"/>
+          <w:szCs w:val="18"/>
+        </w:rPr>
+      </w:pPr>
+      <w:r>
+        <w:rPr>
+          <w:rFonts w:ascii="Miriam Mono CLM" w:hAnsi="Miriam Mono CLM"/>
+          <w:b/>
+          <w:bCs/>
+          <w:color w:val="333333"/>
+          <w:sz w:val="18"/>
+          <w:szCs w:val="18"/>
+        </w:rPr>
+        <w:t xml:space="preserve">        </w:t>
+      </w:r>
+      <w:r>
+        <w:rPr>
+          <w:rFonts w:ascii="Miriam Mono CLM" w:hAnsi="Miriam Mono CLM"/>
+          <w:b/>
+          <w:bCs/>
+          <w:color w:val="333333"/>
+          <w:sz w:val="18"/>
+          <w:szCs w:val="18"/>
+        </w:rPr>
+        <w:t>console.log(` - ${form}`);</w:t>
+      </w:r>
+    </w:p>
+    <w:p>
+      <w:pPr>
+        <w:pStyle w:val="BodyText"/>
+        <w:spacing w:lineRule="auto" w:line="240" w:before="0" w:after="0"/>
+        <w:rPr>
+          <w:rFonts w:ascii="Miriam Mono CLM" w:hAnsi="Miriam Mono CLM"/>
+          <w:b/>
+          <w:bCs/>
+          <w:color w:val="333333"/>
+          <w:sz w:val="18"/>
+          <w:szCs w:val="18"/>
+        </w:rPr>
+      </w:pPr>
+      <w:r>
+        <w:rPr>
+          <w:rFonts w:ascii="Miriam Mono CLM" w:hAnsi="Miriam Mono CLM"/>
+          <w:b/>
+          <w:bCs/>
+          <w:color w:val="333333"/>
+          <w:sz w:val="18"/>
+          <w:szCs w:val="18"/>
+        </w:rPr>
+        <w:t xml:space="preserve">    </w:t>
+      </w:r>
+      <w:r>
+        <w:rPr>
+          <w:rFonts w:ascii="Miriam Mono CLM" w:hAnsi="Miriam Mono CLM"/>
+          <w:b/>
+          <w:bCs/>
+          <w:color w:val="333333"/>
+          <w:sz w:val="18"/>
+          <w:szCs w:val="18"/>
+        </w:rPr>
+        <w:t>};</w:t>
+      </w:r>
+    </w:p>
+    <w:p>
+      <w:pPr>
+        <w:pStyle w:val="BodyText"/>
+        <w:spacing w:lineRule="auto" w:line="240" w:before="0" w:after="0"/>
+        <w:rPr>
+          <w:rFonts w:ascii="Miriam Mono CLM" w:hAnsi="Miriam Mono CLM"/>
+          <w:b/>
+          <w:bCs/>
+          <w:color w:val="333333"/>
+          <w:sz w:val="18"/>
+          <w:szCs w:val="18"/>
+        </w:rPr>
+      </w:pPr>
+      <w:r>
+        <w:rPr>
+          <w:rFonts w:ascii="Miriam Mono CLM" w:hAnsi="Miriam Mono CLM"/>
+          <w:b/>
+          <w:bCs/>
+          <w:color w:val="333333"/>
+          <w:sz w:val="18"/>
+          <w:szCs w:val="18"/>
+        </w:rPr>
+        <w:t xml:space="preserve">    </w:t>
+      </w:r>
+      <w:r>
+        <w:rPr>
+          <w:rFonts w:ascii="Miriam Mono CLM" w:hAnsi="Miriam Mono CLM"/>
+          <w:b/>
+          <w:bCs/>
+          <w:color w:val="333333"/>
+          <w:sz w:val="18"/>
+          <w:szCs w:val="18"/>
+        </w:rPr>
+        <w:t>console.log('');</w:t>
+      </w:r>
+    </w:p>
+    <w:p>
+      <w:pPr>
+        <w:pStyle w:val="BodyText"/>
+        <w:spacing w:lineRule="auto" w:line="240" w:before="0" w:after="0"/>
+        <w:rPr>
+          <w:rFonts w:ascii="Miriam Mono CLM" w:hAnsi="Miriam Mono CLM"/>
+          <w:b/>
+          <w:bCs/>
+          <w:color w:val="333333"/>
+          <w:sz w:val="18"/>
+          <w:szCs w:val="18"/>
+        </w:rPr>
+      </w:pPr>
+      <w:r>
+        <w:rPr>
+          <w:rFonts w:ascii="Miriam Mono CLM" w:hAnsi="Miriam Mono CLM"/>
+          <w:b/>
+          <w:bCs/>
+          <w:color w:val="333333"/>
+          <w:sz w:val="18"/>
+          <w:szCs w:val="18"/>
+        </w:rPr>
+        <w:t xml:space="preserve">    </w:t>
+      </w:r>
+      <w:r>
+        <w:rPr>
+          <w:rFonts w:ascii="Miriam Mono CLM" w:hAnsi="Miriam Mono CLM"/>
+          <w:b/>
+          <w:bCs/>
+          <w:color w:val="333333"/>
+          <w:sz w:val="18"/>
+          <w:szCs w:val="18"/>
+        </w:rPr>
+        <w:t>console.log('Habilidades:');</w:t>
+      </w:r>
+    </w:p>
+    <w:p>
+      <w:pPr>
+        <w:pStyle w:val="BodyText"/>
+        <w:spacing w:lineRule="auto" w:line="240" w:before="0" w:after="0"/>
+        <w:rPr>
+          <w:rFonts w:ascii="Miriam Mono CLM" w:hAnsi="Miriam Mono CLM"/>
+          <w:b/>
+          <w:bCs/>
+          <w:color w:val="333333"/>
+          <w:sz w:val="18"/>
+          <w:szCs w:val="18"/>
+        </w:rPr>
+      </w:pPr>
+      <w:r>
+        <w:rPr>
+          <w:rFonts w:ascii="Miriam Mono CLM" w:hAnsi="Miriam Mono CLM"/>
+          <w:b/>
+          <w:bCs/>
+          <w:color w:val="333333"/>
+          <w:sz w:val="18"/>
+          <w:szCs w:val="18"/>
+        </w:rPr>
+        <w:t xml:space="preserve">    </w:t>
+      </w:r>
+      <w:r>
+        <w:rPr>
+          <w:rFonts w:ascii="Miriam Mono CLM" w:hAnsi="Miriam Mono CLM"/>
+          <w:b/>
+          <w:bCs/>
+          <w:color w:val="333333"/>
+          <w:sz w:val="18"/>
+          <w:szCs w:val="18"/>
+        </w:rPr>
+        <w:t>for (let hab of curriculo.habilidades) {</w:t>
+      </w:r>
+    </w:p>
+    <w:p>
+      <w:pPr>
+        <w:pStyle w:val="BodyText"/>
+        <w:spacing w:lineRule="auto" w:line="240" w:before="0" w:after="0"/>
+        <w:rPr>
+          <w:rFonts w:ascii="Miriam Mono CLM" w:hAnsi="Miriam Mono CLM"/>
+          <w:b/>
+          <w:bCs/>
+          <w:color w:val="333333"/>
+          <w:sz w:val="18"/>
+          <w:szCs w:val="18"/>
+        </w:rPr>
+      </w:pPr>
+      <w:r>
+        <w:rPr>
+          <w:rFonts w:ascii="Miriam Mono CLM" w:hAnsi="Miriam Mono CLM"/>
+          <w:b/>
+          <w:bCs/>
+          <w:color w:val="333333"/>
+          <w:sz w:val="18"/>
+          <w:szCs w:val="18"/>
+        </w:rPr>
+        <w:t xml:space="preserve">        </w:t>
+      </w:r>
+      <w:r>
+        <w:rPr>
+          <w:rFonts w:ascii="Miriam Mono CLM" w:hAnsi="Miriam Mono CLM"/>
+          <w:b/>
+          <w:bCs/>
+          <w:color w:val="333333"/>
+          <w:sz w:val="18"/>
+          <w:szCs w:val="18"/>
+        </w:rPr>
+        <w:t>console.log(` - ${hab}`);</w:t>
+      </w:r>
+    </w:p>
+    <w:p>
+      <w:pPr>
+        <w:pStyle w:val="BodyText"/>
+        <w:spacing w:lineRule="auto" w:line="240" w:before="0" w:after="0"/>
+        <w:rPr>
+          <w:rFonts w:ascii="Miriam Mono CLM" w:hAnsi="Miriam Mono CLM"/>
+          <w:b/>
+          <w:bCs/>
+          <w:color w:val="333333"/>
+          <w:sz w:val="18"/>
+          <w:szCs w:val="18"/>
+        </w:rPr>
+      </w:pPr>
+      <w:r>
+        <w:rPr>
+          <w:rFonts w:ascii="Miriam Mono CLM" w:hAnsi="Miriam Mono CLM"/>
+          <w:b/>
+          <w:bCs/>
+          <w:color w:val="333333"/>
+          <w:sz w:val="18"/>
+          <w:szCs w:val="18"/>
+        </w:rPr>
+        <w:t xml:space="preserve">    </w:t>
+      </w:r>
+      <w:r>
+        <w:rPr>
+          <w:rFonts w:ascii="Miriam Mono CLM" w:hAnsi="Miriam Mono CLM"/>
+          <w:b/>
+          <w:bCs/>
+          <w:color w:val="333333"/>
+          <w:sz w:val="18"/>
+          <w:szCs w:val="18"/>
+        </w:rPr>
+        <w:t>};</w:t>
+      </w:r>
+    </w:p>
+    <w:p>
+      <w:pPr>
+        <w:pStyle w:val="BodyText"/>
+        <w:spacing w:lineRule="auto" w:line="240" w:before="0" w:after="0"/>
+        <w:rPr>
+          <w:rFonts w:ascii="Miriam Mono CLM" w:hAnsi="Miriam Mono CLM"/>
+          <w:b/>
+          <w:bCs/>
+          <w:color w:val="333333"/>
+          <w:sz w:val="18"/>
+          <w:szCs w:val="18"/>
+        </w:rPr>
+      </w:pPr>
+      <w:r>
+        <w:rPr>
+          <w:rFonts w:ascii="Miriam Mono CLM" w:hAnsi="Miriam Mono CLM"/>
+          <w:b/>
+          <w:bCs/>
+          <w:color w:val="333333"/>
+          <w:sz w:val="18"/>
+          <w:szCs w:val="18"/>
+        </w:rPr>
+        <w:t>};</w:t>
       </w:r>
     </w:p>
     <w:p>
@@ -5808,7 +8510,7 @@
       </w:r>
       <w:r>
         <w:rPr>
-          <w:rStyle w:val="Cdigo-fonteuser"/>
+          <w:rStyle w:val="Cdigo-fonte"/>
           <w:rFonts w:ascii="Segoe UI Black" w:hAnsi="Segoe UI Black"/>
           <w:color w:val="666666"/>
           <w:sz w:val="18"/>
@@ -5827,7 +8529,7 @@
       </w:r>
       <w:r>
         <w:rPr>
-          <w:rStyle w:val="Cdigo-fonteuser"/>
+          <w:rStyle w:val="Cdigo-fonte"/>
           <w:rFonts w:ascii="Segoe UI Black" w:hAnsi="Segoe UI Black"/>
           <w:color w:val="666666"/>
           <w:sz w:val="18"/>
@@ -5846,7 +8548,7 @@
       </w:r>
       <w:r>
         <w:rPr>
-          <w:rStyle w:val="Cdigo-fonteuser"/>
+          <w:rStyle w:val="Cdigo-fonte"/>
           <w:rFonts w:ascii="Segoe UI Black" w:hAnsi="Segoe UI Black"/>
           <w:color w:val="666666"/>
           <w:sz w:val="18"/>
@@ -5883,7 +8585,25 @@
           <w:sz w:val="18"/>
           <w:szCs w:val="18"/>
         </w:rPr>
-        <w:t>Responda:</w:t>
+        <w:t xml:space="preserve">Responda: </w:t>
+      </w:r>
+      <w:r>
+        <w:rPr>
+          <w:rFonts w:ascii="Segoe UI Semibold" w:hAnsi="Segoe UI Semibold"/>
+          <w:color w:val="333333"/>
+          <w:sz w:val="18"/>
+          <w:szCs w:val="18"/>
+        </w:rPr>
+        <w:t xml:space="preserve">while antes de executar suas instruções testa a condição, enquanto do while primeiro realiza suas instruções e depois testa a condição, </w:t>
+      </w:r>
+      <w:r>
+        <w:rPr>
+          <w:rFonts w:ascii="Segoe UI Semibold" w:hAnsi="Segoe UI Semibold"/>
+          <w:color w:val="333333"/>
+          <w:sz w:val="18"/>
+          <w:szCs w:val="18"/>
+        </w:rPr>
+        <w:t>for é semelhante a while mas sua diferença está em sua sintaxe que permite inicializar uma variável de controle, sua condição, e incrementação da variável, isso dá a for uma vantagem em clareza de código se comparado com while.</w:t>
       </w:r>
     </w:p>
     <w:p>
@@ -5930,7 +8650,7 @@
       </w:r>
       <w:r>
         <w:rPr>
-          <w:rStyle w:val="Cdigo-fonteuser"/>
+          <w:rStyle w:val="Cdigo-fonte"/>
           <w:rFonts w:ascii="Segoe UI Black" w:hAnsi="Segoe UI Black"/>
           <w:color w:val="666666"/>
           <w:sz w:val="18"/>
@@ -5967,7 +8687,16 @@
           <w:sz w:val="18"/>
           <w:szCs w:val="18"/>
         </w:rPr>
-        <w:t>Responda:</w:t>
+        <w:t xml:space="preserve">Responda: </w:t>
+      </w:r>
+      <w:r>
+        <w:rPr>
+          <w:rFonts w:ascii="Segoe UI Semibold" w:hAnsi="Segoe UI Semibold"/>
+          <w:color w:val="333333"/>
+          <w:sz w:val="18"/>
+          <w:szCs w:val="18"/>
+        </w:rPr>
+        <w:t>Quando precisamos percorrer um objeto iterável para obter seus valores.</w:t>
       </w:r>
     </w:p>
     <w:p>
@@ -6014,7 +8743,7 @@
       </w:r>
       <w:r>
         <w:rPr>
-          <w:rStyle w:val="Cdigo-fonteuser"/>
+          <w:rStyle w:val="Cdigo-fonte"/>
           <w:rFonts w:ascii="Segoe UI Black" w:hAnsi="Segoe UI Black"/>
           <w:color w:val="666666"/>
           <w:sz w:val="18"/>
@@ -6051,7 +8780,34 @@
           <w:sz w:val="18"/>
           <w:szCs w:val="18"/>
         </w:rPr>
-        <w:t>Responda:</w:t>
+        <w:t xml:space="preserve">Responda: </w:t>
+      </w:r>
+      <w:r>
+        <w:rPr>
+          <w:rFonts w:ascii="Segoe UI Semibold" w:hAnsi="Segoe UI Semibold"/>
+          <w:color w:val="333333"/>
+          <w:sz w:val="18"/>
+          <w:szCs w:val="18"/>
+        </w:rPr>
+        <w:t xml:space="preserve">Quando precisamos percorrer um objeto para obter as chaves de suas propriedades </w:t>
+      </w:r>
+      <w:r>
+        <w:rPr>
+          <w:rFonts w:ascii="Segoe UI Semibold" w:hAnsi="Segoe UI Semibold"/>
+          <w:color w:val="333333"/>
+          <w:sz w:val="18"/>
+          <w:szCs w:val="18"/>
+        </w:rPr>
+        <w:t>e</w:t>
+      </w:r>
+      <w:r>
+        <w:rPr>
+          <w:rFonts w:ascii="Segoe UI Semibold" w:hAnsi="Segoe UI Semibold"/>
+          <w:color w:val="333333"/>
+          <w:sz w:val="18"/>
+          <w:szCs w:val="18"/>
+        </w:rPr>
+        <w:t>numeráveis.</w:t>
       </w:r>
     </w:p>
     <w:p>
@@ -6098,7 +8854,7 @@
       </w:r>
       <w:r>
         <w:rPr>
-          <w:rStyle w:val="Cdigo-fonteuser"/>
+          <w:rStyle w:val="Cdigo-fonte"/>
           <w:rFonts w:ascii="Segoe UI Black" w:hAnsi="Segoe UI Black"/>
           <w:color w:val="666666"/>
           <w:sz w:val="18"/>
@@ -6117,7 +8873,7 @@
       </w:r>
       <w:r>
         <w:rPr>
-          <w:rStyle w:val="Cdigo-fonteuser"/>
+          <w:rStyle w:val="Cdigo-fonte"/>
           <w:rFonts w:ascii="Segoe UI Black" w:hAnsi="Segoe UI Black"/>
           <w:color w:val="666666"/>
           <w:sz w:val="18"/>
@@ -6154,7 +8910,16 @@
           <w:sz w:val="18"/>
           <w:szCs w:val="18"/>
         </w:rPr>
-        <w:t>Responda:</w:t>
+        <w:t xml:space="preserve">Responda: </w:t>
+      </w:r>
+      <w:r>
+        <w:rPr>
+          <w:rFonts w:ascii="Segoe UI Semibold" w:hAnsi="Segoe UI Semibold"/>
+          <w:color w:val="333333"/>
+          <w:sz w:val="18"/>
+          <w:szCs w:val="18"/>
+        </w:rPr>
+        <w:t>break encerra o loop, e continue pula a iteração.</w:t>
       </w:r>
     </w:p>
     <w:p>
@@ -6219,7 +8984,16 @@
           <w:sz w:val="18"/>
           <w:szCs w:val="18"/>
         </w:rPr>
-        <w:t>Responda:</w:t>
+        <w:t xml:space="preserve">Responda: </w:t>
+      </w:r>
+      <w:r>
+        <w:rPr>
+          <w:rFonts w:ascii="Segoe UI Semibold" w:hAnsi="Segoe UI Semibold"/>
+          <w:color w:val="333333"/>
+          <w:sz w:val="18"/>
+          <w:szCs w:val="18"/>
+        </w:rPr>
+        <w:t>Complexidade de um algoritmo é uma forma de analisar como o custo de execução de um algoritmo aumenta conforme aumenta o tamanho da entrada. Ela pode considerar principalmente o tempo de execução e o uso de memória.</w:t>
       </w:r>
     </w:p>
     <w:p>
@@ -6284,7 +9058,16 @@
           <w:sz w:val="18"/>
           <w:szCs w:val="18"/>
         </w:rPr>
-        <w:t>Responda:</w:t>
+        <w:t xml:space="preserve">Responda: </w:t>
+      </w:r>
+      <w:r>
+        <w:rPr>
+          <w:rFonts w:ascii="Segoe UI Semibold" w:hAnsi="Segoe UI Semibold"/>
+          <w:color w:val="333333"/>
+          <w:sz w:val="18"/>
+          <w:szCs w:val="18"/>
+        </w:rPr>
+        <w:t>Devemos evitar laços desnecessários porque eles podem aumentar o processamento e o tempo de execução do programa, principalmente quando trabalham com grandes quantidades de dados ou são executados repetidamente.</w:t>
       </w:r>
     </w:p>
     <w:p>
@@ -6930,7 +9713,7 @@
   </w:style>
   <w:style w:type="paragraph" w:styleId="Heading1">
     <w:name w:val="heading 1"/>
-    <w:basedOn w:val="Ttulouser"/>
+    <w:basedOn w:val="Ttulo"/>
     <w:next w:val="BodyText"/>
     <w:qFormat/>
     <w:pPr>
@@ -6947,7 +9730,7 @@
   </w:style>
   <w:style w:type="paragraph" w:styleId="Heading2">
     <w:name w:val="heading 2"/>
-    <w:basedOn w:val="Ttulouser"/>
+    <w:basedOn w:val="Ttulo"/>
     <w:next w:val="BodyText"/>
     <w:qFormat/>
     <w:pPr>
@@ -6964,7 +9747,7 @@
   </w:style>
   <w:style w:type="paragraph" w:styleId="Heading3">
     <w:name w:val="heading 3"/>
-    <w:basedOn w:val="Ttulouser"/>
+    <w:basedOn w:val="Ttulo"/>
     <w:next w:val="BodyText"/>
     <w:qFormat/>
     <w:pPr>
@@ -6979,8 +9762,8 @@
       <w:szCs w:val="28"/>
     </w:rPr>
   </w:style>
-  <w:style w:type="character" w:styleId="Marcadoresuser">
-    <w:name w:val="Marcadores (user)"/>
+  <w:style w:type="character" w:styleId="Marcadores">
+    <w:name w:val="Marcadores"/>
     <w:qFormat/>
     <w:rPr>
       <w:rFonts w:ascii="OpenSymbol" w:hAnsi="OpenSymbol" w:eastAsia="OpenSymbol" w:cs="OpenSymbol"/>
@@ -6994,20 +9777,20 @@
       <w:bCs/>
     </w:rPr>
   </w:style>
-  <w:style w:type="character" w:styleId="Cdigo-fonteuser">
-    <w:name w:val="Código-fonte (user)"/>
+  <w:style w:type="character" w:styleId="Cdigo-fonte">
+    <w:name w:val="Código-fonte"/>
     <w:qFormat/>
     <w:rPr>
       <w:rFonts w:ascii="Liberation Mono" w:hAnsi="Liberation Mono" w:eastAsia="NSimSun" w:cs="Liberation Mono"/>
     </w:rPr>
   </w:style>
-  <w:style w:type="character" w:styleId="Smbolosdenumeraouser">
-    <w:name w:val="Símbolos de numeração (user)"/>
+  <w:style w:type="character" w:styleId="Smbolosdenumerao">
+    <w:name w:val="Símbolos de numeração"/>
     <w:qFormat/>
     <w:rPr/>
   </w:style>
-  <w:style w:type="character" w:styleId="Marcadores">
-    <w:name w:val="Marcadores"/>
+  <w:style w:type="character" w:styleId="Marcadoresuser">
+    <w:name w:val="Marcadores (user)"/>
     <w:qFormat/>
     <w:rPr>
       <w:rFonts w:ascii="OpenSymbol" w:hAnsi="OpenSymbol" w:eastAsia="OpenSymbol" w:cs="OpenSymbol"/>
@@ -7097,8 +9880,8 @@
       <w:rFonts w:ascii="Arial MT" w:hAnsi="Arial MT" w:cs="Arial"/>
     </w:rPr>
   </w:style>
-  <w:style w:type="paragraph" w:styleId="Linhahorizontaluser">
-    <w:name w:val="Linha horizontal (user)"/>
+  <w:style w:type="paragraph" w:styleId="Linhahorizontal">
+    <w:name w:val="Linha horizontal"/>
     <w:basedOn w:val="Normal"/>
     <w:next w:val="BodyText"/>
     <w:qFormat/>
@@ -7114,8 +9897,8 @@
       <w:szCs w:val="12"/>
     </w:rPr>
   </w:style>
-  <w:style w:type="paragraph" w:styleId="Textoprformatadouser">
-    <w:name w:val="Texto préformatado (user)"/>
+  <w:style w:type="paragraph" w:styleId="Textoprformatado">
+    <w:name w:val="Texto préformatado"/>
     <w:basedOn w:val="Normal"/>
     <w:qFormat/>
     <w:pPr>
@@ -7127,8 +9910,8 @@
       <w:szCs w:val="20"/>
     </w:rPr>
   </w:style>
-  <w:style w:type="paragraph" w:styleId="Blocodecitao">
-    <w:name w:val="Bloco de citação"/>
+  <w:style w:type="paragraph" w:styleId="Blocodecitaouser">
+    <w:name w:val="Bloco de citação (user)"/>
     <w:basedOn w:val="Normal"/>
     <w:qFormat/>
     <w:pPr>
